--- a/docx/sermon_012_ENGLISH.docx
+++ b/docx/sermon_012_ENGLISH.docx
@@ -3,8 +3,13 @@
 <w:document xmlns:wpc="http://schemas.microsoft.com/office/word/2010/wordprocessingCanvas" xmlns:cx="http://schemas.microsoft.com/office/drawing/2014/chartex" xmlns:cx1="http://schemas.microsoft.com/office/drawing/2015/9/8/chartex" xmlns:cx2="http://schemas.microsoft.com/office/drawing/2015/10/21/chartex" xmlns:cx3="http://schemas.microsoft.com/office/drawing/2016/5/9/chartex" xmlns:cx4="http://schemas.microsoft.com/office/drawing/2016/5/10/chartex" xmlns:cx5="http://schemas.microsoft.com/office/drawing/2016/5/11/chartex" xmlns:cx6="http://schemas.microsoft.com/office/drawing/2016/5/12/chartex" xmlns:cx7="http://schemas.microsoft.com/office/drawing/2016/5/13/chartex" xmlns:cx8="http://schemas.microsoft.com/office/drawing/2016/5/14/chartex" xmlns:mc="http://schemas.openxmlformats.org/markup-compatibility/2006" xmlns:aink="http://schemas.microsoft.com/office/drawing/2016/ink" xmlns:am3d="http://schemas.microsoft.com/office/drawing/2017/model3d" xmlns:o="urn:schemas-microsoft-com:office:office" xmlns:oel="http://schemas.microsoft.com/office/2019/extlst" xmlns:r="http://schemas.openxmlformats.org/officeDocument/2006/relationships" xmlns:m="http://schemas.openxmlformats.org/officeDocument/2006/math" xmlns:v="urn:schemas-microsoft-com:vml" xmlns:wp14="http://schemas.microsoft.com/office/word/2010/wordprocessingDrawing" xmlns:wp="http://schemas.openxmlformats.org/drawingml/2006/wordprocessingDrawing" xmlns:w10="urn:schemas-microsoft-com:office:word" xmlns:w="http://schemas.openxmlformats.org/wordprocessingml/2006/main" xmlns:w14="http://schemas.microsoft.com/office/word/2010/wordml" xmlns:w15="http://schemas.microsoft.com/office/word/2012/wordml" xmlns:w16cex="http://schemas.microsoft.com/office/word/2018/wordml/cex" xmlns:w16cid="http://schemas.microsoft.com/office/word/2016/wordml/cid" xmlns:w16="http://schemas.microsoft.com/office/word/2018/wordml" xmlns:w16du="http://schemas.microsoft.com/office/word/2023/wordml/word16du" xmlns:w16sdtdh="http://schemas.microsoft.com/office/word/2020/wordml/sdtdatahash" xmlns:w16sdtfl="http://schemas.microsoft.com/office/word/2024/wordml/sdtformatlock" xmlns:w16se="http://schemas.microsoft.com/office/word/2015/wordml/symex" xmlns:wpg="http://schemas.microsoft.com/office/word/2010/wordprocessingGroup" xmlns:wpi="http://schemas.microsoft.com/office/word/2010/wordprocessingInk" xmlns:wne="http://schemas.microsoft.com/office/word/2006/wordml" xmlns:wps="http://schemas.microsoft.com/office/word/2010/wordprocessingShape" mc:Ignorable="w14 w15 w16se w16cid w16 w16cex w16sdtdh w16sdtfl w16du wp14">
   <w:body>
     <w:p>
-      <w:r>
-        <w:t>Pahankanuwa Sermon #12</w:t>
+      <w:proofErr w:type="spellStart"/>
+      <w:r>
+        <w:t>Pahankanuwa</w:t>
+      </w:r>
+      <w:proofErr w:type="spellEnd"/>
+      <w:r>
+        <w:t xml:space="preserve"> Sermon #12</w:t>
       </w:r>
     </w:p>
     <w:p>
@@ -17,18 +22,76 @@
       </w:r>
       <w:r>
         <w:br/>
-        <w:t>Author: Ven. Katukurunde Nanananda Thero</w:t>
+        <w:t xml:space="preserve">Author: Ven. </w:t>
+      </w:r>
+      <w:proofErr w:type="spellStart"/>
+      <w:r>
+        <w:t>Katukurunde</w:t>
+      </w:r>
+      <w:proofErr w:type="spellEnd"/>
+      <w:r>
+        <w:t xml:space="preserve"> </w:t>
+      </w:r>
+      <w:proofErr w:type="spellStart"/>
+      <w:r>
+        <w:t>Nanananda</w:t>
+      </w:r>
+      <w:proofErr w:type="spellEnd"/>
+      <w:r>
+        <w:t xml:space="preserve"> Thero</w:t>
       </w:r>
     </w:p>
     <w:p>
       <w:r>
-        <w:t>(Pahankaṇuwa Sinhala Audio Dhamma Sermon No. )</w:t>
-      </w:r>
+        <w:t>(</w:t>
+      </w:r>
+      <w:proofErr w:type="spellStart"/>
+      <w:r>
+        <w:t>Pahankaṇuwa</w:t>
+      </w:r>
+      <w:proofErr w:type="spellEnd"/>
+      <w:r>
+        <w:t xml:space="preserve"> Sinhala Audio Dhamma Sermon </w:t>
+      </w:r>
+      <w:proofErr w:type="gramStart"/>
+      <w:r>
+        <w:t>No. )</w:t>
+      </w:r>
+      <w:proofErr w:type="gramEnd"/>
     </w:p>
     <w:p>
       <w:r>
-        <w:t>Namo tassa bhagavato arahato sammāsambuddhassa</w:t>
-      </w:r>
+        <w:t xml:space="preserve">Namo </w:t>
+      </w:r>
+      <w:proofErr w:type="spellStart"/>
+      <w:r>
+        <w:t>tassa</w:t>
+      </w:r>
+      <w:proofErr w:type="spellEnd"/>
+      <w:r>
+        <w:t xml:space="preserve"> </w:t>
+      </w:r>
+      <w:proofErr w:type="spellStart"/>
+      <w:r>
+        <w:t>bhagavato</w:t>
+      </w:r>
+      <w:proofErr w:type="spellEnd"/>
+      <w:r>
+        <w:t xml:space="preserve"> </w:t>
+      </w:r>
+      <w:proofErr w:type="spellStart"/>
+      <w:r>
+        <w:t>arahato</w:t>
+      </w:r>
+      <w:proofErr w:type="spellEnd"/>
+      <w:r>
+        <w:t xml:space="preserve"> </w:t>
+      </w:r>
+      <w:proofErr w:type="spellStart"/>
+      <w:r>
+        <w:t>sammāsambuddhassa</w:t>
+      </w:r>
+      <w:proofErr w:type="spellEnd"/>
       <w:r>
         <w:br/>
       </w:r>
@@ -42,17 +105,139 @@
     <w:p/>
     <w:p>
       <w:r>
-        <w:t>*Athā pāpāni kammāni karaṃ bālo na bujjhati*</w:t>
+        <w:t>*</w:t>
+      </w:r>
+      <w:proofErr w:type="spellStart"/>
+      <w:r>
+        <w:t>Athā</w:t>
+      </w:r>
+      <w:proofErr w:type="spellEnd"/>
+      <w:r>
+        <w:t xml:space="preserve"> </w:t>
+      </w:r>
+      <w:proofErr w:type="spellStart"/>
+      <w:r>
+        <w:t>pāpāni</w:t>
+      </w:r>
+      <w:proofErr w:type="spellEnd"/>
+      <w:r>
+        <w:t xml:space="preserve"> </w:t>
+      </w:r>
+      <w:proofErr w:type="spellStart"/>
+      <w:r>
+        <w:t>kammāni</w:t>
+      </w:r>
+      <w:proofErr w:type="spellEnd"/>
+      <w:r>
+        <w:t xml:space="preserve"> </w:t>
+      </w:r>
+      <w:proofErr w:type="spellStart"/>
+      <w:r>
+        <w:t>karaṃ</w:t>
+      </w:r>
+      <w:proofErr w:type="spellEnd"/>
+      <w:r>
+        <w:t xml:space="preserve"> </w:t>
+      </w:r>
+      <w:proofErr w:type="spellStart"/>
+      <w:r>
+        <w:t>bālo</w:t>
+      </w:r>
+      <w:proofErr w:type="spellEnd"/>
+      <w:r>
+        <w:t xml:space="preserve"> </w:t>
+      </w:r>
+      <w:proofErr w:type="spellStart"/>
+      <w:r>
+        <w:t>na</w:t>
+      </w:r>
+      <w:proofErr w:type="spellEnd"/>
+      <w:r>
+        <w:t xml:space="preserve"> </w:t>
+      </w:r>
+      <w:proofErr w:type="spellStart"/>
+      <w:r>
+        <w:t>bujjhati</w:t>
+      </w:r>
+      <w:proofErr w:type="spellEnd"/>
+      <w:r>
+        <w:t>*</w:t>
       </w:r>
     </w:p>
     <w:p>
       <w:r>
-        <w:t>*sehi kammehi dummedho aggidaddho va tappati*</w:t>
+        <w:t>*</w:t>
+      </w:r>
+      <w:proofErr w:type="spellStart"/>
+      <w:proofErr w:type="gramStart"/>
+      <w:r>
+        <w:t>sehi</w:t>
+      </w:r>
+      <w:proofErr w:type="spellEnd"/>
+      <w:proofErr w:type="gramEnd"/>
+      <w:r>
+        <w:t xml:space="preserve"> </w:t>
+      </w:r>
+      <w:proofErr w:type="spellStart"/>
+      <w:r>
+        <w:t>kammehi</w:t>
+      </w:r>
+      <w:proofErr w:type="spellEnd"/>
+      <w:r>
+        <w:t xml:space="preserve"> </w:t>
+      </w:r>
+      <w:proofErr w:type="spellStart"/>
+      <w:r>
+        <w:t>dummedho</w:t>
+      </w:r>
+      <w:proofErr w:type="spellEnd"/>
+      <w:r>
+        <w:t xml:space="preserve"> </w:t>
+      </w:r>
+      <w:proofErr w:type="spellStart"/>
+      <w:r>
+        <w:t>aggidaddho</w:t>
+      </w:r>
+      <w:proofErr w:type="spellEnd"/>
+      <w:r>
+        <w:t xml:space="preserve"> </w:t>
+      </w:r>
+      <w:proofErr w:type="spellStart"/>
+      <w:r>
+        <w:t>va</w:t>
+      </w:r>
+      <w:proofErr w:type="spellEnd"/>
+      <w:r>
+        <w:t xml:space="preserve"> </w:t>
+      </w:r>
+      <w:proofErr w:type="spellStart"/>
+      <w:r>
+        <w:t>tappati</w:t>
+      </w:r>
+      <w:proofErr w:type="spellEnd"/>
+      <w:r>
+        <w:t>*</w:t>
       </w:r>
     </w:p>
     <w:p>
       <w:r>
-        <w:t>— *Bāla Vagga, Dhammapada*</w:t>
+        <w:t>— *</w:t>
+      </w:r>
+      <w:proofErr w:type="spellStart"/>
+      <w:r>
+        <w:t>Bāla</w:t>
+      </w:r>
+      <w:proofErr w:type="spellEnd"/>
+      <w:r>
+        <w:t xml:space="preserve"> </w:t>
+      </w:r>
+      <w:proofErr w:type="spellStart"/>
+      <w:r>
+        <w:t>Vagga</w:t>
+      </w:r>
+      <w:proofErr w:type="spellEnd"/>
+      <w:r>
+        <w:t>, Dhammapada*</w:t>
       </w:r>
     </w:p>
     <w:p>
@@ -62,346 +247,3565 @@
     </w:p>
     <w:p>
       <w:r>
-        <w:t>By not knowing the true nature of the results of kamma (kamma-vipāka) properly, and due to a lack of clear understanding regarding it, how the beings in this saṃsāra fall into ruin and suffering / stress (*dukkha*) has been demonstrated with evidence on various occasions in the teachings of the Buddha. The word used for such an ignorant, foolish person is *‘bāla’* (the fool). In common usage, a *bāla* refers to a young child. Even though it is a young child, if they go to touch a flame out of ignorance, they are bound to get burnt. If so, is that not the nature of the situation? Similarly, a person who acts without knowing the results of kamma is also called a *‘bāla’*. Even if that person is an adult in common parlance, in the language of the Dhamma, they are called a *bāla* because of ignorance (*avijjā*), acting without faith or understanding in the results of kamma. If one acts in this manner, even if done out of ignorance, the occurrence of the results of kamma cannot be prevented; grave consequences will follow. Accordingly, the story to be told today is one that reveals the nature of these consequences.</w:t>
+        <w:t xml:space="preserve">On many occasions, the Supreme Buddha showed, with supporting evidence, how beings in this </w:t>
+      </w:r>
+      <w:proofErr w:type="spellStart"/>
+      <w:r>
+        <w:t>saṁsāra</w:t>
+      </w:r>
+      <w:proofErr w:type="spellEnd"/>
+      <w:r>
+        <w:t xml:space="preserve"> meet with ruin, burning, and torment due to not understanding the gravity of the results of </w:t>
+      </w:r>
+      <w:proofErr w:type="spellStart"/>
+      <w:r>
+        <w:t>kamma</w:t>
+      </w:r>
+      <w:proofErr w:type="spellEnd"/>
+      <w:r>
+        <w:t>—as if they had no comprehension of it whatsoever. In this Dispensation, the word used for an ignorant person is '*</w:t>
+      </w:r>
+      <w:proofErr w:type="spellStart"/>
+      <w:r>
+        <w:t>bāla</w:t>
+      </w:r>
+      <w:proofErr w:type="spellEnd"/>
+      <w:r>
+        <w:t>*' (the fool). In ordinary usage, '*</w:t>
+      </w:r>
+      <w:proofErr w:type="spellStart"/>
+      <w:r>
+        <w:t>bāla</w:t>
+      </w:r>
+      <w:proofErr w:type="spellEnd"/>
+      <w:r>
+        <w:t xml:space="preserve">*' refers to a young child. Yet, even if it is a young child, if they go to touch a flame out of ignorance, they are bound to be burned and tormented. What is the reason for this? It is the nature of fire to burn. Similarly, there is a law known as the law of </w:t>
+      </w:r>
+      <w:proofErr w:type="spellStart"/>
+      <w:r>
+        <w:t>kamma</w:t>
+      </w:r>
+      <w:proofErr w:type="spellEnd"/>
+      <w:r>
+        <w:t xml:space="preserve"> (*</w:t>
+      </w:r>
+      <w:proofErr w:type="spellStart"/>
+      <w:r>
+        <w:t>kamma-niyāmatā</w:t>
+      </w:r>
+      <w:proofErr w:type="spellEnd"/>
+      <w:r>
+        <w:t xml:space="preserve">*). It is a universal, impartial law. There is a certain law in nature itself, impartial even to Buddhas and Arahants, called the law of </w:t>
+      </w:r>
+      <w:proofErr w:type="spellStart"/>
+      <w:r>
+        <w:t>kamma</w:t>
+      </w:r>
+      <w:proofErr w:type="spellEnd"/>
+      <w:r>
+        <w:t xml:space="preserve">. According to this law of </w:t>
+      </w:r>
+      <w:proofErr w:type="spellStart"/>
+      <w:r>
+        <w:t>kamma</w:t>
+      </w:r>
+      <w:proofErr w:type="spellEnd"/>
+      <w:r>
+        <w:t xml:space="preserve">, if anyone commits an unwholesome </w:t>
+      </w:r>
+      <w:proofErr w:type="spellStart"/>
+      <w:r>
+        <w:t>kamma</w:t>
+      </w:r>
+      <w:proofErr w:type="spellEnd"/>
+      <w:r>
+        <w:t xml:space="preserve">, even if done out of ignorance, even if done without any faith or belief in the results of </w:t>
+      </w:r>
+      <w:proofErr w:type="spellStart"/>
+      <w:r>
+        <w:t>kamma</w:t>
+      </w:r>
+      <w:proofErr w:type="spellEnd"/>
+      <w:r>
+        <w:t xml:space="preserve">, they will have to undergo severe consequences. The background story relevant to this verse we have taken as our theme is also a story that reveals the terrifying nature of the results of </w:t>
+      </w:r>
+      <w:proofErr w:type="spellStart"/>
+      <w:r>
+        <w:t>kamma</w:t>
+      </w:r>
+      <w:proofErr w:type="spellEnd"/>
+      <w:r>
+        <w:t>.</w:t>
       </w:r>
     </w:p>
     <w:p>
       <w:r>
-        <w:t xml:space="preserve">A long time before the parinibbāna of the Buddha, one day, the great Arahant Moggallāna, while descending from the Gijjhakūṭa (Vulture’s Peak) mountain with the Venerable Lakkhaṇa for alms-round, saw an astonishing sight with his divine eye (*dibba-cakkhu*). It was a *peta* (hungry ghost) with a human-like form [...unclear...]. Flames were rising from that *peta’s* body, sweeping along and scorching it wherever they touched. Flames arose from one end of the body and went to the other. Flames blazed from both sides of the body, </w:t>
+        <w:t xml:space="preserve">Once, while the Supreme Buddha was residing at the </w:t>
+      </w:r>
+      <w:proofErr w:type="spellStart"/>
+      <w:r>
+        <w:t>Veḷuvana</w:t>
+      </w:r>
+      <w:proofErr w:type="spellEnd"/>
+      <w:r>
+        <w:t xml:space="preserve"> monastery, the Venerable </w:t>
+      </w:r>
+      <w:proofErr w:type="spellStart"/>
+      <w:r>
+        <w:t>Mahā</w:t>
+      </w:r>
+      <w:proofErr w:type="spellEnd"/>
+      <w:r>
+        <w:t xml:space="preserve"> </w:t>
+      </w:r>
+      <w:proofErr w:type="spellStart"/>
+      <w:r>
+        <w:t>Moggallāna</w:t>
+      </w:r>
+      <w:proofErr w:type="spellEnd"/>
+      <w:r>
+        <w:t xml:space="preserve">, along with the Venerable </w:t>
+      </w:r>
+      <w:proofErr w:type="spellStart"/>
+      <w:r>
+        <w:t>Lakkhaṇa</w:t>
+      </w:r>
+      <w:proofErr w:type="spellEnd"/>
+      <w:r>
+        <w:t xml:space="preserve">, was descending from the </w:t>
+      </w:r>
+      <w:proofErr w:type="spellStart"/>
+      <w:r>
+        <w:t>Gijjhakūṭa</w:t>
+      </w:r>
+      <w:proofErr w:type="spellEnd"/>
+      <w:r>
+        <w:t xml:space="preserve"> (Vulture's Peak) mountain. On the way, Venerable </w:t>
+      </w:r>
+      <w:proofErr w:type="spellStart"/>
+      <w:r>
+        <w:t>Mahā</w:t>
+      </w:r>
+      <w:proofErr w:type="spellEnd"/>
+      <w:r>
+        <w:t xml:space="preserve"> </w:t>
+      </w:r>
+      <w:proofErr w:type="spellStart"/>
+      <w:r>
+        <w:t>Moggallāna</w:t>
+      </w:r>
+      <w:proofErr w:type="spellEnd"/>
+      <w:r>
+        <w:t>, with his divine eye, saw a *</w:t>
+      </w:r>
+      <w:proofErr w:type="spellStart"/>
+      <w:r>
+        <w:t>peta</w:t>
+      </w:r>
+      <w:proofErr w:type="spellEnd"/>
+      <w:r>
+        <w:t>* (hungry ghost) with the form of a python, about twenty-five yojanas long. He was a *</w:t>
+      </w:r>
+      <w:proofErr w:type="spellStart"/>
+      <w:r>
+        <w:t>peta</w:t>
+      </w:r>
+      <w:proofErr w:type="spellEnd"/>
+      <w:r>
+        <w:t>* named Ajagara. Flames of fire arose from the head of this *</w:t>
+      </w:r>
+      <w:proofErr w:type="spellStart"/>
+      <w:r>
+        <w:t>peta</w:t>
+      </w:r>
+      <w:proofErr w:type="spellEnd"/>
+      <w:r>
+        <w:t xml:space="preserve">* and went down to the tip of his body. Then, flames arose from the tip of his body and went up to his head. Flames flared up from both sides of his body and descended in the middle. Having </w:t>
       </w:r>
       <w:r>
         <w:lastRenderedPageBreak/>
-        <w:t>burning it in the middle. Immediately upon seeing this sight, a slight smile appeared on the face of the great Arahant Moggallāna. Seeing that smile, Venerable Lakkhaṇa asked:</w:t>
-      </w:r>
-    </w:p>
-    <w:p/>
-    <w:p>
-      <w:r>
-        <w:t>“I will not answer that question now. Ask that question in the presence of the Buddha,” he said.</w:t>
+        <w:t xml:space="preserve">seen this kind of sight, Venerable </w:t>
+      </w:r>
+      <w:proofErr w:type="spellStart"/>
+      <w:r>
+        <w:t>Mahā</w:t>
+      </w:r>
+      <w:proofErr w:type="spellEnd"/>
+      <w:r>
+        <w:t xml:space="preserve"> </w:t>
+      </w:r>
+      <w:proofErr w:type="spellStart"/>
+      <w:r>
+        <w:t>Moggallāna</w:t>
+      </w:r>
+      <w:proofErr w:type="spellEnd"/>
+      <w:r>
+        <w:t xml:space="preserve"> smiled slightly. Seeing this smile, Venerable </w:t>
+      </w:r>
+      <w:proofErr w:type="spellStart"/>
+      <w:r>
+        <w:t>Lakkhaṇa</w:t>
+      </w:r>
+      <w:proofErr w:type="spellEnd"/>
+      <w:r>
+        <w:t xml:space="preserve"> asked, "Why did you smile, Venerable Sir?" Venerable </w:t>
+      </w:r>
+      <w:proofErr w:type="spellStart"/>
+      <w:r>
+        <w:t>Mahā</w:t>
+      </w:r>
+      <w:proofErr w:type="spellEnd"/>
+      <w:r>
+        <w:t xml:space="preserve"> </w:t>
+      </w:r>
+      <w:proofErr w:type="spellStart"/>
+      <w:r>
+        <w:t>Moggallāna</w:t>
+      </w:r>
+      <w:proofErr w:type="spellEnd"/>
+      <w:r>
+        <w:t xml:space="preserve"> replied, "I will not answer that question now. Please ask this question in the presence of the Supreme Buddha."</w:t>
       </w:r>
     </w:p>
     <w:p>
       <w:r>
-        <w:t>Likewise, on a subsequent occasion, when Venerable Lakkhaṇa and the great Arahant Moggallāna were in the presence of the Buddha, Venerable Lakkhaṇa asked that question of the great Arahant Moggallāna, as to why he had smiled. The great Arahant Moggallāna declared: “I saw that sight at the very moment of descending from Gijjhakūṭa. However, I did not declare having seen it then, because if someone among the ordinary people were to disbelieve this sight and speak falsehoods about me, it would be a cause for them to accumulate unwholesome kamma. Therefore, I did not declare it. Now, since the Buddha is here as my witness to this matter, I will declare it.”</w:t>
+        <w:t xml:space="preserve">Later, on another occasion, when Venerable </w:t>
+      </w:r>
+      <w:proofErr w:type="spellStart"/>
+      <w:r>
+        <w:t>Mahā</w:t>
+      </w:r>
+      <w:proofErr w:type="spellEnd"/>
+      <w:r>
+        <w:t xml:space="preserve"> </w:t>
+      </w:r>
+      <w:proofErr w:type="spellStart"/>
+      <w:r>
+        <w:t>Moggallāna</w:t>
+      </w:r>
+      <w:proofErr w:type="spellEnd"/>
+      <w:r>
+        <w:t xml:space="preserve">, Venerable </w:t>
+      </w:r>
+      <w:proofErr w:type="spellStart"/>
+      <w:r>
+        <w:t>Lakkhaṇa</w:t>
+      </w:r>
+      <w:proofErr w:type="spellEnd"/>
+      <w:r>
+        <w:t xml:space="preserve">, and the community of monks were seated in the Dhamma assembly hall in the presence of the Supreme Buddha, Venerable </w:t>
+      </w:r>
+      <w:proofErr w:type="spellStart"/>
+      <w:r>
+        <w:t>Lakkhaṇa</w:t>
+      </w:r>
+      <w:proofErr w:type="spellEnd"/>
+      <w:r>
+        <w:t xml:space="preserve"> asked Venerable </w:t>
+      </w:r>
+      <w:proofErr w:type="spellStart"/>
+      <w:r>
+        <w:t>Mahā</w:t>
+      </w:r>
+      <w:proofErr w:type="spellEnd"/>
+      <w:r>
+        <w:t xml:space="preserve"> </w:t>
+      </w:r>
+      <w:proofErr w:type="spellStart"/>
+      <w:r>
+        <w:t>Moggallāna</w:t>
+      </w:r>
+      <w:proofErr w:type="spellEnd"/>
+      <w:r>
+        <w:t xml:space="preserve"> that question: "Why did you smile?" Venerable </w:t>
+      </w:r>
+      <w:proofErr w:type="spellStart"/>
+      <w:r>
+        <w:t>Mahā</w:t>
+      </w:r>
+      <w:proofErr w:type="spellEnd"/>
+      <w:r>
+        <w:t xml:space="preserve"> </w:t>
+      </w:r>
+      <w:proofErr w:type="spellStart"/>
+      <w:r>
+        <w:t>Moggallāna</w:t>
+      </w:r>
+      <w:proofErr w:type="spellEnd"/>
+      <w:r>
+        <w:t xml:space="preserve"> replied: "I saw such a sight. Such a massive *</w:t>
+      </w:r>
+      <w:proofErr w:type="spellStart"/>
+      <w:r>
+        <w:t>peta</w:t>
+      </w:r>
+      <w:proofErr w:type="spellEnd"/>
+      <w:r>
+        <w:t xml:space="preserve">* body burning with flames in this manner. Seeing this, I thought that I had never seen such a being before, and due to the extraordinary nature of it, a smile arose in me." Then the Supreme Buddha declared: "Monks, my disciples live with eyes, with wisdom. I too saw that very sight at the foot of the Bodhi tree. Right </w:t>
+      </w:r>
+      <w:proofErr w:type="gramStart"/>
+      <w:r>
+        <w:t>at the moment</w:t>
+      </w:r>
+      <w:proofErr w:type="gramEnd"/>
+      <w:r>
+        <w:t xml:space="preserve"> I attained Buddhahood, I saw it. However, I did not declare it because, due to the extraordinary nature of this sight, ordinary people might not believe it, and by doubting me, they would accumulate demerit. They would generate unwholesome states. That is why I did not declare it. Now, since this monk </w:t>
+      </w:r>
+      <w:proofErr w:type="spellStart"/>
+      <w:r>
+        <w:t>Moggallāna</w:t>
+      </w:r>
+      <w:proofErr w:type="spellEnd"/>
+      <w:r>
+        <w:t xml:space="preserve"> stands as a witness to this matter, I shall now declare this. I shall speak about this," the Supreme Buddha said.</w:t>
       </w:r>
     </w:p>
     <w:p>
       <w:r>
-        <w:t>At that moment, Venerable Lakkhaṇa asked, “Venerable Sir, Blessed One, what was the evil kamma committed by this being with these characteristics?” The Buddha then brought forward and illustrated the story of that *peta’s* past life.</w:t>
-      </w:r>
-    </w:p>
-    <w:p/>
-    <w:p>
-      <w:r>
-        <w:t>[...unclear...] was staying, “If this man comes to this hall, he must be someone who wants to sleep during the day.” The obedient robe-wearer said so. This was heard by [...unclear...]. Next, as an act of revenge for those words, what did that man do? He went and set fire to the goats reared by that treasurer (Setthi). Likewise, he broke the legs of the bulls in the treasurer’s cattle-shed. Next, he went and set fire to the treasurer’s mansion itself. When that did not satisfy his grudge towards the brother [...unclear...], this man next asked one of the treasurer’s close associates in a begging manner, what is most dear to this treasurer. That craftsman said that there is nothing the treasurer loves more than the monastery—the Fragrant Chamber (*Gandhakuṭi*)—he built for the Buddha. Then that man thought, “Very well, I will set fire to the Fragrant Chamber of the Buddha and satisfy my anger.”</w:t>
+        <w:t xml:space="preserve">"I saw that sight indeed when descending from the </w:t>
+      </w:r>
+      <w:proofErr w:type="spellStart"/>
+      <w:r>
+        <w:t>Gijjhakūṭa</w:t>
+      </w:r>
+      <w:proofErr w:type="spellEnd"/>
+      <w:r>
+        <w:t xml:space="preserve"> rock. But the reason I did not declare having seen it was that if someone among the ordinary people disbelieved it, they would say it was a lie about me and it would be a cause for them to generate unwholesome states. Therefore, I did not declare it. Now, since the Supreme Buddha [relying on </w:t>
+      </w:r>
+      <w:proofErr w:type="spellStart"/>
+      <w:r>
+        <w:t>Moggallāna's</w:t>
+      </w:r>
+      <w:proofErr w:type="spellEnd"/>
+      <w:r>
+        <w:t xml:space="preserve"> testimony] stands as a witness to this matter, I now declare this," the Supreme Buddha said.</w:t>
       </w:r>
     </w:p>
     <w:p>
       <w:r>
-        <w:t>Thinking thus, he lit a pile of firewood near the Fragrant Chamber and set fire to the Fragrant Chamber itself. The treasurer heard that the chamber was on fire. By the time the treasurer arrived there, the chamber was completely burnt down. The treasurer did not harbor any anger or resentment about it. Instead, with great faith (*saddhā*), he clapped his hands in joy. Those standing nearby asked, “Venerable Sir, why do you clap your hands like this when the chamber you built at such great expense is on fire?” Then the treasurer declared, “While I possessed wealth, it was never in a place where it could not be destroyed by thieves, enemies, water, or such destruction. Now, I have received another opportunity to deposit the same amount of wealth in the same manner—as a treasury of merit (*puñña*). It is because of that, because of that joy, that I clapped my hands.”</w:t>
+        <w:t xml:space="preserve">At that moment, the monks asked, "Venerable Sir, Blessed One, what was the unwholesome </w:t>
+      </w:r>
+      <w:proofErr w:type="spellStart"/>
+      <w:r>
+        <w:t>kamma</w:t>
+      </w:r>
+      <w:proofErr w:type="spellEnd"/>
+      <w:r>
+        <w:t xml:space="preserve"> committed by this *</w:t>
+      </w:r>
+      <w:proofErr w:type="spellStart"/>
+      <w:r>
+        <w:t>peta</w:t>
+      </w:r>
+      <w:proofErr w:type="spellEnd"/>
+      <w:r>
+        <w:t xml:space="preserve">* in the past?" The Supreme Buddha brought forth the story of the past. During the time of </w:t>
+      </w:r>
+      <w:proofErr w:type="spellStart"/>
+      <w:r>
+        <w:t>Kassapa</w:t>
+      </w:r>
+      <w:proofErr w:type="spellEnd"/>
+      <w:r>
+        <w:t xml:space="preserve"> Buddha, there was a very wealthy treasurer named Sumangala. To prepare a *</w:t>
+      </w:r>
+      <w:proofErr w:type="spellStart"/>
+      <w:r>
+        <w:t>gandhakuṭi</w:t>
+      </w:r>
+      <w:proofErr w:type="spellEnd"/>
+      <w:r>
+        <w:t xml:space="preserve">* (perfumed chamber)—that is, a monastery, a place of residence—for </w:t>
+      </w:r>
+      <w:proofErr w:type="spellStart"/>
+      <w:r>
+        <w:t>Kassapa</w:t>
+      </w:r>
+      <w:proofErr w:type="spellEnd"/>
+      <w:r>
+        <w:t xml:space="preserve"> Buddha, he spent a massive sum of money, laying gold bricks on the ground to build a chamber over a large area. Next, he also spent a massive amount of money on the offering ceremony of that monastery. In this way, just as </w:t>
+      </w:r>
+      <w:proofErr w:type="spellStart"/>
+      <w:r>
+        <w:t>Anāthapiṇḍika</w:t>
+      </w:r>
+      <w:proofErr w:type="spellEnd"/>
+      <w:r>
+        <w:t xml:space="preserve"> the treasurer built the </w:t>
+      </w:r>
+      <w:proofErr w:type="spellStart"/>
+      <w:r>
+        <w:t>Jetavana</w:t>
+      </w:r>
+      <w:proofErr w:type="spellEnd"/>
+      <w:r>
+        <w:t xml:space="preserve"> monastery for our Buddha, this treasurer built this monastery. One day, while the treasurer was going in the morning to see the Buddha, he saw a certain man sleeping in a hall near the city gate. That man was a thief. Although the thief was asleep, he had walked all </w:t>
+      </w:r>
+      <w:proofErr w:type="gramStart"/>
+      <w:r>
+        <w:t>night</w:t>
+      </w:r>
+      <w:proofErr w:type="gramEnd"/>
+      <w:r>
+        <w:t xml:space="preserve"> and his feet were covered in mud. Seeing this, the treasurer told those who were with him, "This man must have walked all night and is now sleeping during the day." The treasurer said this casually. The thief heard this. The thief had his head covered with a yellow cloth. He was sleeping with his head covered with a yellow cloth. He pulled back the cloth, looked, recognized the treasurer, and conceived a deep hatred and anger, thinking, "Fine, I know what to do to you."</w:t>
       </w:r>
     </w:p>
     <w:p>
       <w:r>
+        <w:t xml:space="preserve">Next, in revenge for those words, what did this thief do? He set fire to the treasurer's ripe crop field seven times. He also cut off the legs of the oxen in the treasurer's cattle-shed. </w:t>
+      </w:r>
+      <w:r>
         <w:lastRenderedPageBreak/>
-        <w:t>Declaring thus, just like that chamber, the treasurer again spent a huge amount of money, laying gold bricks and so on, and had a monastery built for Kassapa Buddha. Having done so, and having spent a massive amount of money, for the monastery offering festival,</w:t>
-      </w:r>
-      <w:r>
-        <w:t xml:space="preserve"> </w:t>
-      </w:r>
-      <w:r>
-        <w:t>he offered alms for seven days to twenty thousand members of the Sangha, including Kassapa Buddha. Meanwhile, this thief thought, “Even though I did so much, I could not make this treasurer miserable. Now, there is nothing else to do to him; I must kill this treasurer.” Having formed such a thought, he frequented that monastery for seven days, planning to kill the treasurer. But he did not get an opportunity for it. Next, on the seventh day, when the treasurer offered alms to the Sangha, including the Buddha, and invited them to give the blessing (*anumodanā*), he declared: “Blessed One, some person, out of hatred towards me, set fire to my goat pen and cattle shed seven times. Likewise, they broke the legs of my bulls. Seven times they set fire to my house too. I believe it must be this same person who set fire to the Buddha’s Fragrant Chamber as well. However, I share the first and foremost portion of this merit (*puñña*) with that person,” the treasurer declared.</w:t>
+        <w:t>Next, he set fire to the treasurer's mansion seven times. Even after doing all this, unable to quench his anger, this man then befriended an associate of the treasurer and asked what was most dear to the treasurer. The servant replied that there was nothing the treasurer loved as much as the monastery—the *</w:t>
+      </w:r>
+      <w:proofErr w:type="spellStart"/>
+      <w:r>
+        <w:t>gandhakuṭi</w:t>
+      </w:r>
+      <w:proofErr w:type="spellEnd"/>
+      <w:r>
+        <w:t xml:space="preserve">*—he had built for the Supreme Buddha. Then this thief thought, "Very well, I will set fire to the Supreme Buddha's perfumed chamber and quench my anger." While </w:t>
+      </w:r>
+      <w:proofErr w:type="spellStart"/>
+      <w:r>
+        <w:t>Kassapa</w:t>
+      </w:r>
+      <w:proofErr w:type="spellEnd"/>
+      <w:r>
+        <w:t xml:space="preserve"> Buddha had entered the town for alms, the thief broke all the water vessels near the chamber and set fire to it. The treasurer heard that the chamber was on fire. By the time the treasurer arrived there, the chamber was completely burnt down. The treasurer did not feel any grief or sadness about it. Instead, he clapped his hands loudly. Those nearby asked, "Venerable Sir, why do you clap your hands like this when the chamber you built at such a huge expense has burnt down?" Then the treasurer declared, "I deposited my wealth in a place that cannot be destroyed by fire, thieves, enemies, or water. That is, in the Buddha's Dispensation. It was not lost. Now I have been given another opportunity to deposit an equal amount of wealth in the same way—to make a treasury of merit. Therefore, out of that joy, I clapped my hands."</w:t>
       </w:r>
     </w:p>
     <w:p>
       <w:r>
-        <w:t>Hearing this, the thief felt deep remorse (*saṃvega*). “Oh, did I cause such harm to such a person who forgives like this, to such a virtuous person? If I do not ask for forgiveness now, even a thunderbolt might fall upon my head.” Thinking so, he ran to the monastery, fell at the feet of the treasurer, and said, “Forgive me, my lord.” Then the treasurer asked, “Why, what is this?” The thief replied, “I caused you so much destruction and so much loss.” Having heard those things, the treasurer then asked, “What was the reason for doing so many things? I have never seen you. Why did you harbor such resentment towards me?” The thief then reminded him: “On that fateful day, while I was sleeping in that hall, you uttered such a word. I felt great anger because of that.” At that moment, the treasurer asked forgiveness from the thief. “Forgive me for saying such a thing,” he said. The thief felt even deeper remorse. Then the thief said, “My lord, if you forgive me, please take me along with my wife and children into your service as slaves.” Then the treasurer said, “By my uttering that one small word, I caused you harm. Now if I keep you in my house, how can I speak to you as an equal?”</w:t>
+        <w:t xml:space="preserve">Having said this, and just as he had said, the treasurer again spent a vast sum of money, laying gold bricks, and built a monastery for the Supreme Buddha, </w:t>
+      </w:r>
+      <w:proofErr w:type="spellStart"/>
+      <w:r>
+        <w:t>Kassapa</w:t>
+      </w:r>
+      <w:proofErr w:type="spellEnd"/>
+      <w:r>
+        <w:t xml:space="preserve"> Buddha. Having built it, he spent a huge amount on the dedication ceremony of the monastery, offering alms for seven days to twenty thousand monks, including </w:t>
+      </w:r>
+      <w:proofErr w:type="spellStart"/>
+      <w:r>
+        <w:t>Kassapa</w:t>
+      </w:r>
+      <w:proofErr w:type="spellEnd"/>
+      <w:r>
+        <w:t xml:space="preserve"> Buddha. Meanwhile, this thief thought, "Even after doing all this, I could not make this treasurer back down. Now, there is nothing else to do. I must kill this treasurer." Concealing a knife in his waist, he frequented the monastery, intending to kill the treasurer during those seven days. However, he did not get an opportunity. Then, on the seventh day, when the treasurer offered alms to the community of monks led by the Supreme Buddha and invited them for the post-meal appreciation (*</w:t>
+      </w:r>
+      <w:proofErr w:type="spellStart"/>
+      <w:r>
+        <w:t>anumodanā</w:t>
+      </w:r>
+      <w:proofErr w:type="spellEnd"/>
+      <w:r>
+        <w:t>*), he declared: "Blessed One, a certain man, harboring hatred towards me, set fire to my fields seven times. He also cut the legs of the cattle in my shed seven times. He set fire to my house seven times. I think it must have been this same man who set fire to the perfumed chamber of the Supreme Buddha as well. Nevertheless, I share the first portion of merit from this meritorious deed with that man."</w:t>
       </w:r>
     </w:p>
     <w:p>
       <w:r>
-        <w:t>“I have no need of your servitude. Now I have forgiven you. Rise and go,” he said.</w:t>
+        <w:t>Hearing this, the thief felt a great sense of spiritual urgency (*</w:t>
+      </w:r>
+      <w:proofErr w:type="spellStart"/>
+      <w:r>
+        <w:t>saṁvega</w:t>
+      </w:r>
+      <w:proofErr w:type="spellEnd"/>
+      <w:r>
+        <w:t xml:space="preserve">*). "Alas, is it to such a person, someone who forgives like this, such an extraordinary person, that I caused such ruin? Now, if I do not ask for forgiveness, a thunderbolt might fall upon my head." </w:t>
+      </w:r>
+      <w:proofErr w:type="gramStart"/>
+      <w:r>
+        <w:t>So</w:t>
+      </w:r>
+      <w:proofErr w:type="gramEnd"/>
+      <w:r>
+        <w:t xml:space="preserve"> saying, he ran quickly, fell at the feet of the treasurer, and said, "Forgive me, master." The treasurer asked, "Why, what is this?" The thief replied, "I have caused such destruction to you. I did several harms." </w:t>
+      </w:r>
+      <w:proofErr w:type="gramStart"/>
+      <w:r>
+        <w:t>Hearing</w:t>
+      </w:r>
+      <w:proofErr w:type="gramEnd"/>
+      <w:r>
+        <w:t xml:space="preserve"> those matters, the treasurer then asked, "What is the reason for doing such a thing? I have never seen you before. Why did you harbor such things towards me?" The thief then reminded him: "On such-and-such a day, while I was sleeping in that hall, you said these words. I felt </w:t>
+      </w:r>
+      <w:proofErr w:type="gramStart"/>
+      <w:r>
+        <w:t>an intense</w:t>
+      </w:r>
+      <w:proofErr w:type="gramEnd"/>
+      <w:r>
+        <w:t xml:space="preserve"> anger because of that." At that moment, the treasurer asked for forgiveness from the thief, saying, "Forgive me for saying such a thing." The thief felt even greater remorse. Then the thief said, "Master, if you forgive me, please take me, along with my wife and children, into slavery." The treasurer replied, "Because I said those few words, you caused me so much harm. Now, if I keep you in my house, how </w:t>
+      </w:r>
+      <w:r>
+        <w:lastRenderedPageBreak/>
+        <w:t>can I even speak to you? I have no need for your slavery. Now I have forgiven you. Rise and go."</w:t>
       </w:r>
     </w:p>
     <w:p>
       <w:r>
-        <w:t>Then in that manner, in a most wonderful way, the thief received forgiveness from the treasurer. The treasurer too received forgiveness from the thief. One cannot say that forgiveness was not received by anyone; therefore, the Buddha—our Buddha—declared: “After death, that thief was reborn in the Avīci hell (*niraya*) and was burnt and boiled there for an extremely long period. Now, as the remaining portion of that kamma, he has been reborn as a *peta* with such a form, burning in flames.” Having declared that matter, next the Buddha declared: “This is how those fools, foolish people, ignorant ones (*bāla*), having committed evil deeds (*pāpa-kamma*), burn like they are burning in fire, without a proper understanding of their consequences (*vipāka*),” and uttering this, he spoke the verse we mentioned earlier:</w:t>
+        <w:t xml:space="preserve">Thus, in a most wonderful way, the thief received forgiveness from the treasurer. But although he received forgiveness from the treasurer, he did not receive forgiveness from </w:t>
+      </w:r>
+      <w:proofErr w:type="spellStart"/>
+      <w:r>
+        <w:t>kamma</w:t>
+      </w:r>
+      <w:proofErr w:type="spellEnd"/>
+      <w:r>
+        <w:t xml:space="preserve">. Therefore, the Supreme Buddha—our Supreme Buddha—declared: "After his death, that thief was reborn in the </w:t>
+      </w:r>
+      <w:proofErr w:type="spellStart"/>
+      <w:r>
+        <w:t>Avīci</w:t>
+      </w:r>
+      <w:proofErr w:type="spellEnd"/>
+      <w:r>
+        <w:t xml:space="preserve"> hell, and having burned and boiled there for an extremely long period, now, as the remaining portion of those </w:t>
+      </w:r>
+      <w:proofErr w:type="spellStart"/>
+      <w:r>
+        <w:t>kammas</w:t>
+      </w:r>
+      <w:proofErr w:type="spellEnd"/>
+      <w:r>
+        <w:t>, he has been reborn as a *</w:t>
+      </w:r>
+      <w:proofErr w:type="spellStart"/>
+      <w:r>
+        <w:t>peta</w:t>
+      </w:r>
+      <w:proofErr w:type="spellEnd"/>
+      <w:r>
+        <w:t>* with the form of a python and is burning with flames." Having declared that matter, the Supreme Buddha then stated: "In this way, those fools, foolish people, the ignorant ones, commit unwholesome deeds, and as a consequence, without proper understanding, they burn as if burning in a forest fire." Saying this, he uttered the verse we mentioned earlier:</w:t>
       </w:r>
     </w:p>
     <w:p>
       <w:r>
-        <w:t>“*Atha pāpāni kammāni — karaṃ bālo na bujjhati*</w:t>
+        <w:t xml:space="preserve">*Atha </w:t>
+      </w:r>
+      <w:proofErr w:type="spellStart"/>
+      <w:r>
+        <w:t>pāpāni</w:t>
+      </w:r>
+      <w:proofErr w:type="spellEnd"/>
+      <w:r>
+        <w:t xml:space="preserve"> </w:t>
+      </w:r>
+      <w:proofErr w:type="spellStart"/>
+      <w:r>
+        <w:t>kammāni</w:t>
+      </w:r>
+      <w:proofErr w:type="spellEnd"/>
+      <w:r>
+        <w:t xml:space="preserve"> – </w:t>
+      </w:r>
+      <w:proofErr w:type="spellStart"/>
+      <w:r>
+        <w:t>karaṁ</w:t>
+      </w:r>
+      <w:proofErr w:type="spellEnd"/>
+      <w:r>
+        <w:t xml:space="preserve"> </w:t>
+      </w:r>
+      <w:proofErr w:type="spellStart"/>
+      <w:r>
+        <w:t>bālo</w:t>
+      </w:r>
+      <w:proofErr w:type="spellEnd"/>
+      <w:r>
+        <w:t xml:space="preserve"> </w:t>
+      </w:r>
+      <w:proofErr w:type="spellStart"/>
+      <w:r>
+        <w:t>na</w:t>
+      </w:r>
+      <w:proofErr w:type="spellEnd"/>
+      <w:r>
+        <w:t xml:space="preserve"> </w:t>
+      </w:r>
+      <w:proofErr w:type="spellStart"/>
+      <w:r>
+        <w:t>bujjhati</w:t>
+      </w:r>
+      <w:proofErr w:type="spellEnd"/>
+      <w:r>
+        <w:t>*</w:t>
       </w:r>
     </w:p>
     <w:p>
       <w:r>
-        <w:lastRenderedPageBreak/>
-        <w:t>*sehi kammehi dummedho — aggidaddho va tappati*”</w:t>
+        <w:t xml:space="preserve">*Sehi </w:t>
+      </w:r>
+      <w:proofErr w:type="spellStart"/>
+      <w:r>
+        <w:t>kammehi</w:t>
+      </w:r>
+      <w:proofErr w:type="spellEnd"/>
+      <w:r>
+        <w:t xml:space="preserve"> </w:t>
+      </w:r>
+      <w:proofErr w:type="spellStart"/>
+      <w:r>
+        <w:t>dummedho</w:t>
+      </w:r>
+      <w:proofErr w:type="spellEnd"/>
+      <w:r>
+        <w:t xml:space="preserve"> – </w:t>
+      </w:r>
+      <w:proofErr w:type="spellStart"/>
+      <w:r>
+        <w:t>aggidaḍḍhova</w:t>
+      </w:r>
+      <w:proofErr w:type="spellEnd"/>
+      <w:r>
+        <w:t xml:space="preserve"> </w:t>
+      </w:r>
+      <w:proofErr w:type="spellStart"/>
+      <w:r>
+        <w:t>tappati</w:t>
+      </w:r>
+      <w:proofErr w:type="spellEnd"/>
+      <w:r>
+        <w:t>*</w:t>
       </w:r>
     </w:p>
     <w:p>
       <w:r>
-        <w:t>The term *‘bāla’* (fool) in the Dhamma does not mean a small child, in the sense of doing things out of ignorance; the nature of the *bāla* is described as [...unclear...]. Their gaze is very angry. Likewise, their words are angry, and their actions are angry. It is such a person who is called a *bāla*. Then, such a *bāla*, committing evil deeds, does not know the side of the consequences (*vipāka*). They do not know the gravity of those consequences. Thus, committing evil deeds, they undergo torment by their own kammas, as if burning in fire—this was the meaning with which he spoke that verse. Having heard this, it is declared that many people realized the paths and fruits (*magga-phala*).</w:t>
+        <w:t>The term '*</w:t>
+      </w:r>
+      <w:proofErr w:type="spellStart"/>
+      <w:r>
+        <w:t>bāla</w:t>
+      </w:r>
+      <w:proofErr w:type="spellEnd"/>
+      <w:r>
+        <w:t>*' (fool)—as we said before, in the Dhamma, the character of a fool is not presented in the sense of a small child, but rather as:</w:t>
       </w:r>
     </w:p>
     <w:p>
       <w:r>
-        <w:t>Now, from this story, two clear points emerge that we can take as examples to consider. When we think about the conduct of the thief in this story, one is amazed at whether anger and hatred (*dosa*) can go to such lengths. Although the cause of anger was not something worthy of such anger, having heard of how the treasurer lived, this thief harbored such hatred and then remained determined to extinguish that hatred.</w:t>
+        <w:t>*</w:t>
+      </w:r>
+      <w:proofErr w:type="spellStart"/>
+      <w:r>
+        <w:t>Duccintitacintī</w:t>
+      </w:r>
+      <w:proofErr w:type="spellEnd"/>
+      <w:r>
+        <w:t xml:space="preserve">, </w:t>
+      </w:r>
+      <w:proofErr w:type="spellStart"/>
+      <w:r>
+        <w:t>dubbhāsitabhāsī</w:t>
+      </w:r>
+      <w:proofErr w:type="spellEnd"/>
+      <w:r>
+        <w:t xml:space="preserve">, </w:t>
+      </w:r>
+      <w:proofErr w:type="spellStart"/>
+      <w:r>
+        <w:t>dukkatakammakārī</w:t>
+      </w:r>
+      <w:proofErr w:type="spellEnd"/>
+      <w:r>
+        <w:t>*</w:t>
       </w:r>
     </w:p>
     <w:p>
       <w:r>
-        <w:t>Just as one tries to extinguish a fire with fire, he set fire to the treasurer’s goats, to his house, and even to the Fragrant Chamber of the Buddha. That is how the world tries to extinguish hatred. But it is completely futile. This happens very often even in the present day. They can neither leave it nor take it. Thus, having set fire, the ultimate consequence that arises is also of the same nature. The Buddha has declared that very often, the nature of kamma is reflected in the result of the action. This is a law of kamma (*kamma-niyāma*) operating in the world. The Buddha often cites this verse as an illustration:</w:t>
+        <w:t xml:space="preserve">meaning: one who thinks bad thoughts, speaks bad words, and does bad deeds. Their intention is very bad. Likewise, their words are bad, and their actions are bad. It is such a person who is called a fool. Thus, such a fool, while committing unwholesome deeds, does not know the side of fruition. They do not know the gravity of those results. Committing unwholesome deeds in that manner, they are tormented by their own </w:t>
+      </w:r>
+      <w:proofErr w:type="spellStart"/>
+      <w:r>
+        <w:t>kammas</w:t>
+      </w:r>
+      <w:proofErr w:type="spellEnd"/>
+      <w:r>
+        <w:t>, just as if they were burning in a fire. This verse was spoken to convey this meaning. It is recorded that upon hearing this, many people realized the paths and fruits (*</w:t>
+      </w:r>
+      <w:proofErr w:type="spellStart"/>
+      <w:r>
+        <w:t>maggaphala</w:t>
+      </w:r>
+      <w:proofErr w:type="spellEnd"/>
+      <w:r>
+        <w:t>*).</w:t>
       </w:r>
     </w:p>
     <w:p>
       <w:r>
-        <w:t>“*Yādisaṃ vapate bījaṃ — tādisaṃ harate phalaṃ*</w:t>
+        <w:t xml:space="preserve">Therefore, through this story, there are two sides of the narrative we can take as examples to consider and reflect upon. When we think about the conduct of the thief in this story, one is astounded. Is it possible for anger and hatred to go to such lengths? Although it was not a phrase that warranted such anger, having heard the treasurer's words, this thief conceived such hatred, and then, to quench his hatred, he set fire. Just like one trying to extinguish fire with fire, he set fire to the treasurer's field. He set fire to the house. He set fire to the perfumed chamber of the Supreme Buddha as well. It is in this way that worldly people try to quench hatred. There are many such examples even in this present era. They set fire to extinguish fire. Having set fire in that manner, in the end, the result is </w:t>
+      </w:r>
+      <w:proofErr w:type="gramStart"/>
+      <w:r>
+        <w:t>exactly the same</w:t>
+      </w:r>
+      <w:proofErr w:type="gramEnd"/>
+      <w:r>
+        <w:t>.</w:t>
       </w:r>
     </w:p>
     <w:p>
       <w:r>
-        <w:t>*kalyāṇakārī kalyāṇaṃ — pāpakārī ca pāpakaṃ*”</w:t>
+        <w:t xml:space="preserve">The Supreme Buddha has declared that often, the result of a </w:t>
+      </w:r>
+      <w:proofErr w:type="spellStart"/>
+      <w:r>
+        <w:t>kamma</w:t>
+      </w:r>
+      <w:proofErr w:type="spellEnd"/>
+      <w:r>
+        <w:t xml:space="preserve"> bears the very form of the </w:t>
+      </w:r>
+      <w:proofErr w:type="spellStart"/>
+      <w:r>
+        <w:t>kamma</w:t>
+      </w:r>
+      <w:proofErr w:type="spellEnd"/>
+      <w:r>
+        <w:t xml:space="preserve"> itself. This law of </w:t>
+      </w:r>
+      <w:proofErr w:type="spellStart"/>
+      <w:r>
+        <w:t>kamma</w:t>
+      </w:r>
+      <w:proofErr w:type="spellEnd"/>
+      <w:r>
+        <w:t xml:space="preserve"> is a natural law operating in the world. The Supreme Buddha often shows the law of seeds (*</w:t>
+      </w:r>
+      <w:proofErr w:type="spellStart"/>
+      <w:r>
+        <w:t>bīja-niyāma</w:t>
+      </w:r>
+      <w:proofErr w:type="spellEnd"/>
+      <w:r>
+        <w:t>*) as an illustration for this:</w:t>
       </w:r>
     </w:p>
     <w:p>
       <w:r>
-        <w:t>The Buddha explains: “According to the seed one sows, so is the fruit one reaps.” Next, according to that, he shows the cause in relation to kamma: *‘kalyāṇakārī kalyāṇaṃ’*—the one who does good kamma receives a good consequence, a happy consequence. *‘pāpakārī ca pāpakaṃ’*—if one does an evil kamma, bad consequences are received from it. Just as when we plant a seed, for instance, when we plant a sugarcane seed, a sweet fruit is obtained from it. How is it that from something like a bitter gourd, a bitter fruit is obtained? In this very manner, there is a natural law (*dhammatā*). Therefore, in the same way, those who burned others with fire, who gave fire to innocent people, they themselves received fire. In this manner, they have to undergo grave consequences. Such illustrations are found everywhere in the Dhamma.</w:t>
+        <w:t>*</w:t>
+      </w:r>
+      <w:proofErr w:type="spellStart"/>
+      <w:r>
+        <w:t>Yādisaṁ</w:t>
+      </w:r>
+      <w:proofErr w:type="spellEnd"/>
+      <w:r>
+        <w:t xml:space="preserve"> </w:t>
+      </w:r>
+      <w:proofErr w:type="spellStart"/>
+      <w:r>
+        <w:t>vapate</w:t>
+      </w:r>
+      <w:proofErr w:type="spellEnd"/>
+      <w:r>
+        <w:t xml:space="preserve"> </w:t>
+      </w:r>
+      <w:proofErr w:type="spellStart"/>
+      <w:r>
+        <w:t>bījaṁ</w:t>
+      </w:r>
+      <w:proofErr w:type="spellEnd"/>
+      <w:r>
+        <w:t xml:space="preserve"> – </w:t>
+      </w:r>
+      <w:proofErr w:type="spellStart"/>
+      <w:r>
+        <w:t>tādisaṁ</w:t>
+      </w:r>
+      <w:proofErr w:type="spellEnd"/>
+      <w:r>
+        <w:t xml:space="preserve"> </w:t>
+      </w:r>
+      <w:proofErr w:type="spellStart"/>
+      <w:r>
+        <w:t>harate</w:t>
+      </w:r>
+      <w:proofErr w:type="spellEnd"/>
+      <w:r>
+        <w:t xml:space="preserve"> </w:t>
+      </w:r>
+      <w:proofErr w:type="spellStart"/>
+      <w:r>
+        <w:t>phalaṁ</w:t>
+      </w:r>
+      <w:proofErr w:type="spellEnd"/>
+      <w:r>
+        <w:t>*</w:t>
       </w:r>
     </w:p>
     <w:p>
       <w:r>
-        <w:t>Now, this is one sight seen by the great Arahant Moggallāna as he was descending from the Gijjhakūṭa mountain. Several such sights are mentioned. In one place it is stated that as the great Arahant Moggallāna was descending from the Gijjhakūṭa mountain, a skeleton was flying in the sky. A skeleton was flying; a *peta* with the form of a skeleton. While it was flying, hawks, crows, and vultures were pecking between the bones of that skeleton. This skeleton was flying while wailing aloud.</w:t>
+        <w:lastRenderedPageBreak/>
+        <w:t>*</w:t>
+      </w:r>
+      <w:proofErr w:type="spellStart"/>
+      <w:r>
+        <w:t>Kalyāṇakārī</w:t>
+      </w:r>
+      <w:proofErr w:type="spellEnd"/>
+      <w:r>
+        <w:t xml:space="preserve"> </w:t>
+      </w:r>
+      <w:proofErr w:type="spellStart"/>
+      <w:r>
+        <w:t>kalyāṇaṁ</w:t>
+      </w:r>
+      <w:proofErr w:type="spellEnd"/>
+      <w:r>
+        <w:t xml:space="preserve"> – </w:t>
+      </w:r>
+      <w:proofErr w:type="spellStart"/>
+      <w:r>
+        <w:t>pāpakārī</w:t>
+      </w:r>
+      <w:proofErr w:type="spellEnd"/>
+      <w:r>
+        <w:t xml:space="preserve"> ca </w:t>
+      </w:r>
+      <w:proofErr w:type="spellStart"/>
+      <w:r>
+        <w:t>pāpakaṁ</w:t>
+      </w:r>
+      <w:proofErr w:type="spellEnd"/>
+      <w:r>
+        <w:t>*</w:t>
       </w:r>
     </w:p>
     <w:p>
       <w:r>
-        <w:lastRenderedPageBreak/>
-        <w:t>Another *peta* body was going, flying in the sky. On that body, there were crocodile-like hairs that were like pillars. From among all of those, those pillar-like crocodile hairs were jumping up and falling back onto the body, piercing it. Meanwhile, that *peta* was wailing, screaming. In this manner, many astonishing sights regarding those *peta* existences are shown. That *peta* world is a harsh and brutal world—a world of misery unseen by us. Regarding that too, the Buddha declared that the sufferings (*dukkha*) in that world cannot be fully described or told. Next, not only that, but even after coming to this human world, they undergo those consequences of kamma. But the cause is not seen; not knowing about the past kamma, they commit evil deeds (*pāpa-kamma*) at every turn. That is where a dangerous situation lies in the world regarding kamma. Therefore, when we reflect upon these consequences of kamma, we must take examples right now from such stories to shape our lives—not merely as ordinary stories. The Buddha has declared all of these precisely as they are. Other religious teachers of that time saw things to some extent. But the Buddha understood this most deeply, both kamma and the consequence of kamma (*kamma-vipāka*).</w:t>
+        <w:t xml:space="preserve">The Supreme Buddha has declared that in whatever manner one sows a seed, in that very manner does one harvest its fruit. Accordingly, the analysis of </w:t>
+      </w:r>
+      <w:proofErr w:type="spellStart"/>
+      <w:r>
+        <w:t>kamma</w:t>
+      </w:r>
+      <w:proofErr w:type="spellEnd"/>
+      <w:r>
+        <w:t xml:space="preserve"> is presented as: "*</w:t>
+      </w:r>
+      <w:proofErr w:type="spellStart"/>
+      <w:r>
+        <w:t>Kalyāṇakārī</w:t>
+      </w:r>
+      <w:proofErr w:type="spellEnd"/>
+      <w:r>
+        <w:t xml:space="preserve"> </w:t>
+      </w:r>
+      <w:proofErr w:type="spellStart"/>
+      <w:r>
+        <w:t>kalyāṇaṁ</w:t>
+      </w:r>
+      <w:proofErr w:type="spellEnd"/>
+      <w:r>
+        <w:t xml:space="preserve">*"—one who does good </w:t>
+      </w:r>
+      <w:proofErr w:type="spellStart"/>
+      <w:r>
+        <w:t>kamma</w:t>
+      </w:r>
+      <w:proofErr w:type="spellEnd"/>
+      <w:r>
+        <w:t xml:space="preserve"> receives a good, pleasant result. "*Pāpakārī ca </w:t>
+      </w:r>
+      <w:proofErr w:type="spellStart"/>
+      <w:r>
+        <w:t>pāpakaṁ</w:t>
+      </w:r>
+      <w:proofErr w:type="spellEnd"/>
+      <w:r>
+        <w:t xml:space="preserve">*"—if one does an unwholesome </w:t>
+      </w:r>
+      <w:proofErr w:type="spellStart"/>
+      <w:r>
+        <w:t>kamma</w:t>
+      </w:r>
+      <w:proofErr w:type="spellEnd"/>
+      <w:r>
+        <w:t xml:space="preserve">, one receives bad results. Just as when a mango seed or grape seed is planted, a sweet fruit is produced, while from neem or bitter gourd, a bitter fruit is produced. Such is the natural law. Thus, in the same way, the </w:t>
+      </w:r>
+      <w:proofErr w:type="gramStart"/>
+      <w:r>
+        <w:t>burning</w:t>
+      </w:r>
+      <w:proofErr w:type="gramEnd"/>
+      <w:r>
+        <w:t xml:space="preserve"> with fire—having given fire to others, he received fire himself. In this way, one </w:t>
+      </w:r>
+      <w:proofErr w:type="gramStart"/>
+      <w:r>
+        <w:t>has to</w:t>
+      </w:r>
+      <w:proofErr w:type="gramEnd"/>
+      <w:r>
+        <w:t xml:space="preserve"> suffer severe consequences. There are countless such examples in </w:t>
+      </w:r>
+      <w:proofErr w:type="gramStart"/>
+      <w:r>
+        <w:t>the Dhamma</w:t>
+      </w:r>
+      <w:proofErr w:type="gramEnd"/>
+      <w:r>
+        <w:t>.</w:t>
       </w:r>
     </w:p>
     <w:p>
       <w:r>
-        <w:t>And the Buddha even showed the path to escape from this saṃsāra where kamma operates. The Buddha presented this as a subject of meditation (*kammaṭṭhāna*):</w:t>
+        <w:t xml:space="preserve">Now, this was just one sight seen by Venerable </w:t>
+      </w:r>
+      <w:proofErr w:type="spellStart"/>
+      <w:r>
+        <w:t>Mahā</w:t>
+      </w:r>
+      <w:proofErr w:type="spellEnd"/>
+      <w:r>
+        <w:t xml:space="preserve"> </w:t>
+      </w:r>
+      <w:proofErr w:type="spellStart"/>
+      <w:r>
+        <w:t>Moggallāna</w:t>
+      </w:r>
+      <w:proofErr w:type="spellEnd"/>
+      <w:r>
+        <w:t xml:space="preserve"> while descending from the </w:t>
+      </w:r>
+      <w:proofErr w:type="spellStart"/>
+      <w:r>
+        <w:t>Gijjhakūṭa</w:t>
+      </w:r>
+      <w:proofErr w:type="spellEnd"/>
+      <w:r>
+        <w:t xml:space="preserve"> mountain. </w:t>
+      </w:r>
+      <w:proofErr w:type="gramStart"/>
+      <w:r>
+        <w:t>A number of</w:t>
+      </w:r>
+      <w:proofErr w:type="gramEnd"/>
+      <w:r>
+        <w:t xml:space="preserve"> such sights are mentioned. In one place it is shown that while Venerable </w:t>
+      </w:r>
+      <w:proofErr w:type="spellStart"/>
+      <w:r>
+        <w:t>Mahā</w:t>
+      </w:r>
+      <w:proofErr w:type="spellEnd"/>
+      <w:r>
+        <w:t xml:space="preserve"> </w:t>
+      </w:r>
+      <w:proofErr w:type="spellStart"/>
+      <w:r>
+        <w:t>Moggallāna</w:t>
+      </w:r>
+      <w:proofErr w:type="spellEnd"/>
+      <w:r>
+        <w:t xml:space="preserve"> was descending from the </w:t>
+      </w:r>
+      <w:proofErr w:type="spellStart"/>
+      <w:r>
+        <w:t>Gijjhakūṭa</w:t>
+      </w:r>
+      <w:proofErr w:type="spellEnd"/>
+      <w:r>
+        <w:t xml:space="preserve"> rock, he saw a skeleton flying through the air. A skeleton was flying. It was a *</w:t>
+      </w:r>
+      <w:proofErr w:type="spellStart"/>
+      <w:r>
+        <w:t>peta</w:t>
+      </w:r>
+      <w:proofErr w:type="spellEnd"/>
+      <w:r>
+        <w:t xml:space="preserve">* in the form of a skeleton. While flying, hawks, crows, and vultures were pecking and tearing between the ribs of that skeleton. This skeleton was flying while wailing in pain. The reason shown by the Supreme Buddha for this was that in this very city of </w:t>
+      </w:r>
+      <w:proofErr w:type="spellStart"/>
+      <w:r>
+        <w:t>Rājagaha</w:t>
+      </w:r>
+      <w:proofErr w:type="spellEnd"/>
+      <w:r>
+        <w:t>, that *</w:t>
+      </w:r>
+      <w:proofErr w:type="spellStart"/>
+      <w:r>
+        <w:t>peta</w:t>
+      </w:r>
+      <w:proofErr w:type="spellEnd"/>
+      <w:r>
+        <w:t>* had been a cattle butcher. A person who slaughtered cattle. Similarly, another is shown—another *</w:t>
+      </w:r>
+      <w:proofErr w:type="spellStart"/>
+      <w:r>
+        <w:t>peta</w:t>
+      </w:r>
+      <w:proofErr w:type="spellEnd"/>
+      <w:r>
+        <w:t>* body was going. It was going through the air. On that body, there were hairs as sharp as swords. While flying, those sword-like sharp hairs would bounce up and fall back onto the body, piercing it. Meanwhile, that *</w:t>
+      </w:r>
+      <w:proofErr w:type="spellStart"/>
+      <w:r>
+        <w:t>peta</w:t>
+      </w:r>
+      <w:proofErr w:type="spellEnd"/>
+      <w:r>
+        <w:t>* was wailing. He was screaming. In this manner, many astonishing sights regarding those *</w:t>
+      </w:r>
+      <w:proofErr w:type="spellStart"/>
+      <w:r>
+        <w:t>peta</w:t>
+      </w:r>
+      <w:proofErr w:type="spellEnd"/>
+      <w:r>
+        <w:t>* realms are shown.</w:t>
       </w:r>
     </w:p>
     <w:p>
       <w:r>
-        <w:t>*“Kammasako’mhi kammadāyādo kammayoni kammabandhu kammapaṭisaraṇo*</w:t>
+        <w:t xml:space="preserve">Even more terrifying than that are the </w:t>
+      </w:r>
+      <w:r>
+        <w:t>sufferings</w:t>
+      </w:r>
+      <w:r>
+        <w:t xml:space="preserve"> in hells such as </w:t>
+      </w:r>
+      <w:proofErr w:type="spellStart"/>
+      <w:r>
+        <w:t>Avīci</w:t>
+      </w:r>
+      <w:proofErr w:type="spellEnd"/>
+      <w:r>
+        <w:t xml:space="preserve">. To show how extreme they are, the Supreme Buddha declared that there is no simile to describe them. Hell is a vast ocean of terrifying </w:t>
+      </w:r>
+      <w:r>
+        <w:t>sufferings</w:t>
+      </w:r>
+      <w:r>
+        <w:t xml:space="preserve"> that cannot be fully described even by a Buddha's mouth. The hells, the *</w:t>
+      </w:r>
+      <w:proofErr w:type="spellStart"/>
+      <w:r>
+        <w:t>peta</w:t>
+      </w:r>
+      <w:proofErr w:type="spellEnd"/>
+      <w:r>
+        <w:t xml:space="preserve">* worlds, and then the animal realm—the animal realm visible to us. Regarding that too, the Supreme Buddha declared that the </w:t>
+      </w:r>
+      <w:r>
+        <w:t>suffering</w:t>
+      </w:r>
+      <w:r>
+        <w:t xml:space="preserve">s in the animal world cannot be fully described. Furthermore, not only that, but even after coming </w:t>
+      </w:r>
+      <w:proofErr w:type="gramStart"/>
+      <w:r>
+        <w:t>to</w:t>
+      </w:r>
+      <w:proofErr w:type="gramEnd"/>
+      <w:r>
+        <w:t xml:space="preserve"> this human world, they undergo the results of those </w:t>
+      </w:r>
+      <w:proofErr w:type="spellStart"/>
+      <w:r>
+        <w:t>kammas</w:t>
+      </w:r>
+      <w:proofErr w:type="spellEnd"/>
+      <w:r>
+        <w:t xml:space="preserve">. Yet they do not know the fact that these are the results of </w:t>
+      </w:r>
+      <w:proofErr w:type="spellStart"/>
+      <w:r>
+        <w:t>kammas</w:t>
+      </w:r>
+      <w:proofErr w:type="spellEnd"/>
+      <w:r>
+        <w:t xml:space="preserve"> committed in the past. Without knowing this, they commit </w:t>
+      </w:r>
+      <w:proofErr w:type="gramStart"/>
+      <w:r>
+        <w:t>more and more</w:t>
+      </w:r>
+      <w:proofErr w:type="gramEnd"/>
+      <w:r>
+        <w:t xml:space="preserve"> unwholesome deeds. Such is the terrifying situation in the world regarding these </w:t>
+      </w:r>
+      <w:proofErr w:type="spellStart"/>
+      <w:r>
+        <w:t>kammas</w:t>
+      </w:r>
+      <w:proofErr w:type="spellEnd"/>
+      <w:r>
+        <w:t xml:space="preserve">. Therefore, when we reflect on these results of </w:t>
+      </w:r>
+      <w:proofErr w:type="spellStart"/>
+      <w:r>
+        <w:t>kamma</w:t>
+      </w:r>
+      <w:proofErr w:type="spellEnd"/>
+      <w:r>
+        <w:t>, we must take lessons from these accounts to shape our lives—not merely as ordinary stories.</w:t>
       </w:r>
     </w:p>
     <w:p>
       <w:r>
-        <w:t>*yaṃ kammaṃ karissāmi kalyāṇaṃ vā pāpakaṃ vā tassa dāyādo bhavissāmi”*</w:t>
+        <w:t xml:space="preserve">The Supreme Buddha has declared this natural law of </w:t>
+      </w:r>
+      <w:proofErr w:type="spellStart"/>
+      <w:r>
+        <w:t>kamma</w:t>
+      </w:r>
+      <w:proofErr w:type="spellEnd"/>
+      <w:r>
+        <w:t xml:space="preserve"> in its true form. Other teachers </w:t>
+      </w:r>
+      <w:proofErr w:type="gramStart"/>
+      <w:r>
+        <w:t>of</w:t>
+      </w:r>
+      <w:proofErr w:type="gramEnd"/>
+      <w:r>
+        <w:t xml:space="preserve"> that time saw it to some extent. But the Supreme Buddha understood </w:t>
+      </w:r>
+      <w:proofErr w:type="spellStart"/>
+      <w:r>
+        <w:t>kamma</w:t>
+      </w:r>
+      <w:proofErr w:type="spellEnd"/>
+      <w:r>
+        <w:t xml:space="preserve"> and the results of </w:t>
+      </w:r>
+      <w:proofErr w:type="spellStart"/>
+      <w:r>
+        <w:t>kamma</w:t>
+      </w:r>
+      <w:proofErr w:type="spellEnd"/>
+      <w:r>
+        <w:t xml:space="preserve"> in the deepest manner. Let alone that, the Supreme Buddha even showed the path to escape from this </w:t>
+      </w:r>
+      <w:proofErr w:type="spellStart"/>
+      <w:r>
+        <w:t>saṁsāra</w:t>
+      </w:r>
+      <w:proofErr w:type="spellEnd"/>
+      <w:r>
+        <w:t xml:space="preserve"> where this </w:t>
+      </w:r>
+      <w:proofErr w:type="spellStart"/>
+      <w:r>
+        <w:t>kamma</w:t>
+      </w:r>
+      <w:proofErr w:type="spellEnd"/>
+      <w:r>
+        <w:t xml:space="preserve"> operates. The Supreme Buddha has presented a certain passage as a meditation subject:</w:t>
       </w:r>
     </w:p>
     <w:p>
       <w:r>
-        <w:t>The Buddha presented all this as a meditation subject, saying to constantly contemplate this law of kamma. *“Abhiṇhaṃ paccavekkhitabbaṃ”*—to constantly reflect, to constantly contemplate this as a meditation subject. Its meaning is: “I am the owner of my kamma, kamma is my inheritance.” *“Kammasako’mhi — kammadāyādo”*—kamma is my inheritance. Kamma is my origin (*kammayoni*). Kamma is my kinsman (*kammabandhu*). Kamma is my refuge (*kammapaṭisaraṇo*). That which remains with me is kamma. Whatever</w:t>
-      </w:r>
+        <w:t>*</w:t>
+      </w:r>
+      <w:proofErr w:type="spellStart"/>
+      <w:r>
+        <w:t>Kammassakomhi</w:t>
+      </w:r>
+      <w:proofErr w:type="spellEnd"/>
       <w:r>
         <w:t xml:space="preserve"> </w:t>
       </w:r>
-      <w:r>
-        <w:t>kamma I shall do, whether good or bad, of that I shall be the heir. When one contemplates this, some might feel, when saying “kamma is my inheritance,” “kamma is mine,” that “I can act according to my feelings.” But this states a highly dangerous, remorse-inducing matter. Because what is being said here is not about acting according to one’s whims regarding kamma. Kamma has two sides, good and bad. More than the good side, beings in saṃsāra align themselves towards the bad side due to ignorance (*avijjā*) and craving / thirst (*taṇhā*). Therefore, a very dangerous responsibility, a powerful responsibility lies regarding this kamma. When we say “kamma is mine,” “kamma is my inheritance,” it is the bad side that we are referring to as “my inheritance”; it is about this that we are told to contemplate more. Although one can obtain happy results by doing wholesome deeds (*puñña*), because saṃsāric beings are prone to evil in a more dangerous way, it is evil deeds (*pāpa-kamma*) that are mostly accumulated in saṃsāra. Because such a situation exists, by constantly contemplating kamma in this way, one can even develop a fundamental, great weariness (*nibbidā*) toward saṃsāra. What a highly dangerous responsibility it is to say “kamma is mine.” I cannot act according to my own whims. It is subject to that natural law, subject to the natural law operating in the world.</w:t>
+      <w:proofErr w:type="spellStart"/>
+      <w:r>
+        <w:t>kammadāyādo</w:t>
+      </w:r>
+      <w:proofErr w:type="spellEnd"/>
+      <w:r>
+        <w:t xml:space="preserve"> </w:t>
+      </w:r>
+      <w:proofErr w:type="spellStart"/>
+      <w:r>
+        <w:t>kammayoni</w:t>
+      </w:r>
+      <w:proofErr w:type="spellEnd"/>
+      <w:r>
+        <w:t xml:space="preserve"> </w:t>
+      </w:r>
+      <w:proofErr w:type="spellStart"/>
+      <w:r>
+        <w:t>kammabandhu</w:t>
+      </w:r>
+      <w:proofErr w:type="spellEnd"/>
+      <w:r>
+        <w:t xml:space="preserve"> </w:t>
+      </w:r>
+      <w:proofErr w:type="spellStart"/>
+      <w:r>
+        <w:t>kammapaṭisaraṇo</w:t>
+      </w:r>
+      <w:proofErr w:type="spellEnd"/>
+      <w:r>
+        <w:t>*</w:t>
       </w:r>
     </w:p>
     <w:p>
       <w:r>
-        <w:lastRenderedPageBreak/>
-        <w:t>Next, the Buddha declares more deeply regarding this kamma: *“Cetanāhaṃ bhikkhave kammaṃ vadāmi. Cetayitvā kammaṃ karoti kāyena vācāya manasā”*—"Monks, I declare intention (*cetanā*) to be kamma. Having intended, one performs kamma through body, speech, and mind." How do we identify this kamma? How one becomes the cause of a kamma can be a question everywhere. In general, the word ‘kamma’ is also used for mere action. Some call ordinary activities kamma. But in this Buddha-Dhamma, the word kamma is used to refer to meaningful intention (*cetanā*) of the mind. “I declare intention itself to be kamma,” the Buddha states. Therefore, kamma is determined according to this intention. *“Cetanāhaṃ bhikkhave kammaṃ vadāmi”*—Monks, I declare intention to be kamma. Why? The reason is *“Cetayitvā kammaṃ karoti kāyena vācāya manasā”*—having formed an intention, one performs kamma through body, speech, and mind, and accumulates kamma. Otherwise, there is no responsibility for actions that occur involuntarily. There is absolutely no responsibility. What is being said here is a highly astonishing matter. Everyone takes responsibility for mindfulness (*sati*) or self. How do they take responsibility?</w:t>
+        <w:t>*</w:t>
+      </w:r>
+      <w:proofErr w:type="spellStart"/>
+      <w:r>
+        <w:t>yaṁ</w:t>
+      </w:r>
+      <w:proofErr w:type="spellEnd"/>
+      <w:r>
+        <w:t xml:space="preserve"> </w:t>
+      </w:r>
+      <w:proofErr w:type="spellStart"/>
+      <w:r>
+        <w:t>kammaṁ</w:t>
+      </w:r>
+      <w:proofErr w:type="spellEnd"/>
+      <w:r>
+        <w:t xml:space="preserve"> </w:t>
+      </w:r>
+      <w:proofErr w:type="spellStart"/>
+      <w:r>
+        <w:t>karissāmi</w:t>
+      </w:r>
+      <w:proofErr w:type="spellEnd"/>
+      <w:r>
+        <w:t xml:space="preserve"> </w:t>
+      </w:r>
+      <w:proofErr w:type="spellStart"/>
+      <w:r>
+        <w:t>kalyāṇaṁ</w:t>
+      </w:r>
+      <w:proofErr w:type="spellEnd"/>
+      <w:r>
+        <w:t xml:space="preserve"> </w:t>
+      </w:r>
+      <w:proofErr w:type="spellStart"/>
+      <w:r>
+        <w:t>vā</w:t>
+      </w:r>
+      <w:proofErr w:type="spellEnd"/>
+      <w:r>
+        <w:t xml:space="preserve"> </w:t>
+      </w:r>
+      <w:proofErr w:type="spellStart"/>
+      <w:r>
+        <w:t>pāpakaṁ</w:t>
+      </w:r>
+      <w:proofErr w:type="spellEnd"/>
+      <w:r>
+        <w:t xml:space="preserve"> </w:t>
+      </w:r>
+      <w:proofErr w:type="spellStart"/>
+      <w:r>
+        <w:t>vā</w:t>
+      </w:r>
+      <w:proofErr w:type="spellEnd"/>
+      <w:r>
+        <w:t xml:space="preserve"> </w:t>
+      </w:r>
+      <w:proofErr w:type="spellStart"/>
+      <w:r>
+        <w:t>tassa</w:t>
+      </w:r>
+      <w:proofErr w:type="spellEnd"/>
+      <w:r>
+        <w:t xml:space="preserve"> </w:t>
+      </w:r>
+      <w:proofErr w:type="spellStart"/>
+      <w:r>
+        <w:t>dāyādo</w:t>
+      </w:r>
+      <w:proofErr w:type="spellEnd"/>
+      <w:r>
+        <w:t xml:space="preserve"> </w:t>
+      </w:r>
+      <w:proofErr w:type="spellStart"/>
+      <w:r>
+        <w:t>bhavissāmi</w:t>
+      </w:r>
+      <w:proofErr w:type="spellEnd"/>
+      <w:r>
+        <w:t>*</w:t>
       </w:r>
     </w:p>
     <w:p>
       <w:r>
-        <w:t>On the basis of the notion ‘I’ and ‘mine’ due to ignorance (*avijjā*). That is why, when we consider the Dhamma deeply, everything is done because of ignorance (*avijjā*). Ignorance (*avijjā*) means the notion of ‘I’ and ‘mine’—egoism, the desire for self-preservation. Because of ‘I’ and ‘mine,’ because of what is done for myself, I kill. Because there is pleasure for me, I kill animals. Because I lack possessions, I steal others’ things. In that manner, for entertainment, other things are done. In this way, centering on egoism, the being is inclined toward these evil deeds. Therefore, it is because of ignorance (*avijjā*) that those preparations / formations (*saṅkhāra*) are spoken of. Because of this ignorance, preparations / formations (*saṅkhāra*) are accumulated. A part of these preparations / formations (*saṅkhāra*) is what is called kamma. Termed as meritorious preparations (*puññābhisaṅkhāra*), demeritorious preparations (*apuññābhisaṅkhāra*), and imperturbable preparations (*āneñjābhisaṅkhāra*)—these preparations / formations (*saṅkhāra*) are kamma itself. When contemplated from within, kamma itself is an extremely subtle aspect.</w:t>
+        <w:lastRenderedPageBreak/>
+        <w:t xml:space="preserve">The Supreme Buddha has presented this as a meditation subject, instructing us to reflect constantly on this natural law of </w:t>
+      </w:r>
+      <w:proofErr w:type="spellStart"/>
+      <w:r>
+        <w:t>kamma</w:t>
+      </w:r>
+      <w:proofErr w:type="spellEnd"/>
+      <w:r>
+        <w:t>. "*</w:t>
+      </w:r>
+      <w:proofErr w:type="spellStart"/>
+      <w:r>
+        <w:t>Abhiṇhaṁ</w:t>
+      </w:r>
+      <w:proofErr w:type="spellEnd"/>
+      <w:r>
+        <w:t xml:space="preserve"> </w:t>
+      </w:r>
+      <w:proofErr w:type="spellStart"/>
+      <w:r>
+        <w:t>paccavekkhitabbaṁ</w:t>
+      </w:r>
+      <w:proofErr w:type="spellEnd"/>
+      <w:r>
+        <w:t xml:space="preserve">*"—reflect on it constantly, contemplate it frequently as a meditation subject. Its meaning is: "I am the owner of my </w:t>
+      </w:r>
+      <w:proofErr w:type="spellStart"/>
+      <w:r>
+        <w:t>kamma</w:t>
+      </w:r>
+      <w:proofErr w:type="spellEnd"/>
+      <w:r>
+        <w:t xml:space="preserve">, </w:t>
+      </w:r>
+      <w:proofErr w:type="spellStart"/>
+      <w:r>
+        <w:t>kamma</w:t>
+      </w:r>
+      <w:proofErr w:type="spellEnd"/>
+      <w:r>
+        <w:t xml:space="preserve"> is my property." "*</w:t>
+      </w:r>
+      <w:proofErr w:type="spellStart"/>
+      <w:r>
+        <w:t>Kammassakomhi</w:t>
+      </w:r>
+      <w:proofErr w:type="spellEnd"/>
+      <w:r>
+        <w:t xml:space="preserve"> – </w:t>
+      </w:r>
+      <w:proofErr w:type="spellStart"/>
+      <w:r>
+        <w:t>kammadāyādo</w:t>
+      </w:r>
+      <w:proofErr w:type="spellEnd"/>
+      <w:r>
+        <w:t xml:space="preserve">*"—I am the heir to my </w:t>
+      </w:r>
+      <w:proofErr w:type="spellStart"/>
+      <w:r>
+        <w:t>kamma</w:t>
+      </w:r>
+      <w:proofErr w:type="spellEnd"/>
+      <w:r>
+        <w:t xml:space="preserve">. Kamma is my origin. Kamma is my kinsman. Kamma is my refuge. What exists as my support is </w:t>
+      </w:r>
+      <w:proofErr w:type="spellStart"/>
+      <w:r>
+        <w:t>kamma</w:t>
+      </w:r>
+      <w:proofErr w:type="spellEnd"/>
+      <w:r>
+        <w:t xml:space="preserve">. Whatever </w:t>
+      </w:r>
+      <w:proofErr w:type="spellStart"/>
+      <w:r>
+        <w:t>kamma</w:t>
+      </w:r>
+      <w:proofErr w:type="spellEnd"/>
+      <w:r>
+        <w:t xml:space="preserve"> I shall do, whether good or bad, of that I shall be the heir."</w:t>
       </w:r>
     </w:p>
     <w:p>
       <w:r>
-        <w:t>In that way, it is because of ignorance (*avijjā*) that kamma is accumulated. Since one is responsible for kamma, if one is responsible for kamma, one must also be responsible for its consequences (*vipāka*). That is why, even if one is ignorant of kamma, one has to undergo the dangerous consequences of those evil deeds. Knowing about those consequences, the wise person must remain distant from such evil deeds. *‘Bāla’* is applied to the foolish person. *‘Paṇḍita’* (the wise) is applied in the Dhamma to the wise person. The wise person, having established faith (*saddhā*) in the Buddha, having established right view (*sammā-diṭṭhi*), distinguishing good and bad, with non-violence, acting according to the Dhamma, accumulating what is good, accumulating merit (*puñña*), understanding wholesome (*kusala*) and unwholesome (*akusala*), tries to live accordingly. The ordinary worldly person, subject to intellectualism, doubting “is this possible?”, sometimes turns to evil deeds to satisfy their day-to-day needs. Such a person is referred to in the Dhamma as a *bāla* (fool), a simpleton, an ignorant person.</w:t>
+        <w:t>When this is said, one might think, when it says "</w:t>
+      </w:r>
+      <w:proofErr w:type="spellStart"/>
+      <w:r>
+        <w:t>kamma</w:t>
+      </w:r>
+      <w:proofErr w:type="spellEnd"/>
+      <w:r>
+        <w:t xml:space="preserve"> is my inheritance," "</w:t>
+      </w:r>
+      <w:proofErr w:type="spellStart"/>
+      <w:r>
+        <w:t>kamma</w:t>
+      </w:r>
+      <w:proofErr w:type="spellEnd"/>
+      <w:r>
+        <w:t xml:space="preserve"> is mine," that I can do as I please. However, within this lies a deeply terrifying and sobering reality. For it does not mean doing whatever </w:t>
+      </w:r>
+      <w:proofErr w:type="gramStart"/>
+      <w:r>
+        <w:t>actions</w:t>
+      </w:r>
+      <w:proofErr w:type="gramEnd"/>
+      <w:r>
+        <w:t xml:space="preserve"> one wants. Kamma has two sides, good and bad. Because of ignorance and *craving*, the being in </w:t>
+      </w:r>
+      <w:proofErr w:type="spellStart"/>
+      <w:r>
+        <w:t>saṁsāra</w:t>
+      </w:r>
+      <w:proofErr w:type="spellEnd"/>
+      <w:r>
+        <w:t xml:space="preserve"> is inclined towards the bad side rather than the good side. Therefore, there is a terrifying responsibility, a powerful responsibility regarding this </w:t>
+      </w:r>
+      <w:proofErr w:type="spellStart"/>
+      <w:r>
+        <w:t>kamma</w:t>
+      </w:r>
+      <w:proofErr w:type="spellEnd"/>
+      <w:r>
+        <w:t>. When it is said "</w:t>
+      </w:r>
+      <w:proofErr w:type="spellStart"/>
+      <w:r>
+        <w:t>kamma</w:t>
+      </w:r>
+      <w:proofErr w:type="spellEnd"/>
+      <w:r>
+        <w:t xml:space="preserve"> is mine," "</w:t>
+      </w:r>
+      <w:proofErr w:type="spellStart"/>
+      <w:r>
+        <w:t>kamma</w:t>
+      </w:r>
+      <w:proofErr w:type="spellEnd"/>
+      <w:r>
+        <w:t xml:space="preserve"> is my inheritance," it is the bad side we </w:t>
+      </w:r>
+      <w:proofErr w:type="gramStart"/>
+      <w:r>
+        <w:t>have to</w:t>
+      </w:r>
+      <w:proofErr w:type="gramEnd"/>
+      <w:r>
+        <w:t xml:space="preserve"> think about more. No matter how many pleasant results can be obtained from these—by doing meritorious deeds—beings are bent towards unwholesomeness in a far more dangerous way, and thus it is unwholesome </w:t>
+      </w:r>
+      <w:proofErr w:type="spellStart"/>
+      <w:r>
+        <w:t>kamma</w:t>
+      </w:r>
+      <w:proofErr w:type="spellEnd"/>
+      <w:r>
+        <w:t xml:space="preserve"> that is accumulated more in </w:t>
+      </w:r>
+      <w:proofErr w:type="spellStart"/>
+      <w:r>
+        <w:t>saṁsāra</w:t>
+      </w:r>
+      <w:proofErr w:type="spellEnd"/>
+      <w:r>
+        <w:t xml:space="preserve">. Because such a situation exists, the Supreme Buddha says that through contemplating </w:t>
+      </w:r>
+      <w:proofErr w:type="spellStart"/>
+      <w:r>
+        <w:t>kamma</w:t>
+      </w:r>
+      <w:proofErr w:type="spellEnd"/>
+      <w:r>
+        <w:t xml:space="preserve"> in this way constantly, one can even develop a fundamental, great disillusionment regarding </w:t>
+      </w:r>
+      <w:proofErr w:type="spellStart"/>
+      <w:r>
+        <w:t>saṁsāra</w:t>
+      </w:r>
+      <w:proofErr w:type="spellEnd"/>
+      <w:r>
+        <w:t>. This is a terrifying responsibility, to say "</w:t>
+      </w:r>
+      <w:proofErr w:type="spellStart"/>
+      <w:r>
+        <w:t>kamma</w:t>
+      </w:r>
+      <w:proofErr w:type="spellEnd"/>
+      <w:r>
+        <w:t xml:space="preserve"> is mine." I cannot do as I please. It is subject to that natural law, subject to the natural law operating in the world.</w:t>
       </w:r>
     </w:p>
     <w:p>
       <w:r>
+        <w:t xml:space="preserve">Next, the Supreme Buddha declares more deeply regarding this </w:t>
+      </w:r>
+      <w:proofErr w:type="spellStart"/>
+      <w:r>
+        <w:t>kamma</w:t>
+      </w:r>
+      <w:proofErr w:type="spellEnd"/>
+      <w:r>
+        <w:t>: *"</w:t>
+      </w:r>
+      <w:proofErr w:type="spellStart"/>
+      <w:r>
+        <w:t>Cetanāhaṁ</w:t>
+      </w:r>
+      <w:proofErr w:type="spellEnd"/>
+      <w:r>
+        <w:t xml:space="preserve"> </w:t>
+      </w:r>
+      <w:proofErr w:type="spellStart"/>
+      <w:r>
+        <w:t>bhikkhave</w:t>
+      </w:r>
+      <w:proofErr w:type="spellEnd"/>
+      <w:r>
+        <w:t xml:space="preserve"> </w:t>
+      </w:r>
+      <w:proofErr w:type="spellStart"/>
+      <w:r>
+        <w:t>kammaṁ</w:t>
+      </w:r>
+      <w:proofErr w:type="spellEnd"/>
+      <w:r>
+        <w:t xml:space="preserve"> </w:t>
+      </w:r>
+      <w:proofErr w:type="spellStart"/>
+      <w:r>
+        <w:t>vadāmi</w:t>
+      </w:r>
+      <w:proofErr w:type="spellEnd"/>
+      <w:r>
+        <w:t xml:space="preserve">. </w:t>
+      </w:r>
+      <w:proofErr w:type="spellStart"/>
+      <w:r>
+        <w:t>Cetayitvā</w:t>
+      </w:r>
+      <w:proofErr w:type="spellEnd"/>
+      <w:r>
+        <w:t xml:space="preserve"> </w:t>
+      </w:r>
+      <w:proofErr w:type="spellStart"/>
+      <w:r>
+        <w:t>kammaṁ</w:t>
+      </w:r>
+      <w:proofErr w:type="spellEnd"/>
+      <w:r>
+        <w:t xml:space="preserve"> </w:t>
+      </w:r>
+      <w:proofErr w:type="spellStart"/>
+      <w:r>
+        <w:t>karoti</w:t>
+      </w:r>
+      <w:proofErr w:type="spellEnd"/>
+      <w:r>
+        <w:t xml:space="preserve"> </w:t>
+      </w:r>
+      <w:proofErr w:type="spellStart"/>
+      <w:r>
+        <w:t>kāyena</w:t>
+      </w:r>
+      <w:proofErr w:type="spellEnd"/>
+      <w:r>
+        <w:t xml:space="preserve"> </w:t>
+      </w:r>
+      <w:proofErr w:type="spellStart"/>
+      <w:r>
+        <w:t>vācāya</w:t>
+      </w:r>
+      <w:proofErr w:type="spellEnd"/>
+      <w:r>
+        <w:t xml:space="preserve"> </w:t>
+      </w:r>
+      <w:proofErr w:type="spellStart"/>
+      <w:r>
+        <w:t>manasā</w:t>
+      </w:r>
+      <w:proofErr w:type="spellEnd"/>
+      <w:r>
+        <w:t xml:space="preserve">."* How does one recognize this </w:t>
+      </w:r>
+      <w:proofErr w:type="spellStart"/>
+      <w:r>
+        <w:t>kamma</w:t>
+      </w:r>
+      <w:proofErr w:type="spellEnd"/>
+      <w:r>
+        <w:t xml:space="preserve">? How one gets caught up in </w:t>
+      </w:r>
+      <w:proofErr w:type="spellStart"/>
+      <w:r>
+        <w:t>kamma</w:t>
+      </w:r>
+      <w:proofErr w:type="spellEnd"/>
+      <w:r>
+        <w:t xml:space="preserve"> can be a question for someone. Kamma is also generally applied to action. Some refer to even casual work as </w:t>
+      </w:r>
+      <w:proofErr w:type="spellStart"/>
+      <w:r>
+        <w:t>kamma</w:t>
+      </w:r>
+      <w:proofErr w:type="spellEnd"/>
+      <w:r>
+        <w:t xml:space="preserve">. But in this Buddha's Dispensation, the word </w:t>
+      </w:r>
+      <w:proofErr w:type="spellStart"/>
+      <w:r>
+        <w:t>kamma</w:t>
+      </w:r>
+      <w:proofErr w:type="spellEnd"/>
+      <w:r>
+        <w:t xml:space="preserve"> is used precisely for intention. "It is intention itself, monks, that I call </w:t>
+      </w:r>
+      <w:proofErr w:type="spellStart"/>
+      <w:r>
+        <w:t>kamma</w:t>
+      </w:r>
+      <w:proofErr w:type="spellEnd"/>
+      <w:r>
+        <w:t xml:space="preserve">," the Supreme Buddha declares. Therefore, one is caught in </w:t>
+      </w:r>
+      <w:proofErr w:type="spellStart"/>
+      <w:r>
+        <w:t>kamma</w:t>
+      </w:r>
+      <w:proofErr w:type="spellEnd"/>
+      <w:r>
+        <w:t xml:space="preserve"> according to this intention. *"</w:t>
+      </w:r>
+      <w:proofErr w:type="spellStart"/>
+      <w:r>
+        <w:t>Cetanāhaṁ</w:t>
+      </w:r>
+      <w:proofErr w:type="spellEnd"/>
+      <w:r>
+        <w:t xml:space="preserve"> </w:t>
+      </w:r>
+      <w:proofErr w:type="spellStart"/>
+      <w:r>
+        <w:t>bhikkhave</w:t>
+      </w:r>
+      <w:proofErr w:type="spellEnd"/>
+      <w:r>
+        <w:t xml:space="preserve"> </w:t>
+      </w:r>
+      <w:proofErr w:type="spellStart"/>
+      <w:r>
+        <w:t>kammaṁ</w:t>
+      </w:r>
+      <w:proofErr w:type="spellEnd"/>
+      <w:r>
+        <w:t xml:space="preserve"> </w:t>
+      </w:r>
+      <w:proofErr w:type="spellStart"/>
+      <w:r>
+        <w:t>vadāmi</w:t>
+      </w:r>
+      <w:proofErr w:type="spellEnd"/>
+      <w:r>
+        <w:t xml:space="preserve">"*—Monks, I say that intention is </w:t>
+      </w:r>
+      <w:proofErr w:type="spellStart"/>
+      <w:r>
+        <w:t>kamma</w:t>
+      </w:r>
+      <w:proofErr w:type="spellEnd"/>
+      <w:r>
+        <w:t>. What is the reason for that? *"</w:t>
+      </w:r>
+      <w:proofErr w:type="spellStart"/>
+      <w:r>
+        <w:t>Cetayitvā</w:t>
+      </w:r>
+      <w:proofErr w:type="spellEnd"/>
+      <w:r>
+        <w:t xml:space="preserve"> </w:t>
+      </w:r>
+      <w:proofErr w:type="spellStart"/>
+      <w:r>
+        <w:t>kammaṁ</w:t>
+      </w:r>
+      <w:proofErr w:type="spellEnd"/>
+      <w:r>
+        <w:t xml:space="preserve"> </w:t>
+      </w:r>
+      <w:proofErr w:type="spellStart"/>
+      <w:r>
+        <w:t>karoti</w:t>
+      </w:r>
+      <w:proofErr w:type="spellEnd"/>
+      <w:r>
+        <w:t xml:space="preserve"> </w:t>
+      </w:r>
+      <w:proofErr w:type="spellStart"/>
+      <w:r>
+        <w:t>kāyena</w:t>
+      </w:r>
+      <w:proofErr w:type="spellEnd"/>
+      <w:r>
+        <w:t xml:space="preserve"> </w:t>
+      </w:r>
+      <w:proofErr w:type="spellStart"/>
+      <w:r>
+        <w:t>vācāya</w:t>
+      </w:r>
+      <w:proofErr w:type="spellEnd"/>
+      <w:r>
+        <w:t xml:space="preserve"> </w:t>
+      </w:r>
+      <w:proofErr w:type="spellStart"/>
+      <w:r>
+        <w:t>manasā</w:t>
+      </w:r>
+      <w:proofErr w:type="spellEnd"/>
+      <w:r>
+        <w:t xml:space="preserve">"*—having formed an intention, one performs </w:t>
+      </w:r>
+      <w:proofErr w:type="spellStart"/>
+      <w:r>
+        <w:t>kamma</w:t>
+      </w:r>
+      <w:proofErr w:type="spellEnd"/>
+      <w:r>
+        <w:t xml:space="preserve"> through body, speech, and mind. Otherwise, there is no responsibility for actions that occur involuntarily. This responsibility—because one takes responsibility. There is a very wonderful situation here. One takes responsibility for </w:t>
+      </w:r>
+      <w:proofErr w:type="spellStart"/>
+      <w:r>
+        <w:t>kamma</w:t>
+      </w:r>
+      <w:proofErr w:type="spellEnd"/>
+      <w:r>
+        <w:t xml:space="preserve">. How does one take responsibility? Based on the feeling of 'I' and 'mine' due to ignorance. That is why, when considering </w:t>
+      </w:r>
+      <w:proofErr w:type="gramStart"/>
+      <w:r>
+        <w:t>the Dhamma</w:t>
+      </w:r>
+      <w:proofErr w:type="gramEnd"/>
+      <w:r>
+        <w:t xml:space="preserve"> deeply, everything is done because of ignorance. Ignorance means the notion of 'I' and 'mine'—egoism, selfishness. 'I' and 'mine'. "Because of anger towards me, I kill." "Because I want to eat, I kill animals." "Because I do not have wealth, I steal the things of another." "I do other things for my amusement." In this way, centering around the ego, the being is inclined towards these unwholesome deeds. Therefore, because of ignorance, there are *formations* (*</w:t>
+      </w:r>
+      <w:proofErr w:type="spellStart"/>
+      <w:r>
+        <w:t>saṅkhāra</w:t>
+      </w:r>
+      <w:proofErr w:type="spellEnd"/>
+      <w:r>
+        <w:t xml:space="preserve">*). Due to this ignorance, *formations* accumulate. A part of these *formations* is what is called </w:t>
+      </w:r>
+      <w:proofErr w:type="spellStart"/>
+      <w:r>
+        <w:t>kamma</w:t>
+      </w:r>
+      <w:proofErr w:type="spellEnd"/>
+      <w:r>
+        <w:t>. The *formations* of merit (*</w:t>
+      </w:r>
+      <w:proofErr w:type="spellStart"/>
+      <w:r>
+        <w:t>puññābhisaṅkhāra</w:t>
+      </w:r>
+      <w:proofErr w:type="spellEnd"/>
+      <w:r>
+        <w:t>*), the *formations* of demerit (*</w:t>
+      </w:r>
+      <w:proofErr w:type="spellStart"/>
+      <w:r>
+        <w:t>apuññābhisaṅkhāra</w:t>
+      </w:r>
+      <w:proofErr w:type="spellEnd"/>
+      <w:r>
+        <w:t xml:space="preserve">*), and the </w:t>
+      </w:r>
+      <w:r>
         <w:lastRenderedPageBreak/>
-        <w:t>Therefore, the Buddha next indicates, to help in correctly identifying this kamma, that there are causes, origins (*nidāna*) for this kamma. As causes for evil kamma (*pāpa-kamma*), there are greed (*lobha*), hatred (*dosa*), and delusion (*moha*). These must be understood and introduced to humans, to saṃsāric beings. When saṃsāric beings look at their own minds, looking at the mind through greed, hatred, and delusion, they can easily identify them as three defilements (*kilesa-dhamma*) that are like a triangle:</w:t>
-      </w:r>
-      <w:r>
-        <w:t xml:space="preserve"> </w:t>
-      </w:r>
-      <w:r>
-        <w:t>greed (*lobha*), hatred (*dosa*), and delusion (*moha*). Delusion (*moha*) is, as we said earlier, ignorance (*avijjā*). That notion of ‘I’ and ‘mine’. Delusion is the cause of both other things. If one falls into greed, it is “I must live,” self-preservation, egoism. That kind of strong notion of ‘I’ and ‘mine’ is delusion. That is why—greed towards things that are pleasant to me. Hatred (*dosa*) towards things that are opposed or unpleasant to me. In this way, when contemplated from within, it is because of greed, hatred, and delusion that the evil deeds in the world are committed. Along with these, various other defilements (*kilesa-dhamma*) can be added. But fundamentally, greed, hatred, and delusion. Next, wholesome (*kusala*) and unwholesome (*akusala*) are shown.</w:t>
+        <w:t>imperturbable *formations* (*</w:t>
+      </w:r>
+      <w:proofErr w:type="spellStart"/>
+      <w:r>
+        <w:t>āneñjābhisaṅkhāra</w:t>
+      </w:r>
+      <w:proofErr w:type="spellEnd"/>
+      <w:r>
+        <w:t xml:space="preserve">*)—these *formations* are indeed </w:t>
+      </w:r>
+      <w:proofErr w:type="spellStart"/>
+      <w:r>
+        <w:t>kamma</w:t>
+      </w:r>
+      <w:proofErr w:type="spellEnd"/>
+      <w:r>
+        <w:t xml:space="preserve"> itself. When contemplated deeply, it is a very subtle aspect of </w:t>
+      </w:r>
+      <w:proofErr w:type="spellStart"/>
+      <w:r>
+        <w:t>kamma</w:t>
+      </w:r>
+      <w:proofErr w:type="spellEnd"/>
+      <w:r>
+        <w:t xml:space="preserve"> itself.</w:t>
       </w:r>
     </w:p>
     <w:p>
       <w:r>
-        <w:t>Then, what can be taken on the wholesome (*kusala*) side? They are shown as non-greed (*alobha*), non-hatred (*adosa*), and non-delusion (*amoha*). Non-greed, non-hatred, and non-delusion mean getting away from greed—if even for a moment, even for a single moment, the mind is freed from greed, such an instance is wholesome (*kusala*). It is a wholesome mind. If even for a moment the mind is turned away from hatred—now from the treasurer’s conduct, we see that in one place, the treasurer possessed the wholesome roots of non-hatred (*adosa-kusala-mūla*). In the thief, unwholesome roots. Thus, we can distinguish them. If, even for a moment, one gets away from delusion, from the notion of ‘I’ and ‘mine,’ and thinks some thought, utters some word, or does some action, those go to the wholesome (*kusala*) side. When we reflect in this way, the Buddha has analyzed this kamma deeply and presented it to us. And next, the side of its consequences (*vipāka*) and how to identify it. Next, the Buddha has shown several other special matters that help in practicing these.</w:t>
+        <w:t xml:space="preserve">In that manner, it is because of ignorance that </w:t>
+      </w:r>
+      <w:proofErr w:type="spellStart"/>
+      <w:r>
+        <w:t>kamma</w:t>
+      </w:r>
+      <w:proofErr w:type="spellEnd"/>
+      <w:r>
+        <w:t xml:space="preserve"> also accumulates. Since one is responsible for it—if one is responsible for </w:t>
+      </w:r>
+      <w:proofErr w:type="spellStart"/>
+      <w:r>
+        <w:t>kamma</w:t>
+      </w:r>
+      <w:proofErr w:type="spellEnd"/>
+      <w:r>
+        <w:t xml:space="preserve">, one must also be responsible for its result. That is why, even if unwilling, one </w:t>
+      </w:r>
+      <w:proofErr w:type="gramStart"/>
+      <w:r>
+        <w:t>has to</w:t>
+      </w:r>
+      <w:proofErr w:type="gramEnd"/>
+      <w:r>
+        <w:t xml:space="preserve"> receive the terrifying results of those unwholesome </w:t>
+      </w:r>
+      <w:proofErr w:type="spellStart"/>
+      <w:r>
+        <w:t>kammas</w:t>
+      </w:r>
+      <w:proofErr w:type="spellEnd"/>
+      <w:r>
+        <w:t xml:space="preserve">. Knowing about those results, avoiding such unwholesome </w:t>
+      </w:r>
+      <w:proofErr w:type="spellStart"/>
+      <w:r>
+        <w:t>kammas</w:t>
+      </w:r>
+      <w:proofErr w:type="spellEnd"/>
+      <w:r>
+        <w:t xml:space="preserve"> is what should be done by a wise person. The word '*</w:t>
+      </w:r>
+      <w:proofErr w:type="spellStart"/>
+      <w:r>
+        <w:t>bāla</w:t>
+      </w:r>
+      <w:proofErr w:type="spellEnd"/>
+      <w:r>
+        <w:t>*' is used for an ignorant person. The word '*</w:t>
+      </w:r>
+      <w:proofErr w:type="spellStart"/>
+      <w:r>
+        <w:t>paṇḍita</w:t>
+      </w:r>
+      <w:proofErr w:type="spellEnd"/>
+      <w:r>
+        <w:t>*' is used in the Dhamma for a wise person. A wise person, having developed faith in the Supreme Buddha, having established right view, understanding good and bad, understanding merit and demerit, understanding wholesome and unwholesome, tries to live accordingly. An ordinary intellectual who is not like this, being subject to intellectualism, doubting, "Can this be possible?", sometimes turns to unwholesome deeds to satisfy their daily needs. Such a person is referred to in the Dhamma as a fool, a stupid person, an ignorant person.</w:t>
       </w:r>
     </w:p>
     <w:p>
       <w:r>
-        <w:t>What is virtue (*sīla*)? When we try to clarify this from within, the basic training rules (*sikkhāpada*) in the Dhamma are the five precepts (*pañca-sīla*). These five precepts are just like the road signs you see when traveling on a road. In some places, it says ‘do not horn,’ ‘beware of vehicles,’ ‘pedestrian crossing’—in this way, some indication is given to the driver. If the driver does not have this indication, what do they do? Going at the maximum speed the vehicle can go, some highly dangerous accidents will occur. Such is the journey in saṃsāra. For the being traveling on this journey of saṃsāra, the road signs are what the Buddha [...unclear...]</w:t>
-      </w:r>
-      <w:r>
-        <w:t xml:space="preserve"> </w:t>
-      </w:r>
-      <w:r>
-        <w:t>has presented as the five precepts (*pañca-sīla*). Why? Because those five unwholesome deeds are shown as five extremely grave kammas. The things that bring about dangerous consequences in saṃsāra are contained in the five precepts. Killing living beings, stealing, sexual misconduct, lying, and taking intoxicants—these are the five evil deeds. Through these, one falls into intense suffering, misery, and ruin in saṃsāra. Therefore, the Buddha first reminds all beings traveling on this journey of saṃsāra of these five precepts.</w:t>
+        <w:t xml:space="preserve">For that reason, the Supreme Buddha next shows, as an aid for someone to distinguish </w:t>
+      </w:r>
+      <w:proofErr w:type="spellStart"/>
+      <w:r>
+        <w:t>kamma</w:t>
+      </w:r>
+      <w:proofErr w:type="spellEnd"/>
+      <w:r>
+        <w:t xml:space="preserve">, that there are causes for this </w:t>
+      </w:r>
+      <w:proofErr w:type="spellStart"/>
+      <w:r>
+        <w:t>kamma</w:t>
+      </w:r>
+      <w:proofErr w:type="spellEnd"/>
+      <w:r>
+        <w:t>. They are called causes (*</w:t>
+      </w:r>
+      <w:proofErr w:type="spellStart"/>
+      <w:r>
+        <w:t>hetu</w:t>
+      </w:r>
+      <w:proofErr w:type="spellEnd"/>
+      <w:r>
+        <w:t>*) or origins (*</w:t>
+      </w:r>
+      <w:proofErr w:type="spellStart"/>
+      <w:r>
+        <w:t>nidāna</w:t>
+      </w:r>
+      <w:proofErr w:type="spellEnd"/>
+      <w:r>
+        <w:t xml:space="preserve">*). The causes </w:t>
+      </w:r>
+      <w:proofErr w:type="gramStart"/>
+      <w:r>
+        <w:t>for</w:t>
+      </w:r>
+      <w:proofErr w:type="gramEnd"/>
+      <w:r>
+        <w:t xml:space="preserve"> unwholesome </w:t>
+      </w:r>
+      <w:proofErr w:type="spellStart"/>
+      <w:r>
+        <w:t>kammas</w:t>
+      </w:r>
+      <w:proofErr w:type="spellEnd"/>
+      <w:r>
+        <w:t xml:space="preserve"> are greed, hatred, and delusion. These do not need to be introduced anew to human beings, to </w:t>
+      </w:r>
+      <w:proofErr w:type="spellStart"/>
+      <w:r>
+        <w:t>saṁsāric</w:t>
+      </w:r>
+      <w:proofErr w:type="spellEnd"/>
+      <w:r>
+        <w:t xml:space="preserve"> beings. When </w:t>
+      </w:r>
+      <w:proofErr w:type="spellStart"/>
+      <w:r>
+        <w:t>saṁsāric</w:t>
+      </w:r>
+      <w:proofErr w:type="spellEnd"/>
+      <w:r>
+        <w:t xml:space="preserve"> beings look back at their own minds, they can easily recognize these three defilements, which are like a triangle: greed, hatred, and delusion. Delusion is, as we said before, ignorance—that feeling of 'I' and 'mine'. "Even if the other person is struck by lightning, I must </w:t>
+      </w:r>
+      <w:proofErr w:type="gramStart"/>
+      <w:r>
+        <w:t>live"—</w:t>
+      </w:r>
+      <w:proofErr w:type="gramEnd"/>
+      <w:r>
+        <w:t xml:space="preserve">selfishness, egoism, indeed, that strong feeling of 'I' and 'mine' is delusion. That is why, towards what I like, there is greed. Towards what I oppose, or what I dislike, there is hatred. When contemplated with wisdom in this way, it is because of greed, hatred, and delusion that all unwholesome </w:t>
+      </w:r>
+      <w:proofErr w:type="spellStart"/>
+      <w:r>
+        <w:t>kammas</w:t>
+      </w:r>
+      <w:proofErr w:type="spellEnd"/>
+      <w:r>
+        <w:t xml:space="preserve"> in the world occur. Many other defilements can be added to these, but fundamentally, </w:t>
+      </w:r>
+      <w:proofErr w:type="gramStart"/>
+      <w:r>
+        <w:t>it is</w:t>
+      </w:r>
+      <w:proofErr w:type="gramEnd"/>
+      <w:r>
+        <w:t xml:space="preserve"> greed, hatred, and delusion. Next, wholesome states—those are unwholesome.</w:t>
       </w:r>
     </w:p>
     <w:p>
       <w:r>
-        <w:lastRenderedPageBreak/>
-        <w:t>Now, if one drives a vehicle and ignores those road signs, what happens? First, that vehicle veers off the road. Next, sometimes, going at high speed, it falls into a precipice and is shattered to pieces. In that very manner, the five-fold falling away associated with hell (*niraya*) is mentioned in the Dhamma. Four terms are shown in the Dhamma: *‘apāya, duggati, vinipāta, niraya’*. *‘Apāya’* means turning away from the correct path. *‘Duggati’* means going on a difficult path, like traversing a desert. *‘Vinipāta’* means falling down from the edge of a precipice. *‘Niraya’* means there is nothing left to save, falling into absolute ruin. One falls into such a state of ruin because of those evil deeds, if one does not protect the five precepts. What is this virtue (*sīla*)? Training rules (*sikkhāpada*). Why does one undertake and protect these training rules oneself? By remembering this daily, this person gives an advice to their own mind: “Today, I must conduct myself within these five precepts.” Just like the vehicle driver, the moment they see a road sign, if they are speeding, they reduce the speed of the vehicle; if there are curves, they reduce the speed. In that way, these five precepts are shown as highly beneficial factors that help in steering one’s vehicle of life.</w:t>
+        <w:t>Then, what can be taken on the wholesome side? They are shown as non-greed (*</w:t>
+      </w:r>
+      <w:proofErr w:type="spellStart"/>
+      <w:r>
+        <w:t>alobha</w:t>
+      </w:r>
+      <w:proofErr w:type="spellEnd"/>
+      <w:r>
+        <w:t>*), non-hatred (*</w:t>
+      </w:r>
+      <w:proofErr w:type="spellStart"/>
+      <w:r>
+        <w:t>adosa</w:t>
+      </w:r>
+      <w:proofErr w:type="spellEnd"/>
+      <w:r>
+        <w:t>*), and non-delusion (*</w:t>
+      </w:r>
+      <w:proofErr w:type="spellStart"/>
+      <w:r>
+        <w:t>amoha</w:t>
+      </w:r>
+      <w:proofErr w:type="spellEnd"/>
+      <w:r>
+        <w:t>*). Non-greed, non-hatred, and non-delusion mean that if one frees the mind from greed even for a moment, just for a single moment, that occasion is wholesome. It is a wholesome mind. If one removes the mind from hatred even for a moment—now, in the conduct of that treasurer, we see that there were wholesome roots of non-hatred (*</w:t>
+      </w:r>
+      <w:proofErr w:type="spellStart"/>
+      <w:r>
+        <w:t>adosa</w:t>
+      </w:r>
+      <w:proofErr w:type="spellEnd"/>
+      <w:r>
+        <w:t xml:space="preserve">*) within him. In that thief, there were unwholesome roots. In this way, we can understand it. If one thinks a thought, utters a word, or performs an action while being free from delusion, from the feeling of 'I' and 'mine' even for a moment, those go to the wholesome side. Reflecting in this way, the Supreme Buddha has deeply analyzed and presented this </w:t>
+      </w:r>
+      <w:proofErr w:type="spellStart"/>
+      <w:r>
+        <w:t>kamma</w:t>
+      </w:r>
+      <w:proofErr w:type="spellEnd"/>
+      <w:r>
+        <w:t xml:space="preserve"> to us, along with its side of results and the way to recognize it. Next, the Supreme Buddha has shown several other special factors that assist in putting these into practice.</w:t>
       </w:r>
     </w:p>
     <w:p>
       <w:r>
-        <w:t>Generally, some consider this a great hassle. Those who think so are like those who complain about the road signs on the road, saying they are of no use. If they are not there, they blame the government. “There should have been a sign indicating that there is a slope here.” But on this journey of saṃsāra, without reflecting on such things, they blame the Buddhas, Arahants, and the Sangha, saying: “They are asking us to accumulate so much.” When they realize what they must know to live, when they have to bend, then—at that moment—that is when they realize the foolishness they committed. That is why they are called *bāla*, ignorant persons.</w:t>
+        <w:t>What is meant by virtue (*</w:t>
+      </w:r>
+      <w:proofErr w:type="spellStart"/>
+      <w:r>
+        <w:t>sīla</w:t>
+      </w:r>
+      <w:proofErr w:type="spellEnd"/>
+      <w:r>
+        <w:t xml:space="preserve">*)? When contemplating this well with wisdom, these training rules—especially the five basic training rules in the Dhamma—are the Five Precepts. These </w:t>
+      </w:r>
+      <w:r>
+        <w:lastRenderedPageBreak/>
+        <w:t xml:space="preserve">Five Precepts are just like the road signs you see when traveling on a road. In some places, it </w:t>
+      </w:r>
+      <w:proofErr w:type="gramStart"/>
+      <w:r>
+        <w:t>says</w:t>
+      </w:r>
+      <w:proofErr w:type="gramEnd"/>
+      <w:r>
+        <w:t xml:space="preserve"> 'Drive slowly', 'Curves ahead', 'Steep descent ahead'—making some indication to the driver. If the driver does not have this indication, what will they do? They will go at the highest speed the vehicle can manage and fall into terrifying abysses. Such indeed is the journey in </w:t>
+      </w:r>
+      <w:proofErr w:type="spellStart"/>
+      <w:r>
+        <w:t>saṁsāra</w:t>
+      </w:r>
+      <w:proofErr w:type="spellEnd"/>
+      <w:r>
+        <w:t xml:space="preserve">. The Supreme Buddha has presented these Five Precepts as road signs for the being traveling on this journey of </w:t>
+      </w:r>
+      <w:proofErr w:type="spellStart"/>
+      <w:r>
+        <w:t>saṁsāra</w:t>
+      </w:r>
+      <w:proofErr w:type="spellEnd"/>
+      <w:r>
+        <w:t xml:space="preserve">. Because, among unwholesome </w:t>
+      </w:r>
+      <w:proofErr w:type="spellStart"/>
+      <w:r>
+        <w:t>kammas</w:t>
+      </w:r>
+      <w:proofErr w:type="spellEnd"/>
+      <w:r>
+        <w:t xml:space="preserve">, five are shown as extremely grave. The things that bring about terrifying results in </w:t>
+      </w:r>
+      <w:proofErr w:type="spellStart"/>
+      <w:r>
+        <w:t>saṁsāra</w:t>
+      </w:r>
+      <w:proofErr w:type="spellEnd"/>
+      <w:r>
+        <w:t xml:space="preserve"> are what are included in the Five Precepts: killing living beings, stealing, sexual misconduct, lying, and taking intoxicants like alcohol. Through these, one meets with severe oppression, burning, and torment in </w:t>
+      </w:r>
+      <w:proofErr w:type="spellStart"/>
+      <w:r>
+        <w:t>saṁsāra</w:t>
+      </w:r>
+      <w:proofErr w:type="spellEnd"/>
+      <w:r>
+        <w:t xml:space="preserve">. Therefore, to all beings traveling on this journey of </w:t>
+      </w:r>
+      <w:proofErr w:type="spellStart"/>
+      <w:r>
+        <w:t>saṁsāra</w:t>
+      </w:r>
+      <w:proofErr w:type="spellEnd"/>
+      <w:r>
+        <w:t xml:space="preserve">, the Supreme Buddha </w:t>
+      </w:r>
+      <w:proofErr w:type="gramStart"/>
+      <w:r>
+        <w:t>first of all</w:t>
+      </w:r>
+      <w:proofErr w:type="gramEnd"/>
+      <w:r>
+        <w:t xml:space="preserve"> reminds them of these Five Precepts.</w:t>
       </w:r>
     </w:p>
     <w:p>
       <w:r>
-        <w:t>In that way, one must reflect from within, using the evidence available to oneself. Just like the five precepts, other things related to them—belonging to the ten unwholesome courses of action (*dasa-akusala*)—specially mentioned in the virtue of right livelihood with eighth-fold virtue (*ājīvātthamaka-sīla*), are matters regarding speech. Regarding speech too, we generally consider a lie as a minor thing. Slanderous words and such things are considered minor. But they produce grave consequences. That is why the Buddha has laid down training rules regarding lying, slandering, harsh speech, and frivolous talk, because both can lead to destruction. Because of these, one's inheritance of performing kamma—the rare inheritance—degeneration occurs. Likewise is wrong livelihood (*micchā-ājīva*). Wrong methods of livelihood have dragged beings into trouble in saṃsāra, because it is an action that makes one forget righteousness. But having fallen into ruin through such wrong livelihood—now, we spoke of the cow-butcher’s testimony—and various other such persons. It is not only during the Buddha’s time that such things occurred. This is a defilement-laden topic that is challenging to many in the present day.</w:t>
+        <w:t>Now, if one drives a vehicle disregarding those road signs, what happens? First, the vehicle veers off the road. Next, it goes down the ditch, falls into the abyss, and is smashed to pieces. In the same way, a group of terms representing that state regarding hell are mentioned in this Dhamma. Four terms are shown in the Dhamma: '*</w:t>
+      </w:r>
+      <w:proofErr w:type="spellStart"/>
+      <w:r>
+        <w:t>apāya</w:t>
+      </w:r>
+      <w:proofErr w:type="spellEnd"/>
+      <w:r>
+        <w:t>*', '*</w:t>
+      </w:r>
+      <w:proofErr w:type="spellStart"/>
+      <w:r>
+        <w:t>duggati</w:t>
+      </w:r>
+      <w:proofErr w:type="spellEnd"/>
+      <w:r>
+        <w:t>*', '*</w:t>
+      </w:r>
+      <w:proofErr w:type="spellStart"/>
+      <w:r>
+        <w:t>vinipāta</w:t>
+      </w:r>
+      <w:proofErr w:type="spellEnd"/>
+      <w:r>
+        <w:t>*', and '*</w:t>
+      </w:r>
+      <w:proofErr w:type="spellStart"/>
+      <w:r>
+        <w:t>niraya</w:t>
+      </w:r>
+      <w:proofErr w:type="spellEnd"/>
+      <w:r>
+        <w:t>*'. '*</w:t>
+      </w:r>
+      <w:proofErr w:type="spellStart"/>
+      <w:r>
+        <w:t>Apāya</w:t>
+      </w:r>
+      <w:proofErr w:type="spellEnd"/>
+      <w:r>
+        <w:t>*' means turning away from the correct path. '*</w:t>
+      </w:r>
+      <w:proofErr w:type="spellStart"/>
+      <w:r>
+        <w:t>Duggati</w:t>
+      </w:r>
+      <w:proofErr w:type="spellEnd"/>
+      <w:r>
+        <w:t>*' means going on a wrong path, like going down a ditch. '*</w:t>
+      </w:r>
+      <w:proofErr w:type="spellStart"/>
+      <w:r>
+        <w:t>Vinipāta</w:t>
+      </w:r>
+      <w:proofErr w:type="spellEnd"/>
+      <w:r>
+        <w:t>*' means falling headlong down an abyss. '*</w:t>
+      </w:r>
+      <w:proofErr w:type="spellStart"/>
+      <w:r>
+        <w:t>Niraya</w:t>
+      </w:r>
+      <w:proofErr w:type="spellEnd"/>
+      <w:r>
+        <w:t xml:space="preserve">*' means being crushed to pieces, reaching a state where nothing can be recovered. One falls into such a state due to unwholesome </w:t>
+      </w:r>
+      <w:proofErr w:type="spellStart"/>
+      <w:r>
+        <w:t>kammas</w:t>
+      </w:r>
+      <w:proofErr w:type="spellEnd"/>
+      <w:r>
+        <w:t>, if one does not protect the Five Precepts. Virtue (*</w:t>
+      </w:r>
+      <w:proofErr w:type="spellStart"/>
+      <w:r>
+        <w:t>sīla</w:t>
+      </w:r>
+      <w:proofErr w:type="spellEnd"/>
+      <w:r>
+        <w:t xml:space="preserve">*) means training rules. Why does one undertake and protect these training rules oneself? By recalling this daily, this person gives some advice to their own mind: "Today, I must conduct myself within these Five Precepts." Just as a vehicle driver, upon seeing a road sign, reduces the speed of the vehicle if it is running fast, or reduces speed if there are curves, in the same way, these Five Precepts are shown as things that help and support one in shaping one's way of life. Generally, someone thinks of this as a great nuisance. However, those who think so do not say such things about the road signs on the road. If those signs are not there, they blame the government: "They should have placed a road sign there saying there is a steep descent." But without reflecting on such things in this journey of </w:t>
+      </w:r>
+      <w:proofErr w:type="spellStart"/>
+      <w:r>
+        <w:t>saṁsāra</w:t>
+      </w:r>
+      <w:proofErr w:type="spellEnd"/>
+      <w:r>
+        <w:t xml:space="preserve">, they blame the Buddhas, the Arahants, and the </w:t>
+      </w:r>
+      <w:proofErr w:type="spellStart"/>
+      <w:r>
+        <w:t>Saṅgha</w:t>
+      </w:r>
+      <w:proofErr w:type="spellEnd"/>
+      <w:r>
+        <w:t>, saying they are telling us to keep these precepts. When they begin to burn and torment because of those very things, only at that moment do they understand the foolishness they committed. That is why the fool is called an ignorant person.</w:t>
       </w:r>
     </w:p>
     <w:p>
       <w:r>
-        <w:t xml:space="preserve">In this day and age, there is no one who can declare such occurrences from direct experience. Even if there were, just as testimony was received from the Buddha and the great Arahant Moggallāna—that matter was not declared. Why was it not declared? “The Buddha is telling lies, he is inventing these stories to deceive us”—the Buddha did not make </w:t>
+        <w:t xml:space="preserve">In that way, one must reflect </w:t>
+      </w:r>
+      <w:proofErr w:type="gramStart"/>
+      <w:r>
+        <w:t>deeply based</w:t>
+      </w:r>
+      <w:proofErr w:type="gramEnd"/>
+      <w:r>
+        <w:t xml:space="preserve"> on the evidence available to oneself. Just like the Five Precepts, the next things related to them—belonging to the ten unwholesome courses of action—especially in the *</w:t>
+      </w:r>
+      <w:proofErr w:type="spellStart"/>
+      <w:r>
+        <w:t>ājīva-aṭṭhamaka-sīla</w:t>
+      </w:r>
+      <w:proofErr w:type="spellEnd"/>
+      <w:r>
+        <w:t>* (virtue with livelihood as the eighth), factors regarding speech were mentioned. Regarding speech, too, we generally consider a lie as a minor thing. Slandering, too, we consider as minor things. But there are grave consequences of these. That is why the Supreme Buddha laid down training rules to abstain from lying, slandering, harsh speech, and frivolous talk. Because of these, one ruins the gift of speech—this rare gift—that one has received. Likewise, there is wrong livelihood (*</w:t>
+      </w:r>
+      <w:proofErr w:type="spellStart"/>
+      <w:r>
+        <w:t>micchā-ājīva</w:t>
+      </w:r>
+      <w:proofErr w:type="spellEnd"/>
+      <w:r>
+        <w:t xml:space="preserve">*). Wrong ways of living. In this era, such things have come to the fore through the economy—since this is an era where righteousness is forgotten. But having met </w:t>
       </w:r>
       <w:r>
         <w:lastRenderedPageBreak/>
-        <w:t>those declarations so that people would not say such things and go to hell (*apāya*). Even when the great Arahant Moggallāna was present as a witness to that matter, they were not declared until then. It is the same in the present day. In this day and age, even if someone rarely sees these things and speaks of them, people do not believe them. But these people who do not believe, who cast aside the things in these Dhamma books as old stories, are ready to accept them with utmost respect if western scientists declare something about them.</w:t>
+        <w:t>with ruin through such wrong livelihood—we spoke about a cattle butcher—many others are like that. It is not only during the Buddha's time that beings exist in such *</w:t>
+      </w:r>
+      <w:proofErr w:type="spellStart"/>
+      <w:r>
+        <w:t>peta</w:t>
+      </w:r>
+      <w:proofErr w:type="spellEnd"/>
+      <w:r>
+        <w:t>* states. In this era, because those who possess higher knowledges (*</w:t>
+      </w:r>
+      <w:proofErr w:type="spellStart"/>
+      <w:r>
+        <w:t>abhiññā</w:t>
+      </w:r>
+      <w:proofErr w:type="spellEnd"/>
+      <w:r>
+        <w:t xml:space="preserve">*) are scarce, there is no one to declare such matters. Even if there were, even the Supreme Buddha did not declare that matter until he received witness from Venerable </w:t>
+      </w:r>
+      <w:proofErr w:type="spellStart"/>
+      <w:r>
+        <w:t>Mahā</w:t>
+      </w:r>
+      <w:proofErr w:type="spellEnd"/>
+      <w:r>
+        <w:t xml:space="preserve"> </w:t>
+      </w:r>
+      <w:proofErr w:type="spellStart"/>
+      <w:r>
+        <w:t>Moggallāna</w:t>
+      </w:r>
+      <w:proofErr w:type="spellEnd"/>
+      <w:r>
+        <w:t xml:space="preserve">. Why did he not declare it? Lest they say, "The Supreme Buddha is lying to deceive us; he is making up these stories to deceive us as if we were little children." The Supreme Buddha did not declare it lest they, by saying so, go to hell. He did not declare those things until the time came when Venerable </w:t>
+      </w:r>
+      <w:proofErr w:type="spellStart"/>
+      <w:r>
+        <w:t>Mahā</w:t>
+      </w:r>
+      <w:proofErr w:type="spellEnd"/>
+      <w:r>
+        <w:t xml:space="preserve"> </w:t>
+      </w:r>
+      <w:proofErr w:type="spellStart"/>
+      <w:r>
+        <w:t>Moggallāna</w:t>
+      </w:r>
+      <w:proofErr w:type="spellEnd"/>
+      <w:r>
+        <w:t xml:space="preserve"> stood in the position of a witness to that matter. It is the same in this era too. Even if someone rarely sees these things in this era, even if they say so, people do not believe it. But those humans who do not believe these things, who discard the things in these Dhamma books saying they are old stories, are ready to accept them with the utmost reverence if Western scientists declare something about them.</w:t>
       </w:r>
     </w:p>
     <w:p>
-      <w:r>
-        <w:t>Indeed, the word of the Buddha does not need to be measured anew. In this day and age, even western scientists are speaking, albeit weakly, about this kamma. Because of such matters, this principle is being practiced and verified in various ways. In some individuals, the knowledge of recollecting past lives (*jātissara-ñāṇa*) arises in early childhood. Such things are what become famous in the world as cases of reincarnation. Because, in early childhood, some young children remember past lives. Most often, the way they lived in the past life, the way they died, and not only that, but the profession they did. Most wonderful details about those. Through special technology, through the discovery of regression, sending them into a trance state, bringing up their past memories, finding out where they lived in the world, what they did—the technology to bring these up has been discovered in the West. These are sometimes like the actions of those children of old, when we consider the Buddha and the great Arahants like Moggallāna. But even such things in this day and age are good evidence to think that they can be believed with confidence.</w:t>
+      <w:proofErr w:type="gramStart"/>
+      <w:r>
+        <w:t>Actually, although</w:t>
+      </w:r>
+      <w:proofErr w:type="gramEnd"/>
+      <w:r>
+        <w:t xml:space="preserve"> the word of the Buddha does not need external support, in this era, even Western scientists have had their eyes opened regarding this </w:t>
+      </w:r>
+      <w:proofErr w:type="spellStart"/>
+      <w:r>
+        <w:t>kamma</w:t>
+      </w:r>
+      <w:proofErr w:type="spellEnd"/>
+      <w:r>
+        <w:t xml:space="preserve">. You must </w:t>
+      </w:r>
+      <w:proofErr w:type="gramStart"/>
+      <w:r>
+        <w:t>be hearing</w:t>
+      </w:r>
+      <w:proofErr w:type="gramEnd"/>
+      <w:r>
+        <w:t xml:space="preserve"> about such matters frequently through various means. Some people develop the recollection of past lives (*</w:t>
+      </w:r>
+      <w:proofErr w:type="spellStart"/>
+      <w:r>
+        <w:t>jātissaraṇa-ñāṇa</w:t>
+      </w:r>
+      <w:proofErr w:type="spellEnd"/>
+      <w:r>
+        <w:t xml:space="preserve">*) in their childhood. It is such things that become famous in the world as stories of rebirth. Because, in early childhood, some young children remember past lives—mostly how they lived in their past life, how they died, and not only that, but those </w:t>
+      </w:r>
+      <w:proofErr w:type="spellStart"/>
+      <w:r>
+        <w:t>kammas</w:t>
+      </w:r>
+      <w:proofErr w:type="spellEnd"/>
+      <w:r>
+        <w:t xml:space="preserve"> they committed. Very wonderful details about them. Likewise, through hypnosis, by putting someone into a hypnotic sleep, bringing out their </w:t>
+      </w:r>
+      <w:proofErr w:type="gramStart"/>
+      <w:r>
+        <w:t>past memories</w:t>
+      </w:r>
+      <w:proofErr w:type="gramEnd"/>
+      <w:r>
+        <w:t xml:space="preserve">, the places they lived in the past, the things they did and </w:t>
+      </w:r>
+      <w:proofErr w:type="gramStart"/>
+      <w:r>
+        <w:t>said—methods</w:t>
+      </w:r>
+      <w:proofErr w:type="gramEnd"/>
+      <w:r>
+        <w:t xml:space="preserve"> for bringing these out have been discovered in the West. These are sometimes like the deeds of early children, when we consider the Buddhas and Venerable </w:t>
+      </w:r>
+      <w:proofErr w:type="spellStart"/>
+      <w:r>
+        <w:t>Mahā</w:t>
+      </w:r>
+      <w:proofErr w:type="spellEnd"/>
+      <w:r>
+        <w:t xml:space="preserve"> </w:t>
+      </w:r>
+      <w:proofErr w:type="spellStart"/>
+      <w:r>
+        <w:t>Moggallāna</w:t>
+      </w:r>
+      <w:proofErr w:type="spellEnd"/>
+      <w:r>
+        <w:t xml:space="preserve">. But even such things in this era are good evidence to think that one can believe this with confidence. Moreover, about a century ago in America—when speaking of America, at that time they knew next to nothing about Buddhism, </w:t>
+      </w:r>
+      <w:proofErr w:type="spellStart"/>
+      <w:r>
+        <w:t>kamma</w:t>
+      </w:r>
+      <w:proofErr w:type="spellEnd"/>
+      <w:r>
+        <w:t xml:space="preserve">, or the law of </w:t>
+      </w:r>
+      <w:proofErr w:type="spellStart"/>
+      <w:r>
+        <w:t>kamma</w:t>
+      </w:r>
+      <w:proofErr w:type="spellEnd"/>
+      <w:r>
+        <w:t xml:space="preserve">. It was such a dark age. But in such a country, there was a Catholic gentleman named Edgar Cayce. That gentleman had not even heard the word </w:t>
+      </w:r>
+      <w:proofErr w:type="spellStart"/>
+      <w:r>
+        <w:t>kamma</w:t>
+      </w:r>
+      <w:proofErr w:type="spellEnd"/>
+      <w:r>
+        <w:t xml:space="preserve"> in his daily life. But after falling into a hypnotic sleep himself, he had the ability to state his own past lives, the </w:t>
+      </w:r>
+      <w:proofErr w:type="spellStart"/>
+      <w:r>
+        <w:t>kammas</w:t>
+      </w:r>
+      <w:proofErr w:type="spellEnd"/>
+      <w:r>
+        <w:t xml:space="preserve"> that caused them, and the karmic results that caused the illnesses of the patients who came to him. The descriptions of illnesses he declared regarding the patients who came to him are still stored in a separate library, and even professors conduct various </w:t>
+      </w:r>
+      <w:proofErr w:type="gramStart"/>
+      <w:r>
+        <w:t>researches</w:t>
+      </w:r>
+      <w:proofErr w:type="gramEnd"/>
+      <w:r>
+        <w:t xml:space="preserve"> on them and write books. Mentioning one or two of them as examples: a man came with an eye disease that was close to causing blindness. At that moment, Edgar Cayce stated the cause for it. Although the disease could be cured </w:t>
+      </w:r>
+      <w:proofErr w:type="gramStart"/>
+      <w:r>
+        <w:t>to a large extent</w:t>
+      </w:r>
+      <w:proofErr w:type="gramEnd"/>
+      <w:r>
+        <w:t xml:space="preserve"> through medicine and various social welfare activities and meritorious deeds, it could not be cured beyond that. Because the cause was: "Thousands of years ago, you were born in an uncivilized tribe. What was the job you had? It was to blind the enemies captured by those tribesmen. Since you performed that duty of blinding very well, your eyes cannot be cured beyond this; you cannot be freed from that blindness," Edgar Cayce determined.</w:t>
       </w:r>
     </w:p>
     <w:p>
       <w:r>
-        <w:t>Likewise, several decades ago in America—when speaking of America, that was a time when they knew nothing about the Buddha-Dhamma, or kamma, or the law of kamma. That was a dark age. But in such a country, there was a Christian gentleman named Edgar Cayce. That gentleman had never even heard the word ‘kamma’ in his life. But after falling into a trance sleep through a kind of kamma-regression, he had the ability to see his own past lives, their causes, and the *kamma-vipāka* (results of kamma) that caused the illnesses of the patients who came to him. The descriptions of illnesses he declared about the patients who came to him are now kept in a library, and even professors are conducting various researches and writing books on them. To mention one or two instances as examples, one man was suffering from a type of eye disease bordering on blindness. On that occasion, Edgar Cayce declared the cause for it. He said: “Through various other social service activities and meritorious deeds, the illness can be cured to a great extent; beyond that, it cannot be cured. Why? The reason is: thousands of years ago, you were born in an undeveloped tribe. Your duty was to blind the eyes of enemies captured in battle. Because you performed that duty of blinding eyes for a long time, beyond this, your eyes cannot be cured. You cannot be freed from that ignorance,” Edgar Cayce determined.</w:t>
-      </w:r>
-    </w:p>
-    <w:p/>
-    <w:p>
-      <w:r>
-        <w:t xml:space="preserve">Accordingly, we can understand that these occurrences are not confined to the Buddha’s time alone, nor is it that they are forgotten in this short time of technology; they exist in the world even today. There are those who see them, and those who can present facts about them with evidence. Such is the situation. Therefore, next we must think: how do we escape </w:t>
-      </w:r>
-      <w:r>
         <w:lastRenderedPageBreak/>
-        <w:t>from this kamma? By turning away from these unwholesome kammas, avoiding evil kammas, and walking on the path of the Dhamma as far as possible—now, most often, some turn to these evil kammas because the state of being a *peta* (*peta-bhāva*) operates very subtly, as a special state of beings. Now, everyone can contemplate whether their own *peta*-state is pure or impure, good or bad—some experience a feeling / sensation (*vedanā*)—whether it is a good one or a bad one. Even when it is a bad one, and even when knowing that bad feeling is bad, some still encourage it, act according to it, and use words accordingly. What is the cause of such inclination? The lack of development of the mind. That is why the Buddha declares, not stopping at virtue (*sīla*) alone, not stopping merely at giving road signs—the Buddha next indicates a more systematic, more beneficial, and superior path to escape from this nature of immense suffering (*dukkha*) in saṃsāra. The Buddha reveals a path for beings to escape from this law of kamma, from the results of kamma, from kamma entirely. What helps in this is the wisdom (*paññā*) of concentration (*samādhi*).</w:t>
+        <w:t xml:space="preserve">According to that, we can realize that the results of </w:t>
+      </w:r>
+      <w:proofErr w:type="spellStart"/>
+      <w:r>
+        <w:t>kamma</w:t>
+      </w:r>
+      <w:proofErr w:type="spellEnd"/>
+      <w:r>
+        <w:t xml:space="preserve"> exist in the world not only during the Buddha's time, but even in this present era. Those who can see them, who can present the facts with reasons, are scarce. Such is the situation. Therefore, next, one must reflect: how do we escape from this </w:t>
+      </w:r>
+      <w:proofErr w:type="spellStart"/>
+      <w:r>
+        <w:t>kamma</w:t>
+      </w:r>
+      <w:proofErr w:type="spellEnd"/>
+      <w:r>
+        <w:t xml:space="preserve">? Having turned away from these unwholesome </w:t>
+      </w:r>
+      <w:proofErr w:type="spellStart"/>
+      <w:r>
+        <w:t>kammas</w:t>
+      </w:r>
+      <w:proofErr w:type="spellEnd"/>
+      <w:r>
+        <w:t xml:space="preserve">, having turned away from unwholesome deeds, to travel as far as possible on the path of the Dhamma—now, mostly, one turns to these unwholesome </w:t>
+      </w:r>
+      <w:proofErr w:type="spellStart"/>
+      <w:r>
+        <w:t>kammas</w:t>
+      </w:r>
+      <w:proofErr w:type="spellEnd"/>
+      <w:r>
+        <w:t xml:space="preserve"> because that intention operates very rapidly in the mental stream. Now, everyone </w:t>
+      </w:r>
+      <w:proofErr w:type="gramStart"/>
+      <w:r>
+        <w:t>is able to</w:t>
+      </w:r>
+      <w:proofErr w:type="gramEnd"/>
+      <w:r>
+        <w:t xml:space="preserve"> understand whether their intention is pure or impure, good or bad—an intention arose in someone—whether it is a good one or a bad one. Even if it is a bad one, some people, knowing that the bad intention is bad, still encourage it further and act according to it. They use words. What is the cause </w:t>
+      </w:r>
+      <w:proofErr w:type="gramStart"/>
+      <w:r>
+        <w:t>for</w:t>
+      </w:r>
+      <w:proofErr w:type="gramEnd"/>
+      <w:r>
+        <w:t xml:space="preserve"> such inclination? It is the lack of development of the mind. That is why the Supreme Buddha declares that, without stopping at virtue alone, without stopping at merely giving those road signs—the Supreme Buddha next shows a more systematic, more beneficial, and excellent path to escape from this terrifying nature of </w:t>
+      </w:r>
+      <w:r>
+        <w:t>suffering</w:t>
+      </w:r>
+      <w:r>
+        <w:t xml:space="preserve"> in </w:t>
+      </w:r>
+      <w:proofErr w:type="spellStart"/>
+      <w:r>
+        <w:t>saṁsāra</w:t>
+      </w:r>
+      <w:proofErr w:type="spellEnd"/>
+      <w:r>
+        <w:t xml:space="preserve">. The Supreme Buddha brings out for beings a power to escape from this law of </w:t>
+      </w:r>
+      <w:proofErr w:type="spellStart"/>
+      <w:r>
+        <w:t>kamma</w:t>
+      </w:r>
+      <w:proofErr w:type="spellEnd"/>
+      <w:r>
+        <w:t xml:space="preserve">, from the results of </w:t>
+      </w:r>
+      <w:proofErr w:type="spellStart"/>
+      <w:r>
+        <w:t>kamma</w:t>
+      </w:r>
+      <w:proofErr w:type="spellEnd"/>
+      <w:r>
+        <w:t xml:space="preserve">, entirely from </w:t>
+      </w:r>
+      <w:proofErr w:type="spellStart"/>
+      <w:r>
+        <w:t>kamma</w:t>
+      </w:r>
+      <w:proofErr w:type="spellEnd"/>
+      <w:r>
+        <w:t>. What assists in that is concentration (*</w:t>
+      </w:r>
+      <w:proofErr w:type="spellStart"/>
+      <w:r>
+        <w:t>samādhi</w:t>
+      </w:r>
+      <w:proofErr w:type="spellEnd"/>
+      <w:r>
+        <w:t>*) and wisdom (*</w:t>
+      </w:r>
+      <w:proofErr w:type="spellStart"/>
+      <w:r>
+        <w:t>paññā</w:t>
+      </w:r>
+      <w:proofErr w:type="spellEnd"/>
+      <w:r>
+        <w:t>*). Having prepared the mind through virtue, next, one calms the mind by way of concentration. One develops the power to keep the mind on a single object. To such a person, indeed, more than the person mentioned before, when the intention goes towards the bad side, the power to stop it immediately comes because of concentration. Even more deeply, the power to escape from these karmic forces arises through wisdom. Realizing the true nature of the world directly, there is nothing to be taken as 'I' or 'mine'. What exists here is the state of *</w:t>
+      </w:r>
+      <w:proofErr w:type="spellStart"/>
+      <w:r>
+        <w:t>anattā</w:t>
+      </w:r>
+      <w:proofErr w:type="spellEnd"/>
+      <w:r>
+        <w:t xml:space="preserve">* (not-self). This very existence of </w:t>
+      </w:r>
+      <w:proofErr w:type="spellStart"/>
+      <w:r>
+        <w:t>saṁsāra</w:t>
+      </w:r>
+      <w:proofErr w:type="spellEnd"/>
+      <w:r>
+        <w:t xml:space="preserve"> is *dukkha* (</w:t>
+      </w:r>
+      <w:r>
+        <w:t>suffering</w:t>
+      </w:r>
+      <w:r>
+        <w:t>); its cause is *</w:t>
+      </w:r>
+      <w:proofErr w:type="spellStart"/>
+      <w:r>
+        <w:t>taṇhā</w:t>
+      </w:r>
+      <w:proofErr w:type="spellEnd"/>
+      <w:r>
+        <w:t xml:space="preserve">* (*craving*). The place where this *craving* is destroyed is </w:t>
+      </w:r>
+      <w:proofErr w:type="spellStart"/>
+      <w:r>
+        <w:t>Nibbāna</w:t>
+      </w:r>
+      <w:proofErr w:type="spellEnd"/>
+      <w:r>
+        <w:t>. The path that assists in this is the Noble Eightfold Path—this is the understanding of the Four Noble Truths. That indeed is what is called wisdom.</w:t>
       </w:r>
     </w:p>
     <w:p>
       <w:r>
-        <w:t xml:space="preserve">Having prepared the mind through virtue (*sīla*), next, through concentration (*samādhi*), one calms the mind. One develops the strength to keep the mind on a single object. For such a person, rather than the one who merely thought with the mind, when the feeling / sensation (*vedanā*) turns towards the side of anger, there arises an opportunity to stop it because of concentration (*samādhi*). More deeply than that, the power to escape from this connection arises by directly realizing the true nature of the world, that there is nothing to be taken as ‘I’ and ‘mine’. What is spoken of here is the state of non-self (*anattā*). The primary experience in this saṃsāra is suffering / stress (*dukkha*). Its cause is craving / thirst (*taṇhā*). Where this craving is destroyed is </w:t>
-      </w:r>
-      <w:r>
-        <w:t>Nibbāna</w:t>
-      </w:r>
-      <w:r>
-        <w:t>. The path that helps in this is the Noble Eightfold Path—this is the understanding of the Four Noble Truths. That is what is called wisdom (*paññā*).</w:t>
+        <w:t>If someone has developed that wisdom supramundane-</w:t>
+      </w:r>
+      <w:proofErr w:type="spellStart"/>
+      <w:r>
+        <w:t>ly</w:t>
+      </w:r>
+      <w:proofErr w:type="spellEnd"/>
+      <w:r>
+        <w:t>, if that person has understood the Four Noble Truths at the first stage, the stage of Stream-entry (*</w:t>
+      </w:r>
+      <w:proofErr w:type="spellStart"/>
+      <w:r>
+        <w:t>Sotāpanna</w:t>
+      </w:r>
+      <w:proofErr w:type="spellEnd"/>
+      <w:r>
+        <w:t>*)—a special change occurs in their intention. To what extent does that change occur? Unwholesome deeds that lead to states of deprivation (*</w:t>
+      </w:r>
+      <w:proofErr w:type="spellStart"/>
+      <w:r>
+        <w:t>apāya</w:t>
+      </w:r>
+      <w:proofErr w:type="spellEnd"/>
+      <w:r>
+        <w:t xml:space="preserve">*) are not committed by them. Now, generally, due to a grave unwholesome thought arising in a single short moment, one can even go to hell. Such is the terrifying nature of the mental process—this mind operates so rapidly that it cannot be compared to any vehicle or machine in the world. If a mind operating with such speed turns to the bad side even for a single moment—if some wrong thought, wrong word, or wrong action is done towards a Buddha or an Arahant, that is enough to boil in hell for many </w:t>
+      </w:r>
+      <w:proofErr w:type="spellStart"/>
+      <w:r>
+        <w:t>aeons</w:t>
+      </w:r>
+      <w:proofErr w:type="spellEnd"/>
+      <w:r>
+        <w:t xml:space="preserve">. Seeing a vehicle traveling very fast, many people are very pleased. But the driver of that vehicle has a massive responsibility. If the machinery to stop that vehicle as one wishes is not proper, if there are various deficiencies, during that fast travel, terrifying accidents to </w:t>
+      </w:r>
+      <w:proofErr w:type="gramStart"/>
+      <w:r>
+        <w:t>lives</w:t>
+      </w:r>
+      <w:proofErr w:type="gramEnd"/>
+      <w:r>
+        <w:t xml:space="preserve"> occur. In the same way, regarding this mind, the Supreme Buddha shows that due to its rapid nature, if it turns to the bad, one will have to undergo grave consequences. But the Stream-enterer has stopped the mind to some extent. Due to that power of stopping the mind, and due to that realization of truth—wisdom—the Stream-enterer limits the entire </w:t>
+      </w:r>
+      <w:proofErr w:type="spellStart"/>
+      <w:r>
+        <w:t>saṁsāric</w:t>
+      </w:r>
+      <w:proofErr w:type="spellEnd"/>
+      <w:r>
+        <w:t xml:space="preserve"> existence to a maximum of seven lives and </w:t>
+      </w:r>
+      <w:r>
+        <w:lastRenderedPageBreak/>
+        <w:t xml:space="preserve">escapes from it. It means they are born only seven more times. Moreover, to what extent does the change in that mind </w:t>
+      </w:r>
+      <w:proofErr w:type="gramStart"/>
+      <w:r>
+        <w:t>occur?—</w:t>
+      </w:r>
+      <w:proofErr w:type="gramEnd"/>
+      <w:r>
+        <w:t>the *</w:t>
+      </w:r>
+      <w:proofErr w:type="spellStart"/>
+      <w:r>
+        <w:t>sakkāya-diṭṭhi</w:t>
+      </w:r>
+      <w:proofErr w:type="spellEnd"/>
+      <w:r>
+        <w:t xml:space="preserve">* (view of existing group/body) called the soul-perception, the feeling that there is a soul, that wrong thought, is removed from them. The Stream-enterer, the person who has attained the stage of Stream-entry, not only receives the solace of being born only seven more times in </w:t>
+      </w:r>
+      <w:proofErr w:type="spellStart"/>
+      <w:r>
+        <w:t>saṁsāra</w:t>
+      </w:r>
+      <w:proofErr w:type="spellEnd"/>
+      <w:r>
+        <w:t xml:space="preserve">, but that person cannot commit unwholesome </w:t>
+      </w:r>
+      <w:proofErr w:type="spellStart"/>
+      <w:r>
+        <w:t>kammas</w:t>
+      </w:r>
+      <w:proofErr w:type="spellEnd"/>
+      <w:r>
+        <w:t xml:space="preserve"> that lead to hell. What is the cause? It is the change that occurs in the mind. Through that power of stopping the mind, </w:t>
+      </w:r>
+      <w:proofErr w:type="gramStart"/>
+      <w:r>
+        <w:t>and also</w:t>
+      </w:r>
+      <w:proofErr w:type="gramEnd"/>
+      <w:r>
+        <w:t xml:space="preserve"> through that wisdom, the binding of the </w:t>
+      </w:r>
+      <w:proofErr w:type="spellStart"/>
+      <w:r>
+        <w:t>kammas</w:t>
+      </w:r>
+      <w:proofErr w:type="spellEnd"/>
+      <w:r>
+        <w:t xml:space="preserve"> they perform is reduced. The responsibility for those </w:t>
+      </w:r>
+      <w:proofErr w:type="spellStart"/>
+      <w:r>
+        <w:t>kammas</w:t>
+      </w:r>
+      <w:proofErr w:type="spellEnd"/>
+      <w:r>
+        <w:t xml:space="preserve"> is reduced. We said before that according to the responsibility one takes for performing a </w:t>
+      </w:r>
+      <w:proofErr w:type="spellStart"/>
+      <w:r>
+        <w:t>kamma</w:t>
+      </w:r>
+      <w:proofErr w:type="spellEnd"/>
+      <w:r>
+        <w:t xml:space="preserve">, one </w:t>
+      </w:r>
+      <w:proofErr w:type="gramStart"/>
+      <w:r>
+        <w:t>has to</w:t>
+      </w:r>
+      <w:proofErr w:type="gramEnd"/>
+      <w:r>
+        <w:t xml:space="preserve"> take responsibility for undergoing its result. Thus, due to that view of tightly grasping 'I' and 'mine', for whatever long period one had to undergo results in hell and other places, that situation is reduced for the Stream-enterer because of that realization.</w:t>
       </w:r>
     </w:p>
     <w:p>
       <w:r>
-        <w:t xml:space="preserve">If someone has developed that wisdom (*paññā*) in the supramundane sense, by the first task, the task of Stream-entry (*sotāpatti*), they shatter the dogma of self-illusion (*sakkāya-diṭṭhi*), and a special change occurs in that person’s intention (*cetanā*). That intention, to put it in every way, does not leave that mind-stream: the unwholesome deeds that lead to hell (*apāya*). Now, generally, a person can go to hell (*apāya*) even because of a grave evil thought that arises in a single brief moment. Such is the dangerous nature of kamma and the nature of the mind; if one considers how a single mind-moment takes hold of an object, the mind acts with a speed that cannot be compared to any vehicle or any machine in the world. If the mind acting with such speed is directed to a bad side even for a single moment—if some wrong thought, wrong word, or wrong action is committed towards a Buddha or an Arahant—that is enough to boil in hell (*niraya*) for many aeons. Seeing a vehicle traveling at very high speed, many people are highly pleased. But its driver holds a massive responsibility. If the machinery to stop that vehicle as desired is not in order, or if some other defect occurs, while traveling at speed, highly dangerous accidents happen to lives. In that very manner, regarding this mind too, the Buddha indicates that because of its very subtle nature, if some life takes a dangerous turn, one has to undergo grave consequences. But the Stream-enterer (*sotāpanna*) stops the mind from going </w:t>
-      </w:r>
-      <w:r>
-        <w:lastRenderedPageBreak/>
-        <w:t>towards kamma. The cause for stopping that mind, due to that realization of truth—wisdom (*paññā*)—limits the great saṃsāric existence of the Stream-enterer to only seven births / arisings (*jāti*). It is reduced; that means they are born only a few more times. Not only that, but how great is the change that occurs in that mind next—the notion of self (*atta-saññā*) that exists in saṃsāra, the feeling that there is a self, that wrong thought is removed from that person. For the person who has reached that state of Stream-entry, who has achieved the task of Stream-entry, not only is their birth in saṃsāra limited to seven times at most, but that person cannot commit evil deeds that lead to hell (*apāya*). Why is that? It is the change that occurs in the mind. Through that power of stopping the mind, and also through that wisdom (*paññā*), that person’s binding to the kammas they perform is reduced. The responsibility regarding those kammas is reduced. We said earlier that it is according to the responsibility one takes for performing a kamma—taking responsibility for a kamma—that one has to take responsibility for experiencing its consequence. Then, that view (*diṭṭhi*) which was strongly held as ‘I’ and ‘mine,’ due to which one had to experience consequences in hell and other places for a long time—that state is reduced for the Stream-enterer because of that realization.</w:t>
+        <w:t>Next, it is the same when becoming a Once-returner (*</w:t>
+      </w:r>
+      <w:proofErr w:type="spellStart"/>
+      <w:r>
+        <w:t>Sakadāgāmi</w:t>
+      </w:r>
+      <w:proofErr w:type="spellEnd"/>
+      <w:r>
+        <w:t xml:space="preserve">*) and Non-returner (*Anāgāmi*); the Once-returner comes to this world only once more. The </w:t>
+      </w:r>
+      <w:proofErr w:type="gramStart"/>
+      <w:r>
+        <w:t>Non-returner</w:t>
+      </w:r>
+      <w:proofErr w:type="gramEnd"/>
+      <w:r>
+        <w:t xml:space="preserve"> does not return to this world again. Having been reborn in the Brahma world, they attain </w:t>
+      </w:r>
+      <w:proofErr w:type="spellStart"/>
+      <w:r>
+        <w:t>Nibbāna</w:t>
+      </w:r>
+      <w:proofErr w:type="spellEnd"/>
+      <w:r>
+        <w:t xml:space="preserve"> right there. For the Arahant, there is no rebirth after this. But the influence of </w:t>
+      </w:r>
+      <w:proofErr w:type="spellStart"/>
+      <w:r>
+        <w:t>kamma</w:t>
+      </w:r>
+      <w:proofErr w:type="spellEnd"/>
+      <w:r>
+        <w:t xml:space="preserve"> is so powerful that they </w:t>
+      </w:r>
+      <w:proofErr w:type="gramStart"/>
+      <w:r>
+        <w:t>have to</w:t>
+      </w:r>
+      <w:proofErr w:type="gramEnd"/>
+      <w:r>
+        <w:t xml:space="preserve"> undergo some result in this very life as *</w:t>
+      </w:r>
+      <w:proofErr w:type="spellStart"/>
+      <w:r>
+        <w:t>diṭṭhadhamma-vedanīya</w:t>
+      </w:r>
+      <w:proofErr w:type="spellEnd"/>
+      <w:r>
+        <w:t xml:space="preserve">* (to be experienced in this life). From past </w:t>
+      </w:r>
+      <w:proofErr w:type="spellStart"/>
+      <w:r>
+        <w:t>kammas</w:t>
+      </w:r>
+      <w:proofErr w:type="spellEnd"/>
+      <w:r>
+        <w:t xml:space="preserve"> or from certain </w:t>
+      </w:r>
+      <w:proofErr w:type="spellStart"/>
+      <w:r>
+        <w:t>kammas</w:t>
+      </w:r>
+      <w:proofErr w:type="spellEnd"/>
+      <w:r>
+        <w:t xml:space="preserve"> done in this very life, they </w:t>
+      </w:r>
+      <w:proofErr w:type="gramStart"/>
+      <w:r>
+        <w:t>have to</w:t>
+      </w:r>
+      <w:proofErr w:type="gramEnd"/>
+      <w:r>
+        <w:t xml:space="preserve"> undergo those results that are to be experienced only in this very life, called *</w:t>
+      </w:r>
+      <w:proofErr w:type="spellStart"/>
+      <w:r>
+        <w:t>diṭṭhadhamma-vedanīya</w:t>
+      </w:r>
+      <w:proofErr w:type="spellEnd"/>
+      <w:r>
+        <w:t xml:space="preserve">*. From this we see, on one hand, how powerful </w:t>
+      </w:r>
+      <w:proofErr w:type="spellStart"/>
+      <w:r>
+        <w:t>kamma</w:t>
+      </w:r>
+      <w:proofErr w:type="spellEnd"/>
+      <w:r>
+        <w:t xml:space="preserve"> is. Even the Buddha and Arahants had to undergo their results, as results of past </w:t>
+      </w:r>
+      <w:proofErr w:type="spellStart"/>
+      <w:r>
+        <w:t>kammas</w:t>
+      </w:r>
+      <w:proofErr w:type="spellEnd"/>
+      <w:r>
+        <w:t xml:space="preserve">. You must have heard about Venerable </w:t>
+      </w:r>
+      <w:proofErr w:type="spellStart"/>
+      <w:r>
+        <w:t>Mahā</w:t>
+      </w:r>
+      <w:proofErr w:type="spellEnd"/>
+      <w:r>
+        <w:t xml:space="preserve"> </w:t>
+      </w:r>
+      <w:proofErr w:type="spellStart"/>
+      <w:r>
+        <w:t>Moggallāna</w:t>
+      </w:r>
+      <w:proofErr w:type="spellEnd"/>
+      <w:r>
+        <w:t xml:space="preserve">, a monk of such great psychic power, yet in the end, five hundred bandits crushed his bones, and finally, he had to attain </w:t>
+      </w:r>
+      <w:proofErr w:type="spellStart"/>
+      <w:r>
+        <w:t>Nibbāna</w:t>
+      </w:r>
+      <w:proofErr w:type="spellEnd"/>
+      <w:r>
+        <w:t xml:space="preserve">. Because in the very distant past, he had harassed and killed his parents. According to that, on one hand, one can realize the terrifying nature of this </w:t>
+      </w:r>
+      <w:proofErr w:type="spellStart"/>
+      <w:r>
+        <w:t>kamma</w:t>
+      </w:r>
+      <w:proofErr w:type="spellEnd"/>
+      <w:r>
+        <w:t xml:space="preserve">. On the other hand, what is to be thought of is this wonderful path shown by the Supreme Buddha to escape from that </w:t>
+      </w:r>
+      <w:proofErr w:type="spellStart"/>
+      <w:r>
+        <w:t>kamma</w:t>
+      </w:r>
+      <w:proofErr w:type="spellEnd"/>
+      <w:r>
+        <w:t xml:space="preserve">. There are two wheels in this world: the wheel of </w:t>
+      </w:r>
+      <w:proofErr w:type="spellStart"/>
+      <w:r>
+        <w:t>kamma</w:t>
+      </w:r>
+      <w:proofErr w:type="spellEnd"/>
+      <w:r>
+        <w:t xml:space="preserve"> (*</w:t>
+      </w:r>
+      <w:proofErr w:type="spellStart"/>
+      <w:r>
+        <w:t>kamma-cakka</w:t>
+      </w:r>
+      <w:proofErr w:type="spellEnd"/>
+      <w:r>
+        <w:t>*) and the wheel of Dhamma (*Dhamma-</w:t>
+      </w:r>
+      <w:proofErr w:type="spellStart"/>
+      <w:r>
+        <w:t>cakka</w:t>
+      </w:r>
+      <w:proofErr w:type="spellEnd"/>
+      <w:r>
+        <w:t xml:space="preserve">*). This wheel of </w:t>
+      </w:r>
+      <w:proofErr w:type="spellStart"/>
+      <w:r>
+        <w:t>kamma</w:t>
+      </w:r>
+      <w:proofErr w:type="spellEnd"/>
+      <w:r>
+        <w:t xml:space="preserve"> operates in the most terrifying manner in the world. No being caught in it can escape from that law of </w:t>
+      </w:r>
+      <w:proofErr w:type="spellStart"/>
+      <w:r>
+        <w:t>kamma</w:t>
+      </w:r>
+      <w:proofErr w:type="spellEnd"/>
+      <w:r>
+        <w:t xml:space="preserve">. In whatever manner they commit </w:t>
+      </w:r>
+      <w:proofErr w:type="spellStart"/>
+      <w:r>
+        <w:t>kamma</w:t>
+      </w:r>
+      <w:proofErr w:type="spellEnd"/>
+      <w:r>
+        <w:t xml:space="preserve">, in that very manner they </w:t>
+      </w:r>
+      <w:proofErr w:type="gramStart"/>
+      <w:r>
+        <w:t>have to</w:t>
+      </w:r>
+      <w:proofErr w:type="gramEnd"/>
+      <w:r>
+        <w:t xml:space="preserve"> undergo terrifying results. But the Supreme Buddha shows the wheel of Dhamma. If, in the way we expressed before, traveling on this Noble Eightfold Path, turning away from unwholesome states, traveling on the path of wholesomeness, next, preparing body and speech through virtue, and the mind through concentration, if one then saw the true nature of the world through insight-wisdom—if someone realized the three characteristics called *</w:t>
+      </w:r>
+      <w:proofErr w:type="spellStart"/>
+      <w:r>
+        <w:t>anicca</w:t>
+      </w:r>
+      <w:proofErr w:type="spellEnd"/>
+      <w:r>
+        <w:t>* (impermanent), *dukkha* (</w:t>
+      </w:r>
+      <w:r>
+        <w:t>suffering</w:t>
+      </w:r>
+      <w:r>
+        <w:t>), and *</w:t>
+      </w:r>
+      <w:proofErr w:type="spellStart"/>
+      <w:r>
+        <w:t>anattā</w:t>
+      </w:r>
+      <w:proofErr w:type="spellEnd"/>
+      <w:r>
+        <w:t xml:space="preserve">* (not-self)—at the first level of a Stream-enterer—that person escapes from those unwholesome </w:t>
+      </w:r>
+      <w:proofErr w:type="spellStart"/>
+      <w:r>
+        <w:t>kammas</w:t>
+      </w:r>
+      <w:proofErr w:type="spellEnd"/>
+      <w:r>
+        <w:t xml:space="preserve"> that lead to hell, and is born only seven more times. Next, going gradually in that way, in the end, the Arahant brings the entire </w:t>
+      </w:r>
+      <w:proofErr w:type="spellStart"/>
+      <w:r>
+        <w:t>saṁsāric</w:t>
+      </w:r>
+      <w:proofErr w:type="spellEnd"/>
+      <w:r>
+        <w:t xml:space="preserve"> existence to an end and realizes that noble </w:t>
+      </w:r>
+      <w:proofErr w:type="spellStart"/>
+      <w:r>
+        <w:t>Nibbāna</w:t>
+      </w:r>
+      <w:proofErr w:type="spellEnd"/>
+      <w:r>
+        <w:t>.</w:t>
       </w:r>
     </w:p>
     <w:p>
       <w:r>
-        <w:t>Next, in the same manner, when becoming a Once-returner (*sakadāgāmī*) and Non-returner (*anāgāmī*), the Once-returner comes to this world only once more. The Non-returner does not return to this world again. Reborn in the Brahma world, they attain *parinibbāna* there itself. For the Arahant, there is no birth (*jāti*) after this. Yet, how powerful the influence of kamma is, is seen in that they have to experience some consequence in this very life as kamma experienced in this life (*diṭṭhadhamma-vedanīya*). From other kammas, or from various kammas performed in this life, they have to experience the consequences that must be experienced in this very life, called *diṭṭhadhamma-vedanīya*. From this we see, on one hand, how powerful a thing kamma is. Even the Buddha and Arahants had to experience their consequences, as the results of other kammas. You may have heard of the great Arahant Moggallāna, a monk possessed of great psychic power (*iddhi*), yet five hundred thieves crushed his bones to powder, and finally he had to attain *parinibbāna*. Why? Because in the very distant past, he had tortured and killed his parents. Accordingly, we can understand the dangerous force of this kamma on one hand. On the other hand, what we have to consider is this wonderful path shown by the Buddha to escape from that kamma.</w:t>
+        <w:lastRenderedPageBreak/>
+        <w:t xml:space="preserve">According to that, you must reflect. Therefore, this </w:t>
+      </w:r>
+      <w:proofErr w:type="spellStart"/>
+      <w:r>
+        <w:t>kamma</w:t>
+      </w:r>
+      <w:proofErr w:type="spellEnd"/>
+      <w:r>
+        <w:t xml:space="preserve"> should not be thought of as stories in ancient books, as false things or things created with exaggeration. These are highly extraordinary, yet true. Because the natural laws existing in this universe, the things visible to us, sometimes appear very small. When looking at this sky, the stars appear small... small specks of stars. When scientists tell us their true size, we see stars [for what they really are]. Such wonderful things are around us. The size of a star, this moon seen in the sky, the size of the moon, the size of the sun—when scientists tell us, we believe them, because they are scientists. In that way, how large are the things that appear small to us in reality? When reflecting on those matters declared by the Supreme Buddha regarding time and space, a great sense of spiritual urgency arises in one. For such a long time, in such a vast space, we have traveled in </w:t>
+      </w:r>
+      <w:proofErr w:type="spellStart"/>
+      <w:r>
+        <w:t>saṁsāra</w:t>
+      </w:r>
+      <w:proofErr w:type="spellEnd"/>
+      <w:r>
+        <w:t xml:space="preserve"> as beings, haven't we? The Supreme Buddha has declared that the beginning of this </w:t>
+      </w:r>
+      <w:proofErr w:type="spellStart"/>
+      <w:r>
+        <w:t>saṁsāra</w:t>
+      </w:r>
+      <w:proofErr w:type="spellEnd"/>
+      <w:r>
+        <w:t xml:space="preserve"> is not apparent. Due to not knowing the Four Noble Truths, covered by ignorance and bound by *craving*, the time a being travels in this </w:t>
+      </w:r>
+      <w:proofErr w:type="spellStart"/>
+      <w:r>
+        <w:t>saṁsāra</w:t>
+      </w:r>
+      <w:proofErr w:type="spellEnd"/>
+      <w:r>
+        <w:t xml:space="preserve"> cannot be fully described even by a Buddha. He declared that there is no such end, that it cannot be fully described. The Supreme Buddha brings out such a situation that causes a great sense of spiritual urgency to arise. Even if one does not believe those, we speak highly of what scientists and astronomers say, as most wonderful things. Far more wonderful things </w:t>
+      </w:r>
+      <w:proofErr w:type="gramStart"/>
+      <w:r>
+        <w:t>has</w:t>
+      </w:r>
+      <w:proofErr w:type="gramEnd"/>
+      <w:r>
+        <w:t xml:space="preserve"> the Supreme Buddha declared regarding this </w:t>
+      </w:r>
+      <w:proofErr w:type="spellStart"/>
+      <w:r>
+        <w:t>saṁsāra</w:t>
+      </w:r>
+      <w:proofErr w:type="spellEnd"/>
+      <w:r>
+        <w:t xml:space="preserve">. </w:t>
+      </w:r>
+      <w:proofErr w:type="gramStart"/>
+      <w:r>
+        <w:t>Actually, that</w:t>
+      </w:r>
+      <w:proofErr w:type="gramEnd"/>
+      <w:r>
+        <w:t xml:space="preserve"> understanding of external things, the things revealed about them, are mostly used by the worldly people on the unwholesome side. Bent </w:t>
+      </w:r>
+      <w:proofErr w:type="gramStart"/>
+      <w:r>
+        <w:t>more and more</w:t>
+      </w:r>
+      <w:proofErr w:type="gramEnd"/>
+      <w:r>
+        <w:t xml:space="preserve"> towards the five </w:t>
+      </w:r>
+      <w:proofErr w:type="gramStart"/>
+      <w:r>
+        <w:t>cords</w:t>
+      </w:r>
+      <w:proofErr w:type="gramEnd"/>
+      <w:r>
+        <w:t xml:space="preserve"> of sensual pleasure, to cultivate this world.</w:t>
       </w:r>
     </w:p>
     <w:p>
       <w:r>
-        <w:t xml:space="preserve">There are two doctrines in this world: the doctrine of kamma (*kammavāda*) and the doctrine of Dhamma (*dhammavāda*). This doctrine of kamma is what operates in the most significant way in the world. No being caught in it has an escape. That is the nature of kamma. In whatever way one performs kamma, in that very way, one has to undergo its consequences in a dangerous manner. But the Buddha shows the word of the Dhamma. As we expressed earlier, walking on this Noble Eightfold Path, turning away from unwholesome deeds, walking on the path of wholesome deeds, next preparing body and speech through virtue (*sīla*), making the mind calm through concentration (*samādhi*), and next, if one sees the true nature of this world through insight-wisdom (*vipassanā-paññā*)—this state of non-self (*anattā*)—if someone realizes the characteristics of </w:t>
-      </w:r>
-      <w:r>
-        <w:lastRenderedPageBreak/>
-        <w:t xml:space="preserve">impermanence / inconstancy (*anicca*), suffering / stress (*dukkha*), and non-self (*anattā*), by the first level of Stream-entry, that person is freed from the unwholesome deeds that lead to hell, and is born only seven more times. Next, proceeding in that manner gradually, finally the Arahant brings to an end this entire wandering in saṃsāra and realizes that noble </w:t>
-      </w:r>
-      <w:r>
-        <w:t>Nibbāna</w:t>
-      </w:r>
-      <w:r>
-        <w:t>.</w:t>
+        <w:t xml:space="preserve">The Supreme Buddha has declared: *"Na </w:t>
+      </w:r>
+      <w:proofErr w:type="spellStart"/>
+      <w:r>
+        <w:t>siyā</w:t>
+      </w:r>
+      <w:proofErr w:type="spellEnd"/>
+      <w:r>
+        <w:t xml:space="preserve"> </w:t>
+      </w:r>
+      <w:proofErr w:type="spellStart"/>
+      <w:r>
+        <w:t>lokavaḍḍhano</w:t>
+      </w:r>
+      <w:proofErr w:type="spellEnd"/>
+      <w:r>
+        <w:t xml:space="preserve">"*—one should not be a cultivator of the world. What is to be done is not the cultivation of the world, but escaping from the world, escaping from this </w:t>
+      </w:r>
+      <w:proofErr w:type="spellStart"/>
+      <w:r>
+        <w:t>saṁsāra</w:t>
+      </w:r>
+      <w:proofErr w:type="spellEnd"/>
+      <w:r>
+        <w:t xml:space="preserve">. It is the portion that assists in escaping from that </w:t>
+      </w:r>
+      <w:proofErr w:type="spellStart"/>
+      <w:r>
+        <w:t>saṁsāra</w:t>
+      </w:r>
+      <w:proofErr w:type="spellEnd"/>
+      <w:r>
+        <w:t xml:space="preserve"> that the Buddhas have declared in this Dhamma. That indeed is what is called the wheel of Dhamma. The power of this wheel of </w:t>
+      </w:r>
+      <w:proofErr w:type="spellStart"/>
+      <w:r>
+        <w:t>kamma</w:t>
+      </w:r>
+      <w:proofErr w:type="spellEnd"/>
+      <w:r>
+        <w:t xml:space="preserve"> can be broken by the wheel of Dhamma. Therefore, we must reflect—actually we must question ourselves—whether we are going to keep running the wheel of </w:t>
+      </w:r>
+      <w:proofErr w:type="spellStart"/>
+      <w:r>
+        <w:t>kamma</w:t>
+      </w:r>
+      <w:proofErr w:type="spellEnd"/>
+      <w:r>
+        <w:t xml:space="preserve"> in this </w:t>
+      </w:r>
+      <w:proofErr w:type="spellStart"/>
+      <w:r>
+        <w:t>saṁsāra</w:t>
+      </w:r>
+      <w:proofErr w:type="spellEnd"/>
+      <w:r>
+        <w:t xml:space="preserve"> for an infinite time, or whether we are going to make an effort to turn the wheel of Dhamma declared by the Supreme Buddha within our own mental stream. Turning the wheel of Dhamma means, as said before, for the purpose of calming one's mental stream, training body and speech by way of virtue—as a beginning, undertaking and trying to properly protect daily some virtue, whether it is the Five Precepts, these </w:t>
+      </w:r>
+      <w:proofErr w:type="spellStart"/>
+      <w:r>
+        <w:t>Uposatha</w:t>
+      </w:r>
+      <w:proofErr w:type="spellEnd"/>
+      <w:r>
+        <w:t xml:space="preserve"> eight precepts, or the ten precepts. Through the leisure received by calming body and speech through that, next, concentration—through some meditation subject, a thought of loving-kindness, or mindfulness of breathing (*</w:t>
+      </w:r>
+      <w:proofErr w:type="spellStart"/>
+      <w:r>
+        <w:t>ānāpānasati</w:t>
+      </w:r>
+      <w:proofErr w:type="spellEnd"/>
+      <w:r>
+        <w:t>*) that applies the mind to inhalation and exhalation, the meditation on foulness (*</w:t>
+      </w:r>
+      <w:proofErr w:type="spellStart"/>
+      <w:r>
+        <w:t>asubha</w:t>
+      </w:r>
+      <w:proofErr w:type="spellEnd"/>
+      <w:r>
+        <w:t>*), the recollection of death (*</w:t>
+      </w:r>
+      <w:proofErr w:type="spellStart"/>
+      <w:r>
+        <w:t>maranasati</w:t>
+      </w:r>
+      <w:proofErr w:type="spellEnd"/>
+      <w:r>
+        <w:t xml:space="preserve">*), or some such meditation subject—one must make an effort to keep this running mind on a single thought. The concentration received through that gives one an understanding of the entire power of the mind. "There is such power in my mind, isn't there? I did not understand this for so long; I made use of only a very small part of </w:t>
+      </w:r>
+      <w:proofErr w:type="gramStart"/>
+      <w:r>
+        <w:t>it"—</w:t>
+      </w:r>
+      <w:proofErr w:type="gramEnd"/>
+      <w:r>
+        <w:t>such understanding comes, if one could somehow bring out concentration.</w:t>
       </w:r>
     </w:p>
     <w:p>
       <w:r>
-        <w:t>Accordingly, you must reflect upon this. Therefore, regarding this kamma, it is wrong to think that these are stories in books of the past,</w:t>
-      </w:r>
-      <w:r>
-        <w:t xml:space="preserve"> </w:t>
-      </w:r>
-      <w:r>
-        <w:t>that they are false things, or things conjured up with exaggeration. These are highly miraculous, yet true. Because the natural laws (*dhammatā*) existing in this universe, the things we see, sometimes appear small to us. When we look at this sky, small stars are seen. They are not small stars. When scientists measure their true size, they give us the facts. Such highly subtle things exist around us. The size of a star, the moon seen in the sky, the size of the moon, the size of the sun—we believe when scientists measure them, because they are scientists. Similarly, how large in reality are the things that appear difficult to us?</w:t>
+        <w:lastRenderedPageBreak/>
+        <w:t xml:space="preserve">Next, it does not stop there. Why does one calm this mind? It is to understand the true nature of my life, of the world. It is to escape from this </w:t>
+      </w:r>
+      <w:proofErr w:type="spellStart"/>
+      <w:r>
+        <w:t>saṁsāra</w:t>
+      </w:r>
+      <w:proofErr w:type="spellEnd"/>
+      <w:r>
+        <w:t xml:space="preserve">. The basic factor that assists in that is what the Supreme Buddha has shown as the Four Noble Truths. This entire </w:t>
+      </w:r>
+      <w:proofErr w:type="spellStart"/>
+      <w:r>
+        <w:t>saṁsāra</w:t>
+      </w:r>
+      <w:proofErr w:type="spellEnd"/>
+      <w:r>
+        <w:t>, including those beings who are said to enjoy pleasure, including devas and Brahmas, is *dukkha* (</w:t>
+      </w:r>
+      <w:r>
+        <w:t>suffering</w:t>
+      </w:r>
+      <w:r>
+        <w:t xml:space="preserve">). Why is it </w:t>
+      </w:r>
+      <w:r>
+        <w:t>suffering</w:t>
+      </w:r>
+      <w:r>
+        <w:t>? All these things are *</w:t>
+      </w:r>
+      <w:proofErr w:type="spellStart"/>
+      <w:r>
+        <w:t>anicca</w:t>
+      </w:r>
+      <w:proofErr w:type="spellEnd"/>
+      <w:r>
+        <w:t xml:space="preserve">* (impermanent). Nothing can be kept permanently. Whatever is impermanent, because of that very thing, because of that changing nature, brings </w:t>
+      </w:r>
+      <w:r>
+        <w:t>suffering</w:t>
+      </w:r>
+      <w:r>
+        <w:t xml:space="preserve">. It is </w:t>
+      </w:r>
+      <w:r>
+        <w:t>suffering</w:t>
+      </w:r>
+      <w:r>
+        <w:t xml:space="preserve">. There is a situation in the world where that changing thing of the nature of </w:t>
+      </w:r>
+      <w:r>
+        <w:t>suffering</w:t>
+      </w:r>
+      <w:r>
+        <w:t xml:space="preserve"> cannot be kept as 'I' or 'mine' under one's control, which cannot be governed by oneself. Therefore, the Supreme Buddha showed three characteristics: *</w:t>
+      </w:r>
+      <w:proofErr w:type="spellStart"/>
+      <w:r>
+        <w:t>anicca</w:t>
+      </w:r>
+      <w:proofErr w:type="spellEnd"/>
+      <w:r>
+        <w:t>* (impermanent), *dukkha* (</w:t>
+      </w:r>
+      <w:r>
+        <w:t>suffering</w:t>
+      </w:r>
+      <w:r>
+        <w:t>), and *</w:t>
+      </w:r>
+      <w:proofErr w:type="spellStart"/>
+      <w:r>
+        <w:t>anattā</w:t>
+      </w:r>
+      <w:proofErr w:type="spellEnd"/>
+      <w:r>
+        <w:t xml:space="preserve">* (not-self). When reflecting with wisdom, these characteristics can be seen in everything in the world. One must </w:t>
+      </w:r>
+      <w:proofErr w:type="gramStart"/>
+      <w:r>
+        <w:t>make an effort</w:t>
+      </w:r>
+      <w:proofErr w:type="gramEnd"/>
+      <w:r>
+        <w:t xml:space="preserve"> to develop an eye that can see those characteristics. That eye is called the 'insight-eye' (*</w:t>
+      </w:r>
+      <w:proofErr w:type="spellStart"/>
+      <w:r>
+        <w:t>vipassanā-cakkhu</w:t>
+      </w:r>
+      <w:proofErr w:type="spellEnd"/>
+      <w:r>
+        <w:t>*). Insight (*</w:t>
+      </w:r>
+      <w:proofErr w:type="spellStart"/>
+      <w:r>
+        <w:t>vipassanā</w:t>
+      </w:r>
+      <w:proofErr w:type="spellEnd"/>
+      <w:r>
+        <w:t xml:space="preserve">*) means seeing through, penetrative seeing. In this era, various instruments </w:t>
+      </w:r>
+      <w:proofErr w:type="gramStart"/>
+      <w:r>
+        <w:t>have been</w:t>
+      </w:r>
+      <w:proofErr w:type="gramEnd"/>
+      <w:r>
+        <w:t xml:space="preserve"> manufactured in the world for that seeing. There are microscopes that can enlarge and show very small things. Microscopes, and then there are other instruments like telescopes. All these are things done through some external instruments. But this insight means seeing the true nature of this world by purifying one's own mental stream in the manner shown by the Supreme Buddha. What assists in that is constantly contemplating the side of arising and passing away in the world. Everyone can do this according to their own capacity. Our inhalation and exhalation, the way the parts of our body arise and pass away. The fate of the things we take </w:t>
+      </w:r>
+      <w:proofErr w:type="gramStart"/>
+      <w:r>
+        <w:t>as</w:t>
+      </w:r>
+      <w:proofErr w:type="gramEnd"/>
+      <w:r>
+        <w:t xml:space="preserve"> food and drink. The fate of the valuable clothes and other things we go to various shops to buy. In everything—the fate of our young children, the children we fondle so much. Next, they gradually grow up, reach old age, go with walking sticks, and in the end, just like carrying a young child, when they reach old age, those grandfathers and grandmothers </w:t>
+      </w:r>
+      <w:proofErr w:type="gramStart"/>
+      <w:r>
+        <w:t>have to</w:t>
+      </w:r>
+      <w:proofErr w:type="gramEnd"/>
+      <w:r>
+        <w:t xml:space="preserve"> be carried.</w:t>
       </w:r>
     </w:p>
     <w:p>
       <w:r>
-        <w:t>When the Buddha explains such vast matters regarding time and space, a great sense of urgency (*saṃvega*) arises. In this vast space of kamma, as these beings, we have traveled in saṃsāra, have we not? The Buddha has declared that no beginning of this saṃsāra is seen. Due to not knowing the Four Noble Truths, covered by ignorance (*avijjā*) and bound by craving / thirst (*taṇhā*), the time during which beings wander in this saṃsāra cannot be limited even by a Buddha. It cannot be limited how much kamma there might be. The Buddha reveals a situation where such a vast, subtle number of kammas arises. Even if we do not believe in them, we declare loudly what scientists say, what others say, as highly subtle things. The Buddha has declared things far more subtle than those regarding this saṃsāra. Indeed, the understanding of those external things, the things that have been developed regarding them, are most often used by the world on the unwholesome side. Becoming further trapped in saṃsāric fortune to destroy this world, the Buddha has declared: *“Taṇhāya loko andhīkato”*—"the world is blinded by craving." For the world not to be destroyed, there is only escape from the world, escape from this saṃsāra. And that which helps to escape from saṃsāra is what the Buddhas have declared—this Dhamma. That is what is called the word of the Dhamma (*dhamma-vacana*). The force and principle of this kamma-object is made possible by the Dhamma-object. Therefore, we must reflect, indeed we must question ourselves: are we going to keep turning this wheel of kamma in saṃsāra for an infinite time, or are we going to make an effort to make the word of the Dhamma declared by the Buddha our own in our mind-stream?</w:t>
+        <w:t xml:space="preserve">There is such a situation in the world. One must constantly reflect on them. Through that, one sees the true nature of this world, a certain disillusionment regarding this </w:t>
+      </w:r>
+      <w:proofErr w:type="spellStart"/>
+      <w:r>
+        <w:t>saṁsāra</w:t>
+      </w:r>
+      <w:proofErr w:type="spellEnd"/>
+      <w:r>
+        <w:t xml:space="preserve">—many people do not like the word 'disillusionment'—but to the extent that a certain disillusionment arises regarding this </w:t>
+      </w:r>
+      <w:proofErr w:type="spellStart"/>
+      <w:r>
+        <w:t>saṁsāra</w:t>
+      </w:r>
+      <w:proofErr w:type="spellEnd"/>
+      <w:r>
+        <w:t xml:space="preserve">, to that extent, all that insight-wisdom—that wisdom—develops. The power to escape from </w:t>
+      </w:r>
+      <w:proofErr w:type="spellStart"/>
+      <w:r>
+        <w:t>saṁsāra</w:t>
+      </w:r>
+      <w:proofErr w:type="spellEnd"/>
+      <w:r>
+        <w:t xml:space="preserve"> is sharpened within oneself. Developing insight in that manner, in the past, those lay devotees (*</w:t>
+      </w:r>
+      <w:proofErr w:type="spellStart"/>
+      <w:r>
+        <w:t>upāsaka</w:t>
+      </w:r>
+      <w:proofErr w:type="spellEnd"/>
+      <w:r>
+        <w:t>* and *</w:t>
+      </w:r>
+      <w:proofErr w:type="spellStart"/>
+      <w:r>
+        <w:t>upāsikā</w:t>
+      </w:r>
+      <w:proofErr w:type="spellEnd"/>
+      <w:r>
+        <w:t xml:space="preserve">*), no matter how poor their livelihood was, no matter how uneducated they were, contemplating in accordance with the Dhamma, developing virtue, concentration, and wisdom according to their capacity, let alone other things, even attained supramundane path-stages—right in their own homes—such as Stream-entry, Once-returning, Non-returning, and </w:t>
+      </w:r>
+      <w:proofErr w:type="spellStart"/>
+      <w:r>
+        <w:t>Arahantship</w:t>
+      </w:r>
+      <w:proofErr w:type="spellEnd"/>
+      <w:r>
+        <w:t>, as mentioned in the Dhamma.</w:t>
       </w:r>
     </w:p>
     <w:p>
       <w:r>
-        <w:t xml:space="preserve">To make the word of the Dhamma one’s own means, in the manner of establishing mindfulness, trying to protect body and speech in order to calm one’s mind-stream—this virtue (*sīla*), whether the five precepts (*pañca-sīla*), or the eight precepts of the Uposatha day (*aṭṭha-sīla*), or the ten precepts, undertaking them in the noble way and trying to protect them properly in day-to-day life. Thereafter, in that seclusion obtained from preparing body and speech, next, concentration (*samādhi*)—one must make an effort to keep this running mind on a single thought through some subject of meditation </w:t>
+        <w:t xml:space="preserve">Therefore, why did you listen to so much about </w:t>
+      </w:r>
+      <w:proofErr w:type="spellStart"/>
+      <w:r>
+        <w:t>kamma</w:t>
+      </w:r>
+      <w:proofErr w:type="spellEnd"/>
+      <w:r>
+        <w:t xml:space="preserve">? It is to escape from this </w:t>
+      </w:r>
+      <w:proofErr w:type="spellStart"/>
+      <w:r>
+        <w:t>kamma</w:t>
+      </w:r>
+      <w:proofErr w:type="spellEnd"/>
+      <w:r>
+        <w:t xml:space="preserve">. Remembering that what assists in escaping from this </w:t>
+      </w:r>
+      <w:proofErr w:type="spellStart"/>
+      <w:r>
+        <w:t>kamma</w:t>
+      </w:r>
+      <w:proofErr w:type="spellEnd"/>
+      <w:r>
+        <w:t xml:space="preserve"> is the Dhamma, then, on this </w:t>
+      </w:r>
+      <w:proofErr w:type="spellStart"/>
+      <w:r>
+        <w:t>Uposatha</w:t>
+      </w:r>
+      <w:proofErr w:type="spellEnd"/>
+      <w:r>
+        <w:t xml:space="preserve"> day, you, having undertaken a valuable virtue called the *</w:t>
+      </w:r>
+      <w:proofErr w:type="spellStart"/>
+      <w:r>
+        <w:t>ājīva-aṭṭhamaka-sīla</w:t>
+      </w:r>
+      <w:proofErr w:type="spellEnd"/>
+      <w:r>
+        <w:t>*, have applied your minds to this Dhamma and listened to the Dhamma for so long. The merit of listening to the Dhamma (*dhamma-</w:t>
+      </w:r>
+      <w:proofErr w:type="spellStart"/>
+      <w:r>
+        <w:t>savanamaya</w:t>
+      </w:r>
+      <w:proofErr w:type="spellEnd"/>
+      <w:r>
+        <w:t>-</w:t>
+      </w:r>
+      <w:proofErr w:type="spellStart"/>
+      <w:r>
+        <w:t>kusala</w:t>
+      </w:r>
+      <w:proofErr w:type="spellEnd"/>
+      <w:r>
+        <w:t xml:space="preserve">*) is a certain growth that occurs </w:t>
       </w:r>
       <w:r>
         <w:lastRenderedPageBreak/>
-        <w:t>(*kammaṭṭhāna*), such as a thought of loving-kindness (*mettā*), or mindfulness of breathing (*ānāpānasati*) which directs the mind to inhalation and exhalation, or the meditation on foulness (*asubha-bhāvanā*), or the mindfulness of death (*marana-sati*). The concentration (*samādhi*) obtained through that gives some understanding of the entire power of the mind. “Does my mind possess such power? I did not understand this all this time, I worked with only a very small part of it”—such an understanding comes if one can bring up concentration (*samādhi*) in some way.</w:t>
+        <w:t>within our minds. If we express this growth in words, it can be shown as: the mind grew with faith (*</w:t>
+      </w:r>
+      <w:proofErr w:type="spellStart"/>
+      <w:r>
+        <w:t>saddhā</w:t>
+      </w:r>
+      <w:proofErr w:type="spellEnd"/>
+      <w:r>
+        <w:t>*). You came to this place with great faith to listen to the Dhamma. Next, according to that faith, for so long—sitting on the bare floor like this requires a certain effort—with the understanding that "somehow I must listen to this Dhamma," you developed effort (*</w:t>
+      </w:r>
+      <w:proofErr w:type="spellStart"/>
+      <w:r>
+        <w:t>viriya</w:t>
+      </w:r>
+      <w:proofErr w:type="spellEnd"/>
+      <w:r>
+        <w:t xml:space="preserve">*). That too was a state that arose in the mind. Faith, effort, and next, while listening to </w:t>
+      </w:r>
+      <w:proofErr w:type="gramStart"/>
+      <w:r>
+        <w:t>the Dhamma</w:t>
+      </w:r>
+      <w:proofErr w:type="gramEnd"/>
+      <w:r>
+        <w:t>, you applied a certain mindfulness (*sati*) to listen to every word. Next, when that mindfulness was applied for a long time, for about an hour, a certain degree of concentration (*</w:t>
+      </w:r>
+      <w:proofErr w:type="spellStart"/>
+      <w:r>
+        <w:t>samādhi</w:t>
+      </w:r>
+      <w:proofErr w:type="spellEnd"/>
+      <w:r>
+        <w:t xml:space="preserve">*), one-pointedness of mind, arose in you. Through that one-pointedness, even if you hear </w:t>
+      </w:r>
+      <w:proofErr w:type="gramStart"/>
+      <w:r>
+        <w:t>again and again</w:t>
+      </w:r>
+      <w:proofErr w:type="gramEnd"/>
+      <w:r>
+        <w:t xml:space="preserve"> the things you heard and read, deep understandings of them arise. That indeed is what is called wisdom (*</w:t>
+      </w:r>
+      <w:proofErr w:type="spellStart"/>
+      <w:r>
+        <w:t>paññā</w:t>
+      </w:r>
+      <w:proofErr w:type="spellEnd"/>
+      <w:r>
+        <w:t xml:space="preserve">*). In this way, you must be pleased that you received an opportunity to deposit within your own mental streams, to some extent, the spiritual faculties—power-factors—that assist in </w:t>
+      </w:r>
+      <w:proofErr w:type="spellStart"/>
+      <w:r>
+        <w:t>Nibbāna</w:t>
+      </w:r>
+      <w:proofErr w:type="spellEnd"/>
+      <w:r>
+        <w:t>, namely faith (*</w:t>
+      </w:r>
+      <w:proofErr w:type="spellStart"/>
+      <w:r>
+        <w:t>saddhā</w:t>
+      </w:r>
+      <w:proofErr w:type="spellEnd"/>
+      <w:r>
+        <w:t>*), effort (*</w:t>
+      </w:r>
+      <w:proofErr w:type="spellStart"/>
+      <w:r>
+        <w:t>viriya</w:t>
+      </w:r>
+      <w:proofErr w:type="spellEnd"/>
+      <w:r>
+        <w:t>*), mindfulness (*sati*), concentration (*</w:t>
+      </w:r>
+      <w:proofErr w:type="spellStart"/>
+      <w:r>
+        <w:t>samādhi</w:t>
+      </w:r>
+      <w:proofErr w:type="spellEnd"/>
+      <w:r>
+        <w:t>*), and wisdom (*</w:t>
+      </w:r>
+      <w:proofErr w:type="spellStart"/>
+      <w:r>
+        <w:t>paññā</w:t>
+      </w:r>
+      <w:proofErr w:type="spellEnd"/>
+      <w:r>
+        <w:t>*).</w:t>
       </w:r>
     </w:p>
     <w:p>
       <w:r>
-        <w:t>Next, it does not stop there. For what do we calm this mind? It is to realize the true truth regarding my life, regarding the world. It is to escape from this saṃsāra. The basic matter that helps in this, the Buddha has shown by the name of the Four Noble Truths. This entire saṃsāra, including devas, brahmas, and all living beings called ‘beings,’ is suffering / stress (*dukkha*). Why is it suffering? Everything is impermanent / inconstant (*anicca*). Nothing can be kept in a stable state. Whatever is impermanent, because of that very thing, because of that changing nature, brings suffering. It is suffering. That changing thing of the nature of suffering cannot be kept as ‘I’ and ‘mine’ in one’s own domain; it is a situation that one cannot control, which exists in the entire world. Therefore, the Buddha has shown three characteristics (*tilakkhaṇa*): impermanent (*anicca*), suffering (*dukkha*), and non-self (*anattā*). When we reflect on everything in the world through the three characteristics, for one who reflects through the three characteristics, these marks can be seen. One must make an effort to develop the eye that can see those marks. That eye is called the ‘insight-eye’ (*vipassanā-cakkhu*). Insight (*vipassanā*) means seeing through, penetrating. Instruments discovered in the world to make that seeing possible have been manufactured in this day and age. There are microscopes, called magnifying instruments, to see very subtle things enlarged. Microscopes, and other instruments like telescopes. All of these are things done by some external instruments. But this insight (*vipassanā*) is completely purifying the mind-stream and seeing the true nature of this world in the vast way shown by the Buddha. And what helps in that is to constantly remain mindful without purpose, regarding the truth of arising and passing away in the world. Everyone can do this according to their own measure. Our inhalation and exhalation, the way the parts of our body arise and pass away. The fate of the things we take as food and drink. The fate of the clothes and other things we buy by going to various places. In everything—if our body declines, the fate of ourselves whom we protect with utmost care. Next, growing up gradually and reaching old age, going with the sign of a walking stick, and finally, just like that young child, when one reaches old age, losing control of bowels and bladder, and having to pass away.</w:t>
+        <w:t xml:space="preserve">Therefore, today, without postponing to a future time the power you developed through turning to this Dhamma, you must bring the Dhamma closer to your daily life as a sharpening of it within this very life. Although Western countries have developed these other external, economic matters and become prosperous, they have realized the value of the Dhamma. No matter how much wealth humans have accumulated in those external countries, they have become like insane persons, turning to drugs and meeting with various other terrifying disasters, and now they are coming in search of the Dhamma. Instead, the people of our country, casting this Dhamma of ours aside, search for those situations coming from the West and move towards the path of ruin. In such an era, you wise, meritorious people spent this hour today to nourish your mental streams with the Dhamma to escape from the </w:t>
+      </w:r>
+      <w:r>
+        <w:t>suffering</w:t>
+      </w:r>
+      <w:r>
+        <w:t xml:space="preserve"> of </w:t>
+      </w:r>
+      <w:proofErr w:type="spellStart"/>
+      <w:r>
+        <w:t>saṁsāra</w:t>
+      </w:r>
+      <w:proofErr w:type="spellEnd"/>
+      <w:r>
+        <w:t xml:space="preserve">, and you should be pleased, thinking, "This is to develop within myself the power to realize the noble Dhamma of </w:t>
+      </w:r>
+      <w:proofErr w:type="spellStart"/>
+      <w:r>
+        <w:t>Nibbāna</w:t>
+      </w:r>
+      <w:proofErr w:type="spellEnd"/>
+      <w:r>
+        <w:t>."</w:t>
       </w:r>
     </w:p>
     <w:p>
       <w:r>
-        <w:t xml:space="preserve">Such a situation exists in the world. One must constantly reflect on them without purpose. Through that, one sees the true nature of this world, some weareness (*nibbidā*) regarding this saṃsāra—on the subject of weariness. Many do not like it—but if some weariness regarding this saṃsāra arises to some extent, to that extent, that insight-wisdom (*vipassanā-paññā*), that wisdom, develops. The power to escape from saṃsāra becomes active within oneself. In that way, those lay disciples of the past who developed insight (*vipassanā*), however poor they were in their lives, however ordinary they were, </w:t>
+        <w:t xml:space="preserve">Now you must resolve: "Through this benefit of listening to the Dhamma, may I have the power and strength to develop virtue, concentration, and wisdom not in a future life but in this very life, and to be comforted by the noble, great, deathless </w:t>
+      </w:r>
+      <w:proofErr w:type="spellStart"/>
+      <w:r>
+        <w:t>Nibbāna</w:t>
+      </w:r>
+      <w:proofErr w:type="spellEnd"/>
+      <w:r>
+        <w:t xml:space="preserve"> as quickly as possible through the penetration of the paths and fruits of Stream-entry, Once-returning, Non-returning, and </w:t>
+      </w:r>
+      <w:proofErr w:type="spellStart"/>
+      <w:r>
+        <w:t>Arahantship</w:t>
+      </w:r>
+      <w:proofErr w:type="spellEnd"/>
+      <w:r>
+        <w:t xml:space="preserve">." You must make that aspiration. Similarly, we now share with the world this mass of merit we accumulated by way of preaching </w:t>
+      </w:r>
+      <w:proofErr w:type="gramStart"/>
+      <w:r>
+        <w:t>the Dhamma</w:t>
+      </w:r>
+      <w:proofErr w:type="gramEnd"/>
+      <w:r>
+        <w:t xml:space="preserve"> and listening to </w:t>
+      </w:r>
+      <w:proofErr w:type="gramStart"/>
+      <w:r>
+        <w:t>the Dhamma</w:t>
+      </w:r>
+      <w:proofErr w:type="gramEnd"/>
+      <w:r>
+        <w:t xml:space="preserve">. There are those who know the value of these merits, even if our ordinary world does not know. May all those devas and Brahmas, including the devas and Brahmas who protect the Dispensation, who are presiding over this place, rejoice in this merit of preaching the Dhamma and listening to the Dhamma we accumulated during this hour. Having rejoiced, may they be comforted by the noble, great, deathless </w:t>
+      </w:r>
+      <w:proofErr w:type="spellStart"/>
+      <w:r>
+        <w:t>Nibbāna</w:t>
+      </w:r>
+      <w:proofErr w:type="spellEnd"/>
+      <w:r>
+        <w:t xml:space="preserve"> through whatever Bodhi they have aspired to! May they also provide protection to us and to the Dispensation! You must make that aspiration. Similarly, may all beings, from </w:t>
+      </w:r>
+      <w:proofErr w:type="spellStart"/>
+      <w:r>
+        <w:t>Avīci</w:t>
+      </w:r>
+      <w:proofErr w:type="spellEnd"/>
+      <w:r>
+        <w:t xml:space="preserve"> up to Akaniṭṭha, including our departed relatives, rejoice in this merit of preaching the Dhamma and listening to the Dhamma, and if they are in any states of deprivation, may they be released from them, reach happy states, travel on the path of the Dhamma, and through the </w:t>
       </w:r>
       <w:r>
         <w:lastRenderedPageBreak/>
-        <w:t>reflecting in accordance with the Dhamma and developing virtue (*sīla*), concentration (*samādhi*), and wisdom (*paññā*) to the best of their ability, it is mentioned in the Dhamma that in their very homes, without effort, they attained the supramundane paths and fruits (*magga-phala*)—Stream-entry (*sotāpatti*), Once-return (*sakadāgāmi*), Non-return (*anāgāmi*), and Arahantship (*arahatta*)—and achieved these four stages.</w:t>
+        <w:t xml:space="preserve">penetration of the paths and fruits of Stream-entry, Once-returning, Non-returning, and </w:t>
+      </w:r>
+      <w:proofErr w:type="spellStart"/>
+      <w:r>
+        <w:t>Arahantship</w:t>
+      </w:r>
+      <w:proofErr w:type="spellEnd"/>
+      <w:r>
+        <w:t xml:space="preserve">, or through a Bodhi of their own aspiration, escape from this terrifying </w:t>
+      </w:r>
+      <w:r>
+        <w:t>suffering</w:t>
+      </w:r>
+      <w:r>
+        <w:t xml:space="preserve"> of </w:t>
+      </w:r>
+      <w:proofErr w:type="spellStart"/>
+      <w:r>
+        <w:t>saṁsāra</w:t>
+      </w:r>
+      <w:proofErr w:type="spellEnd"/>
+      <w:r>
+        <w:t xml:space="preserve"> and be comforted by the noble, great, deathless </w:t>
+      </w:r>
+      <w:proofErr w:type="spellStart"/>
+      <w:r>
+        <w:t>Nibbāna</w:t>
+      </w:r>
+      <w:proofErr w:type="spellEnd"/>
+      <w:r>
+        <w:t>! Having made such an aspiration</w:t>
+      </w:r>
+      <w:proofErr w:type="gramStart"/>
+      <w:r>
+        <w:t>, now</w:t>
+      </w:r>
+      <w:proofErr w:type="gramEnd"/>
+      <w:r>
+        <w:t xml:space="preserve"> </w:t>
+      </w:r>
+      <w:proofErr w:type="gramStart"/>
+      <w:r>
+        <w:t>recite</w:t>
+      </w:r>
+      <w:proofErr w:type="gramEnd"/>
+      <w:r>
+        <w:t xml:space="preserve"> those verses and share the merits.</w:t>
       </w:r>
     </w:p>
     <w:p>
       <w:r>
-        <w:t>Therefore, why did you listen to so much about kamma? It is to escape from this kamma. If so, remembering that it is the Dhamma that helps to escape from this kamma, today, on this Poya day, these meritorious people undertook the virtue of right livelihood with eighth-fold virtue (*ājīvātthamaka-sīla*), which is a virtue that develops the mind, and kept their minds on the Dhamma and listened to the Dhamma for this long. The merit of listening to the Dhamma (*dhamma-savaṇa-kusala*) is some growth that occurs within our mind. If we express this growth in words, it can be shown as the growth of the mind through faith (*saddhā*). You came to this place with great faith to listen to the Dhamma. Next, according to that faith, some effort (*viriya*)—sitting like this without being easily swayed, having the understanding that “somehow I must listen to this Dhamma,” you developed an effort. That too is a strength that arose in the mind. Faith, effort, and next, to direct the mind to listen to the Dhamma, you applied some mindfulness (*sati*). Next, applying that mindfulness for a long time, for about an hour, to some extent, some concentration (*samādhi*), one-pointedness of mind arises. Through that one-pointedness, even if you get to hear again the things you heard and read, a deep understanding arises regarding them. That is what is called wisdom (*paññā*). In this way, faith, effort, mindfulness, concentration, and wisdom—which are called the controlling faculties (*indriya-dhamma*) and powers (*bala-dhamma*) that help in life—you must be glad that you received an opportunity to deposit them to some extent within your mind-stream.</w:t>
-      </w:r>
-    </w:p>
-    <w:p>
-      <w:r>
-        <w:t>Then, this strength developed by this meritorious group today through turning to this Dhamma, without keeping it only for the future, must be integrated into day-to-day life to free oneself from greed in this very life. Those external economic things—even though they have developed them to a great extent in foreign countries and are wealthy, they have not escaped the laws of the Dhamma. Although humans have accumulated this kamma-wealth in those foreign countries, having fallen into the state of drug addiction and turning to drugs, and having fallen into various other dangerous disasters, they are now coming in search of the Dhamma. Instead, the people of our country, casting our Dhamma aside and seeking that state from the outside, are walking on the path of decline. In such an era, by the power of the Buddha, today on this Poya day, you must be glad thinking that you directed your mind-stream to be nourished by the Dhamma to escape from saṃsāric suffering (*dukkha*), to develop the strength within yourselves to realize the supreme Dhamma of Nibbāna.</w:t>
-      </w:r>
-    </w:p>
-    <w:p>
-      <w:r>
-        <w:t xml:space="preserve">Now, you must contemplate: by the benefit of this listening to the Dhamma, in the future or in this very life, may we develop virtue (*sīla*), concentration (*samādhi*), and wisdom (*paññā*), and as quickly as possible, through the penetration of the paths and fruits (*magga-phala-paṭivedha*) of Stream-entry, Once-return, Non-return, and Arahantship, </w:t>
-      </w:r>
-      <w:r>
-        <w:lastRenderedPageBreak/>
-        <w:t xml:space="preserve">may we be peaceful in the supreme deathless </w:t>
-      </w:r>
-      <w:r>
-        <w:t>Nibbāna</w:t>
-      </w:r>
-      <w:r>
-        <w:t>. You must form that aspiration. Likewise, the store of merit we accumulated through this Dhamma sermon and listening to the Dhamma, we now share with the world. There are those who know the inner meaning of this merit, which our ordinary world does not know. That assembly of devas and brahmas, if there are any devas and brahmas presiding over this place, may they all rejoice in this merit of Dhamma sermon and listening to the Dhamma accumulated by us during this hour. Having rejoiced, may they be peaceful in the supreme deathless Nibbāna through whichever enlightenment (*bodhi*) they have aspired to! Likewise, may they provide protection to us and to the Dispensation (*Sāsana*)! You must form all these aspirations. Likewise, all virtuous people who lived in our world up to now, including our friendly parents and others, may they all rejoice in this merit of our Dhamma sermon and listening to the Dhamma, and if they are in any suffering states, may they be freed from them, reach happy states, and through the penetration of the fruits of the Dhamma and Noble Path—Stream-entry, Once-return, Non-return, and Arahantship—or through their aspired enlightenment (*bodhi*), may they be freed from this extremely terrifying suffering of saṃsāra (*saṃsāra-dukkha*) and be peaceful in the supreme deathless Nibbāna! Having formed such an aspiration, now recite those verses and share the merit.</w:t>
-      </w:r>
-    </w:p>
-    <w:p>
-      <w:r>
-        <w:t>*“Etāvatā ca amhehi...”*</w:t>
+        <w:t>*</w:t>
+      </w:r>
+      <w:proofErr w:type="spellStart"/>
+      <w:r>
+        <w:t>Ettāvatā</w:t>
+      </w:r>
+      <w:proofErr w:type="spellEnd"/>
+      <w:r>
+        <w:t xml:space="preserve"> ca </w:t>
+      </w:r>
+      <w:proofErr w:type="spellStart"/>
+      <w:r>
+        <w:t>amhehi</w:t>
+      </w:r>
+      <w:proofErr w:type="spellEnd"/>
+      <w:r>
+        <w:t>...*</w:t>
       </w:r>
     </w:p>
     <w:sectPr>

--- a/docx/sermon_012_ENGLISH.docx
+++ b/docx/sermon_012_ENGLISH.docx
@@ -146,7 +146,7 @@
           <w:i w:val="0"/>
           <w:sz w:val="24"/>
         </w:rPr>
-        <w:t>On many occasions, the Supreme Buddha showed, with supporting evidence, how beings in this saṁsāra meet with ruin, burning, and torment due to not understanding the gravity of the results of kamma—as if they had no comprehension of it whatsoever. In this Dispensation, the word used for an ignorant person is '*bāla*' (the fool). In ordinary usage, '*bāla*' refers to a young child. Yet, even if it is a young child, if they go to touch a flame out of ignorance, they are bound to be burned and tormented. What is the reason for this? It is the nature of fire to burn. Similarly, there is a law known as the law of kamma (*kamma-niyāmatā*). It is a universal, impartial law. There is a certain law in nature itself, impartial even to Buddhas and Arahants, called the law of kamma. According to this law of kamma, if anyone commits an unwholesome kamma, even if done out of ignorance, even if done without any faith or belief in the results of kamma, they will have to undergo severe consequences. The background story relevant to this verse we have taken as our theme is also a story that reveals the terrifying nature of the results of kamma.</w:t>
+        <w:t>The Blessed One has pointed out on many occasions, with concrete evidence, how beings in this saṃsāra fall into ruin, burning and suffering due to their lack of understanding of the gravity of the results of kamma (*kamma-vipāka*), indeed, due to having no proper comprehension of it. In this Dispensation, the word used for an ignorant person is '*bāla*' (the fool). In common parlance, '*bāla*' refers to a young child. Even if it is a small child, if they attempt to grab a flame out of ignorance, they are bound to be burnt and suffer. What is the reason for that? The very nature of fire is to burn. Similarly, there is a law called the order of kamma (*kamma-niyāma*). It is a universal, natural law. There is a certain law in nature itself, called the order of kamma, which applies equally even to Buddhas and Arahants. According to this order of kamma, if someone commits an unwholesome kamma (evil deed), even if it was done out of ignorance, even if it was done without any faith or belief in the results of kamma, they will still have to suffer its severe consequences. The background story to the stanza we have chosen as our theme is also a story that reveals the terrifying nature of the results of kamma.</w:t>
       </w:r>
     </w:p>
     <w:p>
@@ -157,7 +157,7 @@
           <w:i w:val="0"/>
           <w:sz w:val="24"/>
         </w:rPr>
-        <w:t>Once, while the Supreme Buddha was residing at the Veḷuvana monastery, the Venerable Mahā Moggallāna, along with the Venerable Lakkhaṇa, was descending from the Gijjhakūṭa (Vulture's Peak) mountain. On the way, Venerable Mahā Moggallāna, with his divine eye, saw a *peta* (hungry ghost) with the form of a python, about twenty-five yojanas long. He was a *peta* named Ajagara. Flames of fire arose from the head of this *peta* and went down to the tip of his body. Then, flames arose from the tip of his body and went up to his head. Flames flared up from both sides of his body and descended in the middle. Having seen this kind of sight, Venerable Mahā Moggallāna smiled slightly. Seeing this smile, Venerable Lakkhaṇa asked, "Why did you smile, Venerable Sir?" Venerable Mahā Moggallāna replied, "I will not answer that question now. Please ask this question in the presence of the Supreme Buddha."</w:t>
+        <w:t>During the time when the Buddha was residing at the Veḷuvana monastery, one day, while the Venerable Mahā Moggallāna was descending from the Gijjhakūṭa (Vulture's Peak) mountain together with the Venerable Lakkhaṇa, Ven. Mahā Moggallāna saw with his divine eye (*dibba-cakkhu*) a hungry ghost (*peta*) with the form of a python, about twenty-five leagues (*yojanas*) long. This was a hungry ghost named Ajagara. Flames of fire rose from the head of this hungry ghost and swept down to the end of his body. Then, flames rose from the tail end of his body and swept up to his head. Flames also burst from both sides of his body and met in the middle. Seeing this kind of sight, the Venerable Mahā Moggallāna smiled. Seeing this smile, Venerable Lakkhaṇa asked, "Venerable Sir, why did you smile?" Then Venerable Mahā Moggallāna replied, "I will not answer that question now. Ask this question in the presence of the Blessed One."</w:t>
       </w:r>
     </w:p>
     <w:p>
@@ -168,7 +168,7 @@
           <w:i w:val="0"/>
           <w:sz w:val="24"/>
         </w:rPr>
-        <w:t>Later, on another occasion, when Venerable Mahā Moggallāna, Venerable Lakkhaṇa, and the community of monks were seated in the Dhamma assembly hall in the presence of the Supreme Buddha, Venerable Lakkhaṇa asked Venerable Mahā Moggallāna that question: "Why did you smile?" Venerable Mahā Moggallāna replied: "I saw such a sight. Such a massive *peta* body burning with flames in this manner. Seeing this, I thought that I had never seen such a being before, and due to the extraordinary nature of it, a smile arose in me." Then the Supreme Buddha declared: "Monks, my disciples live with eyes, with wisdom. I too saw that very sight at the foot of the Bodhi tree. Right at the moment I attained Buddhahood, I saw it. However, I did not declare it because, due to the extraordinary nature of this sight, ordinary people might not believe it, and by doubting me, they would accumulate demerit. They would generate unwholesome states. That is why I did not declare it. Now, since this monk Moggallāna stands as a witness to this matter, I shall now declare this. I shall speak about this," the Supreme Buddha said.</w:t>
+        <w:t>Later on, when Venerable Mahā Moggallāna, Venerable Lakkhaṇa, and the assembly of monks were seated in the Dhamma Hall, in the presence of the Buddha, Venerable Lakkhaṇa asked that same question to Venerable Mahā Moggallāna: "Why did you smile?" Venerable Mahā Moggallāna explained, "I saw such and such a sight. Such a massive hungry ghost body was engulfed in flames in this manner. Seeing this, I thought that I had never seen such a being before, and a smile arose in me due to the extraordinary nature of that sight." Then the Blessed One addressed the monks: "Monks, my disciples live with eyes, with knowledge. I too saw that very sight at the foot of the Bodhi tree, at the very moment of attaining Buddhahood. However, I did not declare it because, due to the extraordinary nature of this sight, ordinary people might not believe it, and by doubting me, they would accumulate demerit; they would generate unwholesome states (*akusala*). That is why I did not declare it. But now, since Moggallāna is here as a witness to this matter, I shall now declare it." Thus spoke the Blessed One.</w:t>
       </w:r>
     </w:p>
     <w:p>
@@ -179,7 +179,7 @@
           <w:i w:val="0"/>
           <w:sz w:val="24"/>
         </w:rPr>
-        <w:t>"I saw that sight indeed when descending from the Gijjhakūṭa rock. But the reason I did not declare having seen it was that if someone among the ordinary people disbelieved it, they would say it was a lie about me and it would be a cause for them to generate unwholesome states. Therefore, I did not declare it. Now, since the Supreme Buddha [relying on Moggallāna's testimony] stands as a witness to this matter, I now declare this," the Supreme Buddha said.</w:t>
+        <w:t>At that moment, the bhikkhus asked, "Reverend Sir, Blessed One, what was the past evil kamma committed by this hungry ghost?" The Blessed One then brought forth the past account. During the time of the Buddha Kassapa, there was a very wealthy treasurer (*seṭṭhi*) named Sumangala. To construct a perfumed chamber (*gandhakuṭi*)—that is, a monastery dwelling place—for Buddha Kassapa, he paved the ground with golden bricks and built a dwelling over a large area at immense expense. Furthermore, he spent heavily on the offering ceremony of the monastery. Just as the treasurer Anāthapiṇḍika built the Jetavana monastery for our Buddha, this treasurer built this monastery. One day, while going early in the morning to see the Buddha, he noticed a certain man sleeping in a hall near the city gate. That man was a thief. Even though the thief was sleeping, he had wandered about all night, and his feet were covered in mud. Seeing this, the treasurer casually remarked to those with him, "This man must have wandered about all night and is now sleeping during the day." The thief overheard this. He was sleeping with his head covered in a yellow cloth. Uncovering his head, he looked up, recognized the treasurer, and conceived a deep hatred and anger, thinking, "Very well, I know what to do to you."</w:t>
       </w:r>
     </w:p>
     <w:p>
@@ -190,7 +190,7 @@
           <w:i w:val="0"/>
           <w:sz w:val="24"/>
         </w:rPr>
-        <w:t>At that moment, the monks asked, "Venerable Sir, Blessed One, what was the unwholesome kamma committed by this *peta* in the past?" The Supreme Buddha brought forth the story of the past. During the time of Kassapa Buddha, there was a very wealthy treasurer named Sumangala. To prepare a *gandhakuṭi* (perfumed chamber)—that is, a monastery, a place of residence—for Kassapa Buddha, he spent a massive sum of money, laying gold bricks on the ground to build a chamber over a large area. Next, he also spent a massive amount of money on the offering ceremony of that monastery. In this way, just as Anāthapiṇḍika the treasurer built the Jetavana monastery for our Buddha, this treasurer built this monastery. One day, while the treasurer was going in the morning to see the Buddha, he saw a certain man sleeping in a hall near the city gate. That man was a thief. Although the thief was asleep, he had walked all night and his feet were covered in mud. Seeing this, the treasurer told those who were with him, "This man must have walked all night and is now sleeping during the day." The treasurer said this casually. The thief heard this. The thief had his head covered with a yellow cloth. He was sleeping with his head covered with a yellow cloth. He pulled back the cloth, looked, recognized the treasurer, and conceived a deep hatred and anger, thinking, "Fine, I know what to do to you."</w:t>
+        <w:t>Thereafter, in revenge for those words, what did this thief do? He set fire to the treasurer's ripe crop field seven times. He also cut the hamstrings of the oxen in the treasurer's cattle-shed. Next, he set fire to the treasurer's mansion seven times. Even after doing all this, unable to quench his anger, the man befriended one of the treasurer’s close servants and asked what the treasurer held most dear. The servant replied that there was nothing the treasurer loved more than the monastery—the perfumed chamber—he had built for the Buddha. Then the thief thought, "Very well, I will quench my anger by setting fire to the Buddha's perfumed chamber." While Buddha Kassapa was away on his alms-round, the thief smashed all the water vessels near the chamber and set fire to the dwelling. The treasurer heard that the chamber was on fire. By the time he arrived there, the chamber was completely burnt down. The treasurer did not feel any grief or sorrow over this. Instead, he clapped his hands joyfully. The people standing nearby asked, "Sir, why do you clap your hands in this manner when the chamber you built at such immense cost is burnt down?" The treasurer replied, "I have deposited my wealth in a place where it cannot be destroyed by fire, thieves, enemies, or water—that is, in the Sasana (Dispensation) of the Buddha. That is not lost. Now I have been given another opportunity to deposit an equal amount of wealth in the same manner—as a treasury of merit. It is because of that, out of that joy, that I clapped my hands."</w:t>
       </w:r>
     </w:p>
     <w:p>
@@ -201,7 +201,7 @@
           <w:i w:val="0"/>
           <w:sz w:val="24"/>
         </w:rPr>
-        <w:t>Next, in revenge for those words, what did this thief do? He set fire to the treasurer's ripe crop field seven times. He also cut off the legs of the oxen in the treasurer's cattle-shed. Next, he set fire to the treasurer's mansion seven times. Even after doing all this, unable to quench his anger, this man then befriended an associate of the treasurer and asked what was most dear to the treasurer. The servant replied that there was nothing the treasurer loved as much as the monastery—the *gandhakuṭi*—he had built for the Supreme Buddha. Then this thief thought, "Very well, I will set fire to the Supreme Buddha's perfumed chamber and quench my anger." While Kassapa Buddha had entered the town for alms, the thief broke all the water vessels near the chamber and set fire to it. The treasurer heard that the chamber was on fire. By the time the treasurer arrived there, the chamber was completely burnt down. The treasurer did not feel any grief or sadness about it. Instead, he clapped his hands loudly. Those nearby asked, "Venerable Sir, why do you clap your hands like this when the chamber you built at such a huge expense has burnt down?" Then the treasurer declared, "I deposited my wealth in a place that cannot be destroyed by fire, thieves, enemies, or water. That is, in the Buddha's Dispensation. It was not lost. Now I have been given another opportunity to deposit an equal amount of wealth in the same way—to make a treasury of merit. Therefore, out of that joy, I clapped my hands."</w:t>
+        <w:t>Having declared so, just as he said, the treasurer spent another massive sum of money, paving with golden bricks, and built a monastery for the Buddha, for Buddha Kassapa. Having built it and spending immensely, as the dedication ceremony of the monastery, he offered alms for seven days to Buddha Kassapa and twenty thousand bhikkhus. Meanwhile, the thief thought, "Even though I have done so much, I have not been able to discourage this treasurer. Now there is nothing else to do. I must kill this treasurer." With a dagger concealed in his waist, he loitered around the monastery during those seven days, intending to kill the treasurer. However, he found no opportunity. On the seventh day, after offering alms to the Buddha and the Sangha, and while inviting the Buddha for the transfer of merit, the treasurer announced, "Venerable Sir, Blessed One, some person, harboring ill-will towards me, set fire to my field seven times in this manner. He also cut the hamstrings of my cattle seven times in the cattle-shed. He set fire to my house seven times. I believe it must have been this same person who set fire to the perfumed chamber of the Blessed One as well. Yet, I share the very first portion of the merit of this meritorious deed with that person." Thus, the treasurer declared.</w:t>
       </w:r>
     </w:p>
     <w:p>
@@ -212,7 +212,7 @@
           <w:i w:val="0"/>
           <w:sz w:val="24"/>
         </w:rPr>
-        <w:t>Having said this, and just as he had said, the treasurer again spent a vast sum of money, laying gold bricks, and built a monastery for the Supreme Buddha, Kassapa Buddha. Having built it, he spent a huge amount on the dedication ceremony of the monastery, offering alms for seven days to twenty thousand monks, including Kassapa Buddha. Meanwhile, this thief thought, "Even after doing all this, I could not make this treasurer back down. Now, there is nothing else to do. I must kill this treasurer." Concealing a knife in his waist, he frequented the monastery, intending to kill the treasurer during those seven days. However, he did not get an opportunity. Then, on the seventh day, when the treasurer offered alms to the community of monks led by the Supreme Buddha and invited them for the post-meal appreciation (*anumodanā*), he declared: "Blessed One, a certain man, harboring hatred towards me, set fire to my fields seven times. He also cut the legs of the cattle in my shed seven times. He set fire to my house seven times. I think it must have been this same man who set fire to the perfumed chamber of the Supreme Buddha as well. Nevertheless, I share the first portion of merit from this meritorious deed with that man."</w:t>
+        <w:t>Hearing this, the thief was struck with deep spiritual urgency (*saṃvega*). "Alas! Did I bring such ruin upon a person like this? Such a wonderful, forgiving person! If I do not ask for forgiveness now, a thunderbolt might fall upon my head." Thinking so, he quickly ran and fell at the treasurer's feet, crying, "Forgive me, master!" The treasurer asked, "Why, what is this?" The thief replied, "It was I who caused so many destructions and damages to you." Hearing these things, the treasurer asked, "What was the reason for doing so much? I have never seen you before. Why did you harbor such hatred toward me?" The thief then reminded him: "On such and such a day, while I was sleeping in that hall, you said these words. I conceived intense anger over that." At that moment, the treasurer asked the thief for forgiveness, saying, "Forgive me for saying such a thing." The thief felt even greater spiritual urgency. Then the thief said, "Master, if you have indeed forgiven me, please take me along with my wife and children into your service as slaves." The treasurer replied, "Just because I said that one small word, you caused me so much harm. If I keep you in my house now, how could I ever speak with you? I have no need for your slavery. Now, I have forgiven you. Rise and go your way."</w:t>
       </w:r>
     </w:p>
     <w:p>
@@ -223,7 +223,7 @@
           <w:i w:val="0"/>
           <w:sz w:val="24"/>
         </w:rPr>
-        <w:t>Hearing this, the thief felt a great sense of spiritual urgency (*saṁvega*). "Alas, is it to such a person, someone who forgives like this, such an extraordinary person, that I caused such ruin? Now, if I do not ask for forgiveness, a thunderbolt might fall upon my head." So saying, he ran quickly, fell at the feet of the treasurer, and said, "Forgive me, master." The treasurer asked, "Why, what is this?" The thief replied, "I have caused such destruction to you. I did several harms." Hearing those matters, the treasurer then asked, "What is the reason for doing such a thing? I have never seen you before. Why did you harbor such things towards me?" The thief then reminded him: "On such-and-such a day, while I was sleeping in that hall, you said these words. I felt an intense anger because of that." At that moment, the treasurer asked for forgiveness from the thief, saying, "Forgive me for saying such a thing." The thief felt even greater remorse. Then the thief said, "Master, if you forgive me, please take me, along with my wife and children, into slavery." The treasurer replied, "Because I said those few words, you caused me so much harm. Now, if I keep you in my house, how can I even speak to you? I have no need for your slavery. Now I have forgiven you. Rise and go."</w:t>
+        <w:t>Thus, in a truly remarkable manner, the thief received forgiveness from the treasurer. But though he received forgiveness from the treasurer, he did not receive forgiveness from kamma. Therefore, the Blessed One—our Buddha—declared: "That thief, after death, was reborn in the Avīci hell (*niraya*). Having burned and boiled there for an extremely long time, now, as the remaining portion of that kamma, he has been reborn as a hungry ghost with that kind of form, burning in flames." Having declared this matter, the Blessed One then declared: "This is how those foolish, ignorant people, fools, commit evil deeds and, as a result, burn as if in forest fires due to their lack of understanding." Saying this, he uttered the stanza we mentioned earlier:</w:t>
       </w:r>
     </w:p>
     <w:p>
@@ -234,18 +234,7 @@
           <w:i w:val="0"/>
           <w:sz w:val="24"/>
         </w:rPr>
-        <w:t>Thus, in a most wonderful way, the thief received forgiveness from the treasurer. But although he received forgiveness from the treasurer, he did not receive forgiveness from kamma. Therefore, the Supreme Buddha—our Supreme Buddha—declared: "After his death, that thief was reborn in the Avīci hell, and having burned and boiled there for an extremely long period, now, as the remaining portion of those kammas, he has been reborn as a *peta* with the form of a python and is burning with flames." Having declared that matter, the Supreme Buddha then stated: "In this way, those fools, foolish people, the ignorant ones, commit unwholesome deeds, and as a consequence, without proper understanding, they burn as if burning in a forest fire." Saying this, he uttered the verse we mentioned earlier:</w:t>
-      </w:r>
-    </w:p>
-    <w:p>
-      <w:r>
-        <w:rPr>
-          <w:rFonts w:ascii="Georgia" w:hAnsi="Georgia"/>
-          <w:b w:val="0"/>
-          <w:i w:val="0"/>
-          <w:sz w:val="24"/>
-        </w:rPr>
-        <w:t>*Atha pāpāni kammāni – karaṁ bālo na bujjhati*</w:t>
+        <w:t>*Atha pāpāni kammāni – karaṃ bālo na bujjhati*</w:t>
       </w:r>
     </w:p>
     <w:p>
@@ -267,7 +256,7 @@
           <w:i w:val="0"/>
           <w:sz w:val="24"/>
         </w:rPr>
-        <w:t>The term '*bāla*' (fool)—as we said before, in the Dhamma, the character of a fool is not presented in the sense of a small child, but rather as:</w:t>
+        <w:t>In the Dhamma, the term '*bāla*' (fool) is not used in the sense of a young child, as we mentioned earlier, but rather the character of the fool is defined as:</w:t>
       </w:r>
     </w:p>
     <w:p>
@@ -278,7 +267,7 @@
           <w:i w:val="0"/>
           <w:sz w:val="24"/>
         </w:rPr>
-        <w:t>*Duccintitacintī, dubbhāsitabhāsī, dukkatakammakārī*</w:t>
+        <w:t>*duccintitacintī, dubbhāsitabhāsī, dukkatakammakārī*</w:t>
       </w:r>
     </w:p>
     <w:p>
@@ -289,7 +278,7 @@
           <w:i w:val="0"/>
           <w:sz w:val="24"/>
         </w:rPr>
-        <w:t>meaning: one who thinks bad thoughts, speaks bad words, and does bad deeds. Their intention is very bad. Likewise, their words are bad, and their actions are bad. It is such a person who is called a fool. Thus, such a fool, while committing unwholesome deeds, does not know the side of fruition. They do not know the gravity of those results. Committing unwholesome deeds in that manner, they are tormented by their own kammas, just as if they were burning in a fire. This verse was spoken to convey this meaning. It is recorded that upon hearing this, many people realized the paths and fruits (*maggaphala*).</w:t>
+        <w:t>This means his thoughts are very bad, his words are bad, and his deeds are bad. It is such a person who is called a fool. Thus, such a fool, while committing evil deeds, does not know the side of their consequences. He does not know the gravity of those results. The Buddha uttered this stanza expressing the idea that committing evil deeds in this way, one is tormented by one's own deeds, just like being burnt by fire. It is recorded that upon hearing this, many people realized the paths and fruits (*magga-phala*).</w:t>
       </w:r>
     </w:p>
     <w:p>
@@ -300,7 +289,7 @@
           <w:i w:val="0"/>
           <w:sz w:val="24"/>
         </w:rPr>
-        <w:t>Therefore, through this story, there are two sides of the narrative we can take as examples to consider and reflect upon. When we think about the conduct of the thief in this story, one is astounded. Is it possible for anger and hatred to go to such lengths? Although it was not a phrase that warranted such anger, having heard the treasurer's words, this thief conceived such hatred, and then, to quench his hatred, he set fire. Just like one trying to extinguish fire with fire, he set fire to the treasurer's field. He set fire to the house. He set fire to the perfumed chamber of the Supreme Buddha as well. It is in this way that worldly people try to quench hatred. There are many such examples even in this present era. They set fire to extinguish fire. Having set fire in that manner, in the end, the result is exactly the same.</w:t>
+        <w:t>Now, based on this story, there are two aspects we can take and consider as exemplary lessons. When we reflect on the behavior of the thief in this story, one is astonished. Can anger and hatred go to such lengths? Even though it was not a remark that warranted such rage, hearing the words casually spoken by the treasurer, this thief developed such intense hatred, and then, to quench that hatred, he set fires. Like one trying to extinguish fire with fire, he set fire to the treasurer's field, to his house, and even to the perfumed chamber of the Blessed One. That is how the world tries to quench hatred. There are many such examples even in this day and age. They set fires to extinguish fires. And having set fires in that manner, the final retribution is exactly of the same nature.</w:t>
       </w:r>
     </w:p>
     <w:p>
@@ -311,7 +300,7 @@
           <w:i w:val="0"/>
           <w:sz w:val="24"/>
         </w:rPr>
-        <w:t>The Supreme Buddha has declared that often, the result of a kamma bears the very form of the kamma itself. This law of kamma is a natural law operating in the world. The Supreme Buddha often shows the law of seeds (*bīja-niyāma*) as an illustration for this:</w:t>
+        <w:t>The Blessed One has declared that often, the retribution of a kamma bears the very same form as the kamma itself. This order of kamma is a natural law operating in the world. The Blessed One often points to the law of seeds (*bīja-niyāma*) as an analogy:</w:t>
       </w:r>
     </w:p>
     <w:p>
@@ -322,7 +311,7 @@
           <w:i w:val="0"/>
           <w:sz w:val="24"/>
         </w:rPr>
-        <w:t>*Yādisaṁ vapate bījaṁ – tādisaṁ harate phalaṁ*</w:t>
+        <w:t>*Yādisaṃ vapate bījaṃ – tādisaṃ harate phalaṃ*</w:t>
       </w:r>
     </w:p>
     <w:p>
@@ -333,7 +322,7 @@
           <w:i w:val="0"/>
           <w:sz w:val="24"/>
         </w:rPr>
-        <w:t>*Kalyāṇakārī kalyāṇaṁ – pāpakārī ca pāpakaṁ*</w:t>
+        <w:t>*Kalyāṇakārī kalyāṇaṃ – pāpakārī ca pāpakaṃ*</w:t>
       </w:r>
     </w:p>
     <w:p>
@@ -344,7 +333,7 @@
           <w:i w:val="0"/>
           <w:sz w:val="24"/>
         </w:rPr>
-        <w:t>The Supreme Buddha has declared that in whatever manner one sows a seed, in that very manner does one harvest its fruit. Accordingly, the analysis of kamma is presented as: "*Kalyāṇakārī kalyāṇaṁ*"—one who does good kamma receives a good, pleasant result. "*Pāpakārī ca pāpakaṁ*"—if one does an unwholesome kamma, one receives bad results. Just as when a mango seed or grape seed is planted, a sweet fruit is produced, while from neem or bitter gourd, a bitter fruit is produced. Such is the natural law. Thus, in the same way, the burning with fire—having given fire to others, he received fire himself. In this way, one has to suffer severe consequences. There are countless such examples in the Dhamma.</w:t>
+        <w:t>The Blessed One has declared that in whatever manner one sows a seed, in that very manner does one reap its fruit. Following that, the analysis of kamma is presented: "*kalyāṇakārī kalyāṇaṃ*"—the doer of good reaps good, receiving pleasant results; "*pāpakārī ca pāpakaṃ*"—if one commits an unwholesome deed, one reaps bad results from it. Just as when a mango seed or grape seed is planted, it yields sweet fruit, whereas margosa (*kohomba*) or bitter-gourd (*karavila*) yields bitter fruit. There is such a natural order. Thus, just as he gave fire to others, the burning of fire was returned to him. In this way, one has to suffer grave retributions. There are countless such examples in the Dhamma.</w:t>
       </w:r>
     </w:p>
     <w:p>
@@ -355,7 +344,7 @@
           <w:i w:val="0"/>
           <w:sz w:val="24"/>
         </w:rPr>
-        <w:t>Now, this was just one sight seen by Venerable Mahā Moggallāna while descending from the Gijjhakūṭa mountain. A number of such sights are mentioned. In one place it is shown that while Venerable Mahā Moggallāna was descending from the Gijjhakūṭa rock, he saw a skeleton flying through the air. A skeleton was flying. It was a *peta* in the form of a skeleton. While flying, hawks, crows, and vultures were pecking and tearing between the ribs of that skeleton. This skeleton was flying while wailing in pain. The reason shown by the Supreme Buddha for this was that in this very city of Rājagaha, that *peta* had been a cattle butcher. A person who slaughtered cattle. Similarly, another is shown—another *peta* body was going. It was going through the air. On that body, there were hairs as sharp as swords. While flying, those sword-like sharp hairs would bounce up and fall back onto the body, piercing it. Meanwhile, that *peta* was wailing. He was screaming. In this manner, many astonishing sights regarding those *peta* realms are shown.</w:t>
+        <w:t>This was just one sight seen by Venerable Mahā Moggallāna while descending the Gijjhakūṭa mountain. A number of such sights are recorded. For instance, in one place it is mentioned that as Venerable Mahā Moggallāna was descending the Gijjhakūṭa mountain, he saw a skeleton flying through the air. A hungry ghost in the form of a skeleton. Facing that flight, hawks, crows, and vultures pecked between its ribs. This skeleton was flying about wailing. The Blessed One explained that the cause for this was that in this very city of Rājagaha, this hungry ghost had been a cattle butcher—a person who slaughtered cattle. Similarly, another account is given of another hungry ghost body flying through the air. That body had hairs that were sharp like swords. While flying, those sword-like sharp hairs would fly up and fall back piercing its own body. Meanwhile, that hungry ghost wailed and screamed. In this manner, many extraordinary sights regarding those hungry ghost realms are shown. Yet, far more terrifying than that is the suffering (*dukkha*) in hells (*niraya*) such as Avīci. The Blessed One declared that they are so extreme that there is no analogy to describe them. Hell is a vast, terrifying ocean of suffering, impossible to describe even by a Buddha's mouth. Then there is the hungry ghost realm, and then the animal realm—the animal world we see. Regarding that too, the Blessed One declared that the sufferings (*dukkha*) in the animal world are beyond description. Furthermore, even after coming to this human world, beings still suffer the results of those kammas. Yet, they do not realize that these are the kammas committed in the past. Unaware of this, they commit more and more evil deeds. Such is the terrifying situation in the world regarding these kammas. Therefore, when reflecting on these results of kamma, we must take lessons from these accounts to shape our lives—not merely treating them as ordinary stories. The Blessed One has declared this natural law of kamma in its precise manner. Other teachers of that time saw it to some extent. However, the Blessed One understood kamma and its result (*kamma-vipāka*) with utmost depth. Moreover, the Blessed One pointed out the very path to escape from this saṃsāra where kamma operates. The Blessed One presented a certain passage as a subject of meditation (*kammaṭṭhāna*):</w:t>
       </w:r>
     </w:p>
     <w:p>
@@ -366,7 +355,7 @@
           <w:i w:val="0"/>
           <w:sz w:val="24"/>
         </w:rPr>
-        <w:t>Even more terrifying than that are the sufferings in hells such as Avīci. To show how extreme they are, the Supreme Buddha declared that there is no simile to describe them. Hell is a vast ocean of terrifying sufferings that cannot be fully described even by a Buddha's mouth. The hells, the *peta* worlds, and then the animal realm—the animal realm visible to us. Regarding that too, the Supreme Buddha declared that the sufferings in the animal world cannot be fully described. Furthermore, not only that, but even after coming to this human world, they undergo the results of those kammas. Yet they do not know the fact that these are the results of kammas committed in the past. Without knowing this, they commit more and more unwholesome deeds. Such is the terrifying situation in the world regarding these kammas. Therefore, when we reflect on these results of kamma, we must take lessons from these accounts to shape our lives—not merely as ordinary stories.</w:t>
+        <w:t>*Kammasakohamhi kamma-dāyādo kamma-yoni kamma-bandhu kamma-paṭisaraṇo.*</w:t>
       </w:r>
     </w:p>
     <w:p>
@@ -377,7 +366,7 @@
           <w:i w:val="0"/>
           <w:sz w:val="24"/>
         </w:rPr>
-        <w:t>The Supreme Buddha has declared this natural law of kamma in its true form. Other teachers of that time saw it to some extent. But the Supreme Buddha understood kamma and the results of kamma in the deepest manner. Let alone that, the Supreme Buddha even showed the path to escape from this saṁsāra where this kamma operates. The Supreme Buddha has presented a certain passage as a meditation subject:</w:t>
+        <w:t>*Yaṃ kammaṃ karissāmi, kalyāṇaṃ vā pāpakaṃ vā, tassa dāyādo bhavissāmi.*</w:t>
       </w:r>
     </w:p>
     <w:p>
@@ -388,7 +377,7 @@
           <w:i w:val="0"/>
           <w:sz w:val="24"/>
         </w:rPr>
-        <w:t>*Kammassakomhi kammadāyādo kammayoni kammabandhu kammapaṭisaraṇo*</w:t>
+        <w:t>The Blessed One presented this as a subject of meditation, advising that one should constantly contemplate this natural law of kamma. "*Abhiṇhaṃ paccavekkhitabbaṃ*"—it should be constantly reflected upon, constantly contemplated, as a subject of meditation. Its meaning is: "I am the owner of my kamma, kamma is my inheritance, kamma is my origin, kamma is my kinsman, kamma is my refuge. Whatever kamma I shall do, whether good or evil, of that I shall be the heir." Hearing this, one might think, when it says "kamma is my inheritance" or "kamma is mine," that one can do whatever one wants. But within this lies a terrifying, urgent truth. For this is not about doing whatever one pleases. Kamma has two aspects: good and bad. Because of ignorance (*avijjā*) and craving (*taṇhā*), the saṃsāric being is inclined toward the bad side far more than the good. Therefore, there is a terrifying responsibility, a powerful responsibility regarding this kamma. When we say "kamma is mine," "kamma is my inheritance," it is the bad side we have to reflect upon more. No matter how much pleasant retribution (*sukha-vipāka*) can be obtained through these—by doing meritorious deeds—because beings are so terribly inclined towards evil, it is evil kamma that is accumulated more in saṃsāra. It is because of such a state of affairs that the Blessed One says that through constantly contemplating kamma in this manner, one can even develop a profound disenchantment toward saṃsāra. It is a terrifying responsibility to say "kamma is mine." I cannot do as I please. It is subject to that natural order, the natural law operating in the world.</w:t>
       </w:r>
     </w:p>
     <w:p>
@@ -399,7 +388,7 @@
           <w:i w:val="0"/>
           <w:sz w:val="24"/>
         </w:rPr>
-        <w:t>*yaṁ kammaṁ karissāmi kalyāṇaṁ vā pāpakaṁ vā tassa dāyādo bhavissāmi*</w:t>
+        <w:t>Next, the Blessed One declares this regarding kamma in a deeper sense: "*Cetanāhaṃ, bhikkhave, kammaṃ vadāmi. Cetayitvā kammaṃ karoti kāyena vācāya manasā.*" How do we identify this kamma? How one gets caught up in kamma can be a question for someone. Usually, the word kamma is also applied to action. Some call even mere physical activity 'kamma'. But in this Dispensation of the Buddha, the word kamma is applied precisely to intention (*cetanā*). "I say, monks, that intention is kamma." The Blessed One declared this. Therefore, one is bound by kamma according to this intention. "*Cetanāhaṃ, bhikkhave, kammaṃ vadāmi*"—Monks, I say intention is kamma. Why? "*Cetayitvā kammaṃ karoti kāyena vācāya manasā*"—having intended, one performs kamma by body, speech, and mind, accumulating kamma. Otherwise, there is no responsibility for actions that occur involuntarily. And this responsibility exists because one takes responsibility for it. Here lies a very strange state of affairs. One takes responsibility for kamma. How does one take responsibility? Based on the feeling of 'I' and 'mine' out of ignorance (*avijjā*). That is why, when we consider the Dhamma deeply, everything is done out of ignorance. Ignorance means 'I' and 'mine'. Egoism, selfishness. 'I' and 'mine'. "Because he is angry with me, I will kill him." "Because I need to eat, I kill animals." "Because I lack wealth, I steal from others." "For my pleasure, I do other things." In this way, centering on the ego, beings are driven to these unwholesome deeds. Therefore, it is due to ignorance that those formations (*saṅkhāra*) exist. Due to ignorance, formations (*saṅkhāra*) are accumulated. A part of these formations (*saṅkhāra*) is what we call kamma. Whether meritorious formations (*puññābhisaṅkhāra*), demeritorious formations (*apuññābhisaṅkhāra*), or imperturbable formations (*āneñjābhisaṅkhāra*), these formations (*saṅkhāra*) are kamma itself. When contemplated deeply, it is the most subtle aspect of kamma itself.</w:t>
       </w:r>
     </w:p>
     <w:p>
@@ -410,7 +399,7 @@
           <w:i w:val="0"/>
           <w:sz w:val="24"/>
         </w:rPr>
-        <w:t>The Supreme Buddha has presented this as a meditation subject, instructing us to reflect constantly on this natural law of kamma. "*Abhiṇhaṁ paccavekkhitabbaṁ*"—reflect on it constantly, contemplate it frequently as a meditation subject. Its meaning is: "I am the owner of my kamma, kamma is my property." "*Kammassakomhi – kammadāyādo*"—I am the heir to my kamma. Kamma is my origin. Kamma is my kinsman. Kamma is my refuge. What exists as my support is kamma. Whatever kamma I shall do, whether good or bad, of that I shall be the heir."</w:t>
+        <w:t>In that manner, it is due to ignorance (*avijjā*) that kamma is also accumulated. Since one holds oneself responsible for it—if one is responsible for the kamma, one must also be responsible for its result. That is why, even if unwilling, one is forced to undergo the terrifying results of those evil deeds. Understanding those results, a wise person should refrain from such evil deeds. The term '*bāla*' is applied to an ignorant person. In the Dhamma, the term '*paṇḍita*' (the wise) is used for a wise person. A wise person develops faith (*saddhā*) in the Buddha, establishes right view (*sammā-diṭṭhi*), distinguishes good from bad, understands merit and demerit, wholesome (*kusala*) and unwholesome (*akusala*), and strives to live accordingly. The ordinary pseudo-intellectual, however, succumbs to intellectualism, doubting, "Can this be possible?" and sometimes resorts to evil deeds to satisfy daily needs. Such a person is referred to in the Dhamma as a '*bāla*', a fool, an ignorant person.</w:t>
       </w:r>
     </w:p>
     <w:p>
@@ -421,7 +410,7 @@
           <w:i w:val="0"/>
           <w:sz w:val="24"/>
         </w:rPr>
-        <w:t>When this is said, one might think, when it says "kamma is my inheritance," "kamma is mine," that I can do as I please. However, within this lies a deeply terrifying and sobering reality. For it does not mean doing whatever actions one wants. Kamma has two sides, good and bad. Because of ignorance and *craving*, the being in saṁsāra is inclined towards the bad side rather than the good side. Therefore, there is a terrifying responsibility, a powerful responsibility regarding this kamma. When it is said "kamma is mine," "kamma is my inheritance," it is the bad side we have to think about more. No matter how many pleasant results can be obtained from these—by doing meritorious deeds—beings are bent towards unwholesomeness in a far more dangerous way, and thus it is unwholesome kamma that is accumulated more in saṁsāra. Because such a situation exists, the Supreme Buddha says that through contemplating kamma in this way constantly, one can even develop a fundamental, great disillusionment regarding saṁsāra. This is a terrifying responsibility, to say "kamma is mine." I cannot do as I please. It is subject to that natural law, subject to the natural law operating in the world.</w:t>
+        <w:t>Therefore, the Blessed One next points out that to help one discern this kamma, there are causes for this kamma. They are called causes (*hetu*) or origins (*nidāna*). The causes for evil kamma are greed (*lobha*), hatred (*dosa*), and delusion (*moha*). There is no need to define this anew to humans, to saṃsāric beings. When saṃsāric beings look into their own minds, they can easily recognize these three defilements (*kilesa*) as a sort of triangle: greed, hatred, and delusion. Delusion is, as we mentioned earlier, ignorance (*avijjā*). That feeling of 'I' and 'mine'. "Even if a thunderbolt strikes the other, I must live"—selfishness, egoism, that intense sense of 'I' and 'mine' is delusion. Because of this, toward what I like, there is greed; toward what I oppose or dislike, there is hatred. When contemplated wisely in this manner, it is due to greed, hatred, and delusion that all the evil deeds in the world occur. Many other defilements can be added to this, but fundamentally they are greed, hatred, and delusion. Next, wholesome states are presented—the opposite of those unwholesome ones.</w:t>
       </w:r>
     </w:p>
     <w:p>
@@ -432,7 +421,7 @@
           <w:i w:val="0"/>
           <w:sz w:val="24"/>
         </w:rPr>
-        <w:t>Next, the Supreme Buddha declares more deeply regarding this kamma: *"Cetanāhaṁ bhikkhave kammaṁ vadāmi. Cetayitvā kammaṁ karoti kāyena vācāya manasā."* How does one recognize this kamma? How one gets caught up in kamma can be a question for someone. Kamma is also generally applied to action. Some refer to even casual work as kamma. But in this Buddha's Dispensation, the word kamma is used precisely for intention. "It is intention itself, monks, that I call kamma," the Supreme Buddha declares. Therefore, one is caught in kamma according to this intention. *"Cetanāhaṁ bhikkhave kammaṁ vadāmi"*—Monks, I say that intention is kamma. What is the reason for that? *"Cetayitvā kammaṁ karoti kāyena vācāya manasā"*—having formed an intention, one performs kamma through body, speech, and mind. Otherwise, there is no responsibility for actions that occur involuntarily. This responsibility—because one takes responsibility. There is a very wonderful situation here. One takes responsibility for kamma. How does one take responsibility? Based on the feeling of 'I' and 'mine' due to ignorance. That is why, when considering the Dhamma deeply, everything is done because of ignorance. Ignorance means the notion of 'I' and 'mine'—egoism, selfishness. 'I' and 'mine'. "Because of anger towards me, I kill." "Because I want to eat, I kill animals." "Because I do not have wealth, I steal the things of another." "I do other things for my amusement." In this way, centering around the ego, the being is inclined towards these unwholesome deeds. Therefore, because of ignorance, there are *formations* (*saṅkhāra*). Due to this ignorance, *formations* accumulate. A part of these *formations* is what is called kamma. The *formations* of merit (*puññābhisaṅkhāra*), the *formations* of demerit (*apuññābhisaṅkhāra*), and the imperturbable *formations* (*āneñjābhisaṅkhāra*)—these *formations* are indeed kamma itself. When contemplated deeply, it is a very subtle aspect of kamma itself.</w:t>
+        <w:t>Then, what can be classified under the wholesome (*kusala*) side? They are designated as non-greed (*alobha*), non-hatred (*adosa*), and non-delusion (*amoha*). Non-greed, non-hatred, and non-delusion mean that if one frees the mind from greed, even for a single moment, that moment is wholesome. That is a wholesome mind. If one detaches the mind from hatred even for a moment—now, we can see from the behavior of that treasurer that he possessed the wholesome roots of non-hatred (*adosa*) within him, whereas the thief had unwholesome roots. In this manner, we can understand it. If one detaches oneself, even for a moment, from delusion—from the feeling of 'I' and 'mine'—and thinks a thought, utters a word, or performs an action, those fall under the wholesome side. Reflecting in this manner, the Blessed One has deeply analyzed and presented this kamma to us, as well as the side of its consequences and the way to recognize it. Next, the Blessed One has pointed out several other special factors that assist in practicing this.</w:t>
       </w:r>
     </w:p>
     <w:p>
@@ -443,7 +432,7 @@
           <w:i w:val="0"/>
           <w:sz w:val="24"/>
         </w:rPr>
-        <w:t>In that manner, it is because of ignorance that kamma also accumulates. Since one is responsible for it—if one is responsible for kamma, one must also be responsible for its result. That is why, even if unwilling, one has to receive the terrifying results of those unwholesome kammas. Knowing about those results, avoiding such unwholesome kammas is what should be done by a wise person. The word '*bāla*' is used for an ignorant person. The word '*paṇḍita*' is used in the Dhamma for a wise person. A wise person, having developed faith in the Supreme Buddha, having established right view, understanding good and bad, understanding merit and demerit, understanding wholesome and unwholesome, tries to live accordingly. An ordinary intellectual who is not like this, being subject to intellectualism, doubting, "Can this be possible?", sometimes turns to unwholesome deeds to satisfy their daily needs. Such a person is referred to in the Dhamma as a fool, a stupid person, an ignorant person.</w:t>
+        <w:t>What is virtue (*sīla*)? When contemplating it wisely, these precepts—especially the five basic precepts in the Dhamma—are the Five Precepts (*pañca-sīla*). These Five Precepts are just like road signs that you see when traveling on a road. In some places, it says 'drive slowly', 'dangerous curves ahead', 'steep descent ahead'—notifying the driver in this manner. What happens if the driver does not have these notifications? He will drive at the vehicle's maximum speed and plunge into a terrifying abyss. Such is this saṃsāric journey. The Blessed One has presented these Five Precepts as road signs for the being traveling on this saṃsāric journey. Why? Because among evil deeds, five are shown as extremely severe. The things that bring about terrifying consequences in saṃsāra are what are contained in the Five Precepts: killing living beings, stealing, sexual misconduct, lying, and taking intoxicants (*surā-meraya*). Through these, one falls into intense oppression, burning, and torment in saṃsāra. Therefore, the Blessed One first reminds all beings traveling on this saṃsāric journey of these Five Precepts.</w:t>
       </w:r>
     </w:p>
     <w:p>
@@ -454,7 +443,7 @@
           <w:i w:val="0"/>
           <w:sz w:val="24"/>
         </w:rPr>
-        <w:t>For that reason, the Supreme Buddha next shows, as an aid for someone to distinguish kamma, that there are causes for this kamma. They are called causes (*hetu*) or origins (*nidāna*). The causes for unwholesome kammas are greed, hatred, and delusion. These do not need to be introduced anew to human beings, to saṁsāric beings. When saṁsāric beings look back at their own minds, they can easily recognize these three defilements, which are like a triangle: greed, hatred, and delusion. Delusion is, as we said before, ignorance—that feeling of 'I' and 'mine'. "Even if the other person is struck by lightning, I must live"—selfishness, egoism, indeed, that strong feeling of 'I' and 'mine' is delusion. That is why, towards what I like, there is greed. Towards what I oppose, or what I dislike, there is hatred. When contemplated with wisdom in this way, it is because of greed, hatred, and delusion that all unwholesome kammas in the world occur. Many other defilements can be added to these, but fundamentally, it is greed, hatred, and delusion. Next, wholesome states—those are unwholesome.</w:t>
+        <w:t>Now, if one drives a vehicle ignoring those road signs, what happens? First, the vehicle veers off the road. Next, it goes into a ditch and falls down an abyss, getting shattered to pieces. In that very manner, a group of terms representing that state is mentioned in the Dhamma regarding hell: '*apāya, duggati, vinipāta, niraya*'. '*Apāya*' means falling away from the correct path. '*Duggati*' means taking the wrong path, like going down into a ditch. '*Vinipāta*' means falling headlong down an abyss. '*Niraya*' means being crushed to pieces, reaching a state where nothing is salvageable. One reaches such a state due to those evil deeds if one does not observe the Five Precepts. Virtue (*sīla*) means precepts (*sikkhāpada*). Why does one undertake and observe these precepts oneself? By recalling this daily, a person gives a certain advice to one's own mind: "Today, I must conduct myself within these Five Precepts." Just as a driver, upon seeing a road sign, reduces the speed of the vehicle if it is going too fast, or slows down if there are curves ahead. In that manner, these Five Precepts are presented as factors that help and support one in shaping one's way of life. Generally, some consider this to be a great hassle. Yet, those who think so do not say such things about the road signs on the street. If they are absent, they blame the government: "They should have placed a road sign there warning of a steep descent." But without considering such things in this saṃsāric journey, they blame the Buddhas, the Arahants, and the Sangha for telling them to observe these precepts. When they begin to burn and suffer from the consequences, only then do they realize the foolishness of what they did. That is why they are called '*bāla*', the ignorant person.</w:t>
       </w:r>
     </w:p>
     <w:p>
@@ -465,7 +454,7 @@
           <w:i w:val="0"/>
           <w:sz w:val="24"/>
         </w:rPr>
-        <w:t>Then, what can be taken on the wholesome side? They are shown as non-greed (*alobha*), non-hatred (*adosa*), and non-delusion (*amoha*). Non-greed, non-hatred, and non-delusion mean that if one frees the mind from greed even for a moment, just for a single moment, that occasion is wholesome. It is a wholesome mind. If one removes the mind from hatred even for a moment—now, in the conduct of that treasurer, we see that there were wholesome roots of non-hatred (*adosa*) within him. In that thief, there were unwholesome roots. In this way, we can understand it. If one thinks a thought, utters a word, or performs an action while being free from delusion, from the feeling of 'I' and 'mine' even for a moment, those go to the wholesome side. Reflecting in this way, the Supreme Buddha has deeply analyzed and presented this kamma to us, along with its side of results and the way to recognize it. Next, the Supreme Buddha has shown several other special factors that assist in putting these into practice.</w:t>
+        <w:t>Therefore, one must contemplate deeply based on the evidence available to us. Along with the Five Precepts, there are other related things—belonging to the ten unwholesome courses of action (*dasa-akusala*)—especially the factors concerning speech that were mentioned in the *ājīva-aṭṭhamaka-sīla* (virtue with livelihood as the eighth). Regarding speech, we usually treat a lie as a trivial thing. Slander and such things are also treated as trivial. But they bring about grave retributions. That is why the Blessed One laid down precepts to abstain from lying, slander, harsh speech, and frivolous talk. Because of these, one ruins the gift of speech—a rare inheritance—that one has received. The same applies to wrong livelihood (*micchā-ājīva*). In this day and age, such things have come to the forefront through the economy—since this is an era that forgets righteousness. But falling into ruin through such wrong livelihood—as we mentioned about the cattle butcher—there are many others. It is not only during the Buddha's time that beings existed in such hungry ghost states. In this era, because those possessing higher spiritual powers (*abhiññā*) are rare, there is no one to declare such matters. Even if there were, even the Buddha did not declare that matter until he had the witness of Venerable Mahā Moggallāna. Why did he not declare it? Lest they say, "The Buddha is lying to deceive us, creating these stories as if to fool small children," and by saying so, they would go to hell. That is why the Blessed One did not declare it. He did not declare it until the time came when Venerable Mahā Moggallāna stood as a witness to that matter. Today, it is just the same. In this era, even if someone rarely sees these things and speaks of them, they are not believed. Yet, the very people who do not believe these things, throwing away what is written in the Dhamma books as old stories, are ready to accept them with utmost reverence if a Western scientist declares something about them.</w:t>
       </w:r>
     </w:p>
     <w:p>
@@ -476,7 +465,7 @@
           <w:i w:val="0"/>
           <w:sz w:val="24"/>
         </w:rPr>
-        <w:t>What is meant by virtue (*sīla*)? When contemplating this well with wisdom, these training rules—especially the five basic training rules in the Dhamma—are the Five Precepts. These Five Precepts are just like the road signs you see when traveling on a road. In some places, it says 'Drive slowly', 'Curves ahead', 'Steep descent ahead'—making some indication to the driver. If the driver does not have this indication, what will they do? They will go at the highest speed the vehicle can manage and fall into terrifying abysses. Such indeed is the journey in saṁsāra. The Supreme Buddha has presented these Five Precepts as road signs for the being traveling on this journey of saṁsāra. Because, among unwholesome kammas, five are shown as extremely grave. The things that bring about terrifying results in saṁsāra are what are included in the Five Precepts: killing living beings, stealing, sexual misconduct, lying, and taking intoxicants like alcohol. Through these, one meets with severe oppression, burning, and torment in saṁsāra. Therefore, to all beings traveling on this journey of saṁsāra, the Supreme Buddha first of all reminds them of these Five Precepts.</w:t>
+        <w:t>Although the word of the Buddha does not need any external support, in this day and age, even Western scientists have had their eyes opened regarding this kamma. You must be hearing about such matters regularly through various means. In some, a memory of past lives (*jātissara-ñāṇa*) arises during childhood. What are famous in the world as reincarnation stories are such occurrences. This is because, in childhood, some small children remember past lives—mostly how they lived in their previous life, how they died, and even the kammas they committed. Truly amazing information about them. Furthermore, through hypnosis, by putting someone into a hypnotic sleep and bringing up their past memories, Westerners have discovered ways to unearth where they lived in the past and what they did and said. These are somewhat like child's play compared to the knowledge of Buddhas and Arahants like Mahā Moggallāna. Yet, even such things are good evidence for someone in this day and age to believe with confidence. Also, about a century ago, in America—when speaking of America back then, they knew practically nothing about Buddhism, kamma, or the natural law of kamma. It was such an era of darkness. But in such a country, there was a Catholic gentleman named Edgar Cayce. That gentleman had not even heard the word kamma in his daily life. However, after entering a hypnotic trance, he gained the ability to describe his own past lives, the kammas that caused them, and the karmic retributions (*kamma-vipāka*) that caused the illnesses of the patients who came to him. The records of the illnesses of the patients who came to him are still stored in a separate library, and even professors conduct research on them and write books. To mention one or two examples, a man came with an eye condition that was close to blindness. On that occasion, Edgar Cayce declared the cause for it. He said that although medicine, social welfare activities, and meritorious deeds might alleviate the illness to a great extent, it could not be completely cured beyond that. Why? Because: "Thousands of years ago, you were born in a certain primitive tribe. What was your job? It was to blind the eyes of enemies captured by your tribe. Since you performed that duty of blinding eyes very well, your eyes cannot be cured beyond this. You cannot be freed from that blindness." Thus, Edgar Cayce determined.</w:t>
       </w:r>
     </w:p>
     <w:p>
@@ -487,7 +476,7 @@
           <w:i w:val="0"/>
           <w:sz w:val="24"/>
         </w:rPr>
-        <w:t>Now, if one drives a vehicle disregarding those road signs, what happens? First, the vehicle veers off the road. Next, it goes down the ditch, falls into the abyss, and is smashed to pieces. In the same way, a group of terms representing that state regarding hell are mentioned in this Dhamma. Four terms are shown in the Dhamma: '*apāya*', '*duggati*', '*vinipāta*', and '*niraya*'. '*Apāya*' means turning away from the correct path. '*Duggati*' means going on a wrong path, like going down a ditch. '*Vinipāta*' means falling headlong down an abyss. '*Niraya*' means being crushed to pieces, reaching a state where nothing can be recovered. One falls into such a state due to unwholesome kammas, if one does not protect the Five Precepts. Virtue (*sīla*) means training rules. Why does one undertake and protect these training rules oneself? By recalling this daily, this person gives some advice to their own mind: "Today, I must conduct myself within these Five Precepts." Just as a vehicle driver, upon seeing a road sign, reduces the speed of the vehicle if it is running fast, or reduces speed if there are curves, in the same way, these Five Precepts are shown as things that help and support one in shaping one's way of life. Generally, someone thinks of this as a great nuisance. However, those who think so do not say such things about the road signs on the road. If those signs are not there, they blame the government: "They should have placed a road sign there saying there is a steep descent." But without reflecting on such things in this journey of saṁsāra, they blame the Buddhas, the Arahants, and the Saṅgha, saying they are telling us to keep these precepts. When they begin to burn and torment because of those very things, only at that moment do they understand the foolishness they committed. That is why the fool is called an ignorant person.</w:t>
+        <w:t>According to that, we can realize that the results of kamma exist in the world not only during the Buddha's time but even in this era. What is rare is those who can see them and present the facts about them with reasons. That is the situation. Therefore, next, one must consider: how do we escape from this kamma? By avoiding these unwholesome kammas, avoiding evil deeds, and traveling as much as possible on the path of Dhamma—now, most of the time, one resorts to these evil deeds because intention (*cetanā*) operates so rapidly in the mind. Now, everyone is capable of understanding whether one's intention is pure or impure, good or bad—when an intention arises, whether it is a good one or a bad one. Even if it is a bad one, some people, knowing that the bad intention is bad, continue to encourage it, acting and speaking in accordance with it. What is the cause of such an inclination? The lack of development of the mind. That is why the Blessed One declares that, without stopping at virtue (*sīla*) alone—without stopping at merely giving those road signs—the Blessed One next points out a more systematic, more beneficial, and superior path to escape from this terrifying nature of suffering (*dukkha*) in saṃsāra. The Blessed One brings forth a power for beings to escape completely from this order of kamma, from the results of kamma, and from kamma itself. What assists in this is concentration (*samādhi*) and wisdom (*paññā*). Having purified the mind with virtue, one then steadies the mind through concentration. One develops the power to keep the mind on a single object. For such a person, compared to the one mentioned earlier, when the intention moves toward the bad side, there arises a power through concentration to stop it immediately. And the power to escape even more deeply from these karmic forces arises through wisdom. Realizing the true nature of the world directly, there is nothing to be taken as 'I' and 'mine'. What is here is the state of not-self (*anattā*). This great existence of saṃsāra is itself suffering (*dukkha*), and its cause is craving (*taṇhā*). The cessation of this craving is Nibbāna. The path that helps this is the Noble Eightfold Path—this is the comprehension of the Four Noble Truths. That is what is called wisdom (*paññā*).</w:t>
       </w:r>
     </w:p>
     <w:p>
@@ -498,7 +487,7 @@
           <w:i w:val="0"/>
           <w:sz w:val="24"/>
         </w:rPr>
-        <w:t>In that way, one must reflect deeply based on the evidence available to oneself. Just like the Five Precepts, the next things related to them—belonging to the ten unwholesome courses of action—especially in the *ājīva-aṭṭhamaka-sīla* (virtue with livelihood as the eighth), factors regarding speech were mentioned. Regarding speech, too, we generally consider a lie as a minor thing. Slandering, too, we consider as minor things. But there are grave consequences of these. That is why the Supreme Buddha laid down training rules to abstain from lying, slandering, harsh speech, and frivolous talk. Because of these, one ruins the gift of speech—this rare gift—that one has received. Likewise, there is wrong livelihood (*micchā-ājīva*). Wrong ways of living. In this era, such things have come to the fore through the economy—since this is an era where righteousness is forgotten. But having met with ruin through such wrong livelihood—we spoke about a cattle butcher—many others are like that. It is not only during the Buddha's time that beings exist in such *peta* states. In this era, because those who possess higher knowledges (*abhiññā*) are scarce, there is no one to declare such matters. Even if there were, even the Supreme Buddha did not declare that matter until he received witness from Venerable Mahā Moggallāna. Why did he not declare it? Lest they say, "The Supreme Buddha is lying to deceive us; he is making up these stories to deceive us as if we were little children." The Supreme Buddha did not declare it lest they, by saying so, go to hell. He did not declare those things until the time came when Venerable Mahā Moggallāna stood in the position of a witness to that matter. It is the same in this era too. Even if someone rarely sees these things in this era, even if they say so, people do not believe it. But those humans who do not believe these things, who discard the things in these Dhamma books saying they are old stories, are ready to accept them with the utmost reverence if Western scientists declare something about them.</w:t>
+        <w:t>If someone develops that wisdom supramundanely—if that person, at the first stage, as a Stream-enterer (*sotāpanna*), has comprehended the Four Noble Truths—a distinct change occurs in that person's intentions. To what extent is that change? It is such that they no longer commit unwholesome deeds that lead to lower realms. Usually, a person can go to hell even due to a single, grave, evil thought arising in a split second. Such is the terrifying behavior of the mind. This mind operates at a speed so rapid that it cannot be compared to any vehicle or machine in the world. If this mind, operating at such a speed, turns to the bad side even for a single moment—if a wrong thought, a wrong word, or a wrong deed is directed toward a Buddha or an Arahant—that is enough to boil in hell for aeons. Many are delighted to see a very fast vehicle. But the driver of that vehicle bears a massive responsibility. If the machinery to stop that vehicle at will is not proper, or if there are various defects, a terrible accident will occur to their lives while traveling at high speed. In the same way, regarding this mind, the Blessed One points out that due to its very rapid nature, if it is directed toward the bad side, one has to suffer severe consequences. However, the Stream-enterer has stopped the mind to some extent. Due to the power of stopping that mind, due to that realization of truth—wisdom—the Stream-enterer limits the entire saṃsāric existence to a maximum of seven births and escapes from it. This means they are born only seven more times. Not only that, but the change that occurs in that mind is so great that the wrong notion of a self, the idea that there is a soul, called the view of existing group (*sakkāya-diṭṭhi*), is removed from that person. The Stream-enterer, who has attained the fruit of stream-entry, not only receives the relief of being born only seven more times in saṃsāra, but they also cannot commit evil deeds that lead to hell. What is the reason? It is that change which occurs in the mind. Through the power of stopping the mind, and also through that wisdom, that person's attachment to deeds is reduced. The responsibility for those deeds is reduced. As we mentioned earlier, the responsibility one takes for performing a kamma is exactly the responsibility one must take for suffering its result. Therefore, while some have to suffer the consequences in hell and other places for a long time due to that view of tightly grasping 'I' and 'mine', that situation is reduced for the Stream-enterer due to that realization.</w:t>
       </w:r>
     </w:p>
     <w:p>
@@ -509,7 +498,7 @@
           <w:i w:val="0"/>
           <w:sz w:val="24"/>
         </w:rPr>
-        <w:t>Actually, although the word of the Buddha does not need external support, in this era, even Western scientists have had their eyes opened regarding this kamma. You must be hearing about such matters frequently through various means. Some people develop the recollection of past lives (*jātissaraṇa-ñāṇa*) in their childhood. It is such things that become famous in the world as stories of rebirth. Because, in early childhood, some young children remember past lives—mostly how they lived in their past life, how they died, and not only that, but those kammas they committed. Very wonderful details about them. Likewise, through hypnosis, by putting someone into a hypnotic sleep, bringing out their past memories, the places they lived in the past, the things they did and said—methods for bringing these out have been discovered in the West. These are sometimes like the deeds of early children, when we consider the Buddhas and Venerable Mahā Moggallāna. But even such things in this era are good evidence to think that one can believe this with confidence. Moreover, about a century ago in America—when speaking of America, at that time they knew next to nothing about Buddhism, kamma, or the law of kamma. It was such a dark age. But in such a country, there was a Catholic gentleman named Edgar Cayce. That gentleman had not even heard the word kamma in his daily life. But after falling into a hypnotic sleep himself, he had the ability to state his own past lives, the kammas that caused them, and the karmic results that caused the illnesses of the patients who came to him. The descriptions of illnesses he declared regarding the patients who came to him are still stored in a separate library, and even professors conduct various researches on them and write books. Mentioning one or two of them as examples: a man came with an eye disease that was close to causing blindness. At that moment, Edgar Cayce stated the cause for it. Although the disease could be cured to a large extent through medicine and various social welfare activities and meritorious deeds, it could not be cured beyond that. Because the cause was: "Thousands of years ago, you were born in an uncivilized tribe. What was the job you had? It was to blind the enemies captured by those tribesmen. Since you performed that duty of blinding very well, your eyes cannot be cured beyond this; you cannot be freed from that blindness," Edgar Cayce determined.</w:t>
+        <w:t>Similarly, when one becomes a Once-returner (*sakadāgāmi*) and a Non-returner (*anāgāmi*): the Once-returner comes to this world only once more. The Non-returner does not return to this world again. Reborn in the Brahma world, they attain final Nibbāna (*pariNibbāna) there itself. For the Arahant, there is no birth (*jāti*) after this. Yet, such is the influence of kamma that they still have to undergo some retribution in this very life as kamma to be experienced in the present life (*diṭṭhadhamma-vedanīya*). Due to past kammas or certain kammas committed in this very life, they must undergo those retributions that are to be experienced only in this present life. From this, we can see on one hand how powerful kamma is. Even Buddhas and Arahants had to undergo their retributions, as results of past kammas. You must have often heard of Venerable Mahā Moggallāna, a monk of such great psychic power, yet in the end, five hundred bandits crushed his bones, and he had to pass away into final Nibbāna. Why? Because in the very distant past, he had beaten and killed his parents. Accordingly, one can understand the terrifying nature of this kamma on one hand. On the other hand, what we must reflect upon is this wondrous path pointed out by the Blessed One to escape from that kamma. In this world, there are two wheels: the wheel of kamma and the wheel of Dhamma. It is this wheel of kamma that operates in the most terrifying manner in the world. No being caught in it has any escape from that law of kamma. In whatever manner they perform kamma, in that very manner they have to suffer terrifying retributions. But the Blessed One points out the wheel of Dhamma. As we explained earlier, by walking on this Noble Eightfold Path, avoiding unwholesome states and walking on the wholesome path, purifying body and speech with virtue, calming the mind with concentration, and then seeing the true nature of this world with insight-wisdom—if someone has comprehended the three characteristics of impermanent (*anicca*), suffering (*dukkha*), and not-self (*anattā*) at the first level of Stream-entry—that person escapes from those unwholesome kammas that lead to hell, and is born only seven more times. Then, going gradually in that manner, the Arahant finally puts an end to this entire saṃsāric existence and attains that supreme realization of Nibbāna.</w:t>
       </w:r>
     </w:p>
     <w:p>
@@ -520,7 +509,7 @@
           <w:i w:val="0"/>
           <w:sz w:val="24"/>
         </w:rPr>
-        <w:t>According to that, we can realize that the results of kamma exist in the world not only during the Buddha's time, but even in this present era. Those who can see them, who can present the facts with reasons, are scarce. Such is the situation. Therefore, next, one must reflect: how do we escape from this kamma? Having turned away from these unwholesome kammas, having turned away from unwholesome deeds, to travel as far as possible on the path of the Dhamma—now, mostly, one turns to these unwholesome kammas because that intention operates very rapidly in the mental stream. Now, everyone is able to understand whether their intention is pure or impure, good or bad—an intention arose in someone—whether it is a good one or a bad one. Even if it is a bad one, some people, knowing that the bad intention is bad, still encourage it further and act according to it. They use words. What is the cause for such inclination? It is the lack of development of the mind. That is why the Supreme Buddha declares that, without stopping at virtue alone, without stopping at merely giving those road signs—the Supreme Buddha next shows a more systematic, more beneficial, and excellent path to escape from this terrifying nature of suffering in saṁsāra. The Supreme Buddha brings out for beings a power to escape from this law of kamma, from the results of kamma, entirely from kamma. What assists in that is concentration (*samādhi*) and wisdom (*paññā*). Having prepared the mind through virtue, next, one calms the mind by way of concentration. One develops the power to keep the mind on a single object. To such a person, indeed, more than the person mentioned before, when the intention goes towards the bad side, the power to stop it immediately comes because of concentration. Even more deeply, the power to escape from these karmic forces arises through wisdom. Realizing the true nature of the world directly, there is nothing to be taken as 'I' or 'mine'. What exists here is the state of *anattā* (not-self). This very existence of saṁsāra is *dukkha* (suffering); its cause is *taṇhā* (*craving*). The place where this *craving* is destroyed is Nibbāna. The path that assists in this is the Noble Eightfold Path—this is the understanding of the Four Noble Truths. That indeed is what is called wisdom.</w:t>
+        <w:t>Therefore, you devotees must contemplate accordingly. One must not think of this kamma as mere stories in old books, that they are lies or exaggerated fabrications. These are wondrous, yet true. For the natural laws operating in this universe, the things we see, sometimes appear very small. When we look at the sky, we see small stars—tiny specks of stars. Yet when scientists describe their actual size, we see stars in a different light. Such wondrous things exist all around us. When scientists describe the size of a star, the size of this moon in the sky, the size of the sun, we believe them because they are scientists. Likewise, how massive are the things that appear small to us in reality? When one reflects on what the Blessed One declared regarding time and space, a great spiritual urgency arises. For such a long time, across such vast space, we have traveled in saṃsāra as beings, haven't we? The Blessed One has declared that no beginning can be seen to this saṃsāra. Covered by ignorance (*avijjā*) and bound by craving (*taṇhā*) due to not knowing the Four Noble Truths, the duration of beings traveling in this saṃsāra cannot be fully described even by a Buddha. It is so endless that it cannot be fully told. The Blessed One brings to light such a wondrous state of affairs that arouses spiritual urgency in one. Even if we do not believe in these Dhamma matters, we proudly proclaim what scientists and astronomers say as great wonders. Sights far more wondrous have been declared by the Blessed One regarding this saṃsāra. In truth, the comprehension of those external things, what has been revealed about them, is mostly used by the world on the unwholesome side—inclining more and more toward fivefold sensual pleasures (*pañca-kāma*) to cultivate this world.</w:t>
       </w:r>
     </w:p>
     <w:p>
@@ -531,7 +520,7 @@
           <w:i w:val="0"/>
           <w:sz w:val="24"/>
         </w:rPr>
-        <w:t>If someone has developed that wisdom supramundane-ly, if that person has understood the Four Noble Truths at the first stage, the stage of Stream-entry (*Sotāpanna*)—a special change occurs in their intention. To what extent does that change occur? Unwholesome deeds that lead to states of deprivation (*apāya*) are not committed by them. Now, generally, due to a grave unwholesome thought arising in a single short moment, one can even go to hell. Such is the terrifying nature of the mental process—this mind operates so rapidly that it cannot be compared to any vehicle or machine in the world. If a mind operating with such speed turns to the bad side even for a single moment—if some wrong thought, wrong word, or wrong action is done towards a Buddha or an Arahant, that is enough to boil in hell for many aeons. Seeing a vehicle traveling very fast, many people are very pleased. But the driver of that vehicle has a massive responsibility. If the machinery to stop that vehicle as one wishes is not proper, if there are various deficiencies, during that fast travel, terrifying accidents to lives occur. In the same way, regarding this mind, the Supreme Buddha shows that due to its rapid nature, if it turns to the bad, one will have to undergo grave consequences. But the Stream-enterer has stopped the mind to some extent. Due to that power of stopping the mind, and due to that realization of truth—wisdom—the Stream-enterer limits the entire saṁsāric existence to a maximum of seven lives and escapes from it. It means they are born only seven more times. Moreover, to what extent does the change in that mind occur?—the *sakkāya-diṭṭhi* (view of existing group/body) called the soul-perception, the feeling that there is a soul, that wrong thought, is removed from them. The Stream-enterer, the person who has attained the stage of Stream-entry, not only receives the solace of being born only seven more times in saṁsāra, but that person cannot commit unwholesome kammas that lead to hell. What is the cause? It is the change that occurs in the mind. Through that power of stopping the mind, and also through that wisdom, the binding of the kammas they perform is reduced. The responsibility for those kammas is reduced. We said before that according to the responsibility one takes for performing a kamma, one has to take responsibility for undergoing its result. Thus, due to that view of tightly grasping 'I' and 'mine', for whatever long period one had to undergo results in hell and other places, that situation is reduced for the Stream-enterer because of that realization.</w:t>
+        <w:t>The Blessed One has declared, "*Na siyā lokavaḍḍhano*"—one should not be a world-cultivator. What needs to be done is not the cultivation of the world, but escaping from the world, escaping from this saṃsāra. It is that which helps to escape from saṃsāra that the Buddhas have declared in this Dhamma. That is what is called this wheel of Dhamma. The power of this wheel of kamma can be broken only by the wheel of Dhamma. Therefore, we must reflect, we must indeed question ourselves: are we going to keep spinning the wheel of kamma in this saṃsāra for an infinite time, or are we going to strive to turn the wheel of Dhamma, declared by the Blessed One, within our own minds? Turning the wheel of Dhamma means, as mentioned, to discipline body and speech to settle our minds, by undertaking as a starting point a certain virtue (*sīla*)—whether the Five Precepts, these Uposatha Eight Precepts, or the Ten Precepts—and striving to observe them properly day by day. Through the peace gained from calming body and speech, one then strives to anchor this wandering mind on a single thought through concentration (*samādhi*), using a subject of meditation (*kammaṭṭhāna*) such as thoughts of loving-kindness (*mettā*), mindfulness of breathing (*ānāpānasati*) which directs the mind to the in-breaths and out-breaths, contemplation of foulness (*asubha-bhāvanā*), or mindfulness of death (*maraṇasati*). The concentration gained from this gives one an understanding of the entire power of the mind. "There is such immense power in my mind, isn't there? I did not understand this all this time; I was utilizing only a tiny fraction of it," such an understanding arises if one is somehow able to bring forth concentration.</w:t>
       </w:r>
     </w:p>
     <w:p>
@@ -542,7 +531,7 @@
           <w:i w:val="0"/>
           <w:sz w:val="24"/>
         </w:rPr>
-        <w:t>Next, it is the same when becoming a Once-returner (*Sakadāgāmi*) and Non-returner (*Anāgāmi*); the Once-returner comes to this world only once more. The Non-returner does not return to this world again. Having been reborn in the Brahma world, they attain Nibbāna right there. For the Arahant, there is no rebirth after this. But the influence of kamma is so powerful that they have to undergo some result in this very life as *diṭṭhadhamma-vedanīya* (to be experienced in this life). From past kammas or from certain kammas done in this very life, they have to undergo those results that are to be experienced only in this very life, called *diṭṭhadhamma-vedanīya*. From this we see, on one hand, how powerful kamma is. Even the Buddha and Arahants had to undergo their results, as results of past kammas. You must have heard about Venerable Mahā Moggallāna, a monk of such great psychic power, yet in the end, five hundred bandits crushed his bones, and finally, he had to attain Nibbāna. Because in the very distant past, he had harassed and killed his parents. According to that, on one hand, one can realize the terrifying nature of this kamma. On the other hand, what is to be thought of is this wonderful path shown by the Supreme Buddha to escape from that kamma. There are two wheels in this world: the wheel of kamma (*kamma-cakka*) and the wheel of Dhamma (*Dhamma-cakka*). This wheel of kamma operates in the most terrifying manner in the world. No being caught in it can escape from that law of kamma. In whatever manner they commit kamma, in that very manner they have to undergo terrifying results. But the Supreme Buddha shows the wheel of Dhamma. If, in the way we expressed before, traveling on this Noble Eightfold Path, turning away from unwholesome states, traveling on the path of wholesomeness, next, preparing body and speech through virtue, and the mind through concentration, if one then saw the true nature of the world through insight-wisdom—if someone realized the three characteristics called *anicca* (impermanent), *dukkha* (suffering), and *anattā* (not-self)—at the first level of a Stream-enterer—that person escapes from those unwholesome kammas that lead to hell, and is born only seven more times. Next, going gradually in that way, in the end, the Arahant brings the entire saṁsāric existence to an end and realizes that noble Nibbāna.</w:t>
+        <w:t>And it does not stop there. Why do we steady this mind? It is to comprehend the true nature of this life of mine, of the world. It is to escape from this saṃsāra. The fundamental matter that helps in this has been pointed out by the Blessed One as the Four Noble Truths. This entire saṃsāra—including gods, deities, and Brahmas, and those beings said to be enjoying pleasure—is suffering (*dukkha*). Why is it suffering? Because all these things are impermanent (*anicca*). Nothing can be kept in a permanent state. Whatever is impermanent, because of that very quality, because of its unstable nature, brings about suffering. It is suffering. In that nature of suffering, there is that changing thing which cannot be kept under one's control as 'I' and 'mine'; there is a state in the world that cannot be governed by oneself. Therefore, the Blessed One pointed out three characteristics: impermanent (*anicca*), suffering (*dukkha*), and not-self (*anattā*). When contemplating wisely, these characteristics can be seen in everything in the world. One must strive to develop the eye capable of seeing these characteristics. That eye is called the 'eye of insight' (*vipassanā-cakkhu*). Insight (*vipassanā*) means seeing through. To facilitate that seeing, various instruments have been invented in the world in this day and age. There are microscopes to see extremely small things magnified. Microscopes, and telescopes to see far. All of these are things done through external instruments. But this insight is the seeing of the true nature of the world, as pointed out by the Blessed One, by purifying one's own mind. What helps in that is constantly contemplating the arising and passing away of things in the world. Everyone can do this according to their own capacity: our in-breaths and out-breaths, the way parts of our body arise and pass away, the fate of the food and drink we consume, the fate of the expensive clothes we buy at various shops. In everything—the fate of our small children whom we cuddle so much. Then they grow up gradually, reach old age, walk with walking sticks, and finally, just like lifting a small child, when they reach old age as grandpas and grandmas, they have to be lifted.</w:t>
       </w:r>
     </w:p>
     <w:p>
@@ -553,7 +542,7 @@
           <w:i w:val="0"/>
           <w:sz w:val="24"/>
         </w:rPr>
-        <w:t>According to that, you must reflect. Therefore, this kamma should not be thought of as stories in ancient books, as false things or things created with exaggeration. These are highly extraordinary, yet true. Because the natural laws existing in this universe, the things visible to us, sometimes appear very small. When looking at this sky, the stars appear small... small specks of stars. When scientists tell us their true size, we see stars [for what they really are]. Such wonderful things are around us. The size of a star, this moon seen in the sky, the size of the moon, the size of the sun—when scientists tell us, we believe them, because they are scientists. In that way, how large are the things that appear small to us in reality? When reflecting on those matters declared by the Supreme Buddha regarding time and space, a great sense of spiritual urgency arises in one. For such a long time, in such a vast space, we have traveled in saṁsāra as beings, haven't we? The Supreme Buddha has declared that the beginning of this saṁsāra is not apparent. Due to not knowing the Four Noble Truths, covered by ignorance and bound by *craving*, the time a being travels in this saṁsāra cannot be fully described even by a Buddha. He declared that there is no such end, that it cannot be fully described. The Supreme Buddha brings out such a situation that causes a great sense of spiritual urgency to arise. Even if one does not believe those, we speak highly of what scientists and astronomers say, as most wonderful things. Far more wonderful things has the Supreme Buddha declared regarding this saṁsāra. Actually, that understanding of external things, the things revealed about them, are mostly used by the worldly people on the unwholesome side. Bent more and more towards the five cords of sensual pleasure, to cultivate this world.</w:t>
+        <w:t>Such a state of affairs exists in the world. One must contemplate them constantly. Through that, the true nature of this world becomes visible, bringing about a certain disenchantment (*nibbidā*) toward this saṃsāra—many do not like the word disenchantment—but to the extent that a certain disenchantment toward saṃsāra arises, to that extent all that insight-wisdom (*vipassanā-paññā*)—that wisdom—is developed. The power to escape from saṃsāra is sharpened within oneself. In that manner, practicing insight in the past, lay disciples, no matter how poor their livelihood or how uneducated they were, by thinking in accordance with the Dhamma, and developing virtue, concentration, and wisdom to the best of their ability, even attained supramundane path states—Stream-entry, Once-returning, Non-returning, and Arahantship—right in their own homes, as recorded in the Dhamma.</w:t>
       </w:r>
     </w:p>
     <w:p>
@@ -564,7 +553,7 @@
           <w:i w:val="0"/>
           <w:sz w:val="24"/>
         </w:rPr>
-        <w:t>The Supreme Buddha has declared: *"Na siyā lokavaḍḍhano"*—one should not be a cultivator of the world. What is to be done is not the cultivation of the world, but escaping from the world, escaping from this saṁsāra. It is the portion that assists in escaping from that saṁsāra that the Buddhas have declared in this Dhamma. That indeed is what is called the wheel of Dhamma. The power of this wheel of kamma can be broken by the wheel of Dhamma. Therefore, we must reflect—actually we must question ourselves—whether we are going to keep running the wheel of kamma in this saṁsāra for an infinite time, or whether we are going to make an effort to turn the wheel of Dhamma declared by the Supreme Buddha within our own mental stream. Turning the wheel of Dhamma means, as said before, for the purpose of calming one's mental stream, training body and speech by way of virtue—as a beginning, undertaking and trying to properly protect daily some virtue, whether it is the Five Precepts, these Uposatha eight precepts, or the ten precepts. Through the leisure received by calming body and speech through that, next, concentration—through some meditation subject, a thought of loving-kindness, or mindfulness of breathing (*ānāpānasati*) that applies the mind to inhalation and exhalation, the meditation on foulness (*asubha*), the recollection of death (*maranasati*), or some such meditation subject—one must make an effort to keep this running mind on a single thought. The concentration received through that gives one an understanding of the entire power of the mind. "There is such power in my mind, isn't there? I did not understand this for so long; I made use of only a very small part of it"—such understanding comes, if one could somehow bring out concentration.</w:t>
+        <w:t>Therefore, why did you devotees listen so much about kamma? It is to escape from this kamma. Remembering that the Dhamma is what helps to escape from this kamma, today on this Poya day, this devout gathering has undertaken a valuable virtue, the *ājīva-aṭṭhamaka-sīla*, and has focused the mind on the Dhamma, listening to it for this long. The merit of listening to the Dhamma (*dhamma-savanamaya-kusala*) is a certain growth that occurs within our mind. If we describe this growth in terms of qualities, we can show that the mind grew in faith (*saddhā*). It is with great faith that you devotees came to this place to listen to the Dhamma. Next, according to that faith, for this long—a certain energy (*viriya*) that enabled you to sit on the ground like this—with the determination that "somehow I must listen to this Dhamma," you generated energy. That too is a state arisen in the mind. Faith, energy, and then while listening to the Dhamma, you applied mindfulness (*sati*) to pay attention to every single word. Next, when that mindfulness was applied for a long time, for about an hour, a certain degree of concentration (*samādhi*), one-pointedness of mind, arose. Through that one-pointedness, deep understandings arise regarding the things you heard and read, even if heard repeatedly. That is what is called wisdom (*paññā*). In this manner, you should rejoice that you had the opportunity to deposit within your minds, in varying measures, the spiritual faculties and powers (*indriya* and *bala*)—faith, energy, mindfulness, concentration, and wisdom—which assist in attaining Nibbāna.</w:t>
       </w:r>
     </w:p>
     <w:p>
@@ -575,7 +564,7 @@
           <w:i w:val="0"/>
           <w:sz w:val="24"/>
         </w:rPr>
-        <w:t>Next, it does not stop there. Why does one calm this mind? It is to understand the true nature of my life, of the world. It is to escape from this saṁsāra. The basic factor that assists in that is what the Supreme Buddha has shown as the Four Noble Truths. This entire saṁsāra, including those beings who are said to enjoy pleasure, including devas and Brahmas, is *dukkha* (suffering). Why is it suffering? All these things are *anicca* (impermanent). Nothing can be kept permanently. Whatever is impermanent, because of that very thing, because of that changing nature, brings suffering. It is suffering. There is a situation in the world where that changing thing of the nature of suffering cannot be kept as 'I' or 'mine' under one's control, which cannot be governed by oneself. Therefore, the Supreme Buddha showed three characteristics: *anicca* (impermanent), *dukkha* (suffering), and *anattā* (not-self). When reflecting with wisdom, these characteristics can be seen in everything in the world. One must make an effort to develop an eye that can see those characteristics. That eye is called the 'insight-eye' (*vipassanā-cakkhu*). Insight (*vipassanā*) means seeing through, penetrative seeing. In this era, various instruments have been manufactured in the world for that seeing. There are microscopes that can enlarge and show very small things. Microscopes, and then there are other instruments like telescopes. All these are things done through some external instruments. But this insight means seeing the true nature of this world by purifying one's own mental stream in the manner shown by the Supreme Buddha. What assists in that is constantly contemplating the side of arising and passing away in the world. Everyone can do this according to their own capacity. Our inhalation and exhalation, the way the parts of our body arise and pass away. The fate of the things we take as food and drink. The fate of the valuable clothes and other things we go to various shops to buy. In everything—the fate of our young children, the children we fondle so much. Next, they gradually grow up, reach old age, go with walking sticks, and in the end, just like carrying a young child, when they reach old age, those grandfathers and grandmothers have to be carried.</w:t>
+        <w:t>Therefore, today, this meritorious group, without postponing to the future the strength gained through turning to the Dhamma, must bring the Dhamma closer to daily life to sharpen it further within this very life. Although Western countries have highly developed other external economic matters and become prosperous, they have realized the value of the Dhamma. No matter how much wealth humans have accumulated in those foreign lands, having become mentally unstable, turning to drugs, and falling into various other terrifying disasters, they are now searching for the Dhamma. In contrast, the people of our country are throwing away this Dhamma of ours, chasing after all those conditions coming from the West, and heading toward the path of decline. In such an era, you wise devotees should rejoice, thinking that today you spent this hour to nourish your minds with the Dhamma, to escape from saṃsāric suffering (*dukkha*), and to develop within yourselves the strength to realize the supreme Dhamma of Nibbāna.</w:t>
       </w:r>
     </w:p>
     <w:p>
@@ -586,40 +575,7 @@
           <w:i w:val="0"/>
           <w:sz w:val="24"/>
         </w:rPr>
-        <w:t>There is such a situation in the world. One must constantly reflect on them. Through that, one sees the true nature of this world, a certain disillusionment regarding this saṁsāra—many people do not like the word 'disillusionment'—but to the extent that a certain disillusionment arises regarding this saṁsāra, to that extent, all that insight-wisdom—that wisdom—develops. The power to escape from saṁsāra is sharpened within oneself. Developing insight in that manner, in the past, those lay devotees (*upāsaka* and *upāsikā*), no matter how poor their livelihood was, no matter how uneducated they were, contemplating in accordance with the Dhamma, developing virtue, concentration, and wisdom according to their capacity, let alone other things, even attained supramundane path-stages—right in their own homes—such as Stream-entry, Once-returning, Non-returning, and Arahantship, as mentioned in the Dhamma.</w:t>
-      </w:r>
-    </w:p>
-    <w:p>
-      <w:r>
-        <w:rPr>
-          <w:rFonts w:ascii="Georgia" w:hAnsi="Georgia"/>
-          <w:b w:val="0"/>
-          <w:i w:val="0"/>
-          <w:sz w:val="24"/>
-        </w:rPr>
-        <w:t>Therefore, why did you listen to so much about kamma? It is to escape from this kamma. Remembering that what assists in escaping from this kamma is the Dhamma, then, on this Uposatha day, you, having undertaken a valuable virtue called the *ājīva-aṭṭhamaka-sīla*, have applied your minds to this Dhamma and listened to the Dhamma for so long. The merit of listening to the Dhamma (*dhamma-savanamaya-kusala*) is a certain growth that occurs within our minds. If we express this growth in words, it can be shown as: the mind grew with faith (*saddhā*). You came to this place with great faith to listen to the Dhamma. Next, according to that faith, for so long—sitting on the bare floor like this requires a certain effort—with the understanding that "somehow I must listen to this Dhamma," you developed effort (*viriya*). That too was a state that arose in the mind. Faith, effort, and next, while listening to the Dhamma, you applied a certain mindfulness (*sati*) to listen to every word. Next, when that mindfulness was applied for a long time, for about an hour, a certain degree of concentration (*samādhi*), one-pointedness of mind, arose in you. Through that one-pointedness, even if you hear again and again the things you heard and read, deep understandings of them arise. That indeed is what is called wisdom (*paññā*). In this way, you must be pleased that you received an opportunity to deposit within your own mental streams, to some extent, the spiritual faculties—power-factors—that assist in Nibbāna, namely faith (*saddhā*), effort (*viriya*), mindfulness (*sati*), concentration (*samādhi*), and wisdom (*paññā*).</w:t>
-      </w:r>
-    </w:p>
-    <w:p>
-      <w:r>
-        <w:rPr>
-          <w:rFonts w:ascii="Georgia" w:hAnsi="Georgia"/>
-          <w:b w:val="0"/>
-          <w:i w:val="0"/>
-          <w:sz w:val="24"/>
-        </w:rPr>
-        <w:t>Therefore, today, without postponing to a future time the power you developed through turning to this Dhamma, you must bring the Dhamma closer to your daily life as a sharpening of it within this very life. Although Western countries have developed these other external, economic matters and become prosperous, they have realized the value of the Dhamma. No matter how much wealth humans have accumulated in those external countries, they have become like insane persons, turning to drugs and meeting with various other terrifying disasters, and now they are coming in search of the Dhamma. Instead, the people of our country, casting this Dhamma of ours aside, search for those situations coming from the West and move towards the path of ruin. In such an era, you wise, meritorious people spent this hour today to nourish your mental streams with the Dhamma to escape from the suffering of saṁsāra, and you should be pleased, thinking, "This is to develop within myself the power to realize the noble Dhamma of Nibbāna."</w:t>
-      </w:r>
-    </w:p>
-    <w:p>
-      <w:r>
-        <w:rPr>
-          <w:rFonts w:ascii="Georgia" w:hAnsi="Georgia"/>
-          <w:b w:val="0"/>
-          <w:i w:val="0"/>
-          <w:sz w:val="24"/>
-        </w:rPr>
-        <w:t>Now you must resolve: "Through this benefit of listening to the Dhamma, may I have the power and strength to develop virtue, concentration, and wisdom not in a future life but in this very life, and to be comforted by the noble, great, deathless Nibbāna as quickly as possible through the penetration of the paths and fruits of Stream-entry, Once-returning, Non-returning, and Arahantship." You must make that aspiration. Similarly, we now share with the world this mass of merit we accumulated by way of preaching the Dhamma and listening to the Dhamma. There are those who know the value of these merits, even if our ordinary world does not know. May all those devas and Brahmas, including the devas and Brahmas who protect the Dispensation, who are presiding over this place, rejoice in this merit of preaching the Dhamma and listening to the Dhamma we accumulated during this hour. Having rejoiced, may they be comforted by the noble, great, deathless Nibbāna through whatever Bodhi they have aspired to! May they also provide protection to us and to the Dispensation! You must make that aspiration. Similarly, may all beings, from Avīci up to Akaniṭṭha, including our departed relatives, rejoice in this merit of preaching the Dhamma and listening to the Dhamma, and if they are in any states of deprivation, may they be released from them, reach happy states, travel on the path of the Dhamma, and through the penetration of the paths and fruits of Stream-entry, Once-returning, Non-returning, and Arahantship, or through a Bodhi of their own aspiration, escape from this terrifying suffering of saṁsāra and be comforted by the noble, great, deathless Nibbāna! Having made such an aspiration, now recite those verses and share the merits.</w:t>
+        <w:t>Now, you must resolve, especially that through the blessings of listening to this Dhamma, may you have the strength and power to develop virtue, concentration, and wisdom, not in the future but in this very life, and realize as soon as possible the path and fruit realizations of Stream-entry, Once-returning, Non-returning, and Arahantship, thereby finding peace in the supreme, deathless, great Nibbāna. You should make that aspiration. Likewise, we now share with the world this store of merit accumulated through the preaching and listening of the Dhamma. There are those who know the value of these merits, even if our ordinary world does not. May the assembly of gods and Brahmas, the assembly of Sasana-protecting deities and Brahmas, and whatever deities reside over this place, share in this merit of preaching and listening to the Dhamma accumulated by us during this hour. Having shared in it, may they find peace in the supreme, deathless, great Nibbāna through whatever Bodhi (awakening) they have aspired for! We should also make the aspiration: "May they protect us and the Sasana!" Similarly, may all beings from Avīci up to Akaniṭṭha, including our departed relatives, share in this merit of our preaching and listening to the Dhamma, and if they are in any woeful states, may they be released from them, reach happy states, walk on the path of Dhamma, and through the realization of the paths and fruits of Stream-entry, Once-returning, Non-returning, and Arahantship, or through their aspired Bodhi, escape from this terrifying saṃsāric suffering (*dukkha*) and find peace in the supreme, deathless, great Nibbāna! Having made such an aspiration, now recite those stanzas and transfer the merits.</w:t>
       </w:r>
     </w:p>
     <w:p>

--- a/docx/sermon_012_ENGLISH.docx
+++ b/docx/sermon_012_ENGLISH.docx
@@ -3,22 +3,25 @@
 <w:document xmlns:wpc="http://schemas.microsoft.com/office/word/2010/wordprocessingCanvas" xmlns:mo="http://schemas.microsoft.com/office/mac/office/2008/main" xmlns:mc="http://schemas.openxmlformats.org/markup-compatibility/2006" xmlns:mv="urn:schemas-microsoft-com:mac:vml" xmlns:o="urn:schemas-microsoft-com:office:office" xmlns:r="http://schemas.openxmlformats.org/officeDocument/2006/relationships" xmlns:m="http://schemas.openxmlformats.org/officeDocument/2006/math" xmlns:v="urn:schemas-microsoft-com:vml" xmlns:wp14="http://schemas.microsoft.com/office/word/2010/wordprocessingDrawing" xmlns:wp="http://schemas.openxmlformats.org/drawingml/2006/wordprocessingDrawing" xmlns:w10="urn:schemas-microsoft-com:office:word" xmlns:w="http://schemas.openxmlformats.org/wordprocessingml/2006/main" xmlns:w14="http://schemas.microsoft.com/office/word/2010/wordml" xmlns:wpg="http://schemas.microsoft.com/office/word/2010/wordprocessingGroup" xmlns:wpi="http://schemas.microsoft.com/office/word/2010/wordprocessingInk" xmlns:wne="http://schemas.microsoft.com/office/word/2006/wordml" xmlns:wps="http://schemas.microsoft.com/office/word/2010/wordprocessingShape" mc:Ignorable="w14 wp14">
   <w:body>
     <w:p>
+      <w:pPr>
+        <w:pStyle w:val="Heading1"/>
+      </w:pPr>
+      <w:bookmarkStart w:id="14" w:name="_Toc242628795"/>
       <w:r>
         <w:rPr>
           <w:rFonts w:ascii="Georgia" w:hAnsi="Georgia"/>
           <w:b/>
-          <w:i w:val="0"/>
           <w:sz w:val="32"/>
         </w:rPr>
+        <w:lastRenderedPageBreak/>
         <w:t>Pahankanuwa Sermon #12</w:t>
       </w:r>
+      <w:bookmarkEnd w:id="14"/>
     </w:p>
     <w:p>
       <w:r>
         <w:rPr>
           <w:rFonts w:ascii="Georgia" w:hAnsi="Georgia"/>
-          <w:b w:val="0"/>
-          <w:i w:val="0"/>
           <w:sz w:val="22"/>
         </w:rPr>
         <w:t>English Translation</w:t>
@@ -28,8 +31,6 @@
       <w:r>
         <w:rPr>
           <w:rFonts w:ascii="Georgia" w:hAnsi="Georgia"/>
-          <w:b w:val="0"/>
-          <w:i w:val="0"/>
           <w:sz w:val="22"/>
         </w:rPr>
         <w:t>Translated from Sinhala</w:t>
@@ -40,9 +41,7 @@
         <w:rPr>
           <w:rFonts w:ascii="Georgia" w:hAnsi="Georgia"/>
           <w:b/>
-          <w:i w:val="0"/>
           <w:color w:val="000000"/>
-          <w:sz w:val="24"/>
         </w:rPr>
         <w:t>Author: Ven. Katukurunde Nanananda Thero</w:t>
       </w:r>
@@ -51,9 +50,6 @@
       <w:r>
         <w:rPr>
           <w:rFonts w:ascii="Georgia" w:hAnsi="Georgia"/>
-          <w:b w:val="0"/>
-          <w:i w:val="0"/>
-          <w:sz w:val="24"/>
         </w:rPr>
         <w:t>(Pahankaṇuwa Sinhala Audio Dhamma Sermon No. )</w:t>
       </w:r>
@@ -62,9 +58,6 @@
       <w:r>
         <w:rPr>
           <w:rFonts w:ascii="Georgia" w:hAnsi="Georgia"/>
-          <w:b w:val="0"/>
-          <w:i w:val="0"/>
-          <w:sz w:val="24"/>
         </w:rPr>
         <w:t>Namo tassa bhagavato arahato sammāsambuddhassa</w:t>
       </w:r>
@@ -73,9 +66,6 @@
       <w:r>
         <w:rPr>
           <w:rFonts w:ascii="Georgia" w:hAnsi="Georgia"/>
-          <w:b w:val="0"/>
-          <w:i w:val="0"/>
-          <w:sz w:val="24"/>
         </w:rPr>
         <w:t>(Homage to the Blessed One, the Worthy One, the Fully Self-Enlightened One)</w:t>
       </w:r>
@@ -85,7 +75,6 @@
         <w:rPr>
           <w:rFonts w:ascii="Georgia" w:hAnsi="Georgia"/>
           <w:b/>
-          <w:i w:val="0"/>
           <w:color w:val="000000"/>
           <w:sz w:val="22"/>
         </w:rPr>
@@ -96,7 +85,6 @@
       <w:r>
         <w:rPr>
           <w:rFonts w:ascii="Georgia" w:hAnsi="Georgia"/>
-          <w:b w:val="0"/>
           <w:i/>
           <w:color w:val="000000"/>
           <w:sz w:val="28"/>
@@ -109,7 +97,6 @@
         <w:rPr>
           <w:rFonts w:ascii="Georgia" w:hAnsi="Georgia"/>
           <w:b/>
-          <w:i w:val="0"/>
           <w:sz w:val="22"/>
         </w:rPr>
         <w:t>From:</w:t>
@@ -119,8 +106,6 @@
       <w:r>
         <w:rPr>
           <w:rFonts w:ascii="Georgia" w:hAnsi="Georgia"/>
-          <w:b w:val="0"/>
-          <w:i w:val="0"/>
           <w:color w:val="000000"/>
           <w:sz w:val="28"/>
         </w:rPr>
@@ -131,9 +116,6 @@
       <w:r>
         <w:rPr>
           <w:rFonts w:ascii="Georgia" w:hAnsi="Georgia"/>
-          <w:b w:val="0"/>
-          <w:i w:val="0"/>
-          <w:sz w:val="24"/>
         </w:rPr>
         <w:t>Dear Listeners,</w:t>
       </w:r>
@@ -142,9 +124,6 @@
       <w:r>
         <w:rPr>
           <w:rFonts w:ascii="Georgia" w:hAnsi="Georgia"/>
-          <w:b w:val="0"/>
-          <w:i w:val="0"/>
-          <w:sz w:val="24"/>
         </w:rPr>
         <w:t>The Blessed One has pointed out on many occasions, with concrete evidence, how beings in this saṃsāra fall into ruin, burning and suffering due to their lack of understanding of the gravity of the results of kamma (*kamma-vipāka*), indeed, due to having no proper comprehension of it. In this Dispensation, the word used for an ignorant person is '*bāla*' (the fool). In common parlance, '*bāla*' refers to a young child. Even if it is a small child, if they attempt to grab a flame out of ignorance, they are bound to be burnt and suffer. What is the reason for that? The very nature of fire is to burn. Similarly, there is a law called the order of kamma (*kamma-niyāma*). It is a universal, natural law. There is a certain law in nature itself, called the order of kamma, which applies equally even to Buddhas and Arahants. According to this order of kamma, if someone commits an unwholesome kamma (evil deed), even if it was done out of ignorance, even if it was done without any faith or belief in the results of kamma, they will still have to suffer its severe consequences. The background story to the stanza we have chosen as our theme is also a story that reveals the terrifying nature of the results of kamma.</w:t>
       </w:r>
@@ -153,20 +132,21 @@
       <w:r>
         <w:rPr>
           <w:rFonts w:ascii="Georgia" w:hAnsi="Georgia"/>
-          <w:b w:val="0"/>
-          <w:i w:val="0"/>
-          <w:sz w:val="24"/>
         </w:rPr>
-        <w:t>During the time when the Buddha was residing at the Veḷuvana monastery, one day, while the Venerable Mahā Moggallāna was descending from the Gijjhakūṭa (Vulture's Peak) mountain together with the Venerable Lakkhaṇa, Ven. Mahā Moggallāna saw with his divine eye (*dibba-cakkhu*) a hungry ghost (*peta*) with the form of a python, about twenty-five leagues (*yojanas*) long. This was a hungry ghost named Ajagara. Flames of fire rose from the head of this hungry ghost and swept down to the end of his body. Then, flames rose from the tail end of his body and swept up to his head. Flames also burst from both sides of his body and met in the middle. Seeing this kind of sight, the Venerable Mahā Moggallāna smiled. Seeing this smile, Venerable Lakkhaṇa asked, "Venerable Sir, why did you smile?" Then Venerable Mahā Moggallāna replied, "I will not answer that question now. Ask this question in the presence of the Blessed One."</w:t>
+        <w:t xml:space="preserve">During the time when the Buddha was residing at the Veḷuvana monastery, one day, while the Venerable Mahā Moggallāna was descending from the Gijjhakūṭa (Vulture's Peak) mountain together with the Venerable Lakkhaṇa, Ven. Mahā Moggallāna saw with his divine eye (*dibba-cakkhu*) a hungry ghost (*peta*) with the form of a python, about twenty-five leagues (*yojanas*) long. This was a hungry ghost named Ajagara. Flames of fire rose from the head of this hungry ghost and swept down to the end of his body. Then, flames rose from the tail end of his body and swept up to his head. Flames also burst from both sides of his body and met in the middle. Seeing </w:t>
+      </w:r>
+      <w:r>
+        <w:rPr>
+          <w:rFonts w:ascii="Georgia" w:hAnsi="Georgia"/>
+        </w:rPr>
+        <w:lastRenderedPageBreak/>
+        <w:t>this kind of sight, the Venerable Mahā Moggallāna smiled. Seeing this smile, Venerable Lakkhaṇa asked, "Venerable Sir, why did you smile?" Then Venerable Mahā Moggallāna replied, "I will not answer that question now. Ask this question in the presence of the Blessed One."</w:t>
       </w:r>
     </w:p>
     <w:p>
       <w:r>
         <w:rPr>
           <w:rFonts w:ascii="Georgia" w:hAnsi="Georgia"/>
-          <w:b w:val="0"/>
-          <w:i w:val="0"/>
-          <w:sz w:val="24"/>
         </w:rPr>
         <w:t>Later on, when Venerable Mahā Moggallāna, Venerable Lakkhaṇa, and the assembly of monks were seated in the Dhamma Hall, in the presence of the Buddha, Venerable Lakkhaṇa asked that same question to Venerable Mahā Moggallāna: "Why did you smile?" Venerable Mahā Moggallāna explained, "I saw such and such a sight. Such a massive hungry ghost body was engulfed in flames in this manner. Seeing this, I thought that I had never seen such a being before, and a smile arose in me due to the extraordinary nature of that sight." Then the Blessed One addressed the monks: "Monks, my disciples live with eyes, with knowledge. I too saw that very sight at the foot of the Bodhi tree, at the very moment of attaining Buddhahood. However, I did not declare it because, due to the extraordinary nature of this sight, ordinary people might not believe it, and by doubting me, they would accumulate demerit; they would generate unwholesome states (*akusala*). That is why I did not declare it. But now, since Moggallāna is here as a witness to this matter, I shall now declare it." Thus spoke the Blessed One.</w:t>
       </w:r>
@@ -175,9 +155,6 @@
       <w:r>
         <w:rPr>
           <w:rFonts w:ascii="Georgia" w:hAnsi="Georgia"/>
-          <w:b w:val="0"/>
-          <w:i w:val="0"/>
-          <w:sz w:val="24"/>
         </w:rPr>
         <w:t>At that moment, the bhikkhus asked, "Reverend Sir, Blessed One, what was the past evil kamma committed by this hungry ghost?" The Blessed One then brought forth the past account. During the time of the Buddha Kassapa, there was a very wealthy treasurer (*seṭṭhi*) named Sumangala. To construct a perfumed chamber (*gandhakuṭi*)—that is, a monastery dwelling place—for Buddha Kassapa, he paved the ground with golden bricks and built a dwelling over a large area at immense expense. Furthermore, he spent heavily on the offering ceremony of the monastery. Just as the treasurer Anāthapiṇḍika built the Jetavana monastery for our Buddha, this treasurer built this monastery. One day, while going early in the morning to see the Buddha, he noticed a certain man sleeping in a hall near the city gate. That man was a thief. Even though the thief was sleeping, he had wandered about all night, and his feet were covered in mud. Seeing this, the treasurer casually remarked to those with him, "This man must have wandered about all night and is now sleeping during the day." The thief overheard this. He was sleeping with his head covered in a yellow cloth. Uncovering his head, he looked up, recognized the treasurer, and conceived a deep hatred and anger, thinking, "Very well, I know what to do to you."</w:t>
       </w:r>
@@ -186,20 +163,21 @@
       <w:r>
         <w:rPr>
           <w:rFonts w:ascii="Georgia" w:hAnsi="Georgia"/>
-          <w:b w:val="0"/>
-          <w:i w:val="0"/>
-          <w:sz w:val="24"/>
         </w:rPr>
-        <w:t>Thereafter, in revenge for those words, what did this thief do? He set fire to the treasurer's ripe crop field seven times. He also cut the hamstrings of the oxen in the treasurer's cattle-shed. Next, he set fire to the treasurer's mansion seven times. Even after doing all this, unable to quench his anger, the man befriended one of the treasurer’s close servants and asked what the treasurer held most dear. The servant replied that there was nothing the treasurer loved more than the monastery—the perfumed chamber—he had built for the Buddha. Then the thief thought, "Very well, I will quench my anger by setting fire to the Buddha's perfumed chamber." While Buddha Kassapa was away on his alms-round, the thief smashed all the water vessels near the chamber and set fire to the dwelling. The treasurer heard that the chamber was on fire. By the time he arrived there, the chamber was completely burnt down. The treasurer did not feel any grief or sorrow over this. Instead, he clapped his hands joyfully. The people standing nearby asked, "Sir, why do you clap your hands in this manner when the chamber you built at such immense cost is burnt down?" The treasurer replied, "I have deposited my wealth in a place where it cannot be destroyed by fire, thieves, enemies, or water—that is, in the Sasana (Dispensation) of the Buddha. That is not lost. Now I have been given another opportunity to deposit an equal amount of wealth in the same manner—as a treasury of merit. It is because of that, out of that joy, that I clapped my hands."</w:t>
+        <w:t xml:space="preserve">Thereafter, in revenge for those words, what did this thief do? He set fire to the treasurer's ripe crop field seven times. He also cut the hamstrings of the oxen in the treasurer's cattle-shed. Next, he set fire to the treasurer's mansion seven times. Even after doing all this, unable to quench his anger, the man befriended one of the treasurer’s close servants and asked what the treasurer held most dear. The servant replied that there was nothing the treasurer loved more than the monastery—the perfumed chamber—he had built for the Buddha. Then the thief thought, "Very well, I will quench my anger by setting fire to the Buddha's perfumed chamber." While </w:t>
+      </w:r>
+      <w:r>
+        <w:rPr>
+          <w:rFonts w:ascii="Georgia" w:hAnsi="Georgia"/>
+        </w:rPr>
+        <w:lastRenderedPageBreak/>
+        <w:t>Buddha Kassapa was away on his alms-round, the thief smashed all the water vessels near the chamber and set fire to the dwelling. The treasurer heard that the chamber was on fire. By the time he arrived there, the chamber was completely burnt down. The treasurer did not feel any grief or sorrow over this. Instead, he clapped his hands joyfully. The people standing nearby asked, "Sir, why do you clap your hands in this manner when the chamber you built at such immense cost is burnt down?" The treasurer replied, "I have deposited my wealth in a place where it cannot be destroyed by fire, thieves, enemies, or water—that is, in the Sasana (Dispensation) of the Buddha. That is not lost. Now I have been given another opportunity to deposit an equal amount of wealth in the same manner—as a treasury of merit. It is because of that, out of that joy, that I clapped my hands."</w:t>
       </w:r>
     </w:p>
     <w:p>
       <w:r>
         <w:rPr>
           <w:rFonts w:ascii="Georgia" w:hAnsi="Georgia"/>
-          <w:b w:val="0"/>
-          <w:i w:val="0"/>
-          <w:sz w:val="24"/>
         </w:rPr>
         <w:t>Having declared so, just as he said, the treasurer spent another massive sum of money, paving with golden bricks, and built a monastery for the Buddha, for Buddha Kassapa. Having built it and spending immensely, as the dedication ceremony of the monastery, he offered alms for seven days to Buddha Kassapa and twenty thousand bhikkhus. Meanwhile, the thief thought, "Even though I have done so much, I have not been able to discourage this treasurer. Now there is nothing else to do. I must kill this treasurer." With a dagger concealed in his waist, he loitered around the monastery during those seven days, intending to kill the treasurer. However, he found no opportunity. On the seventh day, after offering alms to the Buddha and the Sangha, and while inviting the Buddha for the transfer of merit, the treasurer announced, "Venerable Sir, Blessed One, some person, harboring ill-will towards me, set fire to my field seven times in this manner. He also cut the hamstrings of my cattle seven times in the cattle-shed. He set fire to my house seven times. I believe it must have been this same person who set fire to the perfumed chamber of the Blessed One as well. Yet, I share the very first portion of the merit of this meritorious deed with that person." Thus, the treasurer declared.</w:t>
       </w:r>
@@ -208,9 +186,6 @@
       <w:r>
         <w:rPr>
           <w:rFonts w:ascii="Georgia" w:hAnsi="Georgia"/>
-          <w:b w:val="0"/>
-          <w:i w:val="0"/>
-          <w:sz w:val="24"/>
         </w:rPr>
         <w:t>Hearing this, the thief was struck with deep spiritual urgency (*saṃvega*). "Alas! Did I bring such ruin upon a person like this? Such a wonderful, forgiving person! If I do not ask for forgiveness now, a thunderbolt might fall upon my head." Thinking so, he quickly ran and fell at the treasurer's feet, crying, "Forgive me, master!" The treasurer asked, "Why, what is this?" The thief replied, "It was I who caused so many destructions and damages to you." Hearing these things, the treasurer asked, "What was the reason for doing so much? I have never seen you before. Why did you harbor such hatred toward me?" The thief then reminded him: "On such and such a day, while I was sleeping in that hall, you said these words. I conceived intense anger over that." At that moment, the treasurer asked the thief for forgiveness, saying, "Forgive me for saying such a thing." The thief felt even greater spiritual urgency. Then the thief said, "Master, if you have indeed forgiven me, please take me along with my wife and children into your service as slaves." The treasurer replied, "Just because I said that one small word, you caused me so much harm. If I keep you in my house now, how could I ever speak with you? I have no need for your slavery. Now, I have forgiven you. Rise and go your way."</w:t>
       </w:r>
@@ -219,10 +194,8 @@
       <w:r>
         <w:rPr>
           <w:rFonts w:ascii="Georgia" w:hAnsi="Georgia"/>
-          <w:b w:val="0"/>
-          <w:i w:val="0"/>
-          <w:sz w:val="24"/>
         </w:rPr>
+        <w:lastRenderedPageBreak/>
         <w:t>Thus, in a truly remarkable manner, the thief received forgiveness from the treasurer. But though he received forgiveness from the treasurer, he did not receive forgiveness from kamma. Therefore, the Blessed One—our Buddha—declared: "That thief, after death, was reborn in the Avīci hell (*niraya*). Having burned and boiled there for an extremely long time, now, as the remaining portion of that kamma, he has been reborn as a hungry ghost with that kind of form, burning in flames." Having declared this matter, the Blessed One then declared: "This is how those foolish, ignorant people, fools, commit evil deeds and, as a result, burn as if in forest fires due to their lack of understanding." Saying this, he uttered the stanza we mentioned earlier:</w:t>
       </w:r>
     </w:p>
@@ -230,9 +203,6 @@
       <w:r>
         <w:rPr>
           <w:rFonts w:ascii="Georgia" w:hAnsi="Georgia"/>
-          <w:b w:val="0"/>
-          <w:i w:val="0"/>
-          <w:sz w:val="24"/>
         </w:rPr>
         <w:t>*Atha pāpāni kammāni – karaṃ bālo na bujjhati*</w:t>
       </w:r>
@@ -241,9 +211,6 @@
       <w:r>
         <w:rPr>
           <w:rFonts w:ascii="Georgia" w:hAnsi="Georgia"/>
-          <w:b w:val="0"/>
-          <w:i w:val="0"/>
-          <w:sz w:val="24"/>
         </w:rPr>
         <w:t>*Sehi kammehi dummedho – aggidaḍḍhova tappati*</w:t>
       </w:r>
@@ -252,9 +219,6 @@
       <w:r>
         <w:rPr>
           <w:rFonts w:ascii="Georgia" w:hAnsi="Georgia"/>
-          <w:b w:val="0"/>
-          <w:i w:val="0"/>
-          <w:sz w:val="24"/>
         </w:rPr>
         <w:t>In the Dhamma, the term '*bāla*' (fool) is not used in the sense of a young child, as we mentioned earlier, but rather the character of the fool is defined as:</w:t>
       </w:r>
@@ -263,9 +227,6 @@
       <w:r>
         <w:rPr>
           <w:rFonts w:ascii="Georgia" w:hAnsi="Georgia"/>
-          <w:b w:val="0"/>
-          <w:i w:val="0"/>
-          <w:sz w:val="24"/>
         </w:rPr>
         <w:t>*duccintitacintī, dubbhāsitabhāsī, dukkatakammakārī*</w:t>
       </w:r>
@@ -274,9 +235,6 @@
       <w:r>
         <w:rPr>
           <w:rFonts w:ascii="Georgia" w:hAnsi="Georgia"/>
-          <w:b w:val="0"/>
-          <w:i w:val="0"/>
-          <w:sz w:val="24"/>
         </w:rPr>
         <w:t>This means his thoughts are very bad, his words are bad, and his deeds are bad. It is such a person who is called a fool. Thus, such a fool, while committing evil deeds, does not know the side of their consequences. He does not know the gravity of those results. The Buddha uttered this stanza expressing the idea that committing evil deeds in this way, one is tormented by one's own deeds, just like being burnt by fire. It is recorded that upon hearing this, many people realized the paths and fruits (*magga-phala*).</w:t>
       </w:r>
@@ -285,9 +243,6 @@
       <w:r>
         <w:rPr>
           <w:rFonts w:ascii="Georgia" w:hAnsi="Georgia"/>
-          <w:b w:val="0"/>
-          <w:i w:val="0"/>
-          <w:sz w:val="24"/>
         </w:rPr>
         <w:t>Now, based on this story, there are two aspects we can take and consider as exemplary lessons. When we reflect on the behavior of the thief in this story, one is astonished. Can anger and hatred go to such lengths? Even though it was not a remark that warranted such rage, hearing the words casually spoken by the treasurer, this thief developed such intense hatred, and then, to quench that hatred, he set fires. Like one trying to extinguish fire with fire, he set fire to the treasurer's field, to his house, and even to the perfumed chamber of the Blessed One. That is how the world tries to quench hatred. There are many such examples even in this day and age. They set fires to extinguish fires. And having set fires in that manner, the final retribution is exactly of the same nature.</w:t>
       </w:r>
@@ -296,9 +251,6 @@
       <w:r>
         <w:rPr>
           <w:rFonts w:ascii="Georgia" w:hAnsi="Georgia"/>
-          <w:b w:val="0"/>
-          <w:i w:val="0"/>
-          <w:sz w:val="24"/>
         </w:rPr>
         <w:t>The Blessed One has declared that often, the retribution of a kamma bears the very same form as the kamma itself. This order of kamma is a natural law operating in the world. The Blessed One often points to the law of seeds (*bīja-niyāma*) as an analogy:</w:t>
       </w:r>
@@ -307,9 +259,6 @@
       <w:r>
         <w:rPr>
           <w:rFonts w:ascii="Georgia" w:hAnsi="Georgia"/>
-          <w:b w:val="0"/>
-          <w:i w:val="0"/>
-          <w:sz w:val="24"/>
         </w:rPr>
         <w:t>*Yādisaṃ vapate bījaṃ – tādisaṃ harate phalaṃ*</w:t>
       </w:r>
@@ -318,9 +267,6 @@
       <w:r>
         <w:rPr>
           <w:rFonts w:ascii="Georgia" w:hAnsi="Georgia"/>
-          <w:b w:val="0"/>
-          <w:i w:val="0"/>
-          <w:sz w:val="24"/>
         </w:rPr>
         <w:t>*Kalyāṇakārī kalyāṇaṃ – pāpakārī ca pāpakaṃ*</w:t>
       </w:r>
@@ -329,10 +275,8 @@
       <w:r>
         <w:rPr>
           <w:rFonts w:ascii="Georgia" w:hAnsi="Georgia"/>
-          <w:b w:val="0"/>
-          <w:i w:val="0"/>
-          <w:sz w:val="24"/>
         </w:rPr>
+        <w:lastRenderedPageBreak/>
         <w:t>The Blessed One has declared that in whatever manner one sows a seed, in that very manner does one reap its fruit. Following that, the analysis of kamma is presented: "*kalyāṇakārī kalyāṇaṃ*"—the doer of good reaps good, receiving pleasant results; "*pāpakārī ca pāpakaṃ*"—if one commits an unwholesome deed, one reaps bad results from it. Just as when a mango seed or grape seed is planted, it yields sweet fruit, whereas margosa (*kohomba*) or bitter-gourd (*karavila*) yields bitter fruit. There is such a natural order. Thus, just as he gave fire to others, the burning of fire was returned to him. In this way, one has to suffer grave retributions. There are countless such examples in the Dhamma.</w:t>
       </w:r>
     </w:p>
@@ -340,9 +284,6 @@
       <w:r>
         <w:rPr>
           <w:rFonts w:ascii="Georgia" w:hAnsi="Georgia"/>
-          <w:b w:val="0"/>
-          <w:i w:val="0"/>
-          <w:sz w:val="24"/>
         </w:rPr>
         <w:t>This was just one sight seen by Venerable Mahā Moggallāna while descending the Gijjhakūṭa mountain. A number of such sights are recorded. For instance, in one place it is mentioned that as Venerable Mahā Moggallāna was descending the Gijjhakūṭa mountain, he saw a skeleton flying through the air. A hungry ghost in the form of a skeleton. Facing that flight, hawks, crows, and vultures pecked between its ribs. This skeleton was flying about wailing. The Blessed One explained that the cause for this was that in this very city of Rājagaha, this hungry ghost had been a cattle butcher—a person who slaughtered cattle. Similarly, another account is given of another hungry ghost body flying through the air. That body had hairs that were sharp like swords. While flying, those sword-like sharp hairs would fly up and fall back piercing its own body. Meanwhile, that hungry ghost wailed and screamed. In this manner, many extraordinary sights regarding those hungry ghost realms are shown. Yet, far more terrifying than that is the suffering (*dukkha*) in hells (*niraya*) such as Avīci. The Blessed One declared that they are so extreme that there is no analogy to describe them. Hell is a vast, terrifying ocean of suffering, impossible to describe even by a Buddha's mouth. Then there is the hungry ghost realm, and then the animal realm—the animal world we see. Regarding that too, the Blessed One declared that the sufferings (*dukkha*) in the animal world are beyond description. Furthermore, even after coming to this human world, beings still suffer the results of those kammas. Yet, they do not realize that these are the kammas committed in the past. Unaware of this, they commit more and more evil deeds. Such is the terrifying situation in the world regarding these kammas. Therefore, when reflecting on these results of kamma, we must take lessons from these accounts to shape our lives—not merely treating them as ordinary stories. The Blessed One has declared this natural law of kamma in its precise manner. Other teachers of that time saw it to some extent. However, the Blessed One understood kamma and its result (*kamma-vipāka*) with utmost depth. Moreover, the Blessed One pointed out the very path to escape from this saṃsāra where kamma operates. The Blessed One presented a certain passage as a subject of meditation (*kammaṭṭhāna*):</w:t>
       </w:r>
@@ -351,9 +292,6 @@
       <w:r>
         <w:rPr>
           <w:rFonts w:ascii="Georgia" w:hAnsi="Georgia"/>
-          <w:b w:val="0"/>
-          <w:i w:val="0"/>
-          <w:sz w:val="24"/>
         </w:rPr>
         <w:t>*Kammasakohamhi kamma-dāyādo kamma-yoni kamma-bandhu kamma-paṭisaraṇo.*</w:t>
       </w:r>
@@ -362,9 +300,6 @@
       <w:r>
         <w:rPr>
           <w:rFonts w:ascii="Georgia" w:hAnsi="Georgia"/>
-          <w:b w:val="0"/>
-          <w:i w:val="0"/>
-          <w:sz w:val="24"/>
         </w:rPr>
         <w:t>*Yaṃ kammaṃ karissāmi, kalyāṇaṃ vā pāpakaṃ vā, tassa dāyādo bhavissāmi.*</w:t>
       </w:r>
@@ -373,10 +308,8 @@
       <w:r>
         <w:rPr>
           <w:rFonts w:ascii="Georgia" w:hAnsi="Georgia"/>
-          <w:b w:val="0"/>
-          <w:i w:val="0"/>
-          <w:sz w:val="24"/>
         </w:rPr>
+        <w:lastRenderedPageBreak/>
         <w:t>The Blessed One presented this as a subject of meditation, advising that one should constantly contemplate this natural law of kamma. "*Abhiṇhaṃ paccavekkhitabbaṃ*"—it should be constantly reflected upon, constantly contemplated, as a subject of meditation. Its meaning is: "I am the owner of my kamma, kamma is my inheritance, kamma is my origin, kamma is my kinsman, kamma is my refuge. Whatever kamma I shall do, whether good or evil, of that I shall be the heir." Hearing this, one might think, when it says "kamma is my inheritance" or "kamma is mine," that one can do whatever one wants. But within this lies a terrifying, urgent truth. For this is not about doing whatever one pleases. Kamma has two aspects: good and bad. Because of ignorance (*avijjā*) and craving (*taṇhā*), the saṃsāric being is inclined toward the bad side far more than the good. Therefore, there is a terrifying responsibility, a powerful responsibility regarding this kamma. When we say "kamma is mine," "kamma is my inheritance," it is the bad side we have to reflect upon more. No matter how much pleasant retribution (*sukha-vipāka*) can be obtained through these—by doing meritorious deeds—because beings are so terribly inclined towards evil, it is evil kamma that is accumulated more in saṃsāra. It is because of such a state of affairs that the Blessed One says that through constantly contemplating kamma in this manner, one can even develop a profound disenchantment toward saṃsāra. It is a terrifying responsibility to say "kamma is mine." I cannot do as I please. It is subject to that natural order, the natural law operating in the world.</w:t>
       </w:r>
     </w:p>
@@ -384,20 +317,105 @@
       <w:r>
         <w:rPr>
           <w:rFonts w:ascii="Georgia" w:hAnsi="Georgia"/>
-          <w:b w:val="0"/>
-          <w:i w:val="0"/>
-          <w:sz w:val="24"/>
         </w:rPr>
-        <w:t>Next, the Blessed One declares this regarding kamma in a deeper sense: "*Cetanāhaṃ, bhikkhave, kammaṃ vadāmi. Cetayitvā kammaṃ karoti kāyena vācāya manasā.*" How do we identify this kamma? How one gets caught up in kamma can be a question for someone. Usually, the word kamma is also applied to action. Some call even mere physical activity 'kamma'. But in this Dispensation of the Buddha, the word kamma is applied precisely to intention (*cetanā*). "I say, monks, that intention is kamma." The Blessed One declared this. Therefore, one is bound by kamma according to this intention. "*Cetanāhaṃ, bhikkhave, kammaṃ vadāmi*"—Monks, I say intention is kamma. Why? "*Cetayitvā kammaṃ karoti kāyena vācāya manasā*"—having intended, one performs kamma by body, speech, and mind, accumulating kamma. Otherwise, there is no responsibility for actions that occur involuntarily. And this responsibility exists because one takes responsibility for it. Here lies a very strange state of affairs. One takes responsibility for kamma. How does one take responsibility? Based on the feeling of 'I' and 'mine' out of ignorance (*avijjā*). That is why, when we consider the Dhamma deeply, everything is done out of ignorance. Ignorance means 'I' and 'mine'. Egoism, selfishness. 'I' and 'mine'. "Because he is angry with me, I will kill him." "Because I need to eat, I kill animals." "Because I lack wealth, I steal from others." "For my pleasure, I do other things." In this way, centering on the ego, beings are driven to these unwholesome deeds. Therefore, it is due to ignorance that those formations (*saṅkhāra*) exist. Due to ignorance, formations (*saṅkhāra*) are accumulated. A part of these formations (*saṅkhāra*) is what we call kamma. Whether meritorious formations (*puññābhisaṅkhāra*), demeritorious formations (*apuññābhisaṅkhāra*), or imperturbable formations (*āneñjābhisaṅkhāra*), these formations (*saṅkhāra*) are kamma itself. When contemplated deeply, it is the most subtle aspect of kamma itself.</w:t>
+        <w:t xml:space="preserve">Next, the Blessed One declares this regarding kamma in a deeper sense: "*Cetanāhaṃ, bhikkhave, kammaṃ vadāmi. Cetayitvā kammaṃ karoti kāyena vācāya manasā.*" How do we identify this kamma? How one gets caught up in kamma can be a question for someone. Usually, the word kamma is also applied to action. Some call even mere physical activity 'kamma'. But in this Dispensation of the Buddha, the word kamma is applied precisely to intention (*cetanā*). "I say, monks, that intention is kamma." The Blessed One declared this. Therefore, one is bound by kamma according to this intention. "*Cetanāhaṃ, bhikkhave, kammaṃ vadāmi*"—Monks, I say intention is kamma. Why? "*Cetayitvā kammaṃ karoti kāyena vācāya manasā*"—having intended, one performs kamma by body, speech, and mind, accumulating kamma. Otherwise, there is no responsibility for actions that occur involuntarily. And this responsibility exists because one takes responsibility for it. Here lies a very strange state of affairs. One takes responsibility for kamma. How does one take responsibility? Based on the feeling of 'I' and 'mine' out of ignorance (*avijjā*). That is why, when we consider the Dhamma deeply, everything is done out of ignorance. Ignorance means 'I' and 'mine'. Egoism, selfishness. 'I' and 'mine'. "Because he is angry with me, I will kill him." "Because I need to eat, I kill animals." "Because I lack wealth, I steal from others." "For my pleasure, I do other things." In this way, centering on the ego, beings are driven to these unwholesome deeds. Therefore, it is due to ignorance that those </w:t>
+      </w:r>
+      <w:r>
+        <w:rPr>
+          <w:rFonts w:ascii="Georgia" w:hAnsi="Georgia"/>
+        </w:rPr>
+        <w:t>Preparations</w:t>
+      </w:r>
+      <w:r>
+        <w:rPr>
+          <w:rFonts w:ascii="Georgia" w:hAnsi="Georgia"/>
+        </w:rPr>
+        <w:t xml:space="preserve"> (*saṅkhāra*) exist. Due to ignorance, </w:t>
+      </w:r>
+      <w:r>
+        <w:rPr>
+          <w:rFonts w:ascii="Georgia" w:hAnsi="Georgia"/>
+        </w:rPr>
+        <w:t>Preparations</w:t>
+      </w:r>
+      <w:r>
+        <w:rPr>
+          <w:rFonts w:ascii="Georgia" w:hAnsi="Georgia"/>
+        </w:rPr>
+        <w:t xml:space="preserve"> (*saṅkhāra*) are accumulated. A part of these </w:t>
+      </w:r>
+      <w:r>
+        <w:rPr>
+          <w:rFonts w:ascii="Georgia" w:hAnsi="Georgia"/>
+        </w:rPr>
+        <w:t>Preparations</w:t>
+      </w:r>
+      <w:r>
+        <w:rPr>
+          <w:rFonts w:ascii="Georgia" w:hAnsi="Georgia"/>
+        </w:rPr>
+        <w:t xml:space="preserve"> (*saṅkhāra*) is what we call kamma. Whether meritorious </w:t>
+      </w:r>
+      <w:r>
+        <w:rPr>
+          <w:rFonts w:ascii="Georgia" w:hAnsi="Georgia"/>
+        </w:rPr>
+        <w:t>Preparations</w:t>
+      </w:r>
+      <w:r>
+        <w:rPr>
+          <w:rFonts w:ascii="Georgia" w:hAnsi="Georgia"/>
+        </w:rPr>
+        <w:t xml:space="preserve"> </w:t>
+      </w:r>
+      <w:r>
+        <w:rPr>
+          <w:rFonts w:ascii="Georgia" w:hAnsi="Georgia"/>
+        </w:rPr>
+        <w:lastRenderedPageBreak/>
+        <w:t xml:space="preserve">(*puññābhisaṅkhāra*), demeritorious </w:t>
+      </w:r>
+      <w:r>
+        <w:rPr>
+          <w:rFonts w:ascii="Georgia" w:hAnsi="Georgia"/>
+        </w:rPr>
+        <w:t>Preparations</w:t>
+      </w:r>
+      <w:r>
+        <w:rPr>
+          <w:rFonts w:ascii="Georgia" w:hAnsi="Georgia"/>
+        </w:rPr>
+        <w:t xml:space="preserve"> (*apuññābhisaṅkhāra*), or imperturbable </w:t>
+      </w:r>
+      <w:r>
+        <w:rPr>
+          <w:rFonts w:ascii="Georgia" w:hAnsi="Georgia"/>
+        </w:rPr>
+        <w:t>Preparations</w:t>
+      </w:r>
+      <w:r>
+        <w:rPr>
+          <w:rFonts w:ascii="Georgia" w:hAnsi="Georgia"/>
+        </w:rPr>
+        <w:t xml:space="preserve"> (*āneñjābhisaṅkhāra*), these </w:t>
+      </w:r>
+      <w:r>
+        <w:rPr>
+          <w:rFonts w:ascii="Georgia" w:hAnsi="Georgia"/>
+        </w:rPr>
+        <w:t>Preparations</w:t>
+      </w:r>
+      <w:r>
+        <w:rPr>
+          <w:rFonts w:ascii="Georgia" w:hAnsi="Georgia"/>
+        </w:rPr>
+        <w:t xml:space="preserve"> (*saṅkhāra*) are kamma itself. When contemplated deeply, it is the most subtle aspect of kamma itself.</w:t>
       </w:r>
     </w:p>
     <w:p>
       <w:r>
         <w:rPr>
           <w:rFonts w:ascii="Georgia" w:hAnsi="Georgia"/>
-          <w:b w:val="0"/>
-          <w:i w:val="0"/>
-          <w:sz w:val="24"/>
         </w:rPr>
         <w:t>In that manner, it is due to ignorance (*avijjā*) that kamma is also accumulated. Since one holds oneself responsible for it—if one is responsible for the kamma, one must also be responsible for its result. That is why, even if unwilling, one is forced to undergo the terrifying results of those evil deeds. Understanding those results, a wise person should refrain from such evil deeds. The term '*bāla*' is applied to an ignorant person. In the Dhamma, the term '*paṇḍita*' (the wise) is used for a wise person. A wise person develops faith (*saddhā*) in the Buddha, establishes right view (*sammā-diṭṭhi*), distinguishes good from bad, understands merit and demerit, wholesome (*kusala*) and unwholesome (*akusala*), and strives to live accordingly. The ordinary pseudo-intellectual, however, succumbs to intellectualism, doubting, "Can this be possible?" and sometimes resorts to evil deeds to satisfy daily needs. Such a person is referred to in the Dhamma as a '*bāla*', a fool, an ignorant person.</w:t>
       </w:r>
@@ -406,9 +424,6 @@
       <w:r>
         <w:rPr>
           <w:rFonts w:ascii="Georgia" w:hAnsi="Georgia"/>
-          <w:b w:val="0"/>
-          <w:i w:val="0"/>
-          <w:sz w:val="24"/>
         </w:rPr>
         <w:t>Therefore, the Blessed One next points out that to help one discern this kamma, there are causes for this kamma. They are called causes (*hetu*) or origins (*nidāna*). The causes for evil kamma are greed (*lobha*), hatred (*dosa*), and delusion (*moha*). There is no need to define this anew to humans, to saṃsāric beings. When saṃsāric beings look into their own minds, they can easily recognize these three defilements (*kilesa*) as a sort of triangle: greed, hatred, and delusion. Delusion is, as we mentioned earlier, ignorance (*avijjā*). That feeling of 'I' and 'mine'. "Even if a thunderbolt strikes the other, I must live"—selfishness, egoism, that intense sense of 'I' and 'mine' is delusion. Because of this, toward what I like, there is greed; toward what I oppose or dislike, there is hatred. When contemplated wisely in this manner, it is due to greed, hatred, and delusion that all the evil deeds in the world occur. Many other defilements can be added to this, but fundamentally they are greed, hatred, and delusion. Next, wholesome states are presented—the opposite of those unwholesome ones.</w:t>
       </w:r>
@@ -417,20 +432,21 @@
       <w:r>
         <w:rPr>
           <w:rFonts w:ascii="Georgia" w:hAnsi="Georgia"/>
-          <w:b w:val="0"/>
-          <w:i w:val="0"/>
-          <w:sz w:val="24"/>
         </w:rPr>
-        <w:t>Then, what can be classified under the wholesome (*kusala*) side? They are designated as non-greed (*alobha*), non-hatred (*adosa*), and non-delusion (*amoha*). Non-greed, non-hatred, and non-delusion mean that if one frees the mind from greed, even for a single moment, that moment is wholesome. That is a wholesome mind. If one detaches the mind from hatred even for a moment—now, we can see from the behavior of that treasurer that he possessed the wholesome roots of non-hatred (*adosa*) within him, whereas the thief had unwholesome roots. In this manner, we can understand it. If one detaches oneself, even for a moment, from delusion—from the feeling of 'I' and 'mine'—and thinks a thought, utters a word, or performs an action, those fall under the wholesome side. Reflecting in this manner, the Blessed One has deeply analyzed and presented this kamma to us, as well as the side of its consequences and the way to recognize it. Next, the Blessed One has pointed out several other special factors that assist in practicing this.</w:t>
+        <w:t xml:space="preserve">Then, what can be classified under the wholesome (*kusala*) side? They are designated as non-greed (*alobha*), non-hatred (*adosa*), and non-delusion (*amoha*). Non-greed, non-hatred, and non-delusion mean that if one frees the mind from greed, even for a single moment, that moment is wholesome. That is a wholesome mind. If one detaches the mind from hatred even for a moment—now, we can see from the behavior of that treasurer that he possessed the wholesome roots of non-hatred (*adosa*) within him, whereas the thief had unwholesome roots. In this manner, we can understand it. If one detaches oneself, even for a moment, from delusion—from the feeling of 'I' and 'mine'—and thinks a thought, utters a word, or performs an action, those fall under the wholesome side. Reflecting in this manner, the Blessed One has deeply analyzed and presented this kamma to us, as well as the </w:t>
+      </w:r>
+      <w:r>
+        <w:rPr>
+          <w:rFonts w:ascii="Georgia" w:hAnsi="Georgia"/>
+        </w:rPr>
+        <w:lastRenderedPageBreak/>
+        <w:t>side of its consequences and the way to recognize it. Next, the Blessed One has pointed out several other special factors that assist in practicing this.</w:t>
       </w:r>
     </w:p>
     <w:p>
       <w:r>
         <w:rPr>
           <w:rFonts w:ascii="Georgia" w:hAnsi="Georgia"/>
-          <w:b w:val="0"/>
-          <w:i w:val="0"/>
-          <w:sz w:val="24"/>
         </w:rPr>
         <w:t>What is virtue (*sīla*)? When contemplating it wisely, these precepts—especially the five basic precepts in the Dhamma—are the Five Precepts (*pañca-sīla*). These Five Precepts are just like road signs that you see when traveling on a road. In some places, it says 'drive slowly', 'dangerous curves ahead', 'steep descent ahead'—notifying the driver in this manner. What happens if the driver does not have these notifications? He will drive at the vehicle's maximum speed and plunge into a terrifying abyss. Such is this saṃsāric journey. The Blessed One has presented these Five Precepts as road signs for the being traveling on this saṃsāric journey. Why? Because among evil deeds, five are shown as extremely severe. The things that bring about terrifying consequences in saṃsāra are what are contained in the Five Precepts: killing living beings, stealing, sexual misconduct, lying, and taking intoxicants (*surā-meraya*). Through these, one falls into intense oppression, burning, and torment in saṃsāra. Therefore, the Blessed One first reminds all beings traveling on this saṃsāric journey of these Five Precepts.</w:t>
       </w:r>
@@ -439,9 +455,6 @@
       <w:r>
         <w:rPr>
           <w:rFonts w:ascii="Georgia" w:hAnsi="Georgia"/>
-          <w:b w:val="0"/>
-          <w:i w:val="0"/>
-          <w:sz w:val="24"/>
         </w:rPr>
         <w:t>Now, if one drives a vehicle ignoring those road signs, what happens? First, the vehicle veers off the road. Next, it goes into a ditch and falls down an abyss, getting shattered to pieces. In that very manner, a group of terms representing that state is mentioned in the Dhamma regarding hell: '*apāya, duggati, vinipāta, niraya*'. '*Apāya*' means falling away from the correct path. '*Duggati*' means taking the wrong path, like going down into a ditch. '*Vinipāta*' means falling headlong down an abyss. '*Niraya*' means being crushed to pieces, reaching a state where nothing is salvageable. One reaches such a state due to those evil deeds if one does not observe the Five Precepts. Virtue (*sīla*) means precepts (*sikkhāpada*). Why does one undertake and observe these precepts oneself? By recalling this daily, a person gives a certain advice to one's own mind: "Today, I must conduct myself within these Five Precepts." Just as a driver, upon seeing a road sign, reduces the speed of the vehicle if it is going too fast, or slows down if there are curves ahead. In that manner, these Five Precepts are presented as factors that help and support one in shaping one's way of life. Generally, some consider this to be a great hassle. Yet, those who think so do not say such things about the road signs on the street. If they are absent, they blame the government: "They should have placed a road sign there warning of a steep descent." But without considering such things in this saṃsāric journey, they blame the Buddhas, the Arahants, and the Sangha for telling them to observe these precepts. When they begin to burn and suffer from the consequences, only then do they realize the foolishness of what they did. That is why they are called '*bāla*', the ignorant person.</w:t>
       </w:r>
@@ -450,31 +463,36 @@
       <w:r>
         <w:rPr>
           <w:rFonts w:ascii="Georgia" w:hAnsi="Georgia"/>
-          <w:b w:val="0"/>
-          <w:i w:val="0"/>
-          <w:sz w:val="24"/>
         </w:rPr>
-        <w:t>Therefore, one must contemplate deeply based on the evidence available to us. Along with the Five Precepts, there are other related things—belonging to the ten unwholesome courses of action (*dasa-akusala*)—especially the factors concerning speech that were mentioned in the *ājīva-aṭṭhamaka-sīla* (virtue with livelihood as the eighth). Regarding speech, we usually treat a lie as a trivial thing. Slander and such things are also treated as trivial. But they bring about grave retributions. That is why the Blessed One laid down precepts to abstain from lying, slander, harsh speech, and frivolous talk. Because of these, one ruins the gift of speech—a rare inheritance—that one has received. The same applies to wrong livelihood (*micchā-ājīva*). In this day and age, such things have come to the forefront through the economy—since this is an era that forgets righteousness. But falling into ruin through such wrong livelihood—as we mentioned about the cattle butcher—there are many others. It is not only during the Buddha's time that beings existed in such hungry ghost states. In this era, because those possessing higher spiritual powers (*abhiññā*) are rare, there is no one to declare such matters. Even if there were, even the Buddha did not declare that matter until he had the witness of Venerable Mahā Moggallāna. Why did he not declare it? Lest they say, "The Buddha is lying to deceive us, creating these stories as if to fool small children," and by saying so, they would go to hell. That is why the Blessed One did not declare it. He did not declare it until the time came when Venerable Mahā Moggallāna stood as a witness to that matter. Today, it is just the same. In this era, even if someone rarely sees these things and speaks of them, they are not believed. Yet, the very people who do not believe these things, throwing away what is written in the Dhamma books as old stories, are ready to accept them with utmost reverence if a Western scientist declares something about them.</w:t>
+        <w:t xml:space="preserve">Therefore, one must contemplate deeply based on the evidence available to us. Along with the Five Precepts, there are other related things—belonging to the ten unwholesome courses of action (*dasa-akusala*)—especially the factors concerning speech that were mentioned in the *ājīva-aṭṭhamaka-sīla* (virtue with livelihood as </w:t>
+      </w:r>
+      <w:r>
+        <w:rPr>
+          <w:rFonts w:ascii="Georgia" w:hAnsi="Georgia"/>
+        </w:rPr>
+        <w:lastRenderedPageBreak/>
+        <w:t>the eighth). Regarding speech, we usually treat a lie as a trivial thing. Slander and such things are also treated as trivial. But they bring about grave retributions. That is why the Blessed One laid down precepts to abstain from lying, slander, harsh speech, and frivolous talk. Because of these, one ruins the gift of speech—a rare inheritance—that one has received. The same applies to wrong livelihood (*micchā-ājīva*). In this day and age, such things have come to the forefront through the economy—since this is an era that forgets righteousness. But falling into ruin through such wrong livelihood—as we mentioned about the cattle butcher—there are many others. It is not only during the Buddha's time that beings existed in such hungry ghost states. In this era, because those possessing higher spiritual powers (*abhiññā*) are rare, there is no one to declare such matters. Even if there were, even the Buddha did not declare that matter until he had the witness of Venerable Mahā Moggallāna. Why did he not declare it? Lest they say, "The Buddha is lying to deceive us, creating these stories as if to fool small children," and by saying so, they would go to hell. That is why the Blessed One did not declare it. He did not declare it until the time came when Venerable Mahā Moggallāna stood as a witness to that matter. Today, it is just the same. In this era, even if someone rarely sees these things and speaks of them, they are not believed. Yet, the very people who do not believe these things, throwing away what is written in the Dhamma books as old stories, are ready to accept them with utmost reverence if a Western scientist declares something about them.</w:t>
       </w:r>
     </w:p>
     <w:p>
       <w:r>
         <w:rPr>
           <w:rFonts w:ascii="Georgia" w:hAnsi="Georgia"/>
-          <w:b w:val="0"/>
-          <w:i w:val="0"/>
-          <w:sz w:val="24"/>
         </w:rPr>
-        <w:t>Although the word of the Buddha does not need any external support, in this day and age, even Western scientists have had their eyes opened regarding this kamma. You must be hearing about such matters regularly through various means. In some, a memory of past lives (*jātissara-ñāṇa*) arises during childhood. What are famous in the world as reincarnation stories are such occurrences. This is because, in childhood, some small children remember past lives—mostly how they lived in their previous life, how they died, and even the kammas they committed. Truly amazing information about them. Furthermore, through hypnosis, by putting someone into a hypnotic sleep and bringing up their past memories, Westerners have discovered ways to unearth where they lived in the past and what they did and said. These are somewhat like child's play compared to the knowledge of Buddhas and Arahants like Mahā Moggallāna. Yet, even such things are good evidence for someone in this day and age to believe with confidence. Also, about a century ago, in America—when speaking of America back then, they knew practically nothing about Buddhism, kamma, or the natural law of kamma. It was such an era of darkness. But in such a country, there was a Catholic gentleman named Edgar Cayce. That gentleman had not even heard the word kamma in his daily life. However, after entering a hypnotic trance, he gained the ability to describe his own past lives, the kammas that caused them, and the karmic retributions (*kamma-vipāka*) that caused the illnesses of the patients who came to him. The records of the illnesses of the patients who came to him are still stored in a separate library, and even professors conduct research on them and write books. To mention one or two examples, a man came with an eye condition that was close to blindness. On that occasion, Edgar Cayce declared the cause for it. He said that although medicine, social welfare activities, and meritorious deeds might alleviate the illness to a great extent, it could not be completely cured beyond that. Why? Because: "Thousands of years ago, you were born in a certain primitive tribe. What was your job? It was to blind the eyes of enemies captured by your tribe. Since you performed that duty of blinding eyes very well, your eyes cannot be cured beyond this. You cannot be freed from that blindness." Thus, Edgar Cayce determined.</w:t>
+        <w:t xml:space="preserve">Although the word of the Buddha does not need any external support, in this day and age, even Western scientists have had their eyes opened regarding this kamma. You must be hearing about such matters regularly through various means. In some, a memory of past lives (*jātissara-ñāṇa*) arises during childhood. What are famous in the world as reincarnation stories are such occurrences. This is because, in childhood, some small children remember past lives—mostly how they lived in their previous life, how they died, and even the kammas they committed. Truly amazing information about them. Furthermore, through hypnosis, by putting someone into a hypnotic sleep and bringing up their past memories, Westerners have discovered ways to unearth where they lived in the past and what they did and said. These are somewhat like child's play compared to the knowledge of Buddhas and Arahants like Mahā Moggallāna. Yet, even such things are good evidence for someone in this day and age to believe with confidence. Also, about a century ago, in America—when speaking of America back then, they knew practically nothing about Buddhism, kamma, or the natural law of kamma. It was such an era of darkness. But in such a country, there was a Catholic gentleman named Edgar Cayce. That gentleman had not even heard the word kamma in his daily life. However, after entering a hypnotic trance, he gained the ability to describe his own past lives, the kammas that caused them, and the karmic retributions (*kamma-vipāka*) that caused the illnesses of the patients who came to him. The records of the illnesses of the patients who came to him are still stored in a separate library, and even professors conduct research on them and write books. To mention one or two examples, a man came with an eye condition that was close to blindness. On that occasion, Edgar Cayce declared the </w:t>
+      </w:r>
+      <w:r>
+        <w:rPr>
+          <w:rFonts w:ascii="Georgia" w:hAnsi="Georgia"/>
+        </w:rPr>
+        <w:lastRenderedPageBreak/>
+        <w:t>cause for it. He said that although medicine, social welfare activities, and meritorious deeds might alleviate the illness to a great extent, it could not be completely cured beyond that. Why? Because: "Thousands of years ago, you were born in a certain primitive tribe. What was your job? It was to blind the eyes of enemies captured by your tribe. Since you performed that duty of blinding eyes very well, your eyes cannot be cured beyond this. You cannot be freed from that blindness." Thus, Edgar Cayce determined.</w:t>
       </w:r>
     </w:p>
     <w:p>
       <w:r>
         <w:rPr>
           <w:rFonts w:ascii="Georgia" w:hAnsi="Georgia"/>
-          <w:b w:val="0"/>
-          <w:i w:val="0"/>
-          <w:sz w:val="24"/>
         </w:rPr>
         <w:t>According to that, we can realize that the results of kamma exist in the world not only during the Buddha's time but even in this era. What is rare is those who can see them and present the facts about them with reasons. That is the situation. Therefore, next, one must consider: how do we escape from this kamma? By avoiding these unwholesome kammas, avoiding evil deeds, and traveling as much as possible on the path of Dhamma—now, most of the time, one resorts to these evil deeds because intention (*cetanā*) operates so rapidly in the mind. Now, everyone is capable of understanding whether one's intention is pure or impure, good or bad—when an intention arises, whether it is a good one or a bad one. Even if it is a bad one, some people, knowing that the bad intention is bad, continue to encourage it, acting and speaking in accordance with it. What is the cause of such an inclination? The lack of development of the mind. That is why the Blessed One declares that, without stopping at virtue (*sīla*) alone—without stopping at merely giving those road signs—the Blessed One next points out a more systematic, more beneficial, and superior path to escape from this terrifying nature of suffering (*dukkha*) in saṃsāra. The Blessed One brings forth a power for beings to escape completely from this order of kamma, from the results of kamma, and from kamma itself. What assists in this is concentration (*samādhi*) and wisdom (*paññā*). Having purified the mind with virtue, one then steadies the mind through concentration. One develops the power to keep the mind on a single object. For such a person, compared to the one mentioned earlier, when the intention moves toward the bad side, there arises a power through concentration to stop it immediately. And the power to escape even more deeply from these karmic forces arises through wisdom. Realizing the true nature of the world directly, there is nothing to be taken as 'I' and 'mine'. What is here is the state of not-self (*anattā*). This great existence of saṃsāra is itself suffering (*dukkha*), and its cause is craving (*taṇhā*). The cessation of this craving is Nibbāna. The path that helps this is the Noble Eightfold Path—this is the comprehension of the Four Noble Truths. That is what is called wisdom (*paññā*).</w:t>
       </w:r>
@@ -483,31 +501,36 @@
       <w:r>
         <w:rPr>
           <w:rFonts w:ascii="Georgia" w:hAnsi="Georgia"/>
-          <w:b w:val="0"/>
-          <w:i w:val="0"/>
-          <w:sz w:val="24"/>
         </w:rPr>
-        <w:t>If someone develops that wisdom supramundanely—if that person, at the first stage, as a Stream-enterer (*sotāpanna*), has comprehended the Four Noble Truths—a distinct change occurs in that person's intentions. To what extent is that change? It is such that they no longer commit unwholesome deeds that lead to lower realms. Usually, a person can go to hell even due to a single, grave, evil thought arising in a split second. Such is the terrifying behavior of the mind. This mind operates at a speed so rapid that it cannot be compared to any vehicle or machine in the world. If this mind, operating at such a speed, turns to the bad side even for a single moment—if a wrong thought, a wrong word, or a wrong deed is directed toward a Buddha or an Arahant—that is enough to boil in hell for aeons. Many are delighted to see a very fast vehicle. But the driver of that vehicle bears a massive responsibility. If the machinery to stop that vehicle at will is not proper, or if there are various defects, a terrible accident will occur to their lives while traveling at high speed. In the same way, regarding this mind, the Blessed One points out that due to its very rapid nature, if it is directed toward the bad side, one has to suffer severe consequences. However, the Stream-enterer has stopped the mind to some extent. Due to the power of stopping that mind, due to that realization of truth—wisdom—the Stream-enterer limits the entire saṃsāric existence to a maximum of seven births and escapes from it. This means they are born only seven more times. Not only that, but the change that occurs in that mind is so great that the wrong notion of a self, the idea that there is a soul, called the view of existing group (*sakkāya-diṭṭhi*), is removed from that person. The Stream-enterer, who has attained the fruit of stream-entry, not only receives the relief of being born only seven more times in saṃsāra, but they also cannot commit evil deeds that lead to hell. What is the reason? It is that change which occurs in the mind. Through the power of stopping the mind, and also through that wisdom, that person's attachment to deeds is reduced. The responsibility for those deeds is reduced. As we mentioned earlier, the responsibility one takes for performing a kamma is exactly the responsibility one must take for suffering its result. Therefore, while some have to suffer the consequences in hell and other places for a long time due to that view of tightly grasping 'I' and 'mine', that situation is reduced for the Stream-enterer due to that realization.</w:t>
+        <w:t xml:space="preserve">If someone develops that wisdom supramundanely—if that person, at the first stage, as a Stream-enterer (*sotāpanna*), has comprehended the Four Noble Truths—a distinct change occurs in that person's intentions. To what extent is that change? It is such that they no longer commit unwholesome deeds that lead to lower realms. Usually, a person can go to hell even due to a single, grave, evil thought arising in a split second. Such is the terrifying behavior of the mind. This mind operates at a speed so rapid that it cannot be compared to any vehicle or machine in the world. If this mind, operating at such a speed, turns to the bad side even for a single </w:t>
+      </w:r>
+      <w:r>
+        <w:rPr>
+          <w:rFonts w:ascii="Georgia" w:hAnsi="Georgia"/>
+        </w:rPr>
+        <w:lastRenderedPageBreak/>
+        <w:t>moment—if a wrong thought, a wrong word, or a wrong deed is directed toward a Buddha or an Arahant—that is enough to boil in hell for aeons. Many are delighted to see a very fast vehicle. But the driver of that vehicle bears a massive responsibility. If the machinery to stop that vehicle at will is not proper, or if there are various defects, a terrible accident will occur to their lives while traveling at high speed. In the same way, regarding this mind, the Blessed One points out that due to its very rapid nature, if it is directed toward the bad side, one has to suffer severe consequences. However, the Stream-enterer has stopped the mind to some extent. Due to the power of stopping that mind, due to that realization of truth—wisdom—the Stream-enterer limits the entire saṃsāric existence to a maximum of seven births and escapes from it. This means they are born only seven more times. Not only that, but the change that occurs in that mind is so great that the wrong notion of a self, the idea that there is a soul, called the view of existing group (*sakkāya-diṭṭhi*), is removed from that person. The Stream-enterer, who has attained the fruit of stream-entry, not only receives the relief of being born only seven more times in saṃsāra, but they also cannot commit evil deeds that lead to hell. What is the reason? It is that change which occurs in the mind. Through the power of stopping the mind, and also through that wisdom, that person's attachment to deeds is reduced. The responsibility for those deeds is reduced. As we mentioned earlier, the responsibility one takes for performing a kamma is exactly the responsibility one must take for suffering its result. Therefore, while some have to suffer the consequences in hell and other places for a long time due to that view of tightly grasping 'I' and 'mine', that situation is reduced for the Stream-enterer due to that realization.</w:t>
       </w:r>
     </w:p>
     <w:p>
       <w:r>
         <w:rPr>
           <w:rFonts w:ascii="Georgia" w:hAnsi="Georgia"/>
-          <w:b w:val="0"/>
-          <w:i w:val="0"/>
-          <w:sz w:val="24"/>
         </w:rPr>
-        <w:t>Similarly, when one becomes a Once-returner (*sakadāgāmi*) and a Non-returner (*anāgāmi*): the Once-returner comes to this world only once more. The Non-returner does not return to this world again. Reborn in the Brahma world, they attain final Nibbāna (*pariNibbāna) there itself. For the Arahant, there is no birth (*jāti*) after this. Yet, such is the influence of kamma that they still have to undergo some retribution in this very life as kamma to be experienced in the present life (*diṭṭhadhamma-vedanīya*). Due to past kammas or certain kammas committed in this very life, they must undergo those retributions that are to be experienced only in this present life. From this, we can see on one hand how powerful kamma is. Even Buddhas and Arahants had to undergo their retributions, as results of past kammas. You must have often heard of Venerable Mahā Moggallāna, a monk of such great psychic power, yet in the end, five hundred bandits crushed his bones, and he had to pass away into final Nibbāna. Why? Because in the very distant past, he had beaten and killed his parents. Accordingly, one can understand the terrifying nature of this kamma on one hand. On the other hand, what we must reflect upon is this wondrous path pointed out by the Blessed One to escape from that kamma. In this world, there are two wheels: the wheel of kamma and the wheel of Dhamma. It is this wheel of kamma that operates in the most terrifying manner in the world. No being caught in it has any escape from that law of kamma. In whatever manner they perform kamma, in that very manner they have to suffer terrifying retributions. But the Blessed One points out the wheel of Dhamma. As we explained earlier, by walking on this Noble Eightfold Path, avoiding unwholesome states and walking on the wholesome path, purifying body and speech with virtue, calming the mind with concentration, and then seeing the true nature of this world with insight-wisdom—if someone has comprehended the three characteristics of impermanent (*anicca*), suffering (*dukkha*), and not-self (*anattā*) at the first level of Stream-entry—that person escapes from those unwholesome kammas that lead to hell, and is born only seven more times. Then, going gradually in that manner, the Arahant finally puts an end to this entire saṃsāric existence and attains that supreme realization of Nibbāna.</w:t>
+        <w:t xml:space="preserve">Similarly, when one becomes a Once-returner (*sakadāgāmi*) and a Non-returner (*anāgāmi*): the Once-returner comes to this world only once more. The Non-returner does not return to this world again. Reborn in the Brahma world, they attain final Nibbāna (*pariNibbāna) there itself. For the Arahant, there is no birth (*jāti*) after this. Yet, such is the influence of kamma that they still have to undergo some retribution in this very life as kamma to be experienced in the present life (*diṭṭhadhamma-vedanīya*). Due to past kammas or certain kammas committed in this very life, they must undergo those retributions that are to be experienced only in this present life. From this, we can see on one hand how powerful kamma is. Even Buddhas and Arahants had to undergo their retributions, as results of past kammas. You must have often heard of Venerable Mahā Moggallāna, a monk of such great psychic power, yet in the end, five hundred bandits crushed his bones, and he had to pass away into final Nibbāna. Why? Because in the very distant past, he had beaten and killed his parents. Accordingly, one can understand the terrifying nature of this kamma on one hand. On the other hand, what we must reflect upon is this wondrous path pointed out by the Blessed One to escape from that kamma. In this world, there are two wheels: the wheel of kamma and the wheel of Dhamma. It is this wheel of kamma that operates in the most terrifying manner in the world. No being caught in it has any escape from that law of kamma. In whatever manner they perform kamma, in that very manner they have to suffer terrifying retributions. But the Blessed One </w:t>
+      </w:r>
+      <w:r>
+        <w:rPr>
+          <w:rFonts w:ascii="Georgia" w:hAnsi="Georgia"/>
+        </w:rPr>
+        <w:lastRenderedPageBreak/>
+        <w:t>points out the wheel of Dhamma. As we explained earlier, by walking on this Noble Eightfold Path, avoiding unwholesome states and walking on the wholesome path, purifying body and speech with virtue, calming the mind with concentration, and then seeing the true nature of this world with insight-wisdom—if someone has comprehended the three characteristics of impermanent (*anicca*), suffering (*dukkha*), and not-self (*anattā*) at the first level of Stream-entry—that person escapes from those unwholesome kammas that lead to hell, and is born only seven more times. Then, going gradually in that manner, the Arahant finally puts an end to this entire saṃsāric existence and attains that supreme realization of Nibbāna.</w:t>
       </w:r>
     </w:p>
     <w:p>
       <w:r>
         <w:rPr>
           <w:rFonts w:ascii="Georgia" w:hAnsi="Georgia"/>
-          <w:b w:val="0"/>
-          <w:i w:val="0"/>
-          <w:sz w:val="24"/>
         </w:rPr>
         <w:t>Therefore, you devotees must contemplate accordingly. One must not think of this kamma as mere stories in old books, that they are lies or exaggerated fabrications. These are wondrous, yet true. For the natural laws operating in this universe, the things we see, sometimes appear very small. When we look at the sky, we see small stars—tiny specks of stars. Yet when scientists describe their actual size, we see stars in a different light. Such wondrous things exist all around us. When scientists describe the size of a star, the size of this moon in the sky, the size of the sun, we believe them because they are scientists. Likewise, how massive are the things that appear small to us in reality? When one reflects on what the Blessed One declared regarding time and space, a great spiritual urgency arises. For such a long time, across such vast space, we have traveled in saṃsāra as beings, haven't we? The Blessed One has declared that no beginning can be seen to this saṃsāra. Covered by ignorance (*avijjā*) and bound by craving (*taṇhā*) due to not knowing the Four Noble Truths, the duration of beings traveling in this saṃsāra cannot be fully described even by a Buddha. It is so endless that it cannot be fully told. The Blessed One brings to light such a wondrous state of affairs that arouses spiritual urgency in one. Even if we do not believe in these Dhamma matters, we proudly proclaim what scientists and astronomers say as great wonders. Sights far more wondrous have been declared by the Blessed One regarding this saṃsāra. In truth, the comprehension of those external things, what has been revealed about them, is mostly used by the world on the unwholesome side—inclining more and more toward fivefold sensual pleasures (*pañca-kāma*) to cultivate this world.</w:t>
       </w:r>
@@ -516,20 +539,21 @@
       <w:r>
         <w:rPr>
           <w:rFonts w:ascii="Georgia" w:hAnsi="Georgia"/>
-          <w:b w:val="0"/>
-          <w:i w:val="0"/>
-          <w:sz w:val="24"/>
         </w:rPr>
-        <w:t>The Blessed One has declared, "*Na siyā lokavaḍḍhano*"—one should not be a world-cultivator. What needs to be done is not the cultivation of the world, but escaping from the world, escaping from this saṃsāra. It is that which helps to escape from saṃsāra that the Buddhas have declared in this Dhamma. That is what is called this wheel of Dhamma. The power of this wheel of kamma can be broken only by the wheel of Dhamma. Therefore, we must reflect, we must indeed question ourselves: are we going to keep spinning the wheel of kamma in this saṃsāra for an infinite time, or are we going to strive to turn the wheel of Dhamma, declared by the Blessed One, within our own minds? Turning the wheel of Dhamma means, as mentioned, to discipline body and speech to settle our minds, by undertaking as a starting point a certain virtue (*sīla*)—whether the Five Precepts, these Uposatha Eight Precepts, or the Ten Precepts—and striving to observe them properly day by day. Through the peace gained from calming body and speech, one then strives to anchor this wandering mind on a single thought through concentration (*samādhi*), using a subject of meditation (*kammaṭṭhāna*) such as thoughts of loving-kindness (*mettā*), mindfulness of breathing (*ānāpānasati*) which directs the mind to the in-breaths and out-breaths, contemplation of foulness (*asubha-bhāvanā*), or mindfulness of death (*maraṇasati*). The concentration gained from this gives one an understanding of the entire power of the mind. "There is such immense power in my mind, isn't there? I did not understand this all this time; I was utilizing only a tiny fraction of it," such an understanding arises if one is somehow able to bring forth concentration.</w:t>
+        <w:t xml:space="preserve">The Blessed One has declared, "*Na siyā lokavaḍḍhano*"—one should not be a world-cultivator. What needs to be done is not the cultivation of the world, but escaping from the world, escaping from this saṃsāra. It is that which helps to escape from saṃsāra that the Buddhas have declared in this Dhamma. That is what is called this wheel of Dhamma. The power of this wheel of kamma can be broken only by the wheel of Dhamma. Therefore, we must reflect, we must indeed question ourselves: are we going to keep spinning the wheel of kamma in this saṃsāra for an infinite time, or are we going to strive to turn the wheel of Dhamma, declared by the Blessed One, within our own minds? Turning the wheel of Dhamma means, as mentioned, to discipline body and speech to settle our minds, by undertaking as a starting point a certain virtue (*sīla*)—whether the Five Precepts, these Uposatha Eight Precepts, or the Ten Precepts—and striving to observe them properly day by day. Through the </w:t>
+      </w:r>
+      <w:r>
+        <w:rPr>
+          <w:rFonts w:ascii="Georgia" w:hAnsi="Georgia"/>
+        </w:rPr>
+        <w:lastRenderedPageBreak/>
+        <w:t>peace gained from calming body and speech, one then strives to anchor this wandering mind on a single thought through concentration (*samādhi*), using a subject of meditation (*kammaṭṭhāna*) such as thoughts of loving-kindness (*mettā*), mindfulness of breathing (*ānāpānasati*) which directs the mind to the in-breaths and out-breaths, contemplation of foulness (*asubha-bhāvanā*), or mindfulness of death (*maraṇasati*). The concentration gained from this gives one an understanding of the entire power of the mind. "There is such immense power in my mind, isn't there? I did not understand this all this time; I was utilizing only a tiny fraction of it," such an understanding arises if one is somehow able to bring forth concentration.</w:t>
       </w:r>
     </w:p>
     <w:p>
       <w:r>
         <w:rPr>
           <w:rFonts w:ascii="Georgia" w:hAnsi="Georgia"/>
-          <w:b w:val="0"/>
-          <w:i w:val="0"/>
-          <w:sz w:val="24"/>
         </w:rPr>
         <w:t>And it does not stop there. Why do we steady this mind? It is to comprehend the true nature of this life of mine, of the world. It is to escape from this saṃsāra. The fundamental matter that helps in this has been pointed out by the Blessed One as the Four Noble Truths. This entire saṃsāra—including gods, deities, and Brahmas, and those beings said to be enjoying pleasure—is suffering (*dukkha*). Why is it suffering? Because all these things are impermanent (*anicca*). Nothing can be kept in a permanent state. Whatever is impermanent, because of that very quality, because of its unstable nature, brings about suffering. It is suffering. In that nature of suffering, there is that changing thing which cannot be kept under one's control as 'I' and 'mine'; there is a state in the world that cannot be governed by oneself. Therefore, the Blessed One pointed out three characteristics: impermanent (*anicca*), suffering (*dukkha*), and not-self (*anattā*). When contemplating wisely, these characteristics can be seen in everything in the world. One must strive to develop the eye capable of seeing these characteristics. That eye is called the 'eye of insight' (*vipassanā-cakkhu*). Insight (*vipassanā*) means seeing through. To facilitate that seeing, various instruments have been invented in the world in this day and age. There are microscopes to see extremely small things magnified. Microscopes, and telescopes to see far. All of these are things done through external instruments. But this insight is the seeing of the true nature of the world, as pointed out by the Blessed One, by purifying one's own mind. What helps in that is constantly contemplating the arising and passing away of things in the world. Everyone can do this according to their own capacity: our in-breaths and out-breaths, the way parts of our body arise and pass away, the fate of the food and drink we consume, the fate of the expensive clothes we buy at various shops. In everything—the fate of our small children whom we cuddle so much. Then they grow up gradually, reach old age, walk with walking sticks, and finally, just like lifting a small child, when they reach old age as grandpas and grandmas, they have to be lifted.</w:t>
       </w:r>
@@ -538,20 +562,21 @@
       <w:r>
         <w:rPr>
           <w:rFonts w:ascii="Georgia" w:hAnsi="Georgia"/>
-          <w:b w:val="0"/>
-          <w:i w:val="0"/>
-          <w:sz w:val="24"/>
         </w:rPr>
-        <w:t>Such a state of affairs exists in the world. One must contemplate them constantly. Through that, the true nature of this world becomes visible, bringing about a certain disenchantment (*nibbidā*) toward this saṃsāra—many do not like the word disenchantment—but to the extent that a certain disenchantment toward saṃsāra arises, to that extent all that insight-wisdom (*vipassanā-paññā*)—that wisdom—is developed. The power to escape from saṃsāra is sharpened within oneself. In that manner, practicing insight in the past, lay disciples, no matter how poor their livelihood or how uneducated they were, by thinking in accordance with the Dhamma, and developing virtue, concentration, and wisdom to the best of their ability, even attained supramundane path states—Stream-entry, Once-returning, Non-returning, and Arahantship—right in their own homes, as recorded in the Dhamma.</w:t>
+        <w:t xml:space="preserve">Such a state of affairs exists in the world. One must contemplate them constantly. Through that, the true nature of this world becomes visible, bringing about a certain disenchantment (*nibbidā*) toward this saṃsāra—many do not like the word disenchantment—but to the extent that a certain disenchantment toward saṃsāra arises, to that extent all that insight-wisdom (*vipassanā-paññā*)—that wisdom—is developed. The power to escape from saṃsāra is sharpened within oneself. In that </w:t>
+      </w:r>
+      <w:r>
+        <w:rPr>
+          <w:rFonts w:ascii="Georgia" w:hAnsi="Georgia"/>
+        </w:rPr>
+        <w:lastRenderedPageBreak/>
+        <w:t>manner, practicing insight in the past, lay disciples, no matter how poor their livelihood or how uneducated they were, by thinking in accordance with the Dhamma, and developing virtue, concentration, and wisdom to the best of their ability, even attained supramundane path states—Stream-entry, Once-returning, Non-returning, and Arahantship—right in their own homes, as recorded in the Dhamma.</w:t>
       </w:r>
     </w:p>
     <w:p>
       <w:r>
         <w:rPr>
           <w:rFonts w:ascii="Georgia" w:hAnsi="Georgia"/>
-          <w:b w:val="0"/>
-          <w:i w:val="0"/>
-          <w:sz w:val="24"/>
         </w:rPr>
         <w:t>Therefore, why did you devotees listen so much about kamma? It is to escape from this kamma. Remembering that the Dhamma is what helps to escape from this kamma, today on this Poya day, this devout gathering has undertaken a valuable virtue, the *ājīva-aṭṭhamaka-sīla*, and has focused the mind on the Dhamma, listening to it for this long. The merit of listening to the Dhamma (*dhamma-savanamaya-kusala*) is a certain growth that occurs within our mind. If we describe this growth in terms of qualities, we can show that the mind grew in faith (*saddhā*). It is with great faith that you devotees came to this place to listen to the Dhamma. Next, according to that faith, for this long—a certain energy (*viriya*) that enabled you to sit on the ground like this—with the determination that "somehow I must listen to this Dhamma," you generated energy. That too is a state arisen in the mind. Faith, energy, and then while listening to the Dhamma, you applied mindfulness (*sati*) to pay attention to every single word. Next, when that mindfulness was applied for a long time, for about an hour, a certain degree of concentration (*samādhi*), one-pointedness of mind, arose. Through that one-pointedness, deep understandings arise regarding the things you heard and read, even if heard repeatedly. That is what is called wisdom (*paññā*). In this manner, you should rejoice that you had the opportunity to deposit within your minds, in varying measures, the spiritual faculties and powers (*indriya* and *bala*)—faith, energy, mindfulness, concentration, and wisdom—which assist in attaining Nibbāna.</w:t>
       </w:r>
@@ -560,9 +585,6 @@
       <w:r>
         <w:rPr>
           <w:rFonts w:ascii="Georgia" w:hAnsi="Georgia"/>
-          <w:b w:val="0"/>
-          <w:i w:val="0"/>
-          <w:sz w:val="24"/>
         </w:rPr>
         <w:t>Therefore, today, this meritorious group, without postponing to the future the strength gained through turning to the Dhamma, must bring the Dhamma closer to daily life to sharpen it further within this very life. Although Western countries have highly developed other external economic matters and become prosperous, they have realized the value of the Dhamma. No matter how much wealth humans have accumulated in those foreign lands, having become mentally unstable, turning to drugs, and falling into various other terrifying disasters, they are now searching for the Dhamma. In contrast, the people of our country are throwing away this Dhamma of ours, chasing after all those conditions coming from the West, and heading toward the path of decline. In such an era, you wise devotees should rejoice, thinking that today you spent this hour to nourish your minds with the Dhamma, to escape from saṃsāric suffering (*dukkha*), and to develop within yourselves the strength to realize the supreme Dhamma of Nibbāna.</w:t>
       </w:r>
@@ -571,30 +593,25 @@
       <w:r>
         <w:rPr>
           <w:rFonts w:ascii="Georgia" w:hAnsi="Georgia"/>
-          <w:b w:val="0"/>
-          <w:i w:val="0"/>
-          <w:sz w:val="24"/>
         </w:rPr>
-        <w:t>Now, you must resolve, especially that through the blessings of listening to this Dhamma, may you have the strength and power to develop virtue, concentration, and wisdom, not in the future but in this very life, and realize as soon as possible the path and fruit realizations of Stream-entry, Once-returning, Non-returning, and Arahantship, thereby finding peace in the supreme, deathless, great Nibbāna. You should make that aspiration. Likewise, we now share with the world this store of merit accumulated through the preaching and listening of the Dhamma. There are those who know the value of these merits, even if our ordinary world does not. May the assembly of gods and Brahmas, the assembly of Sasana-protecting deities and Brahmas, and whatever deities reside over this place, share in this merit of preaching and listening to the Dhamma accumulated by us during this hour. Having shared in it, may they find peace in the supreme, deathless, great Nibbāna through whatever Bodhi (awakening) they have aspired for! We should also make the aspiration: "May they protect us and the Sasana!" Similarly, may all beings from Avīci up to Akaniṭṭha, including our departed relatives, share in this merit of our preaching and listening to the Dhamma, and if they are in any woeful states, may they be released from them, reach happy states, walk on the path of Dhamma, and through the realization of the paths and fruits of Stream-entry, Once-returning, Non-returning, and Arahantship, or through their aspired Bodhi, escape from this terrifying saṃsāric suffering (*dukkha*) and find peace in the supreme, deathless, great Nibbāna! Having made such an aspiration, now recite those stanzas and transfer the merits.</w:t>
+        <w:t xml:space="preserve">Now, you must resolve, especially that through the blessings of listening to this Dhamma, may you have the strength and power to develop virtue, concentration, and wisdom, not in the future but in this very life, and realize as soon as possible the path </w:t>
+      </w:r>
+      <w:r>
+        <w:rPr>
+          <w:rFonts w:ascii="Georgia" w:hAnsi="Georgia"/>
+        </w:rPr>
+        <w:lastRenderedPageBreak/>
+        <w:t>and fruit realizations of Stream-entry, Once-returning, Non-returning, and Arahantship, thereby finding peace in the supreme, deathless, great Nibbāna. You should make that aspiration. Likewise, we now share with the world this store of merit accumulated through the preaching and listening of the Dhamma. There are those who know the value of these merits, even if our ordinary world does not. May the assembly of gods and Brahmas, the assembly of Sasana-protecting deities and Brahmas, and whatever deities reside over this place, share in this merit of preaching and listening to the Dhamma accumulated by us during this hour. Having shared in it, may they find peace in the supreme, deathless, great Nibbāna through whatever Bodhi (awakening) they have aspired for! We should also make the aspiration: "May they protect us and the Sasana!" Similarly, may all beings from Avīci up to Akaniṭṭha, including our departed relatives, share in this merit of our preaching and listening to the Dhamma, and if they are in any woeful states, may they be released from them, reach happy states, walk on the path of Dhamma, and through the realization of the paths and fruits of Stream-entry, Once-returning, Non-returning, and Arahantship, or through their aspired Bodhi, escape from this terrifying saṃsāric suffering (*dukkha*) and find peace in the supreme, deathless, great Nibbāna! Having made such an aspiration, now recite those stanzas and transfer the merits.</w:t>
       </w:r>
     </w:p>
     <w:p>
       <w:r>
         <w:rPr>
           <w:rFonts w:ascii="Georgia" w:hAnsi="Georgia"/>
-          <w:b w:val="0"/>
-          <w:i w:val="0"/>
-          <w:sz w:val="24"/>
         </w:rPr>
         <w:t>“*Ettāvatā ca amhehi.........*”</w:t>
       </w:r>
     </w:p>
-    <w:sectPr>
-      <w:pgSz w:w="12240" w:h="15840"/>
-      <w:pgMar w:top="1440" w:right="1800" w:bottom="1440" w:left="1800" w:header="720" w:footer="720" w:gutter="0"/>
-      <w:cols w:space="720"/>
-      <w:docGrid w:linePitch="360"/>
-    </w:sectPr>
   </w:body>
 </w:document>
 </file>

--- a/docx/sermon_012_ENGLISH.docx
+++ b/docx/sermon_012_ENGLISH.docx
@@ -3,25 +3,22 @@
 <w:document xmlns:wpc="http://schemas.microsoft.com/office/word/2010/wordprocessingCanvas" xmlns:mo="http://schemas.microsoft.com/office/mac/office/2008/main" xmlns:mc="http://schemas.openxmlformats.org/markup-compatibility/2006" xmlns:mv="urn:schemas-microsoft-com:mac:vml" xmlns:o="urn:schemas-microsoft-com:office:office" xmlns:r="http://schemas.openxmlformats.org/officeDocument/2006/relationships" xmlns:m="http://schemas.openxmlformats.org/officeDocument/2006/math" xmlns:v="urn:schemas-microsoft-com:vml" xmlns:wp14="http://schemas.microsoft.com/office/word/2010/wordprocessingDrawing" xmlns:wp="http://schemas.openxmlformats.org/drawingml/2006/wordprocessingDrawing" xmlns:w10="urn:schemas-microsoft-com:office:word" xmlns:w="http://schemas.openxmlformats.org/wordprocessingml/2006/main" xmlns:w14="http://schemas.microsoft.com/office/word/2010/wordml" xmlns:wpg="http://schemas.microsoft.com/office/word/2010/wordprocessingGroup" xmlns:wpi="http://schemas.microsoft.com/office/word/2010/wordprocessingInk" xmlns:wne="http://schemas.microsoft.com/office/word/2006/wordml" xmlns:wps="http://schemas.microsoft.com/office/word/2010/wordprocessingShape" mc:Ignorable="w14 wp14">
   <w:body>
     <w:p>
-      <w:pPr>
-        <w:pStyle w:val="Heading1"/>
-      </w:pPr>
-      <w:bookmarkStart w:id="14" w:name="_Toc242628795"/>
       <w:r>
         <w:rPr>
           <w:rFonts w:ascii="Georgia" w:hAnsi="Georgia"/>
           <w:b/>
+          <w:i w:val="0"/>
           <w:sz w:val="32"/>
         </w:rPr>
-        <w:lastRenderedPageBreak/>
         <w:t>Pahankanuwa Sermon #12</w:t>
       </w:r>
-      <w:bookmarkEnd w:id="14"/>
     </w:p>
     <w:p>
       <w:r>
         <w:rPr>
           <w:rFonts w:ascii="Georgia" w:hAnsi="Georgia"/>
+          <w:b w:val="0"/>
+          <w:i w:val="0"/>
           <w:sz w:val="22"/>
         </w:rPr>
         <w:t>English Translation</w:t>
@@ -31,6 +28,8 @@
       <w:r>
         <w:rPr>
           <w:rFonts w:ascii="Georgia" w:hAnsi="Georgia"/>
+          <w:b w:val="0"/>
+          <w:i w:val="0"/>
           <w:sz w:val="22"/>
         </w:rPr>
         <w:t>Translated from Sinhala</w:t>
@@ -41,7 +40,9 @@
         <w:rPr>
           <w:rFonts w:ascii="Georgia" w:hAnsi="Georgia"/>
           <w:b/>
+          <w:i w:val="0"/>
           <w:color w:val="000000"/>
+          <w:sz w:val="24"/>
         </w:rPr>
         <w:t>Author: Ven. Katukurunde Nanananda Thero</w:t>
       </w:r>
@@ -50,6 +51,9 @@
       <w:r>
         <w:rPr>
           <w:rFonts w:ascii="Georgia" w:hAnsi="Georgia"/>
+          <w:b w:val="0"/>
+          <w:i w:val="0"/>
+          <w:sz w:val="24"/>
         </w:rPr>
         <w:t>(Pahankaṇuwa Sinhala Audio Dhamma Sermon No. )</w:t>
       </w:r>
@@ -58,6 +62,9 @@
       <w:r>
         <w:rPr>
           <w:rFonts w:ascii="Georgia" w:hAnsi="Georgia"/>
+          <w:b w:val="0"/>
+          <w:i w:val="0"/>
+          <w:sz w:val="24"/>
         </w:rPr>
         <w:t>Namo tassa bhagavato arahato sammāsambuddhassa</w:t>
       </w:r>
@@ -66,6 +73,9 @@
       <w:r>
         <w:rPr>
           <w:rFonts w:ascii="Georgia" w:hAnsi="Georgia"/>
+          <w:b w:val="0"/>
+          <w:i w:val="0"/>
+          <w:sz w:val="24"/>
         </w:rPr>
         <w:t>(Homage to the Blessed One, the Worthy One, the Fully Self-Enlightened One)</w:t>
       </w:r>
@@ -75,6 +85,7 @@
         <w:rPr>
           <w:rFonts w:ascii="Georgia" w:hAnsi="Georgia"/>
           <w:b/>
+          <w:i w:val="0"/>
           <w:color w:val="000000"/>
           <w:sz w:val="22"/>
         </w:rPr>
@@ -85,6 +96,7 @@
       <w:r>
         <w:rPr>
           <w:rFonts w:ascii="Georgia" w:hAnsi="Georgia"/>
+          <w:b w:val="0"/>
           <w:i/>
           <w:color w:val="000000"/>
           <w:sz w:val="28"/>
@@ -97,6 +109,7 @@
         <w:rPr>
           <w:rFonts w:ascii="Georgia" w:hAnsi="Georgia"/>
           <w:b/>
+          <w:i w:val="0"/>
           <w:sz w:val="22"/>
         </w:rPr>
         <w:t>From:</w:t>
@@ -106,6 +119,8 @@
       <w:r>
         <w:rPr>
           <w:rFonts w:ascii="Georgia" w:hAnsi="Georgia"/>
+          <w:b w:val="0"/>
+          <w:i w:val="0"/>
           <w:color w:val="000000"/>
           <w:sz w:val="28"/>
         </w:rPr>
@@ -116,6 +131,9 @@
       <w:r>
         <w:rPr>
           <w:rFonts w:ascii="Georgia" w:hAnsi="Georgia"/>
+          <w:b w:val="0"/>
+          <w:i w:val="0"/>
+          <w:sz w:val="24"/>
         </w:rPr>
         <w:t>Dear Listeners,</w:t>
       </w:r>
@@ -124,6 +142,9 @@
       <w:r>
         <w:rPr>
           <w:rFonts w:ascii="Georgia" w:hAnsi="Georgia"/>
+          <w:b w:val="0"/>
+          <w:i w:val="0"/>
+          <w:sz w:val="24"/>
         </w:rPr>
         <w:t>The Blessed One has pointed out on many occasions, with concrete evidence, how beings in this saṃsāra fall into ruin, burning and suffering due to their lack of understanding of the gravity of the results of kamma (*kamma-vipāka*), indeed, due to having no proper comprehension of it. In this Dispensation, the word used for an ignorant person is '*bāla*' (the fool). In common parlance, '*bāla*' refers to a young child. Even if it is a small child, if they attempt to grab a flame out of ignorance, they are bound to be burnt and suffer. What is the reason for that? The very nature of fire is to burn. Similarly, there is a law called the order of kamma (*kamma-niyāma*). It is a universal, natural law. There is a certain law in nature itself, called the order of kamma, which applies equally even to Buddhas and Arahants. According to this order of kamma, if someone commits an unwholesome kamma (evil deed), even if it was done out of ignorance, even if it was done without any faith or belief in the results of kamma, they will still have to suffer its severe consequences. The background story to the stanza we have chosen as our theme is also a story that reveals the terrifying nature of the results of kamma.</w:t>
       </w:r>
@@ -132,21 +153,20 @@
       <w:r>
         <w:rPr>
           <w:rFonts w:ascii="Georgia" w:hAnsi="Georgia"/>
+          <w:b w:val="0"/>
+          <w:i w:val="0"/>
+          <w:sz w:val="24"/>
         </w:rPr>
-        <w:t xml:space="preserve">During the time when the Buddha was residing at the Veḷuvana monastery, one day, while the Venerable Mahā Moggallāna was descending from the Gijjhakūṭa (Vulture's Peak) mountain together with the Venerable Lakkhaṇa, Ven. Mahā Moggallāna saw with his divine eye (*dibba-cakkhu*) a hungry ghost (*peta*) with the form of a python, about twenty-five leagues (*yojanas*) long. This was a hungry ghost named Ajagara. Flames of fire rose from the head of this hungry ghost and swept down to the end of his body. Then, flames rose from the tail end of his body and swept up to his head. Flames also burst from both sides of his body and met in the middle. Seeing </w:t>
-      </w:r>
-      <w:r>
-        <w:rPr>
-          <w:rFonts w:ascii="Georgia" w:hAnsi="Georgia"/>
-        </w:rPr>
-        <w:lastRenderedPageBreak/>
-        <w:t>this kind of sight, the Venerable Mahā Moggallāna smiled. Seeing this smile, Venerable Lakkhaṇa asked, "Venerable Sir, why did you smile?" Then Venerable Mahā Moggallāna replied, "I will not answer that question now. Ask this question in the presence of the Blessed One."</w:t>
+        <w:t>During the time when the Buddha was residing at the Veḷuvana monastery, one day, while the Venerable Mahā Moggallāna was descending from the Gijjhakūṭa (Vulture's Peak) mountain together with the Venerable Lakkhaṇa, Ven. Mahā Moggallāna saw with his divine eye (*dibba-cakkhu*) a hungry ghost (*peta*) with the form of a python, about twenty-five leagues (*yojanas*) long. This was a hungry ghost named Ajagara. Flames of fire rose from the head of this hungry ghost and swept down to the end of his body. Then, flames rose from the tail end of his body and swept up to his head. Flames also burst from both sides of his body and met in the middle. Seeing this kind of sight, the Venerable Mahā Moggallāna smiled. Seeing this smile, Venerable Lakkhaṇa asked, "Venerable Sir, why did you smile?" Then Venerable Mahā Moggallāna replied, "I will not answer that question now. Ask this question in the presence of the Blessed One."</w:t>
       </w:r>
     </w:p>
     <w:p>
       <w:r>
         <w:rPr>
           <w:rFonts w:ascii="Georgia" w:hAnsi="Georgia"/>
+          <w:b w:val="0"/>
+          <w:i w:val="0"/>
+          <w:sz w:val="24"/>
         </w:rPr>
         <w:t>Later on, when Venerable Mahā Moggallāna, Venerable Lakkhaṇa, and the assembly of monks were seated in the Dhamma Hall, in the presence of the Buddha, Venerable Lakkhaṇa asked that same question to Venerable Mahā Moggallāna: "Why did you smile?" Venerable Mahā Moggallāna explained, "I saw such and such a sight. Such a massive hungry ghost body was engulfed in flames in this manner. Seeing this, I thought that I had never seen such a being before, and a smile arose in me due to the extraordinary nature of that sight." Then the Blessed One addressed the monks: "Monks, my disciples live with eyes, with knowledge. I too saw that very sight at the foot of the Bodhi tree, at the very moment of attaining Buddhahood. However, I did not declare it because, due to the extraordinary nature of this sight, ordinary people might not believe it, and by doubting me, they would accumulate demerit; they would generate unwholesome states (*akusala*). That is why I did not declare it. But now, since Moggallāna is here as a witness to this matter, I shall now declare it." Thus spoke the Blessed One.</w:t>
       </w:r>
@@ -155,6 +175,9 @@
       <w:r>
         <w:rPr>
           <w:rFonts w:ascii="Georgia" w:hAnsi="Georgia"/>
+          <w:b w:val="0"/>
+          <w:i w:val="0"/>
+          <w:sz w:val="24"/>
         </w:rPr>
         <w:t>At that moment, the bhikkhus asked, "Reverend Sir, Blessed One, what was the past evil kamma committed by this hungry ghost?" The Blessed One then brought forth the past account. During the time of the Buddha Kassapa, there was a very wealthy treasurer (*seṭṭhi*) named Sumangala. To construct a perfumed chamber (*gandhakuṭi*)—that is, a monastery dwelling place—for Buddha Kassapa, he paved the ground with golden bricks and built a dwelling over a large area at immense expense. Furthermore, he spent heavily on the offering ceremony of the monastery. Just as the treasurer Anāthapiṇḍika built the Jetavana monastery for our Buddha, this treasurer built this monastery. One day, while going early in the morning to see the Buddha, he noticed a certain man sleeping in a hall near the city gate. That man was a thief. Even though the thief was sleeping, he had wandered about all night, and his feet were covered in mud. Seeing this, the treasurer casually remarked to those with him, "This man must have wandered about all night and is now sleeping during the day." The thief overheard this. He was sleeping with his head covered in a yellow cloth. Uncovering his head, he looked up, recognized the treasurer, and conceived a deep hatred and anger, thinking, "Very well, I know what to do to you."</w:t>
       </w:r>
@@ -163,21 +186,20 @@
       <w:r>
         <w:rPr>
           <w:rFonts w:ascii="Georgia" w:hAnsi="Georgia"/>
+          <w:b w:val="0"/>
+          <w:i w:val="0"/>
+          <w:sz w:val="24"/>
         </w:rPr>
-        <w:t xml:space="preserve">Thereafter, in revenge for those words, what did this thief do? He set fire to the treasurer's ripe crop field seven times. He also cut the hamstrings of the oxen in the treasurer's cattle-shed. Next, he set fire to the treasurer's mansion seven times. Even after doing all this, unable to quench his anger, the man befriended one of the treasurer’s close servants and asked what the treasurer held most dear. The servant replied that there was nothing the treasurer loved more than the monastery—the perfumed chamber—he had built for the Buddha. Then the thief thought, "Very well, I will quench my anger by setting fire to the Buddha's perfumed chamber." While </w:t>
-      </w:r>
-      <w:r>
-        <w:rPr>
-          <w:rFonts w:ascii="Georgia" w:hAnsi="Georgia"/>
-        </w:rPr>
-        <w:lastRenderedPageBreak/>
-        <w:t>Buddha Kassapa was away on his alms-round, the thief smashed all the water vessels near the chamber and set fire to the dwelling. The treasurer heard that the chamber was on fire. By the time he arrived there, the chamber was completely burnt down. The treasurer did not feel any grief or sorrow over this. Instead, he clapped his hands joyfully. The people standing nearby asked, "Sir, why do you clap your hands in this manner when the chamber you built at such immense cost is burnt down?" The treasurer replied, "I have deposited my wealth in a place where it cannot be destroyed by fire, thieves, enemies, or water—that is, in the Sasana (Dispensation) of the Buddha. That is not lost. Now I have been given another opportunity to deposit an equal amount of wealth in the same manner—as a treasury of merit. It is because of that, out of that joy, that I clapped my hands."</w:t>
+        <w:t>Thereafter, in revenge for those words, what did this thief do? He set fire to the treasurer's ripe crop field seven times. He also cut the hamstrings of the oxen in the treasurer's cattle-shed. Next, he set fire to the treasurer's mansion seven times. Even after doing all this, unable to quench his anger, the man befriended one of the treasurer’s close servants and asked what the treasurer held most dear. The servant replied that there was nothing the treasurer loved more than the monastery—the perfumed chamber—he had built for the Buddha. Then the thief thought, "Very well, I will quench my anger by setting fire to the Buddha's perfumed chamber." While Buddha Kassapa was away on his alms-round, the thief smashed all the water vessels near the chamber and set fire to the dwelling. The treasurer heard that the chamber was on fire. By the time he arrived there, the chamber was completely burnt down. The treasurer did not feel any grief or sorrow over this. Instead, he clapped his hands joyfully. The people standing nearby asked, "Sir, why do you clap your hands in this manner when the chamber you built at such immense cost is burnt down?" The treasurer replied, "I have deposited my wealth in a place where it cannot be destroyed by fire, thieves, enemies, or water—that is, in the Sasana (Dispensation) of the Buddha. That is not lost. Now I have been given another opportunity to deposit an equal amount of wealth in the same manner—as a treasury of merit. It is because of that, out of that joy, that I clapped my hands."</w:t>
       </w:r>
     </w:p>
     <w:p>
       <w:r>
         <w:rPr>
           <w:rFonts w:ascii="Georgia" w:hAnsi="Georgia"/>
+          <w:b w:val="0"/>
+          <w:i w:val="0"/>
+          <w:sz w:val="24"/>
         </w:rPr>
         <w:t>Having declared so, just as he said, the treasurer spent another massive sum of money, paving with golden bricks, and built a monastery for the Buddha, for Buddha Kassapa. Having built it and spending immensely, as the dedication ceremony of the monastery, he offered alms for seven days to Buddha Kassapa and twenty thousand bhikkhus. Meanwhile, the thief thought, "Even though I have done so much, I have not been able to discourage this treasurer. Now there is nothing else to do. I must kill this treasurer." With a dagger concealed in his waist, he loitered around the monastery during those seven days, intending to kill the treasurer. However, he found no opportunity. On the seventh day, after offering alms to the Buddha and the Sangha, and while inviting the Buddha for the transfer of merit, the treasurer announced, "Venerable Sir, Blessed One, some person, harboring ill-will towards me, set fire to my field seven times in this manner. He also cut the hamstrings of my cattle seven times in the cattle-shed. He set fire to my house seven times. I believe it must have been this same person who set fire to the perfumed chamber of the Blessed One as well. Yet, I share the very first portion of the merit of this meritorious deed with that person." Thus, the treasurer declared.</w:t>
       </w:r>
@@ -186,6 +208,9 @@
       <w:r>
         <w:rPr>
           <w:rFonts w:ascii="Georgia" w:hAnsi="Georgia"/>
+          <w:b w:val="0"/>
+          <w:i w:val="0"/>
+          <w:sz w:val="24"/>
         </w:rPr>
         <w:t>Hearing this, the thief was struck with deep spiritual urgency (*saṃvega*). "Alas! Did I bring such ruin upon a person like this? Such a wonderful, forgiving person! If I do not ask for forgiveness now, a thunderbolt might fall upon my head." Thinking so, he quickly ran and fell at the treasurer's feet, crying, "Forgive me, master!" The treasurer asked, "Why, what is this?" The thief replied, "It was I who caused so many destructions and damages to you." Hearing these things, the treasurer asked, "What was the reason for doing so much? I have never seen you before. Why did you harbor such hatred toward me?" The thief then reminded him: "On such and such a day, while I was sleeping in that hall, you said these words. I conceived intense anger over that." At that moment, the treasurer asked the thief for forgiveness, saying, "Forgive me for saying such a thing." The thief felt even greater spiritual urgency. Then the thief said, "Master, if you have indeed forgiven me, please take me along with my wife and children into your service as slaves." The treasurer replied, "Just because I said that one small word, you caused me so much harm. If I keep you in my house now, how could I ever speak with you? I have no need for your slavery. Now, I have forgiven you. Rise and go your way."</w:t>
       </w:r>
@@ -194,8 +219,10 @@
       <w:r>
         <w:rPr>
           <w:rFonts w:ascii="Georgia" w:hAnsi="Georgia"/>
+          <w:b w:val="0"/>
+          <w:i w:val="0"/>
+          <w:sz w:val="24"/>
         </w:rPr>
-        <w:lastRenderedPageBreak/>
         <w:t>Thus, in a truly remarkable manner, the thief received forgiveness from the treasurer. But though he received forgiveness from the treasurer, he did not receive forgiveness from kamma. Therefore, the Blessed One—our Buddha—declared: "That thief, after death, was reborn in the Avīci hell (*niraya*). Having burned and boiled there for an extremely long time, now, as the remaining portion of that kamma, he has been reborn as a hungry ghost with that kind of form, burning in flames." Having declared this matter, the Blessed One then declared: "This is how those foolish, ignorant people, fools, commit evil deeds and, as a result, burn as if in forest fires due to their lack of understanding." Saying this, he uttered the stanza we mentioned earlier:</w:t>
       </w:r>
     </w:p>
@@ -203,6 +230,9 @@
       <w:r>
         <w:rPr>
           <w:rFonts w:ascii="Georgia" w:hAnsi="Georgia"/>
+          <w:b w:val="0"/>
+          <w:i w:val="0"/>
+          <w:sz w:val="24"/>
         </w:rPr>
         <w:t>*Atha pāpāni kammāni – karaṃ bālo na bujjhati*</w:t>
       </w:r>
@@ -211,6 +241,9 @@
       <w:r>
         <w:rPr>
           <w:rFonts w:ascii="Georgia" w:hAnsi="Georgia"/>
+          <w:b w:val="0"/>
+          <w:i w:val="0"/>
+          <w:sz w:val="24"/>
         </w:rPr>
         <w:t>*Sehi kammehi dummedho – aggidaḍḍhova tappati*</w:t>
       </w:r>
@@ -219,6 +252,9 @@
       <w:r>
         <w:rPr>
           <w:rFonts w:ascii="Georgia" w:hAnsi="Georgia"/>
+          <w:b w:val="0"/>
+          <w:i w:val="0"/>
+          <w:sz w:val="24"/>
         </w:rPr>
         <w:t>In the Dhamma, the term '*bāla*' (fool) is not used in the sense of a young child, as we mentioned earlier, but rather the character of the fool is defined as:</w:t>
       </w:r>
@@ -227,6 +263,9 @@
       <w:r>
         <w:rPr>
           <w:rFonts w:ascii="Georgia" w:hAnsi="Georgia"/>
+          <w:b w:val="0"/>
+          <w:i w:val="0"/>
+          <w:sz w:val="24"/>
         </w:rPr>
         <w:t>*duccintitacintī, dubbhāsitabhāsī, dukkatakammakārī*</w:t>
       </w:r>
@@ -235,6 +274,9 @@
       <w:r>
         <w:rPr>
           <w:rFonts w:ascii="Georgia" w:hAnsi="Georgia"/>
+          <w:b w:val="0"/>
+          <w:i w:val="0"/>
+          <w:sz w:val="24"/>
         </w:rPr>
         <w:t>This means his thoughts are very bad, his words are bad, and his deeds are bad. It is such a person who is called a fool. Thus, such a fool, while committing evil deeds, does not know the side of their consequences. He does not know the gravity of those results. The Buddha uttered this stanza expressing the idea that committing evil deeds in this way, one is tormented by one's own deeds, just like being burnt by fire. It is recorded that upon hearing this, many people realized the paths and fruits (*magga-phala*).</w:t>
       </w:r>
@@ -243,6 +285,9 @@
       <w:r>
         <w:rPr>
           <w:rFonts w:ascii="Georgia" w:hAnsi="Georgia"/>
+          <w:b w:val="0"/>
+          <w:i w:val="0"/>
+          <w:sz w:val="24"/>
         </w:rPr>
         <w:t>Now, based on this story, there are two aspects we can take and consider as exemplary lessons. When we reflect on the behavior of the thief in this story, one is astonished. Can anger and hatred go to such lengths? Even though it was not a remark that warranted such rage, hearing the words casually spoken by the treasurer, this thief developed such intense hatred, and then, to quench that hatred, he set fires. Like one trying to extinguish fire with fire, he set fire to the treasurer's field, to his house, and even to the perfumed chamber of the Blessed One. That is how the world tries to quench hatred. There are many such examples even in this day and age. They set fires to extinguish fires. And having set fires in that manner, the final retribution is exactly of the same nature.</w:t>
       </w:r>
@@ -251,6 +296,9 @@
       <w:r>
         <w:rPr>
           <w:rFonts w:ascii="Georgia" w:hAnsi="Georgia"/>
+          <w:b w:val="0"/>
+          <w:i w:val="0"/>
+          <w:sz w:val="24"/>
         </w:rPr>
         <w:t>The Blessed One has declared that often, the retribution of a kamma bears the very same form as the kamma itself. This order of kamma is a natural law operating in the world. The Blessed One often points to the law of seeds (*bīja-niyāma*) as an analogy:</w:t>
       </w:r>
@@ -259,6 +307,9 @@
       <w:r>
         <w:rPr>
           <w:rFonts w:ascii="Georgia" w:hAnsi="Georgia"/>
+          <w:b w:val="0"/>
+          <w:i w:val="0"/>
+          <w:sz w:val="24"/>
         </w:rPr>
         <w:t>*Yādisaṃ vapate bījaṃ – tādisaṃ harate phalaṃ*</w:t>
       </w:r>
@@ -267,6 +318,9 @@
       <w:r>
         <w:rPr>
           <w:rFonts w:ascii="Georgia" w:hAnsi="Georgia"/>
+          <w:b w:val="0"/>
+          <w:i w:val="0"/>
+          <w:sz w:val="24"/>
         </w:rPr>
         <w:t>*Kalyāṇakārī kalyāṇaṃ – pāpakārī ca pāpakaṃ*</w:t>
       </w:r>
@@ -275,8 +329,10 @@
       <w:r>
         <w:rPr>
           <w:rFonts w:ascii="Georgia" w:hAnsi="Georgia"/>
+          <w:b w:val="0"/>
+          <w:i w:val="0"/>
+          <w:sz w:val="24"/>
         </w:rPr>
-        <w:lastRenderedPageBreak/>
         <w:t>The Blessed One has declared that in whatever manner one sows a seed, in that very manner does one reap its fruit. Following that, the analysis of kamma is presented: "*kalyāṇakārī kalyāṇaṃ*"—the doer of good reaps good, receiving pleasant results; "*pāpakārī ca pāpakaṃ*"—if one commits an unwholesome deed, one reaps bad results from it. Just as when a mango seed or grape seed is planted, it yields sweet fruit, whereas margosa (*kohomba*) or bitter-gourd (*karavila*) yields bitter fruit. There is such a natural order. Thus, just as he gave fire to others, the burning of fire was returned to him. In this way, one has to suffer grave retributions. There are countless such examples in the Dhamma.</w:t>
       </w:r>
     </w:p>
@@ -284,6 +340,9 @@
       <w:r>
         <w:rPr>
           <w:rFonts w:ascii="Georgia" w:hAnsi="Georgia"/>
+          <w:b w:val="0"/>
+          <w:i w:val="0"/>
+          <w:sz w:val="24"/>
         </w:rPr>
         <w:t>This was just one sight seen by Venerable Mahā Moggallāna while descending the Gijjhakūṭa mountain. A number of such sights are recorded. For instance, in one place it is mentioned that as Venerable Mahā Moggallāna was descending the Gijjhakūṭa mountain, he saw a skeleton flying through the air. A hungry ghost in the form of a skeleton. Facing that flight, hawks, crows, and vultures pecked between its ribs. This skeleton was flying about wailing. The Blessed One explained that the cause for this was that in this very city of Rājagaha, this hungry ghost had been a cattle butcher—a person who slaughtered cattle. Similarly, another account is given of another hungry ghost body flying through the air. That body had hairs that were sharp like swords. While flying, those sword-like sharp hairs would fly up and fall back piercing its own body. Meanwhile, that hungry ghost wailed and screamed. In this manner, many extraordinary sights regarding those hungry ghost realms are shown. Yet, far more terrifying than that is the suffering (*dukkha*) in hells (*niraya*) such as Avīci. The Blessed One declared that they are so extreme that there is no analogy to describe them. Hell is a vast, terrifying ocean of suffering, impossible to describe even by a Buddha's mouth. Then there is the hungry ghost realm, and then the animal realm—the animal world we see. Regarding that too, the Blessed One declared that the sufferings (*dukkha*) in the animal world are beyond description. Furthermore, even after coming to this human world, beings still suffer the results of those kammas. Yet, they do not realize that these are the kammas committed in the past. Unaware of this, they commit more and more evil deeds. Such is the terrifying situation in the world regarding these kammas. Therefore, when reflecting on these results of kamma, we must take lessons from these accounts to shape our lives—not merely treating them as ordinary stories. The Blessed One has declared this natural law of kamma in its precise manner. Other teachers of that time saw it to some extent. However, the Blessed One understood kamma and its result (*kamma-vipāka*) with utmost depth. Moreover, the Blessed One pointed out the very path to escape from this saṃsāra where kamma operates. The Blessed One presented a certain passage as a subject of meditation (*kammaṭṭhāna*):</w:t>
       </w:r>
@@ -292,6 +351,9 @@
       <w:r>
         <w:rPr>
           <w:rFonts w:ascii="Georgia" w:hAnsi="Georgia"/>
+          <w:b w:val="0"/>
+          <w:i w:val="0"/>
+          <w:sz w:val="24"/>
         </w:rPr>
         <w:t>*Kammasakohamhi kamma-dāyādo kamma-yoni kamma-bandhu kamma-paṭisaraṇo.*</w:t>
       </w:r>
@@ -300,6 +362,9 @@
       <w:r>
         <w:rPr>
           <w:rFonts w:ascii="Georgia" w:hAnsi="Georgia"/>
+          <w:b w:val="0"/>
+          <w:i w:val="0"/>
+          <w:sz w:val="24"/>
         </w:rPr>
         <w:t>*Yaṃ kammaṃ karissāmi, kalyāṇaṃ vā pāpakaṃ vā, tassa dāyādo bhavissāmi.*</w:t>
       </w:r>
@@ -308,8 +373,10 @@
       <w:r>
         <w:rPr>
           <w:rFonts w:ascii="Georgia" w:hAnsi="Georgia"/>
+          <w:b w:val="0"/>
+          <w:i w:val="0"/>
+          <w:sz w:val="24"/>
         </w:rPr>
-        <w:lastRenderedPageBreak/>
         <w:t>The Blessed One presented this as a subject of meditation, advising that one should constantly contemplate this natural law of kamma. "*Abhiṇhaṃ paccavekkhitabbaṃ*"—it should be constantly reflected upon, constantly contemplated, as a subject of meditation. Its meaning is: "I am the owner of my kamma, kamma is my inheritance, kamma is my origin, kamma is my kinsman, kamma is my refuge. Whatever kamma I shall do, whether good or evil, of that I shall be the heir." Hearing this, one might think, when it says "kamma is my inheritance" or "kamma is mine," that one can do whatever one wants. But within this lies a terrifying, urgent truth. For this is not about doing whatever one pleases. Kamma has two aspects: good and bad. Because of ignorance (*avijjā*) and craving (*taṇhā*), the saṃsāric being is inclined toward the bad side far more than the good. Therefore, there is a terrifying responsibility, a powerful responsibility regarding this kamma. When we say "kamma is mine," "kamma is my inheritance," it is the bad side we have to reflect upon more. No matter how much pleasant retribution (*sukha-vipāka*) can be obtained through these—by doing meritorious deeds—because beings are so terribly inclined towards evil, it is evil kamma that is accumulated more in saṃsāra. It is because of such a state of affairs that the Blessed One says that through constantly contemplating kamma in this manner, one can even develop a profound disenchantment toward saṃsāra. It is a terrifying responsibility to say "kamma is mine." I cannot do as I please. It is subject to that natural order, the natural law operating in the world.</w:t>
       </w:r>
     </w:p>
@@ -317,105 +384,20 @@
       <w:r>
         <w:rPr>
           <w:rFonts w:ascii="Georgia" w:hAnsi="Georgia"/>
+          <w:b w:val="0"/>
+          <w:i w:val="0"/>
+          <w:sz w:val="24"/>
         </w:rPr>
-        <w:t xml:space="preserve">Next, the Blessed One declares this regarding kamma in a deeper sense: "*Cetanāhaṃ, bhikkhave, kammaṃ vadāmi. Cetayitvā kammaṃ karoti kāyena vācāya manasā.*" How do we identify this kamma? How one gets caught up in kamma can be a question for someone. Usually, the word kamma is also applied to action. Some call even mere physical activity 'kamma'. But in this Dispensation of the Buddha, the word kamma is applied precisely to intention (*cetanā*). "I say, monks, that intention is kamma." The Blessed One declared this. Therefore, one is bound by kamma according to this intention. "*Cetanāhaṃ, bhikkhave, kammaṃ vadāmi*"—Monks, I say intention is kamma. Why? "*Cetayitvā kammaṃ karoti kāyena vācāya manasā*"—having intended, one performs kamma by body, speech, and mind, accumulating kamma. Otherwise, there is no responsibility for actions that occur involuntarily. And this responsibility exists because one takes responsibility for it. Here lies a very strange state of affairs. One takes responsibility for kamma. How does one take responsibility? Based on the feeling of 'I' and 'mine' out of ignorance (*avijjā*). That is why, when we consider the Dhamma deeply, everything is done out of ignorance. Ignorance means 'I' and 'mine'. Egoism, selfishness. 'I' and 'mine'. "Because he is angry with me, I will kill him." "Because I need to eat, I kill animals." "Because I lack wealth, I steal from others." "For my pleasure, I do other things." In this way, centering on the ego, beings are driven to these unwholesome deeds. Therefore, it is due to ignorance that those </w:t>
-      </w:r>
-      <w:r>
-        <w:rPr>
-          <w:rFonts w:ascii="Georgia" w:hAnsi="Georgia"/>
-        </w:rPr>
-        <w:t>Preparations</w:t>
-      </w:r>
-      <w:r>
-        <w:rPr>
-          <w:rFonts w:ascii="Georgia" w:hAnsi="Georgia"/>
-        </w:rPr>
-        <w:t xml:space="preserve"> (*saṅkhāra*) exist. Due to ignorance, </w:t>
-      </w:r>
-      <w:r>
-        <w:rPr>
-          <w:rFonts w:ascii="Georgia" w:hAnsi="Georgia"/>
-        </w:rPr>
-        <w:t>Preparations</w:t>
-      </w:r>
-      <w:r>
-        <w:rPr>
-          <w:rFonts w:ascii="Georgia" w:hAnsi="Georgia"/>
-        </w:rPr>
-        <w:t xml:space="preserve"> (*saṅkhāra*) are accumulated. A part of these </w:t>
-      </w:r>
-      <w:r>
-        <w:rPr>
-          <w:rFonts w:ascii="Georgia" w:hAnsi="Georgia"/>
-        </w:rPr>
-        <w:t>Preparations</w:t>
-      </w:r>
-      <w:r>
-        <w:rPr>
-          <w:rFonts w:ascii="Georgia" w:hAnsi="Georgia"/>
-        </w:rPr>
-        <w:t xml:space="preserve"> (*saṅkhāra*) is what we call kamma. Whether meritorious </w:t>
-      </w:r>
-      <w:r>
-        <w:rPr>
-          <w:rFonts w:ascii="Georgia" w:hAnsi="Georgia"/>
-        </w:rPr>
-        <w:t>Preparations</w:t>
-      </w:r>
-      <w:r>
-        <w:rPr>
-          <w:rFonts w:ascii="Georgia" w:hAnsi="Georgia"/>
-        </w:rPr>
-        <w:t xml:space="preserve"> </w:t>
-      </w:r>
-      <w:r>
-        <w:rPr>
-          <w:rFonts w:ascii="Georgia" w:hAnsi="Georgia"/>
-        </w:rPr>
-        <w:lastRenderedPageBreak/>
-        <w:t xml:space="preserve">(*puññābhisaṅkhāra*), demeritorious </w:t>
-      </w:r>
-      <w:r>
-        <w:rPr>
-          <w:rFonts w:ascii="Georgia" w:hAnsi="Georgia"/>
-        </w:rPr>
-        <w:t>Preparations</w:t>
-      </w:r>
-      <w:r>
-        <w:rPr>
-          <w:rFonts w:ascii="Georgia" w:hAnsi="Georgia"/>
-        </w:rPr>
-        <w:t xml:space="preserve"> (*apuññābhisaṅkhāra*), or imperturbable </w:t>
-      </w:r>
-      <w:r>
-        <w:rPr>
-          <w:rFonts w:ascii="Georgia" w:hAnsi="Georgia"/>
-        </w:rPr>
-        <w:t>Preparations</w:t>
-      </w:r>
-      <w:r>
-        <w:rPr>
-          <w:rFonts w:ascii="Georgia" w:hAnsi="Georgia"/>
-        </w:rPr>
-        <w:t xml:space="preserve"> (*āneñjābhisaṅkhāra*), these </w:t>
-      </w:r>
-      <w:r>
-        <w:rPr>
-          <w:rFonts w:ascii="Georgia" w:hAnsi="Georgia"/>
-        </w:rPr>
-        <w:t>Preparations</w:t>
-      </w:r>
-      <w:r>
-        <w:rPr>
-          <w:rFonts w:ascii="Georgia" w:hAnsi="Georgia"/>
-        </w:rPr>
-        <w:t xml:space="preserve"> (*saṅkhāra*) are kamma itself. When contemplated deeply, it is the most subtle aspect of kamma itself.</w:t>
+        <w:t>Next, the Blessed One declares this regarding kamma in a deeper sense: "*Cetanāhaṃ, bhikkhave, kammaṃ vadāmi. Cetayitvā kammaṃ karoti kāyena vācāya manasā.*" How do we identify this kamma? How one gets caught up in kamma can be a question for someone. Usually, the word kamma is also applied to action. Some call even mere physical activity 'kamma'. But in this Dispensation of the Buddha, the word kamma is applied precisely to intention (*cetanā*). "I say, monks, that intention is kamma." The Blessed One declared this. Therefore, one is bound by kamma according to this intention. "*Cetanāhaṃ, bhikkhave, kammaṃ vadāmi*"—Monks, I say intention is kamma. Why? "*Cetayitvā kammaṃ karoti kāyena vācāya manasā*"—having intended, one performs kamma by body, speech, and mind, accumulating kamma. Otherwise, there is no responsibility for actions that occur involuntarily. And this responsibility exists because one takes responsibility for it. Here lies a very strange state of affairs. One takes responsibility for kamma. How does one take responsibility? Based on the feeling of 'I' and 'mine' out of ignorance (*avijjā*). That is why, when we consider the Dhamma deeply, everything is done out of ignorance. Ignorance means 'I' and 'mine'. Egoism, selfishness. 'I' and 'mine'. "Because he is angry with me, I will kill him." "Because I need to eat, I kill animals." "Because I lack wealth, I steal from others." "For my pleasure, I do other things." In this way, centering on the ego, beings are driven to these unwholesome deeds. Therefore, it is due to ignorance that those preparations (*saṅkhāra*) exist. Due to ignorance, preparations (*saṅkhāra*) are accumulated. A part of these preparations (*saṅkhāra*) is what we call kamma. Whether meritorious preparations (*puññābhisaṅkhāra*), demeritorious preparations (*apuññābhisaṅkhāra*), or imperturbable preparations (*āneñjābhisaṅkhāra*), these preparations (*saṅkhāra*) are kamma itself. When contemplated deeply, it is the most subtle aspect of kamma itself.</w:t>
       </w:r>
     </w:p>
     <w:p>
       <w:r>
         <w:rPr>
           <w:rFonts w:ascii="Georgia" w:hAnsi="Georgia"/>
+          <w:b w:val="0"/>
+          <w:i w:val="0"/>
+          <w:sz w:val="24"/>
         </w:rPr>
         <w:t>In that manner, it is due to ignorance (*avijjā*) that kamma is also accumulated. Since one holds oneself responsible for it—if one is responsible for the kamma, one must also be responsible for its result. That is why, even if unwilling, one is forced to undergo the terrifying results of those evil deeds. Understanding those results, a wise person should refrain from such evil deeds. The term '*bāla*' is applied to an ignorant person. In the Dhamma, the term '*paṇḍita*' (the wise) is used for a wise person. A wise person develops faith (*saddhā*) in the Buddha, establishes right view (*sammā-diṭṭhi*), distinguishes good from bad, understands merit and demerit, wholesome (*kusala*) and unwholesome (*akusala*), and strives to live accordingly. The ordinary pseudo-intellectual, however, succumbs to intellectualism, doubting, "Can this be possible?" and sometimes resorts to evil deeds to satisfy daily needs. Such a person is referred to in the Dhamma as a '*bāla*', a fool, an ignorant person.</w:t>
       </w:r>
@@ -424,6 +406,9 @@
       <w:r>
         <w:rPr>
           <w:rFonts w:ascii="Georgia" w:hAnsi="Georgia"/>
+          <w:b w:val="0"/>
+          <w:i w:val="0"/>
+          <w:sz w:val="24"/>
         </w:rPr>
         <w:t>Therefore, the Blessed One next points out that to help one discern this kamma, there are causes for this kamma. They are called causes (*hetu*) or origins (*nidāna*). The causes for evil kamma are greed (*lobha*), hatred (*dosa*), and delusion (*moha*). There is no need to define this anew to humans, to saṃsāric beings. When saṃsāric beings look into their own minds, they can easily recognize these three defilements (*kilesa*) as a sort of triangle: greed, hatred, and delusion. Delusion is, as we mentioned earlier, ignorance (*avijjā*). That feeling of 'I' and 'mine'. "Even if a thunderbolt strikes the other, I must live"—selfishness, egoism, that intense sense of 'I' and 'mine' is delusion. Because of this, toward what I like, there is greed; toward what I oppose or dislike, there is hatred. When contemplated wisely in this manner, it is due to greed, hatred, and delusion that all the evil deeds in the world occur. Many other defilements can be added to this, but fundamentally they are greed, hatred, and delusion. Next, wholesome states are presented—the opposite of those unwholesome ones.</w:t>
       </w:r>
@@ -432,21 +417,20 @@
       <w:r>
         <w:rPr>
           <w:rFonts w:ascii="Georgia" w:hAnsi="Georgia"/>
+          <w:b w:val="0"/>
+          <w:i w:val="0"/>
+          <w:sz w:val="24"/>
         </w:rPr>
-        <w:t xml:space="preserve">Then, what can be classified under the wholesome (*kusala*) side? They are designated as non-greed (*alobha*), non-hatred (*adosa*), and non-delusion (*amoha*). Non-greed, non-hatred, and non-delusion mean that if one frees the mind from greed, even for a single moment, that moment is wholesome. That is a wholesome mind. If one detaches the mind from hatred even for a moment—now, we can see from the behavior of that treasurer that he possessed the wholesome roots of non-hatred (*adosa*) within him, whereas the thief had unwholesome roots. In this manner, we can understand it. If one detaches oneself, even for a moment, from delusion—from the feeling of 'I' and 'mine'—and thinks a thought, utters a word, or performs an action, those fall under the wholesome side. Reflecting in this manner, the Blessed One has deeply analyzed and presented this kamma to us, as well as the </w:t>
-      </w:r>
-      <w:r>
-        <w:rPr>
-          <w:rFonts w:ascii="Georgia" w:hAnsi="Georgia"/>
-        </w:rPr>
-        <w:lastRenderedPageBreak/>
-        <w:t>side of its consequences and the way to recognize it. Next, the Blessed One has pointed out several other special factors that assist in practicing this.</w:t>
+        <w:t>Then, what can be classified under the wholesome (*kusala*) side? They are designated as non-greed (*alobha*), non-hatred (*adosa*), and non-delusion (*amoha*). Non-greed, non-hatred, and non-delusion mean that if one frees the mind from greed, even for a single moment, that moment is wholesome. That is a wholesome mind. If one detaches the mind from hatred even for a moment—now, we can see from the behavior of that treasurer that he possessed the wholesome roots of non-hatred (*adosa*) within him, whereas the thief had unwholesome roots. In this manner, we can understand it. If one detaches oneself, even for a moment, from delusion—from the feeling of 'I' and 'mine'—and thinks a thought, utters a word, or performs an action, those fall under the wholesome side. Reflecting in this manner, the Blessed One has deeply analyzed and presented this kamma to us, as well as the side of its consequences and the way to recognize it. Next, the Blessed One has pointed out several other special factors that assist in practicing this.</w:t>
       </w:r>
     </w:p>
     <w:p>
       <w:r>
         <w:rPr>
           <w:rFonts w:ascii="Georgia" w:hAnsi="Georgia"/>
+          <w:b w:val="0"/>
+          <w:i w:val="0"/>
+          <w:sz w:val="24"/>
         </w:rPr>
         <w:t>What is virtue (*sīla*)? When contemplating it wisely, these precepts—especially the five basic precepts in the Dhamma—are the Five Precepts (*pañca-sīla*). These Five Precepts are just like road signs that you see when traveling on a road. In some places, it says 'drive slowly', 'dangerous curves ahead', 'steep descent ahead'—notifying the driver in this manner. What happens if the driver does not have these notifications? He will drive at the vehicle's maximum speed and plunge into a terrifying abyss. Such is this saṃsāric journey. The Blessed One has presented these Five Precepts as road signs for the being traveling on this saṃsāric journey. Why? Because among evil deeds, five are shown as extremely severe. The things that bring about terrifying consequences in saṃsāra are what are contained in the Five Precepts: killing living beings, stealing, sexual misconduct, lying, and taking intoxicants (*surā-meraya*). Through these, one falls into intense oppression, burning, and torment in saṃsāra. Therefore, the Blessed One first reminds all beings traveling on this saṃsāric journey of these Five Precepts.</w:t>
       </w:r>
@@ -455,6 +439,9 @@
       <w:r>
         <w:rPr>
           <w:rFonts w:ascii="Georgia" w:hAnsi="Georgia"/>
+          <w:b w:val="0"/>
+          <w:i w:val="0"/>
+          <w:sz w:val="24"/>
         </w:rPr>
         <w:t>Now, if one drives a vehicle ignoring those road signs, what happens? First, the vehicle veers off the road. Next, it goes into a ditch and falls down an abyss, getting shattered to pieces. In that very manner, a group of terms representing that state is mentioned in the Dhamma regarding hell: '*apāya, duggati, vinipāta, niraya*'. '*Apāya*' means falling away from the correct path. '*Duggati*' means taking the wrong path, like going down into a ditch. '*Vinipāta*' means falling headlong down an abyss. '*Niraya*' means being crushed to pieces, reaching a state where nothing is salvageable. One reaches such a state due to those evil deeds if one does not observe the Five Precepts. Virtue (*sīla*) means precepts (*sikkhāpada*). Why does one undertake and observe these precepts oneself? By recalling this daily, a person gives a certain advice to one's own mind: "Today, I must conduct myself within these Five Precepts." Just as a driver, upon seeing a road sign, reduces the speed of the vehicle if it is going too fast, or slows down if there are curves ahead. In that manner, these Five Precepts are presented as factors that help and support one in shaping one's way of life. Generally, some consider this to be a great hassle. Yet, those who think so do not say such things about the road signs on the street. If they are absent, they blame the government: "They should have placed a road sign there warning of a steep descent." But without considering such things in this saṃsāric journey, they blame the Buddhas, the Arahants, and the Sangha for telling them to observe these precepts. When they begin to burn and suffer from the consequences, only then do they realize the foolishness of what they did. That is why they are called '*bāla*', the ignorant person.</w:t>
       </w:r>
@@ -463,36 +450,31 @@
       <w:r>
         <w:rPr>
           <w:rFonts w:ascii="Georgia" w:hAnsi="Georgia"/>
+          <w:b w:val="0"/>
+          <w:i w:val="0"/>
+          <w:sz w:val="24"/>
         </w:rPr>
-        <w:t xml:space="preserve">Therefore, one must contemplate deeply based on the evidence available to us. Along with the Five Precepts, there are other related things—belonging to the ten unwholesome courses of action (*dasa-akusala*)—especially the factors concerning speech that were mentioned in the *ājīva-aṭṭhamaka-sīla* (virtue with livelihood as </w:t>
-      </w:r>
-      <w:r>
-        <w:rPr>
-          <w:rFonts w:ascii="Georgia" w:hAnsi="Georgia"/>
-        </w:rPr>
-        <w:lastRenderedPageBreak/>
-        <w:t>the eighth). Regarding speech, we usually treat a lie as a trivial thing. Slander and such things are also treated as trivial. But they bring about grave retributions. That is why the Blessed One laid down precepts to abstain from lying, slander, harsh speech, and frivolous talk. Because of these, one ruins the gift of speech—a rare inheritance—that one has received. The same applies to wrong livelihood (*micchā-ājīva*). In this day and age, such things have come to the forefront through the economy—since this is an era that forgets righteousness. But falling into ruin through such wrong livelihood—as we mentioned about the cattle butcher—there are many others. It is not only during the Buddha's time that beings existed in such hungry ghost states. In this era, because those possessing higher spiritual powers (*abhiññā*) are rare, there is no one to declare such matters. Even if there were, even the Buddha did not declare that matter until he had the witness of Venerable Mahā Moggallāna. Why did he not declare it? Lest they say, "The Buddha is lying to deceive us, creating these stories as if to fool small children," and by saying so, they would go to hell. That is why the Blessed One did not declare it. He did not declare it until the time came when Venerable Mahā Moggallāna stood as a witness to that matter. Today, it is just the same. In this era, even if someone rarely sees these things and speaks of them, they are not believed. Yet, the very people who do not believe these things, throwing away what is written in the Dhamma books as old stories, are ready to accept them with utmost reverence if a Western scientist declares something about them.</w:t>
+        <w:t>Therefore, one must contemplate deeply based on the evidence available to us. Along with the Five Precepts, there are other related things—belonging to the ten unwholesome courses of action (*dasa-akusala*)—especially the factors concerning speech that were mentioned in the *ājīva-aṭṭhamaka-sīla* (virtue with livelihood as the eighth). Regarding speech, we usually treat a lie as a trivial thing. Slander and such things are also treated as trivial. But they bring about grave retributions. That is why the Blessed One laid down precepts to abstain from lying, slander, harsh speech, and frivolous talk. Because of these, one ruins the gift of speech—a rare inheritance—that one has received. The same applies to wrong livelihood (*micchā-ājīva*). In this day and age, such things have come to the forefront through the economy—since this is an era that forgets righteousness. But falling into ruin through such wrong livelihood—as we mentioned about the cattle butcher—there are many others. It is not only during the Buddha's time that beings existed in such hungry ghost states. In this era, because those possessing higher spiritual powers (*abhiññā*) are rare, there is no one to declare such matters. Even if there were, even the Buddha did not declare that matter until he had the witness of Venerable Mahā Moggallāna. Why did he not declare it? Lest they say, "The Buddha is lying to deceive us, creating these stories as if to fool small children," and by saying so, they would go to hell. That is why the Blessed One did not declare it. He did not declare it until the time came when Venerable Mahā Moggallāna stood as a witness to that matter. Today, it is just the same. In this era, even if someone rarely sees these things and speaks of them, they are not believed. Yet, the very people who do not believe these things, throwing away what is written in the Dhamma books as old stories, are ready to accept them with utmost reverence if a Western scientist declares something about them.</w:t>
       </w:r>
     </w:p>
     <w:p>
       <w:r>
         <w:rPr>
           <w:rFonts w:ascii="Georgia" w:hAnsi="Georgia"/>
+          <w:b w:val="0"/>
+          <w:i w:val="0"/>
+          <w:sz w:val="24"/>
         </w:rPr>
-        <w:t xml:space="preserve">Although the word of the Buddha does not need any external support, in this day and age, even Western scientists have had their eyes opened regarding this kamma. You must be hearing about such matters regularly through various means. In some, a memory of past lives (*jātissara-ñāṇa*) arises during childhood. What are famous in the world as reincarnation stories are such occurrences. This is because, in childhood, some small children remember past lives—mostly how they lived in their previous life, how they died, and even the kammas they committed. Truly amazing information about them. Furthermore, through hypnosis, by putting someone into a hypnotic sleep and bringing up their past memories, Westerners have discovered ways to unearth where they lived in the past and what they did and said. These are somewhat like child's play compared to the knowledge of Buddhas and Arahants like Mahā Moggallāna. Yet, even such things are good evidence for someone in this day and age to believe with confidence. Also, about a century ago, in America—when speaking of America back then, they knew practically nothing about Buddhism, kamma, or the natural law of kamma. It was such an era of darkness. But in such a country, there was a Catholic gentleman named Edgar Cayce. That gentleman had not even heard the word kamma in his daily life. However, after entering a hypnotic trance, he gained the ability to describe his own past lives, the kammas that caused them, and the karmic retributions (*kamma-vipāka*) that caused the illnesses of the patients who came to him. The records of the illnesses of the patients who came to him are still stored in a separate library, and even professors conduct research on them and write books. To mention one or two examples, a man came with an eye condition that was close to blindness. On that occasion, Edgar Cayce declared the </w:t>
-      </w:r>
-      <w:r>
-        <w:rPr>
-          <w:rFonts w:ascii="Georgia" w:hAnsi="Georgia"/>
-        </w:rPr>
-        <w:lastRenderedPageBreak/>
-        <w:t>cause for it. He said that although medicine, social welfare activities, and meritorious deeds might alleviate the illness to a great extent, it could not be completely cured beyond that. Why? Because: "Thousands of years ago, you were born in a certain primitive tribe. What was your job? It was to blind the eyes of enemies captured by your tribe. Since you performed that duty of blinding eyes very well, your eyes cannot be cured beyond this. You cannot be freed from that blindness." Thus, Edgar Cayce determined.</w:t>
+        <w:t>Although the word of the Buddha does not need any external support, in this day and age, even Western scientists have had their eyes opened regarding this kamma. You must be hearing about such matters regularly through various means. In some, a memory of past lives (*jātissara-ñāṇa*) arises during childhood. What are famous in the world as reincarnation stories are such occurrences. This is because, in childhood, some small children remember past lives—mostly how they lived in their previous life, how they died, and even the kammas they committed. Truly amazing information about them. Furthermore, through hypnosis, by putting someone into a hypnotic sleep and bringing up their past memories, Westerners have discovered ways to unearth where they lived in the past and what they did and said. These are somewhat like child's play compared to the knowledge of Buddhas and Arahants like Mahā Moggallāna. Yet, even such things are good evidence for someone in this day and age to believe with confidence. Also, about a century ago, in America—when speaking of America back then, they knew practically nothing about Buddhism, kamma, or the natural law of kamma. It was such an era of darkness. But in such a country, there was a Catholic gentleman named Edgar Cayce. That gentleman had not even heard the word kamma in his daily life. However, after entering a hypnotic trance, he gained the ability to describe his own past lives, the kammas that caused them, and the karmic retributions (*kamma-vipāka*) that caused the illnesses of the patients who came to him. The records of the illnesses of the patients who came to him are still stored in a separate library, and even professors conduct research on them and write books. To mention one or two examples, a man came with an eye condition that was close to blindness. On that occasion, Edgar Cayce declared the cause for it. He said that although medicine, social welfare activities, and meritorious deeds might alleviate the illness to a great extent, it could not be completely cured beyond that. Why? Because: "Thousands of years ago, you were born in a certain primitive tribe. What was your job? It was to blind the eyes of enemies captured by your tribe. Since you performed that duty of blinding eyes very well, your eyes cannot be cured beyond this. You cannot be freed from that blindness." Thus, Edgar Cayce determined.</w:t>
       </w:r>
     </w:p>
     <w:p>
       <w:r>
         <w:rPr>
           <w:rFonts w:ascii="Georgia" w:hAnsi="Georgia"/>
+          <w:b w:val="0"/>
+          <w:i w:val="0"/>
+          <w:sz w:val="24"/>
         </w:rPr>
         <w:t>According to that, we can realize that the results of kamma exist in the world not only during the Buddha's time but even in this era. What is rare is those who can see them and present the facts about them with reasons. That is the situation. Therefore, next, one must consider: how do we escape from this kamma? By avoiding these unwholesome kammas, avoiding evil deeds, and traveling as much as possible on the path of Dhamma—now, most of the time, one resorts to these evil deeds because intention (*cetanā*) operates so rapidly in the mind. Now, everyone is capable of understanding whether one's intention is pure or impure, good or bad—when an intention arises, whether it is a good one or a bad one. Even if it is a bad one, some people, knowing that the bad intention is bad, continue to encourage it, acting and speaking in accordance with it. What is the cause of such an inclination? The lack of development of the mind. That is why the Blessed One declares that, without stopping at virtue (*sīla*) alone—without stopping at merely giving those road signs—the Blessed One next points out a more systematic, more beneficial, and superior path to escape from this terrifying nature of suffering (*dukkha*) in saṃsāra. The Blessed One brings forth a power for beings to escape completely from this order of kamma, from the results of kamma, and from kamma itself. What assists in this is concentration (*samādhi*) and wisdom (*paññā*). Having purified the mind with virtue, one then steadies the mind through concentration. One develops the power to keep the mind on a single object. For such a person, compared to the one mentioned earlier, when the intention moves toward the bad side, there arises a power through concentration to stop it immediately. And the power to escape even more deeply from these karmic forces arises through wisdom. Realizing the true nature of the world directly, there is nothing to be taken as 'I' and 'mine'. What is here is the state of not-self (*anattā*). This great existence of saṃsāra is itself suffering (*dukkha*), and its cause is craving (*taṇhā*). The cessation of this craving is Nibbāna. The path that helps this is the Noble Eightfold Path—this is the comprehension of the Four Noble Truths. That is what is called wisdom (*paññā*).</w:t>
       </w:r>
@@ -501,36 +483,31 @@
       <w:r>
         <w:rPr>
           <w:rFonts w:ascii="Georgia" w:hAnsi="Georgia"/>
+          <w:b w:val="0"/>
+          <w:i w:val="0"/>
+          <w:sz w:val="24"/>
         </w:rPr>
-        <w:t xml:space="preserve">If someone develops that wisdom supramundanely—if that person, at the first stage, as a Stream-enterer (*sotāpanna*), has comprehended the Four Noble Truths—a distinct change occurs in that person's intentions. To what extent is that change? It is such that they no longer commit unwholesome deeds that lead to lower realms. Usually, a person can go to hell even due to a single, grave, evil thought arising in a split second. Such is the terrifying behavior of the mind. This mind operates at a speed so rapid that it cannot be compared to any vehicle or machine in the world. If this mind, operating at such a speed, turns to the bad side even for a single </w:t>
-      </w:r>
-      <w:r>
-        <w:rPr>
-          <w:rFonts w:ascii="Georgia" w:hAnsi="Georgia"/>
-        </w:rPr>
-        <w:lastRenderedPageBreak/>
-        <w:t>moment—if a wrong thought, a wrong word, or a wrong deed is directed toward a Buddha or an Arahant—that is enough to boil in hell for aeons. Many are delighted to see a very fast vehicle. But the driver of that vehicle bears a massive responsibility. If the machinery to stop that vehicle at will is not proper, or if there are various defects, a terrible accident will occur to their lives while traveling at high speed. In the same way, regarding this mind, the Blessed One points out that due to its very rapid nature, if it is directed toward the bad side, one has to suffer severe consequences. However, the Stream-enterer has stopped the mind to some extent. Due to the power of stopping that mind, due to that realization of truth—wisdom—the Stream-enterer limits the entire saṃsāric existence to a maximum of seven births and escapes from it. This means they are born only seven more times. Not only that, but the change that occurs in that mind is so great that the wrong notion of a self, the idea that there is a soul, called the view of existing group (*sakkāya-diṭṭhi*), is removed from that person. The Stream-enterer, who has attained the fruit of stream-entry, not only receives the relief of being born only seven more times in saṃsāra, but they also cannot commit evil deeds that lead to hell. What is the reason? It is that change which occurs in the mind. Through the power of stopping the mind, and also through that wisdom, that person's attachment to deeds is reduced. The responsibility for those deeds is reduced. As we mentioned earlier, the responsibility one takes for performing a kamma is exactly the responsibility one must take for suffering its result. Therefore, while some have to suffer the consequences in hell and other places for a long time due to that view of tightly grasping 'I' and 'mine', that situation is reduced for the Stream-enterer due to that realization.</w:t>
+        <w:t>If someone develops that wisdom supramundanely—if that person, at the first stage, as a Stream-enterer (*sotāpanna*), has comprehended the Four Noble Truths—a distinct change occurs in that person's intentions. To what extent is that change? It is such that they no longer commit unwholesome deeds that lead to lower realms. Usually, a person can go to hell even due to a single, grave, evil thought arising in a split second. Such is the terrifying behavior of the mind. This mind operates at a speed so rapid that it cannot be compared to any vehicle or machine in the world. If this mind, operating at such a speed, turns to the bad side even for a single moment—if a wrong thought, a wrong word, or a wrong deed is directed toward a Buddha or an Arahant—that is enough to boil in hell for aeons. Many are delighted to see a very fast vehicle. But the driver of that vehicle bears a massive responsibility. If the machinery to stop that vehicle at will is not proper, or if there are various defects, a terrible accident will occur to their lives while traveling at high speed. In the same way, regarding this mind, the Blessed One points out that due to its very rapid nature, if it is directed toward the bad side, one has to suffer severe consequences. However, the Stream-enterer has stopped the mind to some extent. Due to the power of stopping that mind, due to that realization of truth—wisdom—the Stream-enterer limits the entire saṃsāric existence to a maximum of seven births and escapes from it. This means they are born only seven more times. Not only that, but the change that occurs in that mind is so great that the wrong notion of a self, the idea that there is a soul, called the view of existing group (*sakkāya-diṭṭhi*), is removed from that person. The Stream-enterer, who has attained the fruit of stream-entry, not only receives the relief of being born only seven more times in saṃsāra, but they also cannot commit evil deeds that lead to hell. What is the reason? It is that change which occurs in the mind. Through the power of stopping the mind, and also through that wisdom, that person's attachment to deeds is reduced. The responsibility for those deeds is reduced. As we mentioned earlier, the responsibility one takes for performing a kamma is exactly the responsibility one must take for suffering its result. Therefore, while some have to suffer the consequences in hell and other places for a long time due to that view of tightly grasping 'I' and 'mine', that situation is reduced for the Stream-enterer due to that realization.</w:t>
       </w:r>
     </w:p>
     <w:p>
       <w:r>
         <w:rPr>
           <w:rFonts w:ascii="Georgia" w:hAnsi="Georgia"/>
+          <w:b w:val="0"/>
+          <w:i w:val="0"/>
+          <w:sz w:val="24"/>
         </w:rPr>
-        <w:t xml:space="preserve">Similarly, when one becomes a Once-returner (*sakadāgāmi*) and a Non-returner (*anāgāmi*): the Once-returner comes to this world only once more. The Non-returner does not return to this world again. Reborn in the Brahma world, they attain final Nibbāna (*pariNibbāna) there itself. For the Arahant, there is no birth (*jāti*) after this. Yet, such is the influence of kamma that they still have to undergo some retribution in this very life as kamma to be experienced in the present life (*diṭṭhadhamma-vedanīya*). Due to past kammas or certain kammas committed in this very life, they must undergo those retributions that are to be experienced only in this present life. From this, we can see on one hand how powerful kamma is. Even Buddhas and Arahants had to undergo their retributions, as results of past kammas. You must have often heard of Venerable Mahā Moggallāna, a monk of such great psychic power, yet in the end, five hundred bandits crushed his bones, and he had to pass away into final Nibbāna. Why? Because in the very distant past, he had beaten and killed his parents. Accordingly, one can understand the terrifying nature of this kamma on one hand. On the other hand, what we must reflect upon is this wondrous path pointed out by the Blessed One to escape from that kamma. In this world, there are two wheels: the wheel of kamma and the wheel of Dhamma. It is this wheel of kamma that operates in the most terrifying manner in the world. No being caught in it has any escape from that law of kamma. In whatever manner they perform kamma, in that very manner they have to suffer terrifying retributions. But the Blessed One </w:t>
-      </w:r>
-      <w:r>
-        <w:rPr>
-          <w:rFonts w:ascii="Georgia" w:hAnsi="Georgia"/>
-        </w:rPr>
-        <w:lastRenderedPageBreak/>
-        <w:t>points out the wheel of Dhamma. As we explained earlier, by walking on this Noble Eightfold Path, avoiding unwholesome states and walking on the wholesome path, purifying body and speech with virtue, calming the mind with concentration, and then seeing the true nature of this world with insight-wisdom—if someone has comprehended the three characteristics of impermanent (*anicca*), suffering (*dukkha*), and not-self (*anattā*) at the first level of Stream-entry—that person escapes from those unwholesome kammas that lead to hell, and is born only seven more times. Then, going gradually in that manner, the Arahant finally puts an end to this entire saṃsāric existence and attains that supreme realization of Nibbāna.</w:t>
+        <w:t>Similarly, when one becomes a Once-returner (*sakadāgāmi*) and a Non-returner (*anāgāmi*): the Once-returner comes to this world only once more. The Non-returner does not return to this world again. Reborn in the Brahma world, they attain final Nibbāna (*pariNibbāna) there itself. For the Arahant, there is no birth (*jāti*) after this. Yet, such is the influence of kamma that they still have to undergo some retribution in this very life as kamma to be experienced in the present life (*diṭṭhadhamma-vedanīya*). Due to past kammas or certain kammas committed in this very life, they must undergo those retributions that are to be experienced only in this present life. From this, we can see on one hand how powerful kamma is. Even Buddhas and Arahants had to undergo their retributions, as results of past kammas. You must have often heard of Venerable Mahā Moggallāna, a monk of such great psychic power, yet in the end, five hundred bandits crushed his bones, and he had to pass away into final Nibbāna. Why? Because in the very distant past, he had beaten and killed his parents. Accordingly, one can understand the terrifying nature of this kamma on one hand. On the other hand, what we must reflect upon is this wondrous path pointed out by the Blessed One to escape from that kamma. In this world, there are two wheels: the wheel of kamma and the wheel of Dhamma. It is this wheel of kamma that operates in the most terrifying manner in the world. No being caught in it has any escape from that law of kamma. In whatever manner they perform kamma, in that very manner they have to suffer terrifying retributions. But the Blessed One points out the wheel of Dhamma. As we explained earlier, by walking on this Noble Eightfold Path, avoiding unwholesome states and walking on the wholesome path, purifying body and speech with virtue, calming the mind with concentration, and then seeing the true nature of this world with insight-wisdom—if someone has comprehended the three characteristics of impermanent (*anicca*), suffering (*dukkha*), and not-self (*anattā*) at the first level of Stream-entry—that person escapes from those unwholesome kammas that lead to hell, and is born only seven more times. Then, going gradually in that manner, the Arahant finally puts an end to this entire saṃsāric existence and attains that supreme realization of Nibbāna.</w:t>
       </w:r>
     </w:p>
     <w:p>
       <w:r>
         <w:rPr>
           <w:rFonts w:ascii="Georgia" w:hAnsi="Georgia"/>
+          <w:b w:val="0"/>
+          <w:i w:val="0"/>
+          <w:sz w:val="24"/>
         </w:rPr>
         <w:t>Therefore, you devotees must contemplate accordingly. One must not think of this kamma as mere stories in old books, that they are lies or exaggerated fabrications. These are wondrous, yet true. For the natural laws operating in this universe, the things we see, sometimes appear very small. When we look at the sky, we see small stars—tiny specks of stars. Yet when scientists describe their actual size, we see stars in a different light. Such wondrous things exist all around us. When scientists describe the size of a star, the size of this moon in the sky, the size of the sun, we believe them because they are scientists. Likewise, how massive are the things that appear small to us in reality? When one reflects on what the Blessed One declared regarding time and space, a great spiritual urgency arises. For such a long time, across such vast space, we have traveled in saṃsāra as beings, haven't we? The Blessed One has declared that no beginning can be seen to this saṃsāra. Covered by ignorance (*avijjā*) and bound by craving (*taṇhā*) due to not knowing the Four Noble Truths, the duration of beings traveling in this saṃsāra cannot be fully described even by a Buddha. It is so endless that it cannot be fully told. The Blessed One brings to light such a wondrous state of affairs that arouses spiritual urgency in one. Even if we do not believe in these Dhamma matters, we proudly proclaim what scientists and astronomers say as great wonders. Sights far more wondrous have been declared by the Blessed One regarding this saṃsāra. In truth, the comprehension of those external things, what has been revealed about them, is mostly used by the world on the unwholesome side—inclining more and more toward fivefold sensual pleasures (*pañca-kāma*) to cultivate this world.</w:t>
       </w:r>
@@ -539,21 +516,20 @@
       <w:r>
         <w:rPr>
           <w:rFonts w:ascii="Georgia" w:hAnsi="Georgia"/>
+          <w:b w:val="0"/>
+          <w:i w:val="0"/>
+          <w:sz w:val="24"/>
         </w:rPr>
-        <w:t xml:space="preserve">The Blessed One has declared, "*Na siyā lokavaḍḍhano*"—one should not be a world-cultivator. What needs to be done is not the cultivation of the world, but escaping from the world, escaping from this saṃsāra. It is that which helps to escape from saṃsāra that the Buddhas have declared in this Dhamma. That is what is called this wheel of Dhamma. The power of this wheel of kamma can be broken only by the wheel of Dhamma. Therefore, we must reflect, we must indeed question ourselves: are we going to keep spinning the wheel of kamma in this saṃsāra for an infinite time, or are we going to strive to turn the wheel of Dhamma, declared by the Blessed One, within our own minds? Turning the wheel of Dhamma means, as mentioned, to discipline body and speech to settle our minds, by undertaking as a starting point a certain virtue (*sīla*)—whether the Five Precepts, these Uposatha Eight Precepts, or the Ten Precepts—and striving to observe them properly day by day. Through the </w:t>
-      </w:r>
-      <w:r>
-        <w:rPr>
-          <w:rFonts w:ascii="Georgia" w:hAnsi="Georgia"/>
-        </w:rPr>
-        <w:lastRenderedPageBreak/>
-        <w:t>peace gained from calming body and speech, one then strives to anchor this wandering mind on a single thought through concentration (*samādhi*), using a subject of meditation (*kammaṭṭhāna*) such as thoughts of loving-kindness (*mettā*), mindfulness of breathing (*ānāpānasati*) which directs the mind to the in-breaths and out-breaths, contemplation of foulness (*asubha-bhāvanā*), or mindfulness of death (*maraṇasati*). The concentration gained from this gives one an understanding of the entire power of the mind. "There is such immense power in my mind, isn't there? I did not understand this all this time; I was utilizing only a tiny fraction of it," such an understanding arises if one is somehow able to bring forth concentration.</w:t>
+        <w:t>The Blessed One has declared, "*Na siyā lokavaḍḍhano*"—one should not be a world-cultivator. What needs to be done is not the cultivation of the world, but escaping from the world, escaping from this saṃsāra. It is that which helps to escape from saṃsāra that the Buddhas have declared in this Dhamma. That is what is called this wheel of Dhamma. The power of this wheel of kamma can be broken only by the wheel of Dhamma. Therefore, we must reflect, we must indeed question ourselves: are we going to keep spinning the wheel of kamma in this saṃsāra for an infinite time, or are we going to strive to turn the wheel of Dhamma, declared by the Blessed One, within our own minds? Turning the wheel of Dhamma means, as mentioned, to discipline body and speech to settle our minds, by undertaking as a starting point a certain virtue (*sīla*)—whether the Five Precepts, these Uposatha Eight Precepts, or the Ten Precepts—and striving to observe them properly day by day. Through the peace gained from calming body and speech, one then strives to anchor this wandering mind on a single thought through concentration (*samādhi*), using a subject of meditation (*kammaṭṭhāna*) such as thoughts of loving-kindness (*mettā*), mindfulness of breathing (*ānāpānasati*) which directs the mind to the in-breaths and out-breaths, contemplation of foulness (*asubha-bhāvanā*), or mindfulness of death (*maraṇasati*). The concentration gained from this gives one an understanding of the entire power of the mind. "There is such immense power in my mind, isn't there? I did not understand this all this time; I was utilizing only a tiny fraction of it," such an understanding arises if one is somehow able to bring forth concentration.</w:t>
       </w:r>
     </w:p>
     <w:p>
       <w:r>
         <w:rPr>
           <w:rFonts w:ascii="Georgia" w:hAnsi="Georgia"/>
+          <w:b w:val="0"/>
+          <w:i w:val="0"/>
+          <w:sz w:val="24"/>
         </w:rPr>
         <w:t>And it does not stop there. Why do we steady this mind? It is to comprehend the true nature of this life of mine, of the world. It is to escape from this saṃsāra. The fundamental matter that helps in this has been pointed out by the Blessed One as the Four Noble Truths. This entire saṃsāra—including gods, deities, and Brahmas, and those beings said to be enjoying pleasure—is suffering (*dukkha*). Why is it suffering? Because all these things are impermanent (*anicca*). Nothing can be kept in a permanent state. Whatever is impermanent, because of that very quality, because of its unstable nature, brings about suffering. It is suffering. In that nature of suffering, there is that changing thing which cannot be kept under one's control as 'I' and 'mine'; there is a state in the world that cannot be governed by oneself. Therefore, the Blessed One pointed out three characteristics: impermanent (*anicca*), suffering (*dukkha*), and not-self (*anattā*). When contemplating wisely, these characteristics can be seen in everything in the world. One must strive to develop the eye capable of seeing these characteristics. That eye is called the 'eye of insight' (*vipassanā-cakkhu*). Insight (*vipassanā*) means seeing through. To facilitate that seeing, various instruments have been invented in the world in this day and age. There are microscopes to see extremely small things magnified. Microscopes, and telescopes to see far. All of these are things done through external instruments. But this insight is the seeing of the true nature of the world, as pointed out by the Blessed One, by purifying one's own mind. What helps in that is constantly contemplating the arising and passing away of things in the world. Everyone can do this according to their own capacity: our in-breaths and out-breaths, the way parts of our body arise and pass away, the fate of the food and drink we consume, the fate of the expensive clothes we buy at various shops. In everything—the fate of our small children whom we cuddle so much. Then they grow up gradually, reach old age, walk with walking sticks, and finally, just like lifting a small child, when they reach old age as grandpas and grandmas, they have to be lifted.</w:t>
       </w:r>
@@ -562,21 +538,20 @@
       <w:r>
         <w:rPr>
           <w:rFonts w:ascii="Georgia" w:hAnsi="Georgia"/>
+          <w:b w:val="0"/>
+          <w:i w:val="0"/>
+          <w:sz w:val="24"/>
         </w:rPr>
-        <w:t xml:space="preserve">Such a state of affairs exists in the world. One must contemplate them constantly. Through that, the true nature of this world becomes visible, bringing about a certain disenchantment (*nibbidā*) toward this saṃsāra—many do not like the word disenchantment—but to the extent that a certain disenchantment toward saṃsāra arises, to that extent all that insight-wisdom (*vipassanā-paññā*)—that wisdom—is developed. The power to escape from saṃsāra is sharpened within oneself. In that </w:t>
-      </w:r>
-      <w:r>
-        <w:rPr>
-          <w:rFonts w:ascii="Georgia" w:hAnsi="Georgia"/>
-        </w:rPr>
-        <w:lastRenderedPageBreak/>
-        <w:t>manner, practicing insight in the past, lay disciples, no matter how poor their livelihood or how uneducated they were, by thinking in accordance with the Dhamma, and developing virtue, concentration, and wisdom to the best of their ability, even attained supramundane path states—Stream-entry, Once-returning, Non-returning, and Arahantship—right in their own homes, as recorded in the Dhamma.</w:t>
+        <w:t>Such a state of affairs exists in the world. One must contemplate them constantly. Through that, the true nature of this world becomes visible, bringing about a certain disenchantment (*nibbidā*) toward this saṃsāra—many do not like the word disenchantment—but to the extent that a certain disenchantment toward saṃsāra arises, to that extent all that insight-wisdom (*vipassanā-paññā*)—that wisdom—is developed. The power to escape from saṃsāra is sharpened within oneself. In that manner, practicing insight in the past, lay disciples, no matter how poor their livelihood or how uneducated they were, by thinking in accordance with the Dhamma, and developing virtue, concentration, and wisdom to the best of their ability, even attained supramundane path states—Stream-entry, Once-returning, Non-returning, and Arahantship—right in their own homes, as recorded in the Dhamma.</w:t>
       </w:r>
     </w:p>
     <w:p>
       <w:r>
         <w:rPr>
           <w:rFonts w:ascii="Georgia" w:hAnsi="Georgia"/>
+          <w:b w:val="0"/>
+          <w:i w:val="0"/>
+          <w:sz w:val="24"/>
         </w:rPr>
         <w:t>Therefore, why did you devotees listen so much about kamma? It is to escape from this kamma. Remembering that the Dhamma is what helps to escape from this kamma, today on this Poya day, this devout gathering has undertaken a valuable virtue, the *ājīva-aṭṭhamaka-sīla*, and has focused the mind on the Dhamma, listening to it for this long. The merit of listening to the Dhamma (*dhamma-savanamaya-kusala*) is a certain growth that occurs within our mind. If we describe this growth in terms of qualities, we can show that the mind grew in faith (*saddhā*). It is with great faith that you devotees came to this place to listen to the Dhamma. Next, according to that faith, for this long—a certain energy (*viriya*) that enabled you to sit on the ground like this—with the determination that "somehow I must listen to this Dhamma," you generated energy. That too is a state arisen in the mind. Faith, energy, and then while listening to the Dhamma, you applied mindfulness (*sati*) to pay attention to every single word. Next, when that mindfulness was applied for a long time, for about an hour, a certain degree of concentration (*samādhi*), one-pointedness of mind, arose. Through that one-pointedness, deep understandings arise regarding the things you heard and read, even if heard repeatedly. That is what is called wisdom (*paññā*). In this manner, you should rejoice that you had the opportunity to deposit within your minds, in varying measures, the spiritual faculties and powers (*indriya* and *bala*)—faith, energy, mindfulness, concentration, and wisdom—which assist in attaining Nibbāna.</w:t>
       </w:r>
@@ -585,6 +560,9 @@
       <w:r>
         <w:rPr>
           <w:rFonts w:ascii="Georgia" w:hAnsi="Georgia"/>
+          <w:b w:val="0"/>
+          <w:i w:val="0"/>
+          <w:sz w:val="24"/>
         </w:rPr>
         <w:t>Therefore, today, this meritorious group, without postponing to the future the strength gained through turning to the Dhamma, must bring the Dhamma closer to daily life to sharpen it further within this very life. Although Western countries have highly developed other external economic matters and become prosperous, they have realized the value of the Dhamma. No matter how much wealth humans have accumulated in those foreign lands, having become mentally unstable, turning to drugs, and falling into various other terrifying disasters, they are now searching for the Dhamma. In contrast, the people of our country are throwing away this Dhamma of ours, chasing after all those conditions coming from the West, and heading toward the path of decline. In such an era, you wise devotees should rejoice, thinking that today you spent this hour to nourish your minds with the Dhamma, to escape from saṃsāric suffering (*dukkha*), and to develop within yourselves the strength to realize the supreme Dhamma of Nibbāna.</w:t>
       </w:r>
@@ -593,25 +571,30 @@
       <w:r>
         <w:rPr>
           <w:rFonts w:ascii="Georgia" w:hAnsi="Georgia"/>
+          <w:b w:val="0"/>
+          <w:i w:val="0"/>
+          <w:sz w:val="24"/>
         </w:rPr>
-        <w:t xml:space="preserve">Now, you must resolve, especially that through the blessings of listening to this Dhamma, may you have the strength and power to develop virtue, concentration, and wisdom, not in the future but in this very life, and realize as soon as possible the path </w:t>
-      </w:r>
-      <w:r>
-        <w:rPr>
-          <w:rFonts w:ascii="Georgia" w:hAnsi="Georgia"/>
-        </w:rPr>
-        <w:lastRenderedPageBreak/>
-        <w:t>and fruit realizations of Stream-entry, Once-returning, Non-returning, and Arahantship, thereby finding peace in the supreme, deathless, great Nibbāna. You should make that aspiration. Likewise, we now share with the world this store of merit accumulated through the preaching and listening of the Dhamma. There are those who know the value of these merits, even if our ordinary world does not. May the assembly of gods and Brahmas, the assembly of Sasana-protecting deities and Brahmas, and whatever deities reside over this place, share in this merit of preaching and listening to the Dhamma accumulated by us during this hour. Having shared in it, may they find peace in the supreme, deathless, great Nibbāna through whatever Bodhi (awakening) they have aspired for! We should also make the aspiration: "May they protect us and the Sasana!" Similarly, may all beings from Avīci up to Akaniṭṭha, including our departed relatives, share in this merit of our preaching and listening to the Dhamma, and if they are in any woeful states, may they be released from them, reach happy states, walk on the path of Dhamma, and through the realization of the paths and fruits of Stream-entry, Once-returning, Non-returning, and Arahantship, or through their aspired Bodhi, escape from this terrifying saṃsāric suffering (*dukkha*) and find peace in the supreme, deathless, great Nibbāna! Having made such an aspiration, now recite those stanzas and transfer the merits.</w:t>
+        <w:t>Now, you must resolve, especially that through the blessings of listening to this Dhamma, may you have the strength and power to develop virtue, concentration, and wisdom, not in the future but in this very life, and realize as soon as possible the path and fruit realizations of Stream-entry, Once-returning, Non-returning, and Arahantship, thereby finding peace in the supreme, deathless, great Nibbāna. You should make that aspiration. Likewise, we now share with the world this store of merit accumulated through the preaching and listening of the Dhamma. There are those who know the value of these merits, even if our ordinary world does not. May the assembly of gods and Brahmas, the assembly of Sasana-protecting deities and Brahmas, and whatever deities reside over this place, share in this merit of preaching and listening to the Dhamma accumulated by us during this hour. Having shared in it, may they find peace in the supreme, deathless, great Nibbāna through whatever Bodhi (awakening) they have aspired for! We should also make the aspiration: "May they protect us and the Sasana!" Similarly, may all beings from Avīci up to Akaniṭṭha, including our departed relatives, share in this merit of our preaching and listening to the Dhamma, and if they are in any woeful states, may they be released from them, reach happy states, walk on the path of Dhamma, and through the realization of the paths and fruits of Stream-entry, Once-returning, Non-returning, and Arahantship, or through their aspired Bodhi, escape from this terrifying saṃsāric suffering (*dukkha*) and find peace in the supreme, deathless, great Nibbāna! Having made such an aspiration, now recite those stanzas and transfer the merits.</w:t>
       </w:r>
     </w:p>
     <w:p>
       <w:r>
         <w:rPr>
           <w:rFonts w:ascii="Georgia" w:hAnsi="Georgia"/>
+          <w:b w:val="0"/>
+          <w:i w:val="0"/>
+          <w:sz w:val="24"/>
         </w:rPr>
         <w:t>“*Ettāvatā ca amhehi.........*”</w:t>
       </w:r>
     </w:p>
+    <w:sectPr>
+      <w:pgSz w:w="12240" w:h="15840"/>
+      <w:pgMar w:top="1440" w:right="1800" w:bottom="1440" w:left="1800" w:header="720" w:footer="720" w:gutter="0"/>
+      <w:cols w:space="720"/>
+      <w:docGrid w:linePitch="360"/>
+    </w:sectPr>
   </w:body>
 </w:document>
 </file>

--- a/docx/sermon_012_ENGLISH.docx
+++ b/docx/sermon_012_ENGLISH.docx
@@ -3,22 +3,25 @@
 <w:document xmlns:wpc="http://schemas.microsoft.com/office/word/2010/wordprocessingCanvas" xmlns:mo="http://schemas.microsoft.com/office/mac/office/2008/main" xmlns:mc="http://schemas.openxmlformats.org/markup-compatibility/2006" xmlns:mv="urn:schemas-microsoft-com:mac:vml" xmlns:o="urn:schemas-microsoft-com:office:office" xmlns:r="http://schemas.openxmlformats.org/officeDocument/2006/relationships" xmlns:m="http://schemas.openxmlformats.org/officeDocument/2006/math" xmlns:v="urn:schemas-microsoft-com:vml" xmlns:wp14="http://schemas.microsoft.com/office/word/2010/wordprocessingDrawing" xmlns:wp="http://schemas.openxmlformats.org/drawingml/2006/wordprocessingDrawing" xmlns:w10="urn:schemas-microsoft-com:office:word" xmlns:w="http://schemas.openxmlformats.org/wordprocessingml/2006/main" xmlns:w14="http://schemas.microsoft.com/office/word/2010/wordml" xmlns:wpg="http://schemas.microsoft.com/office/word/2010/wordprocessingGroup" xmlns:wpi="http://schemas.microsoft.com/office/word/2010/wordprocessingInk" xmlns:wne="http://schemas.microsoft.com/office/word/2006/wordml" xmlns:wps="http://schemas.microsoft.com/office/word/2010/wordprocessingShape" mc:Ignorable="w14 wp14">
   <w:body>
     <w:p>
+      <w:pPr>
+        <w:pStyle w:val="Heading1"/>
+      </w:pPr>
+      <w:bookmarkStart w:id="14" w:name="_Toc242628795"/>
       <w:r>
         <w:rPr>
           <w:rFonts w:ascii="Georgia" w:hAnsi="Georgia"/>
           <w:b/>
-          <w:i w:val="0"/>
           <w:sz w:val="32"/>
         </w:rPr>
+        <w:lastRenderedPageBreak/>
         <w:t>Pahankanuwa Sermon #12</w:t>
       </w:r>
+      <w:bookmarkEnd w:id="14"/>
     </w:p>
     <w:p>
       <w:r>
         <w:rPr>
           <w:rFonts w:ascii="Georgia" w:hAnsi="Georgia"/>
-          <w:b w:val="0"/>
-          <w:i w:val="0"/>
           <w:sz w:val="22"/>
         </w:rPr>
         <w:t>English Translation</w:t>
@@ -28,8 +31,6 @@
       <w:r>
         <w:rPr>
           <w:rFonts w:ascii="Georgia" w:hAnsi="Georgia"/>
-          <w:b w:val="0"/>
-          <w:i w:val="0"/>
           <w:sz w:val="22"/>
         </w:rPr>
         <w:t>Translated from Sinhala</w:t>
@@ -40,9 +41,7 @@
         <w:rPr>
           <w:rFonts w:ascii="Georgia" w:hAnsi="Georgia"/>
           <w:b/>
-          <w:i w:val="0"/>
           <w:color w:val="000000"/>
-          <w:sz w:val="24"/>
         </w:rPr>
         <w:t>Author: Ven. Katukurunde Nanananda Thero</w:t>
       </w:r>
@@ -51,9 +50,6 @@
       <w:r>
         <w:rPr>
           <w:rFonts w:ascii="Georgia" w:hAnsi="Georgia"/>
-          <w:b w:val="0"/>
-          <w:i w:val="0"/>
-          <w:sz w:val="24"/>
         </w:rPr>
         <w:t>(Pahankaṇuwa Sinhala Audio Dhamma Sermon No. )</w:t>
       </w:r>
@@ -62,9 +58,6 @@
       <w:r>
         <w:rPr>
           <w:rFonts w:ascii="Georgia" w:hAnsi="Georgia"/>
-          <w:b w:val="0"/>
-          <w:i w:val="0"/>
-          <w:sz w:val="24"/>
         </w:rPr>
         <w:t>Namo tassa bhagavato arahato sammāsambuddhassa</w:t>
       </w:r>
@@ -73,9 +66,6 @@
       <w:r>
         <w:rPr>
           <w:rFonts w:ascii="Georgia" w:hAnsi="Georgia"/>
-          <w:b w:val="0"/>
-          <w:i w:val="0"/>
-          <w:sz w:val="24"/>
         </w:rPr>
         <w:t>(Homage to the Blessed One, the Worthy One, the Fully Self-Enlightened One)</w:t>
       </w:r>
@@ -85,7 +75,6 @@
         <w:rPr>
           <w:rFonts w:ascii="Georgia" w:hAnsi="Georgia"/>
           <w:b/>
-          <w:i w:val="0"/>
           <w:color w:val="000000"/>
           <w:sz w:val="22"/>
         </w:rPr>
@@ -96,7 +85,6 @@
       <w:r>
         <w:rPr>
           <w:rFonts w:ascii="Georgia" w:hAnsi="Georgia"/>
-          <w:b w:val="0"/>
           <w:i/>
           <w:color w:val="000000"/>
           <w:sz w:val="28"/>
@@ -109,7 +97,6 @@
         <w:rPr>
           <w:rFonts w:ascii="Georgia" w:hAnsi="Georgia"/>
           <w:b/>
-          <w:i w:val="0"/>
           <w:sz w:val="22"/>
         </w:rPr>
         <w:t>From:</w:t>
@@ -119,8 +106,6 @@
       <w:r>
         <w:rPr>
           <w:rFonts w:ascii="Georgia" w:hAnsi="Georgia"/>
-          <w:b w:val="0"/>
-          <w:i w:val="0"/>
           <w:color w:val="000000"/>
           <w:sz w:val="28"/>
         </w:rPr>
@@ -131,9 +116,6 @@
       <w:r>
         <w:rPr>
           <w:rFonts w:ascii="Georgia" w:hAnsi="Georgia"/>
-          <w:b w:val="0"/>
-          <w:i w:val="0"/>
-          <w:sz w:val="24"/>
         </w:rPr>
         <w:t>Dear Listeners,</w:t>
       </w:r>
@@ -142,9 +124,6 @@
       <w:r>
         <w:rPr>
           <w:rFonts w:ascii="Georgia" w:hAnsi="Georgia"/>
-          <w:b w:val="0"/>
-          <w:i w:val="0"/>
-          <w:sz w:val="24"/>
         </w:rPr>
         <w:t>The Blessed One has pointed out on many occasions, with concrete evidence, how beings in this saṃsāra fall into ruin, burning and suffering due to their lack of understanding of the gravity of the results of kamma (*kamma-vipāka*), indeed, due to having no proper comprehension of it. In this Dispensation, the word used for an ignorant person is '*bāla*' (the fool). In common parlance, '*bāla*' refers to a young child. Even if it is a small child, if they attempt to grab a flame out of ignorance, they are bound to be burnt and suffer. What is the reason for that? The very nature of fire is to burn. Similarly, there is a law called the order of kamma (*kamma-niyāma*). It is a universal, natural law. There is a certain law in nature itself, called the order of kamma, which applies equally even to Buddhas and Arahants. According to this order of kamma, if someone commits an unwholesome kamma (evil deed), even if it was done out of ignorance, even if it was done without any faith or belief in the results of kamma, they will still have to suffer its severe consequences. The background story to the stanza we have chosen as our theme is also a story that reveals the terrifying nature of the results of kamma.</w:t>
       </w:r>
@@ -153,20 +132,21 @@
       <w:r>
         <w:rPr>
           <w:rFonts w:ascii="Georgia" w:hAnsi="Georgia"/>
-          <w:b w:val="0"/>
-          <w:i w:val="0"/>
-          <w:sz w:val="24"/>
         </w:rPr>
-        <w:t>During the time when the Buddha was residing at the Veḷuvana monastery, one day, while the Venerable Mahā Moggallāna was descending from the Gijjhakūṭa (Vulture's Peak) mountain together with the Venerable Lakkhaṇa, Ven. Mahā Moggallāna saw with his divine eye (*dibba-cakkhu*) a hungry ghost (*peta*) with the form of a python, about twenty-five leagues (*yojanas*) long. This was a hungry ghost named Ajagara. Flames of fire rose from the head of this hungry ghost and swept down to the end of his body. Then, flames rose from the tail end of his body and swept up to his head. Flames also burst from both sides of his body and met in the middle. Seeing this kind of sight, the Venerable Mahā Moggallāna smiled. Seeing this smile, Venerable Lakkhaṇa asked, "Venerable Sir, why did you smile?" Then Venerable Mahā Moggallāna replied, "I will not answer that question now. Ask this question in the presence of the Blessed One."</w:t>
+        <w:t xml:space="preserve">During the time when the Buddha was residing at the Veḷuvana monastery, one day, while the Venerable Mahā Moggallāna was descending from the Gijjhakūṭa (Vulture's Peak) mountain together with the Venerable Lakkhaṇa, Ven. Mahā Moggallāna saw with his divine eye (*dibba-cakkhu*) a hungry ghost (*peta*) with the form of a python, about twenty-five leagues (*yojanas*) long. This was a hungry ghost named Ajagara. Flames of fire rose from the head of this hungry ghost and swept down to the end of his body. Then, flames rose from the tail end of his body and swept up to his head. Flames also burst from both sides of his body and met in the middle. Seeing </w:t>
+      </w:r>
+      <w:r>
+        <w:rPr>
+          <w:rFonts w:ascii="Georgia" w:hAnsi="Georgia"/>
+        </w:rPr>
+        <w:lastRenderedPageBreak/>
+        <w:t>this kind of sight, the Venerable Mahā Moggallāna smiled. Seeing this smile, Venerable Lakkhaṇa asked, "Venerable Sir, why did you smile?" Then Venerable Mahā Moggallāna replied, "I will not answer that question now. Ask this question in the presence of the Blessed One."</w:t>
       </w:r>
     </w:p>
     <w:p>
       <w:r>
         <w:rPr>
           <w:rFonts w:ascii="Georgia" w:hAnsi="Georgia"/>
-          <w:b w:val="0"/>
-          <w:i w:val="0"/>
-          <w:sz w:val="24"/>
         </w:rPr>
         <w:t>Later on, when Venerable Mahā Moggallāna, Venerable Lakkhaṇa, and the assembly of monks were seated in the Dhamma Hall, in the presence of the Buddha, Venerable Lakkhaṇa asked that same question to Venerable Mahā Moggallāna: "Why did you smile?" Venerable Mahā Moggallāna explained, "I saw such and such a sight. Such a massive hungry ghost body was engulfed in flames in this manner. Seeing this, I thought that I had never seen such a being before, and a smile arose in me due to the extraordinary nature of that sight." Then the Blessed One addressed the monks: "Monks, my disciples live with eyes, with knowledge. I too saw that very sight at the foot of the Bodhi tree, at the very moment of attaining Buddhahood. However, I did not declare it because, due to the extraordinary nature of this sight, ordinary people might not believe it, and by doubting me, they would accumulate demerit; they would generate unwholesome states (*akusala*). That is why I did not declare it. But now, since Moggallāna is here as a witness to this matter, I shall now declare it." Thus spoke the Blessed One.</w:t>
       </w:r>
@@ -175,9 +155,6 @@
       <w:r>
         <w:rPr>
           <w:rFonts w:ascii="Georgia" w:hAnsi="Georgia"/>
-          <w:b w:val="0"/>
-          <w:i w:val="0"/>
-          <w:sz w:val="24"/>
         </w:rPr>
         <w:t>At that moment, the bhikkhus asked, "Reverend Sir, Blessed One, what was the past evil kamma committed by this hungry ghost?" The Blessed One then brought forth the past account. During the time of the Buddha Kassapa, there was a very wealthy treasurer (*seṭṭhi*) named Sumangala. To construct a perfumed chamber (*gandhakuṭi*)—that is, a monastery dwelling place—for Buddha Kassapa, he paved the ground with golden bricks and built a dwelling over a large area at immense expense. Furthermore, he spent heavily on the offering ceremony of the monastery. Just as the treasurer Anāthapiṇḍika built the Jetavana monastery for our Buddha, this treasurer built this monastery. One day, while going early in the morning to see the Buddha, he noticed a certain man sleeping in a hall near the city gate. That man was a thief. Even though the thief was sleeping, he had wandered about all night, and his feet were covered in mud. Seeing this, the treasurer casually remarked to those with him, "This man must have wandered about all night and is now sleeping during the day." The thief overheard this. He was sleeping with his head covered in a yellow cloth. Uncovering his head, he looked up, recognized the treasurer, and conceived a deep hatred and anger, thinking, "Very well, I know what to do to you."</w:t>
       </w:r>
@@ -186,20 +163,21 @@
       <w:r>
         <w:rPr>
           <w:rFonts w:ascii="Georgia" w:hAnsi="Georgia"/>
-          <w:b w:val="0"/>
-          <w:i w:val="0"/>
-          <w:sz w:val="24"/>
         </w:rPr>
-        <w:t>Thereafter, in revenge for those words, what did this thief do? He set fire to the treasurer's ripe crop field seven times. He also cut the hamstrings of the oxen in the treasurer's cattle-shed. Next, he set fire to the treasurer's mansion seven times. Even after doing all this, unable to quench his anger, the man befriended one of the treasurer’s close servants and asked what the treasurer held most dear. The servant replied that there was nothing the treasurer loved more than the monastery—the perfumed chamber—he had built for the Buddha. Then the thief thought, "Very well, I will quench my anger by setting fire to the Buddha's perfumed chamber." While Buddha Kassapa was away on his alms-round, the thief smashed all the water vessels near the chamber and set fire to the dwelling. The treasurer heard that the chamber was on fire. By the time he arrived there, the chamber was completely burnt down. The treasurer did not feel any grief or sorrow over this. Instead, he clapped his hands joyfully. The people standing nearby asked, "Sir, why do you clap your hands in this manner when the chamber you built at such immense cost is burnt down?" The treasurer replied, "I have deposited my wealth in a place where it cannot be destroyed by fire, thieves, enemies, or water—that is, in the Sasana (Dispensation) of the Buddha. That is not lost. Now I have been given another opportunity to deposit an equal amount of wealth in the same manner—as a treasury of merit. It is because of that, out of that joy, that I clapped my hands."</w:t>
+        <w:t xml:space="preserve">Thereafter, in revenge for those words, what did this thief do? He set fire to the treasurer's ripe crop field seven times. He also cut the hamstrings of the oxen in the treasurer's cattle-shed. Next, he set fire to the treasurer's mansion seven times. Even after doing all this, unable to quench his anger, the man befriended one of the treasurer’s close servants and asked what the treasurer held most dear. The servant replied that there was nothing the treasurer loved more than the monastery—the perfumed chamber—he had built for the Buddha. Then the thief thought, "Very well, I will quench my anger by setting fire to the Buddha's perfumed chamber." While </w:t>
+      </w:r>
+      <w:r>
+        <w:rPr>
+          <w:rFonts w:ascii="Georgia" w:hAnsi="Georgia"/>
+        </w:rPr>
+        <w:lastRenderedPageBreak/>
+        <w:t>Buddha Kassapa was away on his alms-round, the thief smashed all the water vessels near the chamber and set fire to the dwelling. The treasurer heard that the chamber was on fire. By the time he arrived there, the chamber was completely burnt down. The treasurer did not feel any grief or sorrow over this. Instead, he clapped his hands joyfully. The people standing nearby asked, "Sir, why do you clap your hands in this manner when the chamber you built at such immense cost is burnt down?" The treasurer replied, "I have deposited my wealth in a place where it cannot be destroyed by fire, thieves, enemies, or water—that is, in the Sasana (Dispensation) of the Buddha. That is not lost. Now I have been given another opportunity to deposit an equal amount of wealth in the same manner—as a treasury of merit. It is because of that, out of that joy, that I clapped my hands."</w:t>
       </w:r>
     </w:p>
     <w:p>
       <w:r>
         <w:rPr>
           <w:rFonts w:ascii="Georgia" w:hAnsi="Georgia"/>
-          <w:b w:val="0"/>
-          <w:i w:val="0"/>
-          <w:sz w:val="24"/>
         </w:rPr>
         <w:t>Having declared so, just as he said, the treasurer spent another massive sum of money, paving with golden bricks, and built a monastery for the Buddha, for Buddha Kassapa. Having built it and spending immensely, as the dedication ceremony of the monastery, he offered alms for seven days to Buddha Kassapa and twenty thousand bhikkhus. Meanwhile, the thief thought, "Even though I have done so much, I have not been able to discourage this treasurer. Now there is nothing else to do. I must kill this treasurer." With a dagger concealed in his waist, he loitered around the monastery during those seven days, intending to kill the treasurer. However, he found no opportunity. On the seventh day, after offering alms to the Buddha and the Sangha, and while inviting the Buddha for the transfer of merit, the treasurer announced, "Venerable Sir, Blessed One, some person, harboring ill-will towards me, set fire to my field seven times in this manner. He also cut the hamstrings of my cattle seven times in the cattle-shed. He set fire to my house seven times. I believe it must have been this same person who set fire to the perfumed chamber of the Blessed One as well. Yet, I share the very first portion of the merit of this meritorious deed with that person." Thus, the treasurer declared.</w:t>
       </w:r>
@@ -208,9 +186,6 @@
       <w:r>
         <w:rPr>
           <w:rFonts w:ascii="Georgia" w:hAnsi="Georgia"/>
-          <w:b w:val="0"/>
-          <w:i w:val="0"/>
-          <w:sz w:val="24"/>
         </w:rPr>
         <w:t>Hearing this, the thief was struck with deep spiritual urgency (*saṃvega*). "Alas! Did I bring such ruin upon a person like this? Such a wonderful, forgiving person! If I do not ask for forgiveness now, a thunderbolt might fall upon my head." Thinking so, he quickly ran and fell at the treasurer's feet, crying, "Forgive me, master!" The treasurer asked, "Why, what is this?" The thief replied, "It was I who caused so many destructions and damages to you." Hearing these things, the treasurer asked, "What was the reason for doing so much? I have never seen you before. Why did you harbor such hatred toward me?" The thief then reminded him: "On such and such a day, while I was sleeping in that hall, you said these words. I conceived intense anger over that." At that moment, the treasurer asked the thief for forgiveness, saying, "Forgive me for saying such a thing." The thief felt even greater spiritual urgency. Then the thief said, "Master, if you have indeed forgiven me, please take me along with my wife and children into your service as slaves." The treasurer replied, "Just because I said that one small word, you caused me so much harm. If I keep you in my house now, how could I ever speak with you? I have no need for your slavery. Now, I have forgiven you. Rise and go your way."</w:t>
       </w:r>
@@ -219,10 +194,8 @@
       <w:r>
         <w:rPr>
           <w:rFonts w:ascii="Georgia" w:hAnsi="Georgia"/>
-          <w:b w:val="0"/>
-          <w:i w:val="0"/>
-          <w:sz w:val="24"/>
         </w:rPr>
+        <w:lastRenderedPageBreak/>
         <w:t>Thus, in a truly remarkable manner, the thief received forgiveness from the treasurer. But though he received forgiveness from the treasurer, he did not receive forgiveness from kamma. Therefore, the Blessed One—our Buddha—declared: "That thief, after death, was reborn in the Avīci hell (*niraya*). Having burned and boiled there for an extremely long time, now, as the remaining portion of that kamma, he has been reborn as a hungry ghost with that kind of form, burning in flames." Having declared this matter, the Blessed One then declared: "This is how those foolish, ignorant people, fools, commit evil deeds and, as a result, burn as if in forest fires due to their lack of understanding." Saying this, he uttered the stanza we mentioned earlier:</w:t>
       </w:r>
     </w:p>
@@ -230,9 +203,6 @@
       <w:r>
         <w:rPr>
           <w:rFonts w:ascii="Georgia" w:hAnsi="Georgia"/>
-          <w:b w:val="0"/>
-          <w:i w:val="0"/>
-          <w:sz w:val="24"/>
         </w:rPr>
         <w:t>*Atha pāpāni kammāni – karaṃ bālo na bujjhati*</w:t>
       </w:r>
@@ -241,9 +211,6 @@
       <w:r>
         <w:rPr>
           <w:rFonts w:ascii="Georgia" w:hAnsi="Georgia"/>
-          <w:b w:val="0"/>
-          <w:i w:val="0"/>
-          <w:sz w:val="24"/>
         </w:rPr>
         <w:t>*Sehi kammehi dummedho – aggidaḍḍhova tappati*</w:t>
       </w:r>
@@ -252,9 +219,6 @@
       <w:r>
         <w:rPr>
           <w:rFonts w:ascii="Georgia" w:hAnsi="Georgia"/>
-          <w:b w:val="0"/>
-          <w:i w:val="0"/>
-          <w:sz w:val="24"/>
         </w:rPr>
         <w:t>In the Dhamma, the term '*bāla*' (fool) is not used in the sense of a young child, as we mentioned earlier, but rather the character of the fool is defined as:</w:t>
       </w:r>
@@ -263,9 +227,6 @@
       <w:r>
         <w:rPr>
           <w:rFonts w:ascii="Georgia" w:hAnsi="Georgia"/>
-          <w:b w:val="0"/>
-          <w:i w:val="0"/>
-          <w:sz w:val="24"/>
         </w:rPr>
         <w:t>*duccintitacintī, dubbhāsitabhāsī, dukkatakammakārī*</w:t>
       </w:r>
@@ -274,9 +235,6 @@
       <w:r>
         <w:rPr>
           <w:rFonts w:ascii="Georgia" w:hAnsi="Georgia"/>
-          <w:b w:val="0"/>
-          <w:i w:val="0"/>
-          <w:sz w:val="24"/>
         </w:rPr>
         <w:t>This means his thoughts are very bad, his words are bad, and his deeds are bad. It is such a person who is called a fool. Thus, such a fool, while committing evil deeds, does not know the side of their consequences. He does not know the gravity of those results. The Buddha uttered this stanza expressing the idea that committing evil deeds in this way, one is tormented by one's own deeds, just like being burnt by fire. It is recorded that upon hearing this, many people realized the paths and fruits (*magga-phala*).</w:t>
       </w:r>
@@ -285,9 +243,6 @@
       <w:r>
         <w:rPr>
           <w:rFonts w:ascii="Georgia" w:hAnsi="Georgia"/>
-          <w:b w:val="0"/>
-          <w:i w:val="0"/>
-          <w:sz w:val="24"/>
         </w:rPr>
         <w:t>Now, based on this story, there are two aspects we can take and consider as exemplary lessons. When we reflect on the behavior of the thief in this story, one is astonished. Can anger and hatred go to such lengths? Even though it was not a remark that warranted such rage, hearing the words casually spoken by the treasurer, this thief developed such intense hatred, and then, to quench that hatred, he set fires. Like one trying to extinguish fire with fire, he set fire to the treasurer's field, to his house, and even to the perfumed chamber of the Blessed One. That is how the world tries to quench hatred. There are many such examples even in this day and age. They set fires to extinguish fires. And having set fires in that manner, the final retribution is exactly of the same nature.</w:t>
       </w:r>
@@ -296,9 +251,6 @@
       <w:r>
         <w:rPr>
           <w:rFonts w:ascii="Georgia" w:hAnsi="Georgia"/>
-          <w:b w:val="0"/>
-          <w:i w:val="0"/>
-          <w:sz w:val="24"/>
         </w:rPr>
         <w:t>The Blessed One has declared that often, the retribution of a kamma bears the very same form as the kamma itself. This order of kamma is a natural law operating in the world. The Blessed One often points to the law of seeds (*bīja-niyāma*) as an analogy:</w:t>
       </w:r>
@@ -307,9 +259,6 @@
       <w:r>
         <w:rPr>
           <w:rFonts w:ascii="Georgia" w:hAnsi="Georgia"/>
-          <w:b w:val="0"/>
-          <w:i w:val="0"/>
-          <w:sz w:val="24"/>
         </w:rPr>
         <w:t>*Yādisaṃ vapate bījaṃ – tādisaṃ harate phalaṃ*</w:t>
       </w:r>
@@ -318,9 +267,6 @@
       <w:r>
         <w:rPr>
           <w:rFonts w:ascii="Georgia" w:hAnsi="Georgia"/>
-          <w:b w:val="0"/>
-          <w:i w:val="0"/>
-          <w:sz w:val="24"/>
         </w:rPr>
         <w:t>*Kalyāṇakārī kalyāṇaṃ – pāpakārī ca pāpakaṃ*</w:t>
       </w:r>
@@ -329,10 +275,8 @@
       <w:r>
         <w:rPr>
           <w:rFonts w:ascii="Georgia" w:hAnsi="Georgia"/>
-          <w:b w:val="0"/>
-          <w:i w:val="0"/>
-          <w:sz w:val="24"/>
         </w:rPr>
+        <w:lastRenderedPageBreak/>
         <w:t>The Blessed One has declared that in whatever manner one sows a seed, in that very manner does one reap its fruit. Following that, the analysis of kamma is presented: "*kalyāṇakārī kalyāṇaṃ*"—the doer of good reaps good, receiving pleasant results; "*pāpakārī ca pāpakaṃ*"—if one commits an unwholesome deed, one reaps bad results from it. Just as when a mango seed or grape seed is planted, it yields sweet fruit, whereas margosa (*kohomba*) or bitter-gourd (*karavila*) yields bitter fruit. There is such a natural order. Thus, just as he gave fire to others, the burning of fire was returned to him. In this way, one has to suffer grave retributions. There are countless such examples in the Dhamma.</w:t>
       </w:r>
     </w:p>
@@ -340,9 +284,6 @@
       <w:r>
         <w:rPr>
           <w:rFonts w:ascii="Georgia" w:hAnsi="Georgia"/>
-          <w:b w:val="0"/>
-          <w:i w:val="0"/>
-          <w:sz w:val="24"/>
         </w:rPr>
         <w:t>This was just one sight seen by Venerable Mahā Moggallāna while descending the Gijjhakūṭa mountain. A number of such sights are recorded. For instance, in one place it is mentioned that as Venerable Mahā Moggallāna was descending the Gijjhakūṭa mountain, he saw a skeleton flying through the air. A hungry ghost in the form of a skeleton. Facing that flight, hawks, crows, and vultures pecked between its ribs. This skeleton was flying about wailing. The Blessed One explained that the cause for this was that in this very city of Rājagaha, this hungry ghost had been a cattle butcher—a person who slaughtered cattle. Similarly, another account is given of another hungry ghost body flying through the air. That body had hairs that were sharp like swords. While flying, those sword-like sharp hairs would fly up and fall back piercing its own body. Meanwhile, that hungry ghost wailed and screamed. In this manner, many extraordinary sights regarding those hungry ghost realms are shown. Yet, far more terrifying than that is the suffering (*dukkha*) in hells (*niraya*) such as Avīci. The Blessed One declared that they are so extreme that there is no analogy to describe them. Hell is a vast, terrifying ocean of suffering, impossible to describe even by a Buddha's mouth. Then there is the hungry ghost realm, and then the animal realm—the animal world we see. Regarding that too, the Blessed One declared that the sufferings (*dukkha*) in the animal world are beyond description. Furthermore, even after coming to this human world, beings still suffer the results of those kammas. Yet, they do not realize that these are the kammas committed in the past. Unaware of this, they commit more and more evil deeds. Such is the terrifying situation in the world regarding these kammas. Therefore, when reflecting on these results of kamma, we must take lessons from these accounts to shape our lives—not merely treating them as ordinary stories. The Blessed One has declared this natural law of kamma in its precise manner. Other teachers of that time saw it to some extent. However, the Blessed One understood kamma and its result (*kamma-vipāka*) with utmost depth. Moreover, the Blessed One pointed out the very path to escape from this saṃsāra where kamma operates. The Blessed One presented a certain passage as a subject of meditation (*kammaṭṭhāna*):</w:t>
       </w:r>
@@ -351,9 +292,6 @@
       <w:r>
         <w:rPr>
           <w:rFonts w:ascii="Georgia" w:hAnsi="Georgia"/>
-          <w:b w:val="0"/>
-          <w:i w:val="0"/>
-          <w:sz w:val="24"/>
         </w:rPr>
         <w:t>*Kammasakohamhi kamma-dāyādo kamma-yoni kamma-bandhu kamma-paṭisaraṇo.*</w:t>
       </w:r>
@@ -362,9 +300,6 @@
       <w:r>
         <w:rPr>
           <w:rFonts w:ascii="Georgia" w:hAnsi="Georgia"/>
-          <w:b w:val="0"/>
-          <w:i w:val="0"/>
-          <w:sz w:val="24"/>
         </w:rPr>
         <w:t>*Yaṃ kammaṃ karissāmi, kalyāṇaṃ vā pāpakaṃ vā, tassa dāyādo bhavissāmi.*</w:t>
       </w:r>
@@ -373,10 +308,8 @@
       <w:r>
         <w:rPr>
           <w:rFonts w:ascii="Georgia" w:hAnsi="Georgia"/>
-          <w:b w:val="0"/>
-          <w:i w:val="0"/>
-          <w:sz w:val="24"/>
         </w:rPr>
+        <w:lastRenderedPageBreak/>
         <w:t>The Blessed One presented this as a subject of meditation, advising that one should constantly contemplate this natural law of kamma. "*Abhiṇhaṃ paccavekkhitabbaṃ*"—it should be constantly reflected upon, constantly contemplated, as a subject of meditation. Its meaning is: "I am the owner of my kamma, kamma is my inheritance, kamma is my origin, kamma is my kinsman, kamma is my refuge. Whatever kamma I shall do, whether good or evil, of that I shall be the heir." Hearing this, one might think, when it says "kamma is my inheritance" or "kamma is mine," that one can do whatever one wants. But within this lies a terrifying, urgent truth. For this is not about doing whatever one pleases. Kamma has two aspects: good and bad. Because of ignorance (*avijjā*) and craving (*taṇhā*), the saṃsāric being is inclined toward the bad side far more than the good. Therefore, there is a terrifying responsibility, a powerful responsibility regarding this kamma. When we say "kamma is mine," "kamma is my inheritance," it is the bad side we have to reflect upon more. No matter how much pleasant retribution (*sukha-vipāka*) can be obtained through these—by doing meritorious deeds—because beings are so terribly inclined towards evil, it is evil kamma that is accumulated more in saṃsāra. It is because of such a state of affairs that the Blessed One says that through constantly contemplating kamma in this manner, one can even develop a profound disenchantment toward saṃsāra. It is a terrifying responsibility to say "kamma is mine." I cannot do as I please. It is subject to that natural order, the natural law operating in the world.</w:t>
       </w:r>
     </w:p>
@@ -384,20 +317,105 @@
       <w:r>
         <w:rPr>
           <w:rFonts w:ascii="Georgia" w:hAnsi="Georgia"/>
-          <w:b w:val="0"/>
-          <w:i w:val="0"/>
-          <w:sz w:val="24"/>
         </w:rPr>
-        <w:t>Next, the Blessed One declares this regarding kamma in a deeper sense: "*Cetanāhaṃ, bhikkhave, kammaṃ vadāmi. Cetayitvā kammaṃ karoti kāyena vācāya manasā.*" How do we identify this kamma? How one gets caught up in kamma can be a question for someone. Usually, the word kamma is also applied to action. Some call even mere physical activity 'kamma'. But in this Dispensation of the Buddha, the word kamma is applied precisely to intention (*cetanā*). "I say, monks, that intention is kamma." The Blessed One declared this. Therefore, one is bound by kamma according to this intention. "*Cetanāhaṃ, bhikkhave, kammaṃ vadāmi*"—Monks, I say intention is kamma. Why? "*Cetayitvā kammaṃ karoti kāyena vācāya manasā*"—having intended, one performs kamma by body, speech, and mind, accumulating kamma. Otherwise, there is no responsibility for actions that occur involuntarily. And this responsibility exists because one takes responsibility for it. Here lies a very strange state of affairs. One takes responsibility for kamma. How does one take responsibility? Based on the feeling of 'I' and 'mine' out of ignorance (*avijjā*). That is why, when we consider the Dhamma deeply, everything is done out of ignorance. Ignorance means 'I' and 'mine'. Egoism, selfishness. 'I' and 'mine'. "Because he is angry with me, I will kill him." "Because I need to eat, I kill animals." "Because I lack wealth, I steal from others." "For my pleasure, I do other things." In this way, centering on the ego, beings are driven to these unwholesome deeds. Therefore, it is due to ignorance that those preparations (*saṅkhāra*) exist. Due to ignorance, preparations (*saṅkhāra*) are accumulated. A part of these preparations (*saṅkhāra*) is what we call kamma. Whether meritorious preparations (*puññābhisaṅkhāra*), demeritorious preparations (*apuññābhisaṅkhāra*), or imperturbable preparations (*āneñjābhisaṅkhāra*), these preparations (*saṅkhāra*) are kamma itself. When contemplated deeply, it is the most subtle aspect of kamma itself.</w:t>
+        <w:t xml:space="preserve">Next, the Blessed One declares this regarding kamma in a deeper sense: "*Cetanāhaṃ, bhikkhave, kammaṃ vadāmi. Cetayitvā kammaṃ karoti kāyena vācāya manasā.*" How do we identify this kamma? How one gets caught up in kamma can be a question for someone. Usually, the word kamma is also applied to action. Some call even mere physical activity 'kamma'. But in this Dispensation of the Buddha, the word kamma is applied precisely to intention (*cetanā*). "I say, monks, that intention is kamma." The Blessed One declared this. Therefore, one is bound by kamma according to this intention. "*Cetanāhaṃ, bhikkhave, kammaṃ vadāmi*"—Monks, I say intention is kamma. Why? "*Cetayitvā kammaṃ karoti kāyena vācāya manasā*"—having intended, one performs kamma by body, speech, and mind, accumulating kamma. Otherwise, there is no responsibility for actions that occur involuntarily. And this responsibility exists because one takes responsibility for it. Here lies a very strange state of affairs. One takes responsibility for kamma. How does one take responsibility? Based on the feeling of 'I' and 'mine' out of ignorance (*avijjā*). That is why, when we consider the Dhamma deeply, everything is done out of ignorance. Ignorance means 'I' and 'mine'. Egoism, selfishness. 'I' and 'mine'. "Because he is angry with me, I will kill him." "Because I need to eat, I kill animals." "Because I lack wealth, I steal from others." "For my pleasure, I do other things." In this way, centering on the ego, beings are driven to these unwholesome deeds. Therefore, it is due to ignorance that those </w:t>
+      </w:r>
+      <w:r>
+        <w:rPr>
+          <w:rFonts w:ascii="Georgia" w:hAnsi="Georgia"/>
+        </w:rPr>
+        <w:t>Preparations</w:t>
+      </w:r>
+      <w:r>
+        <w:rPr>
+          <w:rFonts w:ascii="Georgia" w:hAnsi="Georgia"/>
+        </w:rPr>
+        <w:t xml:space="preserve"> (*saṅkhāra*) exist. Due to ignorance, </w:t>
+      </w:r>
+      <w:r>
+        <w:rPr>
+          <w:rFonts w:ascii="Georgia" w:hAnsi="Georgia"/>
+        </w:rPr>
+        <w:t>Preparations</w:t>
+      </w:r>
+      <w:r>
+        <w:rPr>
+          <w:rFonts w:ascii="Georgia" w:hAnsi="Georgia"/>
+        </w:rPr>
+        <w:t xml:space="preserve"> (*saṅkhāra*) are accumulated. A part of these </w:t>
+      </w:r>
+      <w:r>
+        <w:rPr>
+          <w:rFonts w:ascii="Georgia" w:hAnsi="Georgia"/>
+        </w:rPr>
+        <w:t>Preparations</w:t>
+      </w:r>
+      <w:r>
+        <w:rPr>
+          <w:rFonts w:ascii="Georgia" w:hAnsi="Georgia"/>
+        </w:rPr>
+        <w:t xml:space="preserve"> (*saṅkhāra*) is what we call kamma. Whether meritorious </w:t>
+      </w:r>
+      <w:r>
+        <w:rPr>
+          <w:rFonts w:ascii="Georgia" w:hAnsi="Georgia"/>
+        </w:rPr>
+        <w:t>Preparations</w:t>
+      </w:r>
+      <w:r>
+        <w:rPr>
+          <w:rFonts w:ascii="Georgia" w:hAnsi="Georgia"/>
+        </w:rPr>
+        <w:t xml:space="preserve"> </w:t>
+      </w:r>
+      <w:r>
+        <w:rPr>
+          <w:rFonts w:ascii="Georgia" w:hAnsi="Georgia"/>
+        </w:rPr>
+        <w:lastRenderedPageBreak/>
+        <w:t xml:space="preserve">(*puññābhisaṅkhāra*), demeritorious </w:t>
+      </w:r>
+      <w:r>
+        <w:rPr>
+          <w:rFonts w:ascii="Georgia" w:hAnsi="Georgia"/>
+        </w:rPr>
+        <w:t>Preparations</w:t>
+      </w:r>
+      <w:r>
+        <w:rPr>
+          <w:rFonts w:ascii="Georgia" w:hAnsi="Georgia"/>
+        </w:rPr>
+        <w:t xml:space="preserve"> (*apuññābhisaṅkhāra*), or imperturbable </w:t>
+      </w:r>
+      <w:r>
+        <w:rPr>
+          <w:rFonts w:ascii="Georgia" w:hAnsi="Georgia"/>
+        </w:rPr>
+        <w:t>Preparations</w:t>
+      </w:r>
+      <w:r>
+        <w:rPr>
+          <w:rFonts w:ascii="Georgia" w:hAnsi="Georgia"/>
+        </w:rPr>
+        <w:t xml:space="preserve"> (*āneñjābhisaṅkhāra*), these </w:t>
+      </w:r>
+      <w:r>
+        <w:rPr>
+          <w:rFonts w:ascii="Georgia" w:hAnsi="Georgia"/>
+        </w:rPr>
+        <w:t>Preparations</w:t>
+      </w:r>
+      <w:r>
+        <w:rPr>
+          <w:rFonts w:ascii="Georgia" w:hAnsi="Georgia"/>
+        </w:rPr>
+        <w:t xml:space="preserve"> (*saṅkhāra*) are kamma itself. When contemplated deeply, it is the most subtle aspect of kamma itself.</w:t>
       </w:r>
     </w:p>
     <w:p>
       <w:r>
         <w:rPr>
           <w:rFonts w:ascii="Georgia" w:hAnsi="Georgia"/>
-          <w:b w:val="0"/>
-          <w:i w:val="0"/>
-          <w:sz w:val="24"/>
         </w:rPr>
         <w:t>In that manner, it is due to ignorance (*avijjā*) that kamma is also accumulated. Since one holds oneself responsible for it—if one is responsible for the kamma, one must also be responsible for its result. That is why, even if unwilling, one is forced to undergo the terrifying results of those evil deeds. Understanding those results, a wise person should refrain from such evil deeds. The term '*bāla*' is applied to an ignorant person. In the Dhamma, the term '*paṇḍita*' (the wise) is used for a wise person. A wise person develops faith (*saddhā*) in the Buddha, establishes right view (*sammā-diṭṭhi*), distinguishes good from bad, understands merit and demerit, wholesome (*kusala*) and unwholesome (*akusala*), and strives to live accordingly. The ordinary pseudo-intellectual, however, succumbs to intellectualism, doubting, "Can this be possible?" and sometimes resorts to evil deeds to satisfy daily needs. Such a person is referred to in the Dhamma as a '*bāla*', a fool, an ignorant person.</w:t>
       </w:r>
@@ -406,9 +424,6 @@
       <w:r>
         <w:rPr>
           <w:rFonts w:ascii="Georgia" w:hAnsi="Georgia"/>
-          <w:b w:val="0"/>
-          <w:i w:val="0"/>
-          <w:sz w:val="24"/>
         </w:rPr>
         <w:t>Therefore, the Blessed One next points out that to help one discern this kamma, there are causes for this kamma. They are called causes (*hetu*) or origins (*nidāna*). The causes for evil kamma are greed (*lobha*), hatred (*dosa*), and delusion (*moha*). There is no need to define this anew to humans, to saṃsāric beings. When saṃsāric beings look into their own minds, they can easily recognize these three defilements (*kilesa*) as a sort of triangle: greed, hatred, and delusion. Delusion is, as we mentioned earlier, ignorance (*avijjā*). That feeling of 'I' and 'mine'. "Even if a thunderbolt strikes the other, I must live"—selfishness, egoism, that intense sense of 'I' and 'mine' is delusion. Because of this, toward what I like, there is greed; toward what I oppose or dislike, there is hatred. When contemplated wisely in this manner, it is due to greed, hatred, and delusion that all the evil deeds in the world occur. Many other defilements can be added to this, but fundamentally they are greed, hatred, and delusion. Next, wholesome states are presented—the opposite of those unwholesome ones.</w:t>
       </w:r>
@@ -417,20 +432,21 @@
       <w:r>
         <w:rPr>
           <w:rFonts w:ascii="Georgia" w:hAnsi="Georgia"/>
-          <w:b w:val="0"/>
-          <w:i w:val="0"/>
-          <w:sz w:val="24"/>
         </w:rPr>
-        <w:t>Then, what can be classified under the wholesome (*kusala*) side? They are designated as non-greed (*alobha*), non-hatred (*adosa*), and non-delusion (*amoha*). Non-greed, non-hatred, and non-delusion mean that if one frees the mind from greed, even for a single moment, that moment is wholesome. That is a wholesome mind. If one detaches the mind from hatred even for a moment—now, we can see from the behavior of that treasurer that he possessed the wholesome roots of non-hatred (*adosa*) within him, whereas the thief had unwholesome roots. In this manner, we can understand it. If one detaches oneself, even for a moment, from delusion—from the feeling of 'I' and 'mine'—and thinks a thought, utters a word, or performs an action, those fall under the wholesome side. Reflecting in this manner, the Blessed One has deeply analyzed and presented this kamma to us, as well as the side of its consequences and the way to recognize it. Next, the Blessed One has pointed out several other special factors that assist in practicing this.</w:t>
+        <w:t xml:space="preserve">Then, what can be classified under the wholesome (*kusala*) side? They are designated as non-greed (*alobha*), non-hatred (*adosa*), and non-delusion (*amoha*). Non-greed, non-hatred, and non-delusion mean that if one frees the mind from greed, even for a single moment, that moment is wholesome. That is a wholesome mind. If one detaches the mind from hatred even for a moment—now, we can see from the behavior of that treasurer that he possessed the wholesome roots of non-hatred (*adosa*) within him, whereas the thief had unwholesome roots. In this manner, we can understand it. If one detaches oneself, even for a moment, from delusion—from the feeling of 'I' and 'mine'—and thinks a thought, utters a word, or performs an action, those fall under the wholesome side. Reflecting in this manner, the Blessed One has deeply analyzed and presented this kamma to us, as well as the </w:t>
+      </w:r>
+      <w:r>
+        <w:rPr>
+          <w:rFonts w:ascii="Georgia" w:hAnsi="Georgia"/>
+        </w:rPr>
+        <w:lastRenderedPageBreak/>
+        <w:t>side of its consequences and the way to recognize it. Next, the Blessed One has pointed out several other special factors that assist in practicing this.</w:t>
       </w:r>
     </w:p>
     <w:p>
       <w:r>
         <w:rPr>
           <w:rFonts w:ascii="Georgia" w:hAnsi="Georgia"/>
-          <w:b w:val="0"/>
-          <w:i w:val="0"/>
-          <w:sz w:val="24"/>
         </w:rPr>
         <w:t>What is virtue (*sīla*)? When contemplating it wisely, these precepts—especially the five basic precepts in the Dhamma—are the Five Precepts (*pañca-sīla*). These Five Precepts are just like road signs that you see when traveling on a road. In some places, it says 'drive slowly', 'dangerous curves ahead', 'steep descent ahead'—notifying the driver in this manner. What happens if the driver does not have these notifications? He will drive at the vehicle's maximum speed and plunge into a terrifying abyss. Such is this saṃsāric journey. The Blessed One has presented these Five Precepts as road signs for the being traveling on this saṃsāric journey. Why? Because among evil deeds, five are shown as extremely severe. The things that bring about terrifying consequences in saṃsāra are what are contained in the Five Precepts: killing living beings, stealing, sexual misconduct, lying, and taking intoxicants (*surā-meraya*). Through these, one falls into intense oppression, burning, and torment in saṃsāra. Therefore, the Blessed One first reminds all beings traveling on this saṃsāric journey of these Five Precepts.</w:t>
       </w:r>
@@ -439,9 +455,6 @@
       <w:r>
         <w:rPr>
           <w:rFonts w:ascii="Georgia" w:hAnsi="Georgia"/>
-          <w:b w:val="0"/>
-          <w:i w:val="0"/>
-          <w:sz w:val="24"/>
         </w:rPr>
         <w:t>Now, if one drives a vehicle ignoring those road signs, what happens? First, the vehicle veers off the road. Next, it goes into a ditch and falls down an abyss, getting shattered to pieces. In that very manner, a group of terms representing that state is mentioned in the Dhamma regarding hell: '*apāya, duggati, vinipāta, niraya*'. '*Apāya*' means falling away from the correct path. '*Duggati*' means taking the wrong path, like going down into a ditch. '*Vinipāta*' means falling headlong down an abyss. '*Niraya*' means being crushed to pieces, reaching a state where nothing is salvageable. One reaches such a state due to those evil deeds if one does not observe the Five Precepts. Virtue (*sīla*) means precepts (*sikkhāpada*). Why does one undertake and observe these precepts oneself? By recalling this daily, a person gives a certain advice to one's own mind: "Today, I must conduct myself within these Five Precepts." Just as a driver, upon seeing a road sign, reduces the speed of the vehicle if it is going too fast, or slows down if there are curves ahead. In that manner, these Five Precepts are presented as factors that help and support one in shaping one's way of life. Generally, some consider this to be a great hassle. Yet, those who think so do not say such things about the road signs on the street. If they are absent, they blame the government: "They should have placed a road sign there warning of a steep descent." But without considering such things in this saṃsāric journey, they blame the Buddhas, the Arahants, and the Sangha for telling them to observe these precepts. When they begin to burn and suffer from the consequences, only then do they realize the foolishness of what they did. That is why they are called '*bāla*', the ignorant person.</w:t>
       </w:r>
@@ -450,31 +463,36 @@
       <w:r>
         <w:rPr>
           <w:rFonts w:ascii="Georgia" w:hAnsi="Georgia"/>
-          <w:b w:val="0"/>
-          <w:i w:val="0"/>
-          <w:sz w:val="24"/>
         </w:rPr>
-        <w:t>Therefore, one must contemplate deeply based on the evidence available to us. Along with the Five Precepts, there are other related things—belonging to the ten unwholesome courses of action (*dasa-akusala*)—especially the factors concerning speech that were mentioned in the *ājīva-aṭṭhamaka-sīla* (virtue with livelihood as the eighth). Regarding speech, we usually treat a lie as a trivial thing. Slander and such things are also treated as trivial. But they bring about grave retributions. That is why the Blessed One laid down precepts to abstain from lying, slander, harsh speech, and frivolous talk. Because of these, one ruins the gift of speech—a rare inheritance—that one has received. The same applies to wrong livelihood (*micchā-ājīva*). In this day and age, such things have come to the forefront through the economy—since this is an era that forgets righteousness. But falling into ruin through such wrong livelihood—as we mentioned about the cattle butcher—there are many others. It is not only during the Buddha's time that beings existed in such hungry ghost states. In this era, because those possessing higher spiritual powers (*abhiññā*) are rare, there is no one to declare such matters. Even if there were, even the Buddha did not declare that matter until he had the witness of Venerable Mahā Moggallāna. Why did he not declare it? Lest they say, "The Buddha is lying to deceive us, creating these stories as if to fool small children," and by saying so, they would go to hell. That is why the Blessed One did not declare it. He did not declare it until the time came when Venerable Mahā Moggallāna stood as a witness to that matter. Today, it is just the same. In this era, even if someone rarely sees these things and speaks of them, they are not believed. Yet, the very people who do not believe these things, throwing away what is written in the Dhamma books as old stories, are ready to accept them with utmost reverence if a Western scientist declares something about them.</w:t>
+        <w:t xml:space="preserve">Therefore, one must contemplate deeply based on the evidence available to us. Along with the Five Precepts, there are other related things—belonging to the ten unwholesome courses of action (*dasa-akusala*)—especially the factors concerning speech that were mentioned in the *ājīva-aṭṭhamaka-sīla* (virtue with livelihood as </w:t>
+      </w:r>
+      <w:r>
+        <w:rPr>
+          <w:rFonts w:ascii="Georgia" w:hAnsi="Georgia"/>
+        </w:rPr>
+        <w:lastRenderedPageBreak/>
+        <w:t>the eighth). Regarding speech, we usually treat a lie as a trivial thing. Slander and such things are also treated as trivial. But they bring about grave retributions. That is why the Blessed One laid down precepts to abstain from lying, slander, harsh speech, and frivolous talk. Because of these, one ruins the gift of speech—a rare inheritance—that one has received. The same applies to wrong livelihood (*micchā-ājīva*). In this day and age, such things have come to the forefront through the economy—since this is an era that forgets righteousness. But falling into ruin through such wrong livelihood—as we mentioned about the cattle butcher—there are many others. It is not only during the Buddha's time that beings existed in such hungry ghost states. In this era, because those possessing higher spiritual powers (*abhiññā*) are rare, there is no one to declare such matters. Even if there were, even the Buddha did not declare that matter until he had the witness of Venerable Mahā Moggallāna. Why did he not declare it? Lest they say, "The Buddha is lying to deceive us, creating these stories as if to fool small children," and by saying so, they would go to hell. That is why the Blessed One did not declare it. He did not declare it until the time came when Venerable Mahā Moggallāna stood as a witness to that matter. Today, it is just the same. In this era, even if someone rarely sees these things and speaks of them, they are not believed. Yet, the very people who do not believe these things, throwing away what is written in the Dhamma books as old stories, are ready to accept them with utmost reverence if a Western scientist declares something about them.</w:t>
       </w:r>
     </w:p>
     <w:p>
       <w:r>
         <w:rPr>
           <w:rFonts w:ascii="Georgia" w:hAnsi="Georgia"/>
-          <w:b w:val="0"/>
-          <w:i w:val="0"/>
-          <w:sz w:val="24"/>
         </w:rPr>
-        <w:t>Although the word of the Buddha does not need any external support, in this day and age, even Western scientists have had their eyes opened regarding this kamma. You must be hearing about such matters regularly through various means. In some, a memory of past lives (*jātissara-ñāṇa*) arises during childhood. What are famous in the world as reincarnation stories are such occurrences. This is because, in childhood, some small children remember past lives—mostly how they lived in their previous life, how they died, and even the kammas they committed. Truly amazing information about them. Furthermore, through hypnosis, by putting someone into a hypnotic sleep and bringing up their past memories, Westerners have discovered ways to unearth where they lived in the past and what they did and said. These are somewhat like child's play compared to the knowledge of Buddhas and Arahants like Mahā Moggallāna. Yet, even such things are good evidence for someone in this day and age to believe with confidence. Also, about a century ago, in America—when speaking of America back then, they knew practically nothing about Buddhism, kamma, or the natural law of kamma. It was such an era of darkness. But in such a country, there was a Catholic gentleman named Edgar Cayce. That gentleman had not even heard the word kamma in his daily life. However, after entering a hypnotic trance, he gained the ability to describe his own past lives, the kammas that caused them, and the karmic retributions (*kamma-vipāka*) that caused the illnesses of the patients who came to him. The records of the illnesses of the patients who came to him are still stored in a separate library, and even professors conduct research on them and write books. To mention one or two examples, a man came with an eye condition that was close to blindness. On that occasion, Edgar Cayce declared the cause for it. He said that although medicine, social welfare activities, and meritorious deeds might alleviate the illness to a great extent, it could not be completely cured beyond that. Why? Because: "Thousands of years ago, you were born in a certain primitive tribe. What was your job? It was to blind the eyes of enemies captured by your tribe. Since you performed that duty of blinding eyes very well, your eyes cannot be cured beyond this. You cannot be freed from that blindness." Thus, Edgar Cayce determined.</w:t>
+        <w:t xml:space="preserve">Although the word of the Buddha does not need any external support, in this day and age, even Western scientists have had their eyes opened regarding this kamma. You must be hearing about such matters regularly through various means. In some, a memory of past lives (*jātissara-ñāṇa*) arises during childhood. What are famous in the world as reincarnation stories are such occurrences. This is because, in childhood, some small children remember past lives—mostly how they lived in their previous life, how they died, and even the kammas they committed. Truly amazing information about them. Furthermore, through hypnosis, by putting someone into a hypnotic sleep and bringing up their past memories, Westerners have discovered ways to unearth where they lived in the past and what they did and said. These are somewhat like child's play compared to the knowledge of Buddhas and Arahants like Mahā Moggallāna. Yet, even such things are good evidence for someone in this day and age to believe with confidence. Also, about a century ago, in America—when speaking of America back then, they knew practically nothing about Buddhism, kamma, or the natural law of kamma. It was such an era of darkness. But in such a country, there was a Catholic gentleman named Edgar Cayce. That gentleman had not even heard the word kamma in his daily life. However, after entering a hypnotic trance, he gained the ability to describe his own past lives, the kammas that caused them, and the karmic retributions (*kamma-vipāka*) that caused the illnesses of the patients who came to him. The records of the illnesses of the patients who came to him are still stored in a separate library, and even professors conduct research on them and write books. To mention one or two examples, a man came with an eye condition that was close to blindness. On that occasion, Edgar Cayce declared the </w:t>
+      </w:r>
+      <w:r>
+        <w:rPr>
+          <w:rFonts w:ascii="Georgia" w:hAnsi="Georgia"/>
+        </w:rPr>
+        <w:lastRenderedPageBreak/>
+        <w:t>cause for it. He said that although medicine, social welfare activities, and meritorious deeds might alleviate the illness to a great extent, it could not be completely cured beyond that. Why? Because: "Thousands of years ago, you were born in a certain primitive tribe. What was your job? It was to blind the eyes of enemies captured by your tribe. Since you performed that duty of blinding eyes very well, your eyes cannot be cured beyond this. You cannot be freed from that blindness." Thus, Edgar Cayce determined.</w:t>
       </w:r>
     </w:p>
     <w:p>
       <w:r>
         <w:rPr>
           <w:rFonts w:ascii="Georgia" w:hAnsi="Georgia"/>
-          <w:b w:val="0"/>
-          <w:i w:val="0"/>
-          <w:sz w:val="24"/>
         </w:rPr>
         <w:t>According to that, we can realize that the results of kamma exist in the world not only during the Buddha's time but even in this era. What is rare is those who can see them and present the facts about them with reasons. That is the situation. Therefore, next, one must consider: how do we escape from this kamma? By avoiding these unwholesome kammas, avoiding evil deeds, and traveling as much as possible on the path of Dhamma—now, most of the time, one resorts to these evil deeds because intention (*cetanā*) operates so rapidly in the mind. Now, everyone is capable of understanding whether one's intention is pure or impure, good or bad—when an intention arises, whether it is a good one or a bad one. Even if it is a bad one, some people, knowing that the bad intention is bad, continue to encourage it, acting and speaking in accordance with it. What is the cause of such an inclination? The lack of development of the mind. That is why the Blessed One declares that, without stopping at virtue (*sīla*) alone—without stopping at merely giving those road signs—the Blessed One next points out a more systematic, more beneficial, and superior path to escape from this terrifying nature of suffering (*dukkha*) in saṃsāra. The Blessed One brings forth a power for beings to escape completely from this order of kamma, from the results of kamma, and from kamma itself. What assists in this is concentration (*samādhi*) and wisdom (*paññā*). Having purified the mind with virtue, one then steadies the mind through concentration. One develops the power to keep the mind on a single object. For such a person, compared to the one mentioned earlier, when the intention moves toward the bad side, there arises a power through concentration to stop it immediately. And the power to escape even more deeply from these karmic forces arises through wisdom. Realizing the true nature of the world directly, there is nothing to be taken as 'I' and 'mine'. What is here is the state of not-self (*anattā*). This great existence of saṃsāra is itself suffering (*dukkha*), and its cause is craving (*taṇhā*). The cessation of this craving is Nibbāna. The path that helps this is the Noble Eightfold Path—this is the comprehension of the Four Noble Truths. That is what is called wisdom (*paññā*).</w:t>
       </w:r>
@@ -483,31 +501,36 @@
       <w:r>
         <w:rPr>
           <w:rFonts w:ascii="Georgia" w:hAnsi="Georgia"/>
-          <w:b w:val="0"/>
-          <w:i w:val="0"/>
-          <w:sz w:val="24"/>
         </w:rPr>
-        <w:t>If someone develops that wisdom supramundanely—if that person, at the first stage, as a Stream-enterer (*sotāpanna*), has comprehended the Four Noble Truths—a distinct change occurs in that person's intentions. To what extent is that change? It is such that they no longer commit unwholesome deeds that lead to lower realms. Usually, a person can go to hell even due to a single, grave, evil thought arising in a split second. Such is the terrifying behavior of the mind. This mind operates at a speed so rapid that it cannot be compared to any vehicle or machine in the world. If this mind, operating at such a speed, turns to the bad side even for a single moment—if a wrong thought, a wrong word, or a wrong deed is directed toward a Buddha or an Arahant—that is enough to boil in hell for aeons. Many are delighted to see a very fast vehicle. But the driver of that vehicle bears a massive responsibility. If the machinery to stop that vehicle at will is not proper, or if there are various defects, a terrible accident will occur to their lives while traveling at high speed. In the same way, regarding this mind, the Blessed One points out that due to its very rapid nature, if it is directed toward the bad side, one has to suffer severe consequences. However, the Stream-enterer has stopped the mind to some extent. Due to the power of stopping that mind, due to that realization of truth—wisdom—the Stream-enterer limits the entire saṃsāric existence to a maximum of seven births and escapes from it. This means they are born only seven more times. Not only that, but the change that occurs in that mind is so great that the wrong notion of a self, the idea that there is a soul, called the view of existing group (*sakkāya-diṭṭhi*), is removed from that person. The Stream-enterer, who has attained the fruit of stream-entry, not only receives the relief of being born only seven more times in saṃsāra, but they also cannot commit evil deeds that lead to hell. What is the reason? It is that change which occurs in the mind. Through the power of stopping the mind, and also through that wisdom, that person's attachment to deeds is reduced. The responsibility for those deeds is reduced. As we mentioned earlier, the responsibility one takes for performing a kamma is exactly the responsibility one must take for suffering its result. Therefore, while some have to suffer the consequences in hell and other places for a long time due to that view of tightly grasping 'I' and 'mine', that situation is reduced for the Stream-enterer due to that realization.</w:t>
+        <w:t xml:space="preserve">If someone develops that wisdom supramundanely—if that person, at the first stage, as a Stream-enterer (*sotāpanna*), has comprehended the Four Noble Truths—a distinct change occurs in that person's intentions. To what extent is that change? It is such that they no longer commit unwholesome deeds that lead to lower realms. Usually, a person can go to hell even due to a single, grave, evil thought arising in a split second. Such is the terrifying behavior of the mind. This mind operates at a speed so rapid that it cannot be compared to any vehicle or machine in the world. If this mind, operating at such a speed, turns to the bad side even for a single </w:t>
+      </w:r>
+      <w:r>
+        <w:rPr>
+          <w:rFonts w:ascii="Georgia" w:hAnsi="Georgia"/>
+        </w:rPr>
+        <w:lastRenderedPageBreak/>
+        <w:t>moment—if a wrong thought, a wrong word, or a wrong deed is directed toward a Buddha or an Arahant—that is enough to boil in hell for aeons. Many are delighted to see a very fast vehicle. But the driver of that vehicle bears a massive responsibility. If the machinery to stop that vehicle at will is not proper, or if there are various defects, a terrible accident will occur to their lives while traveling at high speed. In the same way, regarding this mind, the Blessed One points out that due to its very rapid nature, if it is directed toward the bad side, one has to suffer severe consequences. However, the Stream-enterer has stopped the mind to some extent. Due to the power of stopping that mind, due to that realization of truth—wisdom—the Stream-enterer limits the entire saṃsāric existence to a maximum of seven births and escapes from it. This means they are born only seven more times. Not only that, but the change that occurs in that mind is so great that the wrong notion of a self, the idea that there is a soul, called the view of existing group (*sakkāya-diṭṭhi*), is removed from that person. The Stream-enterer, who has attained the fruit of stream-entry, not only receives the relief of being born only seven more times in saṃsāra, but they also cannot commit evil deeds that lead to hell. What is the reason? It is that change which occurs in the mind. Through the power of stopping the mind, and also through that wisdom, that person's attachment to deeds is reduced. The responsibility for those deeds is reduced. As we mentioned earlier, the responsibility one takes for performing a kamma is exactly the responsibility one must take for suffering its result. Therefore, while some have to suffer the consequences in hell and other places for a long time due to that view of tightly grasping 'I' and 'mine', that situation is reduced for the Stream-enterer due to that realization.</w:t>
       </w:r>
     </w:p>
     <w:p>
       <w:r>
         <w:rPr>
           <w:rFonts w:ascii="Georgia" w:hAnsi="Georgia"/>
-          <w:b w:val="0"/>
-          <w:i w:val="0"/>
-          <w:sz w:val="24"/>
         </w:rPr>
-        <w:t>Similarly, when one becomes a Once-returner (*sakadāgāmi*) and a Non-returner (*anāgāmi*): the Once-returner comes to this world only once more. The Non-returner does not return to this world again. Reborn in the Brahma world, they attain final Nibbāna (*pariNibbāna) there itself. For the Arahant, there is no birth (*jāti*) after this. Yet, such is the influence of kamma that they still have to undergo some retribution in this very life as kamma to be experienced in the present life (*diṭṭhadhamma-vedanīya*). Due to past kammas or certain kammas committed in this very life, they must undergo those retributions that are to be experienced only in this present life. From this, we can see on one hand how powerful kamma is. Even Buddhas and Arahants had to undergo their retributions, as results of past kammas. You must have often heard of Venerable Mahā Moggallāna, a monk of such great psychic power, yet in the end, five hundred bandits crushed his bones, and he had to pass away into final Nibbāna. Why? Because in the very distant past, he had beaten and killed his parents. Accordingly, one can understand the terrifying nature of this kamma on one hand. On the other hand, what we must reflect upon is this wondrous path pointed out by the Blessed One to escape from that kamma. In this world, there are two wheels: the wheel of kamma and the wheel of Dhamma. It is this wheel of kamma that operates in the most terrifying manner in the world. No being caught in it has any escape from that law of kamma. In whatever manner they perform kamma, in that very manner they have to suffer terrifying retributions. But the Blessed One points out the wheel of Dhamma. As we explained earlier, by walking on this Noble Eightfold Path, avoiding unwholesome states and walking on the wholesome path, purifying body and speech with virtue, calming the mind with concentration, and then seeing the true nature of this world with insight-wisdom—if someone has comprehended the three characteristics of impermanent (*anicca*), suffering (*dukkha*), and not-self (*anattā*) at the first level of Stream-entry—that person escapes from those unwholesome kammas that lead to hell, and is born only seven more times. Then, going gradually in that manner, the Arahant finally puts an end to this entire saṃsāric existence and attains that supreme realization of Nibbāna.</w:t>
+        <w:t xml:space="preserve">Similarly, when one becomes a Once-returner (*sakadāgāmi*) and a Non-returner (*anāgāmi*): the Once-returner comes to this world only once more. The Non-returner does not return to this world again. Reborn in the Brahma world, they attain final Nibbāna (*pariNibbāna) there itself. For the Arahant, there is no birth (*jāti*) after this. Yet, such is the influence of kamma that they still have to undergo some retribution in this very life as kamma to be experienced in the present life (*diṭṭhadhamma-vedanīya*). Due to past kammas or certain kammas committed in this very life, they must undergo those retributions that are to be experienced only in this present life. From this, we can see on one hand how powerful kamma is. Even Buddhas and Arahants had to undergo their retributions, as results of past kammas. You must have often heard of Venerable Mahā Moggallāna, a monk of such great psychic power, yet in the end, five hundred bandits crushed his bones, and he had to pass away into final Nibbāna. Why? Because in the very distant past, he had beaten and killed his parents. Accordingly, one can understand the terrifying nature of this kamma on one hand. On the other hand, what we must reflect upon is this wondrous path pointed out by the Blessed One to escape from that kamma. In this world, there are two wheels: the wheel of kamma and the wheel of Dhamma. It is this wheel of kamma that operates in the most terrifying manner in the world. No being caught in it has any escape from that law of kamma. In whatever manner they perform kamma, in that very manner they have to suffer terrifying retributions. But the Blessed One </w:t>
+      </w:r>
+      <w:r>
+        <w:rPr>
+          <w:rFonts w:ascii="Georgia" w:hAnsi="Georgia"/>
+        </w:rPr>
+        <w:lastRenderedPageBreak/>
+        <w:t>points out the wheel of Dhamma. As we explained earlier, by walking on this Noble Eightfold Path, avoiding unwholesome states and walking on the wholesome path, purifying body and speech with virtue, calming the mind with concentration, and then seeing the true nature of this world with insight-wisdom—if someone has comprehended the three characteristics of impermanent (*anicca*), suffering (*dukkha*), and not-self (*anattā*) at the first level of Stream-entry—that person escapes from those unwholesome kammas that lead to hell, and is born only seven more times. Then, going gradually in that manner, the Arahant finally puts an end to this entire saṃsāric existence and attains that supreme realization of Nibbāna.</w:t>
       </w:r>
     </w:p>
     <w:p>
       <w:r>
         <w:rPr>
           <w:rFonts w:ascii="Georgia" w:hAnsi="Georgia"/>
-          <w:b w:val="0"/>
-          <w:i w:val="0"/>
-          <w:sz w:val="24"/>
         </w:rPr>
         <w:t>Therefore, you devotees must contemplate accordingly. One must not think of this kamma as mere stories in old books, that they are lies or exaggerated fabrications. These are wondrous, yet true. For the natural laws operating in this universe, the things we see, sometimes appear very small. When we look at the sky, we see small stars—tiny specks of stars. Yet when scientists describe their actual size, we see stars in a different light. Such wondrous things exist all around us. When scientists describe the size of a star, the size of this moon in the sky, the size of the sun, we believe them because they are scientists. Likewise, how massive are the things that appear small to us in reality? When one reflects on what the Blessed One declared regarding time and space, a great spiritual urgency arises. For such a long time, across such vast space, we have traveled in saṃsāra as beings, haven't we? The Blessed One has declared that no beginning can be seen to this saṃsāra. Covered by ignorance (*avijjā*) and bound by craving (*taṇhā*) due to not knowing the Four Noble Truths, the duration of beings traveling in this saṃsāra cannot be fully described even by a Buddha. It is so endless that it cannot be fully told. The Blessed One brings to light such a wondrous state of affairs that arouses spiritual urgency in one. Even if we do not believe in these Dhamma matters, we proudly proclaim what scientists and astronomers say as great wonders. Sights far more wondrous have been declared by the Blessed One regarding this saṃsāra. In truth, the comprehension of those external things, what has been revealed about them, is mostly used by the world on the unwholesome side—inclining more and more toward fivefold sensual pleasures (*pañca-kāma*) to cultivate this world.</w:t>
       </w:r>
@@ -516,20 +539,21 @@
       <w:r>
         <w:rPr>
           <w:rFonts w:ascii="Georgia" w:hAnsi="Georgia"/>
-          <w:b w:val="0"/>
-          <w:i w:val="0"/>
-          <w:sz w:val="24"/>
         </w:rPr>
-        <w:t>The Blessed One has declared, "*Na siyā lokavaḍḍhano*"—one should not be a world-cultivator. What needs to be done is not the cultivation of the world, but escaping from the world, escaping from this saṃsāra. It is that which helps to escape from saṃsāra that the Buddhas have declared in this Dhamma. That is what is called this wheel of Dhamma. The power of this wheel of kamma can be broken only by the wheel of Dhamma. Therefore, we must reflect, we must indeed question ourselves: are we going to keep spinning the wheel of kamma in this saṃsāra for an infinite time, or are we going to strive to turn the wheel of Dhamma, declared by the Blessed One, within our own minds? Turning the wheel of Dhamma means, as mentioned, to discipline body and speech to settle our minds, by undertaking as a starting point a certain virtue (*sīla*)—whether the Five Precepts, these Uposatha Eight Precepts, or the Ten Precepts—and striving to observe them properly day by day. Through the peace gained from calming body and speech, one then strives to anchor this wandering mind on a single thought through concentration (*samādhi*), using a subject of meditation (*kammaṭṭhāna*) such as thoughts of loving-kindness (*mettā*), mindfulness of breathing (*ānāpānasati*) which directs the mind to the in-breaths and out-breaths, contemplation of foulness (*asubha-bhāvanā*), or mindfulness of death (*maraṇasati*). The concentration gained from this gives one an understanding of the entire power of the mind. "There is such immense power in my mind, isn't there? I did not understand this all this time; I was utilizing only a tiny fraction of it," such an understanding arises if one is somehow able to bring forth concentration.</w:t>
+        <w:t xml:space="preserve">The Blessed One has declared, "*Na siyā lokavaḍḍhano*"—one should not be a world-cultivator. What needs to be done is not the cultivation of the world, but escaping from the world, escaping from this saṃsāra. It is that which helps to escape from saṃsāra that the Buddhas have declared in this Dhamma. That is what is called this wheel of Dhamma. The power of this wheel of kamma can be broken only by the wheel of Dhamma. Therefore, we must reflect, we must indeed question ourselves: are we going to keep spinning the wheel of kamma in this saṃsāra for an infinite time, or are we going to strive to turn the wheel of Dhamma, declared by the Blessed One, within our own minds? Turning the wheel of Dhamma means, as mentioned, to discipline body and speech to settle our minds, by undertaking as a starting point a certain virtue (*sīla*)—whether the Five Precepts, these Uposatha Eight Precepts, or the Ten Precepts—and striving to observe them properly day by day. Through the </w:t>
+      </w:r>
+      <w:r>
+        <w:rPr>
+          <w:rFonts w:ascii="Georgia" w:hAnsi="Georgia"/>
+        </w:rPr>
+        <w:lastRenderedPageBreak/>
+        <w:t>peace gained from calming body and speech, one then strives to anchor this wandering mind on a single thought through concentration (*samādhi*), using a subject of meditation (*kammaṭṭhāna*) such as thoughts of loving-kindness (*mettā*), mindfulness of breathing (*ānāpānasati*) which directs the mind to the in-breaths and out-breaths, contemplation of foulness (*asubha-bhāvanā*), or mindfulness of death (*maraṇasati*). The concentration gained from this gives one an understanding of the entire power of the mind. "There is such immense power in my mind, isn't there? I did not understand this all this time; I was utilizing only a tiny fraction of it," such an understanding arises if one is somehow able to bring forth concentration.</w:t>
       </w:r>
     </w:p>
     <w:p>
       <w:r>
         <w:rPr>
           <w:rFonts w:ascii="Georgia" w:hAnsi="Georgia"/>
-          <w:b w:val="0"/>
-          <w:i w:val="0"/>
-          <w:sz w:val="24"/>
         </w:rPr>
         <w:t>And it does not stop there. Why do we steady this mind? It is to comprehend the true nature of this life of mine, of the world. It is to escape from this saṃsāra. The fundamental matter that helps in this has been pointed out by the Blessed One as the Four Noble Truths. This entire saṃsāra—including gods, deities, and Brahmas, and those beings said to be enjoying pleasure—is suffering (*dukkha*). Why is it suffering? Because all these things are impermanent (*anicca*). Nothing can be kept in a permanent state. Whatever is impermanent, because of that very quality, because of its unstable nature, brings about suffering. It is suffering. In that nature of suffering, there is that changing thing which cannot be kept under one's control as 'I' and 'mine'; there is a state in the world that cannot be governed by oneself. Therefore, the Blessed One pointed out three characteristics: impermanent (*anicca*), suffering (*dukkha*), and not-self (*anattā*). When contemplating wisely, these characteristics can be seen in everything in the world. One must strive to develop the eye capable of seeing these characteristics. That eye is called the 'eye of insight' (*vipassanā-cakkhu*). Insight (*vipassanā*) means seeing through. To facilitate that seeing, various instruments have been invented in the world in this day and age. There are microscopes to see extremely small things magnified. Microscopes, and telescopes to see far. All of these are things done through external instruments. But this insight is the seeing of the true nature of the world, as pointed out by the Blessed One, by purifying one's own mind. What helps in that is constantly contemplating the arising and passing away of things in the world. Everyone can do this according to their own capacity: our in-breaths and out-breaths, the way parts of our body arise and pass away, the fate of the food and drink we consume, the fate of the expensive clothes we buy at various shops. In everything—the fate of our small children whom we cuddle so much. Then they grow up gradually, reach old age, walk with walking sticks, and finally, just like lifting a small child, when they reach old age as grandpas and grandmas, they have to be lifted.</w:t>
       </w:r>
@@ -538,20 +562,21 @@
       <w:r>
         <w:rPr>
           <w:rFonts w:ascii="Georgia" w:hAnsi="Georgia"/>
-          <w:b w:val="0"/>
-          <w:i w:val="0"/>
-          <w:sz w:val="24"/>
         </w:rPr>
-        <w:t>Such a state of affairs exists in the world. One must contemplate them constantly. Through that, the true nature of this world becomes visible, bringing about a certain disenchantment (*nibbidā*) toward this saṃsāra—many do not like the word disenchantment—but to the extent that a certain disenchantment toward saṃsāra arises, to that extent all that insight-wisdom (*vipassanā-paññā*)—that wisdom—is developed. The power to escape from saṃsāra is sharpened within oneself. In that manner, practicing insight in the past, lay disciples, no matter how poor their livelihood or how uneducated they were, by thinking in accordance with the Dhamma, and developing virtue, concentration, and wisdom to the best of their ability, even attained supramundane path states—Stream-entry, Once-returning, Non-returning, and Arahantship—right in their own homes, as recorded in the Dhamma.</w:t>
+        <w:t xml:space="preserve">Such a state of affairs exists in the world. One must contemplate them constantly. Through that, the true nature of this world becomes visible, bringing about a certain disenchantment (*nibbidā*) toward this saṃsāra—many do not like the word disenchantment—but to the extent that a certain disenchantment toward saṃsāra arises, to that extent all that insight-wisdom (*vipassanā-paññā*)—that wisdom—is developed. The power to escape from saṃsāra is sharpened within oneself. In that </w:t>
+      </w:r>
+      <w:r>
+        <w:rPr>
+          <w:rFonts w:ascii="Georgia" w:hAnsi="Georgia"/>
+        </w:rPr>
+        <w:lastRenderedPageBreak/>
+        <w:t>manner, practicing insight in the past, lay disciples, no matter how poor their livelihood or how uneducated they were, by thinking in accordance with the Dhamma, and developing virtue, concentration, and wisdom to the best of their ability, even attained supramundane path states—Stream-entry, Once-returning, Non-returning, and Arahantship—right in their own homes, as recorded in the Dhamma.</w:t>
       </w:r>
     </w:p>
     <w:p>
       <w:r>
         <w:rPr>
           <w:rFonts w:ascii="Georgia" w:hAnsi="Georgia"/>
-          <w:b w:val="0"/>
-          <w:i w:val="0"/>
-          <w:sz w:val="24"/>
         </w:rPr>
         <w:t>Therefore, why did you devotees listen so much about kamma? It is to escape from this kamma. Remembering that the Dhamma is what helps to escape from this kamma, today on this Poya day, this devout gathering has undertaken a valuable virtue, the *ājīva-aṭṭhamaka-sīla*, and has focused the mind on the Dhamma, listening to it for this long. The merit of listening to the Dhamma (*dhamma-savanamaya-kusala*) is a certain growth that occurs within our mind. If we describe this growth in terms of qualities, we can show that the mind grew in faith (*saddhā*). It is with great faith that you devotees came to this place to listen to the Dhamma. Next, according to that faith, for this long—a certain energy (*viriya*) that enabled you to sit on the ground like this—with the determination that "somehow I must listen to this Dhamma," you generated energy. That too is a state arisen in the mind. Faith, energy, and then while listening to the Dhamma, you applied mindfulness (*sati*) to pay attention to every single word. Next, when that mindfulness was applied for a long time, for about an hour, a certain degree of concentration (*samādhi*), one-pointedness of mind, arose. Through that one-pointedness, deep understandings arise regarding the things you heard and read, even if heard repeatedly. That is what is called wisdom (*paññā*). In this manner, you should rejoice that you had the opportunity to deposit within your minds, in varying measures, the spiritual faculties and powers (*indriya* and *bala*)—faith, energy, mindfulness, concentration, and wisdom—which assist in attaining Nibbāna.</w:t>
       </w:r>
@@ -560,9 +585,6 @@
       <w:r>
         <w:rPr>
           <w:rFonts w:ascii="Georgia" w:hAnsi="Georgia"/>
-          <w:b w:val="0"/>
-          <w:i w:val="0"/>
-          <w:sz w:val="24"/>
         </w:rPr>
         <w:t>Therefore, today, this meritorious group, without postponing to the future the strength gained through turning to the Dhamma, must bring the Dhamma closer to daily life to sharpen it further within this very life. Although Western countries have highly developed other external economic matters and become prosperous, they have realized the value of the Dhamma. No matter how much wealth humans have accumulated in those foreign lands, having become mentally unstable, turning to drugs, and falling into various other terrifying disasters, they are now searching for the Dhamma. In contrast, the people of our country are throwing away this Dhamma of ours, chasing after all those conditions coming from the West, and heading toward the path of decline. In such an era, you wise devotees should rejoice, thinking that today you spent this hour to nourish your minds with the Dhamma, to escape from saṃsāric suffering (*dukkha*), and to develop within yourselves the strength to realize the supreme Dhamma of Nibbāna.</w:t>
       </w:r>
@@ -571,30 +593,25 @@
       <w:r>
         <w:rPr>
           <w:rFonts w:ascii="Georgia" w:hAnsi="Georgia"/>
-          <w:b w:val="0"/>
-          <w:i w:val="0"/>
-          <w:sz w:val="24"/>
         </w:rPr>
-        <w:t>Now, you must resolve, especially that through the blessings of listening to this Dhamma, may you have the strength and power to develop virtue, concentration, and wisdom, not in the future but in this very life, and realize as soon as possible the path and fruit realizations of Stream-entry, Once-returning, Non-returning, and Arahantship, thereby finding peace in the supreme, deathless, great Nibbāna. You should make that aspiration. Likewise, we now share with the world this store of merit accumulated through the preaching and listening of the Dhamma. There are those who know the value of these merits, even if our ordinary world does not. May the assembly of gods and Brahmas, the assembly of Sasana-protecting deities and Brahmas, and whatever deities reside over this place, share in this merit of preaching and listening to the Dhamma accumulated by us during this hour. Having shared in it, may they find peace in the supreme, deathless, great Nibbāna through whatever Bodhi (awakening) they have aspired for! We should also make the aspiration: "May they protect us and the Sasana!" Similarly, may all beings from Avīci up to Akaniṭṭha, including our departed relatives, share in this merit of our preaching and listening to the Dhamma, and if they are in any woeful states, may they be released from them, reach happy states, walk on the path of Dhamma, and through the realization of the paths and fruits of Stream-entry, Once-returning, Non-returning, and Arahantship, or through their aspired Bodhi, escape from this terrifying saṃsāric suffering (*dukkha*) and find peace in the supreme, deathless, great Nibbāna! Having made such an aspiration, now recite those stanzas and transfer the merits.</w:t>
+        <w:t xml:space="preserve">Now, you must resolve, especially that through the blessings of listening to this Dhamma, may you have the strength and power to develop virtue, concentration, and wisdom, not in the future but in this very life, and realize as soon as possible the path </w:t>
+      </w:r>
+      <w:r>
+        <w:rPr>
+          <w:rFonts w:ascii="Georgia" w:hAnsi="Georgia"/>
+        </w:rPr>
+        <w:lastRenderedPageBreak/>
+        <w:t>and fruit realizations of Stream-entry, Once-returning, Non-returning, and Arahantship, thereby finding peace in the supreme, deathless, great Nibbāna. You should make that aspiration. Likewise, we now share with the world this store of merit accumulated through the preaching and listening of the Dhamma. There are those who know the value of these merits, even if our ordinary world does not. May the assembly of gods and Brahmas, the assembly of Sasana-protecting deities and Brahmas, and whatever deities reside over this place, share in this merit of preaching and listening to the Dhamma accumulated by us during this hour. Having shared in it, may they find peace in the supreme, deathless, great Nibbāna through whatever Bodhi (awakening) they have aspired for! We should also make the aspiration: "May they protect us and the Sasana!" Similarly, may all beings from Avīci up to Akaniṭṭha, including our departed relatives, share in this merit of our preaching and listening to the Dhamma, and if they are in any woeful states, may they be released from them, reach happy states, walk on the path of Dhamma, and through the realization of the paths and fruits of Stream-entry, Once-returning, Non-returning, and Arahantship, or through their aspired Bodhi, escape from this terrifying saṃsāric suffering (*dukkha*) and find peace in the supreme, deathless, great Nibbāna! Having made such an aspiration, now recite those stanzas and transfer the merits.</w:t>
       </w:r>
     </w:p>
     <w:p>
       <w:r>
         <w:rPr>
           <w:rFonts w:ascii="Georgia" w:hAnsi="Georgia"/>
-          <w:b w:val="0"/>
-          <w:i w:val="0"/>
-          <w:sz w:val="24"/>
         </w:rPr>
         <w:t>“*Ettāvatā ca amhehi.........*”</w:t>
       </w:r>
     </w:p>
-    <w:sectPr>
-      <w:pgSz w:w="12240" w:h="15840"/>
-      <w:pgMar w:top="1440" w:right="1800" w:bottom="1440" w:left="1800" w:header="720" w:footer="720" w:gutter="0"/>
-      <w:cols w:space="720"/>
-      <w:docGrid w:linePitch="360"/>
-    </w:sectPr>
   </w:body>
 </w:document>
 </file>
